--- a/thesis/Kontos_Petros_template_thesis_v2_ΜΠ.docx
+++ b/thesis/Kontos_Petros_template_thesis_v2_ΜΠ.docx
@@ -1419,11 +1419,33 @@
           <w:lang w:val="en-US"/>
         </w:rPr>
       </w:pPr>
+      <w:ins w:id="5" w:author="Petros Kontos" w:date="2026-09-18T11:45:00Z" w16du:dateUtc="2026-09-18T08:45:00Z">
+        <w:r>
+          <w:rPr>
+            <w:lang w:val="en-GB"/>
+          </w:rPr>
+          <w:t>The study focused on the evaluation of individual classification models.</w:t>
+        </w:r>
+        <w:r>
+          <w:rPr>
+            <w:lang w:val="en-GB"/>
+          </w:rPr>
+          <w:t xml:space="preserve"> </w:t>
+        </w:r>
+      </w:ins>
+      <w:del w:id="6" w:author="Petros Kontos" w:date="2026-09-18T11:45:00Z" w16du:dateUtc="2026-09-18T08:45:00Z">
+        <w:r>
+          <w:rPr>
+            <w:lang w:val="en-GB"/>
+          </w:rPr>
+          <w:delText xml:space="preserve">This work was based on the study by Kyathanahally et al. and focused on evaluating individual classification models. </w:delText>
+        </w:r>
+      </w:del>
       <w:r>
         <w:rPr>
           <w:lang w:val="en-GB"/>
         </w:rPr>
-        <w:t>This work was based on the study by Kyathanahally et al. and focused on evaluating individual classification models. The models examined included EfficientNetB2, MobileNetV1, a simple convolutional network comprising four convolutional blocks, and a more recent architecture, ConvNeXtBase. Before training, the data split was verified and cleaned. Following the removal of duplicate records, a total of 17,940 unique images across 35 classes were used.</w:t>
+        <w:t>The models examined included EfficientNetB2, MobileNetV1, a simple convolutional network comprising four convolutional blocks, and a more recent architecture, ConvNeXtBase. Before training, the data split was verified and cleaned. Following the removal of duplicate records, a total of 17,940 unique images across 35 classes were used.</w:t>
       </w:r>
     </w:p>
     <w:p>
@@ -1436,20 +1458,58 @@
         <w:rPr>
           <w:lang w:val="en"/>
         </w:rPr>
-        <w:t>The models were trained using various strategies</w:t>
-      </w:r>
+        <w:t xml:space="preserve">The models were trained using </w:t>
+      </w:r>
+      <w:del w:id="7" w:author="Petros Kontos" w:date="2026-09-18T11:45:00Z" w16du:dateUtc="2026-09-18T08:45:00Z">
+        <w:r>
+          <w:rPr>
+            <w:lang w:val="en"/>
+          </w:rPr>
+          <w:delText xml:space="preserve">various </w:delText>
+        </w:r>
+      </w:del>
+      <w:ins w:id="8" w:author="Petros Kontos" w:date="2026-09-18T11:45:00Z" w16du:dateUtc="2026-09-18T08:45:00Z">
+        <w:r>
+          <w:rPr>
+            <w:lang w:val="en"/>
+          </w:rPr>
+          <w:t>different</w:t>
+        </w:r>
+        <w:r>
+          <w:rPr>
+            <w:lang w:val="en"/>
+          </w:rPr>
+          <w:t xml:space="preserve"> </w:t>
+        </w:r>
+      </w:ins>
       <w:r>
         <w:rPr>
-          <w:lang w:val="en-GB"/>
+          <w:lang w:val="en"/>
         </w:rPr>
-        <w:t xml:space="preserve"> </w:t>
-      </w:r>
-      <w:r>
-        <w:rPr>
-          <w:lang w:val="en-US"/>
-        </w:rPr>
-        <w:t xml:space="preserve">like </w:t>
-      </w:r>
+        <w:t>strategies</w:t>
+      </w:r>
+      <w:ins w:id="9" w:author="Petros Kontos" w:date="2026-09-18T11:46:00Z" w16du:dateUtc="2026-09-18T08:46:00Z">
+        <w:r>
+          <w:rPr>
+            <w:lang w:val="en-GB"/>
+          </w:rPr>
+          <w:t>, including</w:t>
+        </w:r>
+      </w:ins>
+      <w:del w:id="10" w:author="Petros Kontos" w:date="2026-09-18T11:46:00Z" w16du:dateUtc="2026-09-18T08:46:00Z">
+        <w:r>
+          <w:rPr>
+            <w:lang w:val="en-GB"/>
+          </w:rPr>
+          <w:delText xml:space="preserve"> </w:delText>
+        </w:r>
+        <w:r>
+          <w:rPr>
+            <w:lang w:val="en-US"/>
+          </w:rPr>
+          <w:delText xml:space="preserve">like </w:delText>
+        </w:r>
+      </w:del>
       <w:r>
         <w:rPr>
           <w:lang w:val="en"/>
@@ -1466,7 +1526,7 @@
         <w:rPr>
           <w:lang w:val="en"/>
         </w:rPr>
-        <w:t>without pre-trained weights</w:t>
+        <w:t>without pretrained weights</w:t>
       </w:r>
       <w:r>
         <w:rPr>
@@ -1562,8 +1622,8 @@
         <w:lastRenderedPageBreak/>
         <w:t>Πίνακας περιεχομένων</w:t>
       </w:r>
-      <w:bookmarkStart w:id="5" w:name="_Toc381521109"/>
-      <w:bookmarkStart w:id="6" w:name="_Toc460230407"/>
+      <w:bookmarkStart w:id="11" w:name="_Toc381521109"/>
+      <w:bookmarkStart w:id="12" w:name="_Toc460230407"/>
     </w:p>
     <w:sdt>
       <w:sdtPr>
@@ -6366,7 +6426,21 @@
                 <w:rStyle w:val="-"/>
                 <w:noProof/>
               </w:rPr>
-              <w:t>ConvNeXtBase</w:t>
+              <w:t>ConvNeX</w:t>
+            </w:r>
+            <w:r>
+              <w:rPr>
+                <w:rStyle w:val="-"/>
+                <w:noProof/>
+              </w:rPr>
+              <w:t>t</w:t>
+            </w:r>
+            <w:r>
+              <w:rPr>
+                <w:rStyle w:val="-"/>
+                <w:noProof/>
+              </w:rPr>
+              <w:t>Base</w:t>
             </w:r>
             <w:r>
               <w:rPr>
@@ -8088,26 +8162,26 @@
       <w:pPr>
         <w:pStyle w:val="1"/>
       </w:pPr>
-      <w:bookmarkStart w:id="7" w:name="_Toc5107557"/>
-      <w:bookmarkStart w:id="8" w:name="_Toc240123182"/>
-      <w:bookmarkEnd w:id="5"/>
-      <w:bookmarkEnd w:id="6"/>
+      <w:bookmarkStart w:id="13" w:name="_Toc5107557"/>
+      <w:bookmarkStart w:id="14" w:name="_Toc240123182"/>
+      <w:bookmarkEnd w:id="11"/>
+      <w:bookmarkEnd w:id="12"/>
       <w:r>
         <w:lastRenderedPageBreak/>
         <w:t>Εισαγωγή</w:t>
       </w:r>
-      <w:bookmarkEnd w:id="7"/>
-      <w:bookmarkEnd w:id="8"/>
+      <w:bookmarkEnd w:id="13"/>
+      <w:bookmarkEnd w:id="14"/>
     </w:p>
     <w:p>
       <w:pPr>
         <w:pStyle w:val="2"/>
       </w:pPr>
-      <w:bookmarkStart w:id="9" w:name="_Toc240123183"/>
+      <w:bookmarkStart w:id="15" w:name="_Toc240123183"/>
       <w:r>
         <w:t>Αυτοματοποιημένη παρακολούθηση πλαγκτού</w:t>
       </w:r>
-      <w:bookmarkEnd w:id="9"/>
+      <w:bookmarkEnd w:id="15"/>
     </w:p>
     <w:p>
       <w:pPr>
@@ -8118,11 +8192,11 @@
           <w:szCs w:val="40"/>
         </w:rPr>
       </w:pPr>
-      <w:bookmarkStart w:id="10" w:name="_Toc5107559"/>
+      <w:bookmarkStart w:id="16" w:name="_Toc5107559"/>
       <w:r>
         <w:t xml:space="preserve">Το </w:t>
       </w:r>
-      <w:commentRangeStart w:id="11"/>
+      <w:commentRangeStart w:id="17"/>
       <w:r>
         <w:t xml:space="preserve">πλαγκτόν αποτελεί θεμελιώδες συστατικό της βιόσφαιρας της </w:t>
       </w:r>
@@ -8132,14 +8206,14 @@
       <w:r>
         <w:t>ης</w:t>
       </w:r>
-      <w:commentRangeEnd w:id="11"/>
+      <w:commentRangeEnd w:id="17"/>
       <w:r>
         <w:rPr>
           <w:rStyle w:val="af1"/>
           <w:sz w:val="22"/>
           <w:szCs w:val="20"/>
         </w:rPr>
-        <w:commentReference w:id="11"/>
+        <w:commentReference w:id="17"/>
       </w:r>
       <w:r>
         <w:t>. Περιλαμβάνει υδρόβιους οργανισμούς, από μικροσκοπικά βακτήρια και μικροφύκη έως προνύμφες ασπόνδυλων και σπονδυλωτών οργανισμών. Συμβάλλει στην πρωτογενή παραγωγή, στη δέσμευση του ατμοσφαιρικού άνθρακα και στην παραγωγή οξυγόνου, ενώ παράλληλα αποτελεί σημαντική πηγή οργανικής ύλης και ενέργειας για τα ανώτερα τροφικά επίπεδα των υδάτινων οικοσυστημάτων. Οι πλαγκτονικοί οργανισμοί έχουν συνήθως μικρό μέγεθος και σύντομη διάρκεια ζωής. Παράλληλα, εμφανίζουν έντονη ευαισθησία στις περιβαλλοντικές συνθήκες, γεγονός που καθιστά την ποικιλομορφία και την αφθονία τους εξαιρετικά σημαντικούς δείκτες περιβαλλοντικής αλλαγής και υγείας του οικοσυστήματος. Κατά συνέπεια, οι μεταβολές στους πληθυσμούς τους επηρεάζουν άμεσα τη βιοποικιλότητα, και η συστηματική καταγραφή τους μπορεί να χρησιμοποιηθεί ως μέσο παρακολούθησης των περιβαλλοντικών μεταβολών [1].</w:t>
@@ -8187,21 +8261,21 @@
       <w:r>
         <w:t xml:space="preserve"> [</w:t>
       </w:r>
-      <w:commentRangeStart w:id="12"/>
+      <w:commentRangeStart w:id="18"/>
       <w:r>
         <w:t>8</w:t>
       </w:r>
       <w:r>
         <w:t>]</w:t>
       </w:r>
-      <w:commentRangeEnd w:id="12"/>
+      <w:commentRangeEnd w:id="18"/>
       <w:r>
         <w:rPr>
           <w:rStyle w:val="af1"/>
           <w:sz w:val="22"/>
           <w:szCs w:val="20"/>
         </w:rPr>
-        <w:commentReference w:id="12"/>
+        <w:commentReference w:id="18"/>
       </w:r>
       <w:r>
         <w:t xml:space="preserve">. </w:t>
@@ -8243,7 +8317,7 @@
       </w:r>
     </w:p>
     <w:p>
-      <w:del w:id="13" w:author="Petros Kontos" w:date="2026-09-17T12:29:00Z" w16du:dateUtc="2026-09-17T09:29:00Z">
+      <w:del w:id="19" w:author="Petros Kontos" w:date="2026-09-17T12:29:00Z" w16du:dateUtc="2026-09-17T09:29:00Z">
         <w:r>
           <w:delText>.</w:delText>
         </w:r>
@@ -8275,7 +8349,7 @@
       <w:r>
         <w:t xml:space="preserve"> είτε μεταξύ των υποσυνόλων.  Οι διπλές εγγραφές αφαιρέθηκαν ώστε μια εικόνα να περιλαμβάνεται μια φορά στον τελικό διαχωρισμό. </w:t>
       </w:r>
-      <w:del w:id="14" w:author="Petros Kontos" w:date="2026-09-15T19:53:00Z" w16du:dateUtc="2026-09-15T16:53:00Z">
+      <w:del w:id="20" w:author="Petros Kontos" w:date="2026-09-15T19:53:00Z" w16du:dateUtc="2026-09-15T16:53:00Z">
         <w:r>
           <w:delText xml:space="preserve"> </w:delText>
         </w:r>
@@ -8288,12 +8362,12 @@
       <w:pPr>
         <w:pStyle w:val="2"/>
       </w:pPr>
-      <w:bookmarkStart w:id="15" w:name="_Toc240123184"/>
+      <w:bookmarkStart w:id="21" w:name="_Toc240123184"/>
       <w:r>
         <w:t>Οργάνωση του τόμου</w:t>
       </w:r>
-      <w:bookmarkEnd w:id="10"/>
-      <w:bookmarkEnd w:id="15"/>
+      <w:bookmarkEnd w:id="16"/>
+      <w:bookmarkEnd w:id="21"/>
     </w:p>
     <w:p>
       <w:r>
@@ -8314,7 +8388,7 @@
       <w:pPr>
         <w:rPr>
           <w:lang w:val="en-US"/>
-          <w:rPrChange w:id="16" w:author="Petros Kontos" w:date="2026-09-15T15:55:00Z" w16du:dateUtc="2026-09-15T12:55:00Z">
+          <w:rPrChange w:id="22" w:author="Petros Kontos" w:date="2026-09-15T15:55:00Z" w16du:dateUtc="2026-09-15T12:55:00Z">
             <w:rPr/>
           </w:rPrChange>
         </w:rPr>
@@ -8371,41 +8445,319 @@
       <w:pPr>
         <w:pStyle w:val="1"/>
       </w:pPr>
-      <w:bookmarkStart w:id="17" w:name="_Toc240123185"/>
-      <w:bookmarkStart w:id="18" w:name="_Toc460230411"/>
+      <w:bookmarkStart w:id="23" w:name="_Toc240123185"/>
+      <w:bookmarkStart w:id="24" w:name="_Toc460230411"/>
       <w:r>
         <w:lastRenderedPageBreak/>
         <w:t>Σχετική βιβλιογραφία και θεωρητικό υπόβαθρο</w:t>
       </w:r>
-      <w:bookmarkEnd w:id="17"/>
+      <w:bookmarkEnd w:id="23"/>
     </w:p>
     <w:p>
       <w:pPr>
         <w:pStyle w:val="2"/>
       </w:pPr>
-      <w:bookmarkStart w:id="19" w:name="_Toc240123186"/>
-      <w:bookmarkEnd w:id="18"/>
+      <w:bookmarkStart w:id="25" w:name="_Toc240123186"/>
+      <w:bookmarkEnd w:id="24"/>
       <w:r>
         <w:t>Σχετικές εργασίες στην αυτόματη ταξινόμηση πλαγκτού</w:t>
       </w:r>
-      <w:bookmarkEnd w:id="19"/>
-    </w:p>
-    <w:p>
-      <w:r>
-        <w:t xml:space="preserve">Οι μέθοδοι </w:t>
-      </w:r>
-      <w:commentRangeStart w:id="20"/>
-      <w:r>
-        <w:t xml:space="preserve">ταξινόμησης πλαγκτού που βασίζονται στη βαθιά μάθηση αναπτύχθηκαν </w:t>
-      </w:r>
-      <w:commentRangeEnd w:id="20"/>
+      <w:bookmarkEnd w:id="25"/>
+    </w:p>
+    <w:p>
+      <w:pPr>
+        <w:rPr>
+          <w:ins w:id="26" w:author="Petros Kontos" w:date="2026-09-18T23:31:00Z" w16du:dateUtc="2026-09-18T20:31:00Z"/>
+        </w:rPr>
+      </w:pPr>
+    </w:p>
+    <w:p>
+      <w:pPr>
+        <w:rPr>
+          <w:ins w:id="27" w:author="Petros Kontos" w:date="2026-09-18T23:36:00Z" w16du:dateUtc="2026-09-18T20:36:00Z"/>
+        </w:rPr>
+      </w:pPr>
+      <w:ins w:id="28" w:author="Petros Kontos" w:date="2026-09-18T23:35:00Z" w16du:dateUtc="2026-09-18T20:35:00Z">
+        <w:r>
+          <w:t>Για την</w:t>
+        </w:r>
+      </w:ins>
+      <w:ins w:id="29" w:author="Petros Kontos" w:date="2026-09-18T23:33:00Z" w16du:dateUtc="2026-09-18T20:33:00Z">
+        <w:r>
+          <w:t xml:space="preserve"> αυτόματη </w:t>
+        </w:r>
+      </w:ins>
+      <w:ins w:id="30" w:author="Petros Kontos" w:date="2026-09-18T23:34:00Z" w16du:dateUtc="2026-09-18T20:34:00Z">
+        <w:r>
+          <w:t>ταξινόμηση εικόνων πλαγκτού έχουν δοκιμαστεί</w:t>
+        </w:r>
+      </w:ins>
+      <w:ins w:id="31" w:author="Petros Kontos" w:date="2026-09-18T23:35:00Z" w16du:dateUtc="2026-09-18T20:35:00Z">
+        <w:r>
+          <w:t xml:space="preserve"> διαφορετικές μέθοδοι, οι </w:t>
+        </w:r>
+      </w:ins>
+      <w:ins w:id="32" w:author="Petros Kontos" w:date="2026-09-18T23:36:00Z" w16du:dateUtc="2026-09-18T20:36:00Z">
+        <w:r>
+          <w:t>οποίες</w:t>
+        </w:r>
+      </w:ins>
+      <w:ins w:id="33" w:author="Petros Kontos" w:date="2026-09-18T23:35:00Z" w16du:dateUtc="2026-09-18T20:35:00Z">
+        <w:r>
+          <w:t xml:space="preserve"> χωρίζονται σε επιβλεπόμε</w:t>
+        </w:r>
+      </w:ins>
+      <w:ins w:id="34" w:author="Petros Kontos" w:date="2026-09-18T23:36:00Z" w16du:dateUtc="2026-09-18T20:36:00Z">
+        <w:r>
+          <w:t>νες, μη επιβλεπόμενες και υβριδικές.</w:t>
+        </w:r>
+      </w:ins>
+      <w:ins w:id="35" w:author="Petros Kontos" w:date="2026-09-18T23:37:00Z" w16du:dateUtc="2026-09-18T20:37:00Z">
+        <w:r>
+          <w:t xml:space="preserve"> Στις επιβλεπόμενες μεθόδους </w:t>
+        </w:r>
+        <w:r>
+          <w:t xml:space="preserve">τα μοντέλα </w:t>
+        </w:r>
+      </w:ins>
+      <w:ins w:id="36" w:author="Petros Kontos" w:date="2026-09-19T00:04:00Z">
+        <w:r>
+          <w:t>εκπαιδεύονται με εικόνες οι οποίες έχουν επισημανθεί χειροκίνητα από ειδικούς</w:t>
+        </w:r>
+      </w:ins>
+      <w:ins w:id="37" w:author="Petros Kontos" w:date="2026-09-18T23:38:00Z" w16du:dateUtc="2026-09-18T20:38:00Z">
+        <w:r>
+          <w:t xml:space="preserve">. Στις μη επιβλεπόμενες </w:t>
+        </w:r>
+      </w:ins>
+      <w:ins w:id="38" w:author="Petros Kontos" w:date="2026-09-18T23:41:00Z" w16du:dateUtc="2026-09-18T20:41:00Z">
+        <w:r>
+          <w:t>μεθόδους</w:t>
+        </w:r>
+      </w:ins>
+      <w:ins w:id="39" w:author="Petros Kontos" w:date="2026-09-18T23:38:00Z" w16du:dateUtc="2026-09-18T20:38:00Z">
+        <w:r>
+          <w:t xml:space="preserve"> τα </w:t>
+        </w:r>
+      </w:ins>
+      <w:ins w:id="40" w:author="Petros Kontos" w:date="2026-09-18T23:42:00Z" w16du:dateUtc="2026-09-18T20:42:00Z">
+        <w:r>
+          <w:t>μοντέλα</w:t>
+        </w:r>
+      </w:ins>
+      <w:ins w:id="41" w:author="Petros Kontos" w:date="2026-09-18T23:38:00Z" w16du:dateUtc="2026-09-18T20:38:00Z">
+        <w:r>
+          <w:t xml:space="preserve"> </w:t>
+        </w:r>
+      </w:ins>
+      <w:ins w:id="42" w:author="Petros Kontos" w:date="2026-09-18T23:42:00Z" w16du:dateUtc="2026-09-18T20:42:00Z">
+        <w:r>
+          <w:t>εκπαιδεύονται</w:t>
+        </w:r>
+      </w:ins>
+      <w:ins w:id="43" w:author="Petros Kontos" w:date="2026-09-18T23:38:00Z" w16du:dateUtc="2026-09-18T20:38:00Z">
+        <w:r>
+          <w:t xml:space="preserve"> </w:t>
+        </w:r>
+      </w:ins>
+      <w:ins w:id="44" w:author="Petros Kontos" w:date="2026-09-18T23:41:00Z" w16du:dateUtc="2026-09-18T20:41:00Z">
+        <w:r>
+          <w:t>πάνω</w:t>
+        </w:r>
+      </w:ins>
+      <w:ins w:id="45" w:author="Petros Kontos" w:date="2026-09-18T23:38:00Z" w16du:dateUtc="2026-09-18T20:38:00Z">
+        <w:r>
+          <w:t xml:space="preserve"> σε εικόνες </w:t>
+        </w:r>
+      </w:ins>
+      <w:ins w:id="46" w:author="Petros Kontos" w:date="2026-09-18T23:57:00Z" w16du:dateUtc="2026-09-18T20:57:00Z">
+        <w:r>
+          <w:t>στις οποίες δεν έχουν δοθεί ετικέτες</w:t>
+        </w:r>
+      </w:ins>
+      <w:ins w:id="47" w:author="Petros Kontos" w:date="2026-09-18T23:39:00Z" w16du:dateUtc="2026-09-18T20:39:00Z">
+        <w:r>
+          <w:t xml:space="preserve"> </w:t>
+        </w:r>
+      </w:ins>
+      <w:ins w:id="48" w:author="Petros Kontos" w:date="2026-09-19T00:04:00Z" w16du:dateUtc="2026-09-18T21:04:00Z">
+        <w:r>
+          <w:t xml:space="preserve">και </w:t>
+        </w:r>
+      </w:ins>
+      <w:ins w:id="49" w:author="Petros Kontos" w:date="2026-09-18T23:41:00Z" w16du:dateUtc="2026-09-18T20:41:00Z">
+        <w:r>
+          <w:t>προσπαθούν</w:t>
+        </w:r>
+      </w:ins>
+      <w:ins w:id="50" w:author="Petros Kontos" w:date="2026-09-18T23:39:00Z" w16du:dateUtc="2026-09-18T20:39:00Z">
+        <w:r>
+          <w:t xml:space="preserve"> να </w:t>
+        </w:r>
+      </w:ins>
+      <w:ins w:id="51" w:author="Petros Kontos" w:date="2026-09-18T23:42:00Z" w16du:dateUtc="2026-09-18T20:42:00Z">
+        <w:r>
+          <w:t>ομαδοποιήσουν</w:t>
+        </w:r>
+      </w:ins>
+      <w:ins w:id="52" w:author="Petros Kontos" w:date="2026-09-18T23:39:00Z" w16du:dateUtc="2026-09-18T20:39:00Z">
+        <w:r>
+          <w:t xml:space="preserve">  </w:t>
+        </w:r>
+      </w:ins>
+      <w:ins w:id="53" w:author="Petros Kontos" w:date="2026-09-18T23:57:00Z" w16du:dateUtc="2026-09-18T20:57:00Z">
+        <w:r>
+          <w:t xml:space="preserve">τις </w:t>
+        </w:r>
+      </w:ins>
+      <w:ins w:id="54" w:author="Petros Kontos" w:date="2026-09-18T23:39:00Z" w16du:dateUtc="2026-09-18T20:39:00Z">
+        <w:r>
+          <w:t xml:space="preserve">εικόνες </w:t>
+        </w:r>
+      </w:ins>
+      <w:ins w:id="55" w:author="Petros Kontos" w:date="2026-09-18T23:42:00Z" w16du:dateUtc="2026-09-18T20:42:00Z">
+        <w:r>
+          <w:t>χωρίς</w:t>
+        </w:r>
+      </w:ins>
+      <w:ins w:id="56" w:author="Petros Kontos" w:date="2026-09-18T23:39:00Z" w16du:dateUtc="2026-09-18T20:39:00Z">
+        <w:r>
+          <w:t xml:space="preserve"> να </w:t>
+        </w:r>
+      </w:ins>
+      <w:ins w:id="57" w:author="Petros Kontos" w:date="2026-09-18T23:40:00Z" w16du:dateUtc="2026-09-18T20:40:00Z">
+        <w:r>
+          <w:t>γνωρί</w:t>
+        </w:r>
+      </w:ins>
+      <w:ins w:id="58" w:author="Petros Kontos" w:date="2026-09-18T23:42:00Z" w16du:dateUtc="2026-09-18T20:42:00Z">
+        <w:r>
+          <w:t>ζ</w:t>
+        </w:r>
+      </w:ins>
+      <w:ins w:id="59" w:author="Petros Kontos" w:date="2026-09-18T23:40:00Z" w16du:dateUtc="2026-09-18T20:40:00Z">
+        <w:r>
+          <w:t>ουν από πριν</w:t>
+        </w:r>
+      </w:ins>
+      <w:ins w:id="60" w:author="Petros Kontos" w:date="2026-09-18T23:39:00Z" w16du:dateUtc="2026-09-18T20:39:00Z">
+        <w:r>
+          <w:t xml:space="preserve"> σε </w:t>
+        </w:r>
+      </w:ins>
+      <w:ins w:id="61" w:author="Petros Kontos" w:date="2026-09-18T23:40:00Z" w16du:dateUtc="2026-09-18T20:40:00Z">
+        <w:r>
+          <w:t xml:space="preserve">ποια κατηγορία </w:t>
+        </w:r>
+      </w:ins>
+      <w:ins w:id="62" w:author="Petros Kontos" w:date="2026-09-18T23:41:00Z" w16du:dateUtc="2026-09-18T20:41:00Z">
+        <w:r>
+          <w:t>ανήκουν</w:t>
+        </w:r>
+      </w:ins>
+      <w:ins w:id="63" w:author="Petros Kontos" w:date="2026-09-18T23:40:00Z" w16du:dateUtc="2026-09-18T20:40:00Z">
+        <w:r>
+          <w:t>.</w:t>
+        </w:r>
+        <w:r>
+          <w:t xml:space="preserve"> </w:t>
+        </w:r>
+      </w:ins>
+      <w:ins w:id="64" w:author="Petros Kontos" w:date="2026-09-18T23:40:00Z">
+        <w:r>
+          <w:t xml:space="preserve">Οι Salvesen et al. [Χ1] και οι Schröder et al. [Χ2] </w:t>
+        </w:r>
+      </w:ins>
+      <w:ins w:id="65" w:author="Petros Kontos" w:date="2026-09-18T23:59:00Z" w16du:dateUtc="2026-09-18T20:59:00Z">
+        <w:r>
+          <w:t>εξέτασαν</w:t>
+        </w:r>
+      </w:ins>
+      <w:ins w:id="66" w:author="Petros Kontos" w:date="2026-09-18T23:42:00Z" w16du:dateUtc="2026-09-18T20:42:00Z">
+        <w:r>
+          <w:t xml:space="preserve"> μη επιβλεπόμενες</w:t>
+        </w:r>
+      </w:ins>
+      <w:ins w:id="67" w:author="Petros Kontos" w:date="2026-09-18T23:40:00Z">
+        <w:r>
+          <w:t xml:space="preserve"> μεθόδους για την ομαδοποίηση εικόνων πλαγκτού</w:t>
+        </w:r>
+      </w:ins>
+      <w:ins w:id="68" w:author="Petros Kontos" w:date="2026-09-18T23:43:00Z" w16du:dateUtc="2026-09-18T20:43:00Z">
+        <w:r>
+          <w:t>. Οι υβριδικές μέθοδοι συνδυάζουν στοιχεία επιβλεπόμενης και μη επιβλεπόμενης μάθησης.</w:t>
+        </w:r>
+      </w:ins>
+      <w:ins w:id="69" w:author="Petros Kontos" w:date="2026-09-18T23:44:00Z" w16du:dateUtc="2026-09-18T20:44:00Z">
+        <w:r>
+          <w:t xml:space="preserve"> Π</w:t>
+        </w:r>
+        <w:r>
+          <w:t>αρόλα αυτά</w:t>
+        </w:r>
+      </w:ins>
+      <w:ins w:id="70" w:author="Petros Kontos" w:date="2026-09-19T00:05:00Z" w16du:dateUtc="2026-09-18T21:05:00Z">
+        <w:r>
+          <w:t>,</w:t>
+        </w:r>
+      </w:ins>
+      <w:ins w:id="71" w:author="Petros Kontos" w:date="2026-09-18T23:44:00Z" w16du:dateUtc="2026-09-18T20:44:00Z">
+        <w:r>
+          <w:t xml:space="preserve"> </w:t>
+        </w:r>
+        <w:r>
+          <w:t>η πιο συνηθισμένη σύγχρονη προσέγγιση για την ταξινόμηση πλαγκτού βασίζεται σε βαθιά συνελικτικά νευρωνικά δίκτυα, τα οποία εκπαιδεύονται με χειροκίνητα ταξινομημένες εικόνες</w:t>
+        </w:r>
+      </w:ins>
+      <w:ins w:id="72" w:author="Petros Kontos" w:date="2026-09-19T00:05:00Z" w16du:dateUtc="2026-09-18T21:05:00Z">
+        <w:r>
+          <w:t xml:space="preserve"> [1]</w:t>
+        </w:r>
+      </w:ins>
+      <w:ins w:id="73" w:author="Petros Kontos" w:date="2026-09-18T23:44:00Z" w16du:dateUtc="2026-09-18T20:44:00Z">
+        <w:r>
+          <w:t>.</w:t>
+        </w:r>
+      </w:ins>
+    </w:p>
+    <w:p>
+      <w:pPr>
+        <w:rPr>
+          <w:ins w:id="74" w:author="Petros Kontos" w:date="2026-09-18T23:45:00Z" w16du:dateUtc="2026-09-18T20:45:00Z"/>
+        </w:rPr>
+      </w:pPr>
+      <w:r>
+        <w:t xml:space="preserve">Οι </w:t>
+      </w:r>
+      <w:r>
+        <w:t xml:space="preserve">επιβλεπόμενες </w:t>
+      </w:r>
+      <w:r>
+        <w:t>μέθοδοι</w:t>
+      </w:r>
+      <w:r>
+        <w:t xml:space="preserve"> βαθιάς μάθησης για </w:t>
+      </w:r>
+      <w:commentRangeStart w:id="75"/>
+      <w:r>
+        <w:t xml:space="preserve">την ταξινόμηση </w:t>
+      </w:r>
+      <w:del w:id="76" w:author="Petros Kontos" w:date="2026-09-19T00:04:00Z" w16du:dateUtc="2026-09-18T21:04:00Z">
+        <w:r>
+          <w:delText xml:space="preserve"> </w:delText>
+        </w:r>
+      </w:del>
+      <w:r>
+        <w:t xml:space="preserve">πλαγκτού αναπτύχθηκαν </w:t>
+      </w:r>
+      <w:commentRangeEnd w:id="75"/>
       <w:r>
         <w:rPr>
           <w:rStyle w:val="af1"/>
           <w:sz w:val="22"/>
           <w:szCs w:val="20"/>
         </w:rPr>
-        <w:commentReference w:id="20"/>
+        <w:commentReference w:id="75"/>
       </w:r>
       <w:r>
         <w:t xml:space="preserve">αρχικά κυρίως για εικόνες από θαλάσσια ή παράκτια περιβάλλοντα. Οι Dai et al. </w:t>
@@ -8429,13 +8781,159 @@
         <w:t xml:space="preserve"> μελέτησαν την εφαρμογή </w:t>
       </w:r>
       <w:r>
-        <w:t xml:space="preserve">της βαθιάς μάθησης και της μεταφοράς μάθησης </w:t>
-      </w:r>
+        <w:t>της βαθιάς μάθησης και της μεταφοράς μάθησης</w:t>
+      </w:r>
+      <w:del w:id="77" w:author="Petros Kontos" w:date="2026-09-19T00:00:00Z" w16du:dateUtc="2026-09-18T21:00:00Z">
+        <w:r>
+          <w:delText xml:space="preserve"> </w:delText>
+        </w:r>
+      </w:del>
       <w:r>
         <w:t>, καθώς και διαφορετικούς τρόπους αλλαγής μεγέθους των εικόνων. Οι εργασίες αυτές ανέδειξαν τη σημασία τόσο της επιλογής του μοντέλου όσο και της προεπεξεργασίας των εικόνων για την τελική απόδοση της ταξινόμησης.</w:t>
       </w:r>
     </w:p>
     <w:p>
+      <w:pPr>
+        <w:rPr>
+          <w:ins w:id="78" w:author="Petros Kontos" w:date="2026-09-18T23:50:00Z" w16du:dateUtc="2026-09-18T20:50:00Z"/>
+        </w:rPr>
+      </w:pPr>
+      <w:ins w:id="79" w:author="Petros Kontos" w:date="2026-09-19T00:00:00Z" w16du:dateUtc="2026-09-18T21:00:00Z">
+        <w:r>
+          <w:lastRenderedPageBreak/>
+          <w:t>Στη μεταφορά μάθησης, αντί να εκπαιδευτεί ένα μοντέλο από την αρχή, χρησιμοποιείται ένα μοντέλο που έχει ήδη εκπαιδευτεί σε ένα μεγάλο σύνολο εικόνων, συνήθως στο ImageNet, και στη συνέχεια προσαρμόζεται στα νέα δεδομένα.</w:t>
+        </w:r>
+      </w:ins>
+      <w:ins w:id="80" w:author="Petros Kontos" w:date="2026-09-19T00:01:00Z" w16du:dateUtc="2026-09-18T21:01:00Z">
+        <w:r>
+          <w:t xml:space="preserve"> </w:t>
+        </w:r>
+      </w:ins>
+      <w:ins w:id="81" w:author="Petros Kontos" w:date="2026-09-18T23:48:00Z" w16du:dateUtc="2026-09-18T20:48:00Z">
+        <w:r>
+          <w:t xml:space="preserve">Έτσι </w:t>
+        </w:r>
+      </w:ins>
+      <w:ins w:id="82" w:author="Petros Kontos" w:date="2026-09-18T23:49:00Z" w16du:dateUtc="2026-09-18T20:49:00Z">
+        <w:r>
+          <w:t xml:space="preserve">μειώνεται ο χρόνος </w:t>
+        </w:r>
+      </w:ins>
+      <w:ins w:id="83" w:author="Petros Kontos" w:date="2026-09-18T23:50:00Z" w16du:dateUtc="2026-09-18T20:50:00Z">
+        <w:r>
+          <w:t>εκπαίδευσης</w:t>
+        </w:r>
+      </w:ins>
+      <w:ins w:id="84" w:author="Petros Kontos" w:date="2026-09-18T23:49:00Z" w16du:dateUtc="2026-09-18T20:49:00Z">
+        <w:r>
+          <w:t xml:space="preserve"> και το μοντέλο </w:t>
+        </w:r>
+      </w:ins>
+      <w:ins w:id="85" w:author="Petros Kontos" w:date="2026-09-18T23:50:00Z" w16du:dateUtc="2026-09-18T20:50:00Z">
+        <w:r>
+          <w:t>μπορεί</w:t>
+        </w:r>
+      </w:ins>
+      <w:ins w:id="86" w:author="Petros Kontos" w:date="2026-09-18T23:49:00Z" w16du:dateUtc="2026-09-18T20:49:00Z">
+        <w:r>
+          <w:t xml:space="preserve"> να πετύχει </w:t>
+        </w:r>
+      </w:ins>
+      <w:ins w:id="87" w:author="Petros Kontos" w:date="2026-09-18T23:50:00Z" w16du:dateUtc="2026-09-18T20:50:00Z">
+        <w:r>
+          <w:t>καλύτερα</w:t>
+        </w:r>
+      </w:ins>
+      <w:ins w:id="88" w:author="Petros Kontos" w:date="2026-09-18T23:49:00Z" w16du:dateUtc="2026-09-18T20:49:00Z">
+        <w:r>
+          <w:t xml:space="preserve"> αποτελέσματα με λιγότερες επισημασμένες εικόνες. </w:t>
+        </w:r>
+      </w:ins>
+      <w:ins w:id="89" w:author="Petros Kontos" w:date="2026-09-18T23:49:00Z">
+        <w:r>
+          <w:t>Οι Lee et al. [Χ3] χρησιμοποίησαν τη μεταφορά μάθησης</w:t>
+        </w:r>
+      </w:ins>
+      <w:ins w:id="90" w:author="Petros Kontos" w:date="2026-09-19T00:01:00Z" w16du:dateUtc="2026-09-18T21:01:00Z">
+        <w:r>
+          <w:t xml:space="preserve"> σε δύο στάδια</w:t>
+        </w:r>
+      </w:ins>
+      <w:ins w:id="91" w:author="Petros Kontos" w:date="2026-09-18T23:49:00Z">
+        <w:r>
+          <w:t>, με στόχο να αντιμετωπίσουν την ανισορροπία μεταξύ των κατηγοριών.</w:t>
+        </w:r>
+      </w:ins>
+    </w:p>
+    <w:p>
+      <w:pPr>
+        <w:rPr>
+          <w:ins w:id="92" w:author="Petros Kontos" w:date="2026-09-18T23:53:00Z" w16du:dateUtc="2026-09-18T20:53:00Z"/>
+        </w:rPr>
+      </w:pPr>
+      <w:ins w:id="93" w:author="Petros Kontos" w:date="2026-09-18T23:51:00Z" w16du:dateUtc="2026-09-18T20:51:00Z">
+        <w:r>
+          <w:t>Η</w:t>
+        </w:r>
+        <w:r>
+          <w:t xml:space="preserve"> προεπεξεργασία των εικόνων</w:t>
+        </w:r>
+        <w:r>
+          <w:t xml:space="preserve"> παίζει σημαντικό ρόλο και </w:t>
+        </w:r>
+      </w:ins>
+      <w:ins w:id="94" w:author="Petros Kontos" w:date="2026-09-18T23:52:00Z" w16du:dateUtc="2026-09-18T20:52:00Z">
+        <w:r>
+          <w:t>διάφορες εργασίες μελέτησαν διαφορετικές μεθόδους</w:t>
+        </w:r>
+      </w:ins>
+      <w:ins w:id="95" w:author="Petros Kontos" w:date="2026-09-18T23:51:00Z" w16du:dateUtc="2026-09-18T20:51:00Z">
+        <w:r>
+          <w:t>. Οι Dai et al. [Χ4] εφάρμοσαν διαφορετικά φίλτρα και έδωσαν στο μοντέλο τόσο τις αρχικές όσο και τις επεξεργασμένες εικόνες. Οι Cui et al. [Χ5] χρησιμοποίησαν λογαριθμική ενίσχυση σε ασπρόμαυρες εικόνες, ενώ οι Lumini και Nanni [14] δοκίμασαν διαφορετικούς τρόπους αλλαγής του μεγέθους τους. Επομένως, η τελική απόδοση δεν εξαρτάται μόνο από το μοντέλο, αλλά και από τον τρόπο με τον οποίο προετοιμάζονται οι εικόνες.</w:t>
+        </w:r>
+      </w:ins>
+    </w:p>
+    <w:p>
+      <w:ins w:id="96" w:author="Petros Kontos" w:date="2026-09-19T00:01:00Z" w16du:dateUtc="2026-09-18T21:01:00Z">
+        <w:r>
+          <w:t>Για τη βελτίωση της απόδοσης, σε ορισμένες έρευνες δοκιμάστηκε ο συνδυασμός πολλών μοντέλων.</w:t>
+        </w:r>
+        <w:r>
+          <w:t xml:space="preserve"> </w:t>
+        </w:r>
+      </w:ins>
+      <w:ins w:id="97" w:author="Petros Kontos" w:date="2026-09-19T00:02:00Z">
+        <w:r>
+          <w:t>Μία προσέγγιση είναι τα συνεργατικά μοντέλα, τα οποία εκπαιδεύονται ταυτόχρονα και παράγουν μία κοινή έξοδο.</w:t>
+        </w:r>
+      </w:ins>
+      <w:ins w:id="98" w:author="Petros Kontos" w:date="2026-09-19T00:02:00Z" w16du:dateUtc="2026-09-18T21:02:00Z">
+        <w:r>
+          <w:t xml:space="preserve"> </w:t>
+        </w:r>
+      </w:ins>
+      <w:ins w:id="99" w:author="Petros Kontos" w:date="2026-09-18T23:54:00Z" w16du:dateUtc="2026-09-18T20:54:00Z">
+        <w:r>
+          <w:t>Οι Kerr et al. [Χ6] χρησιμοποίησαν αυτή την προσέγγιση για την αντιμετώπιση της ανισορροπίας των κατηγοριών. Το μειονέκτημα είναι ότι η ταυτόχρονη χρήση πολλών μοντέλων απαιτεί περισσότερη μνήμη. Μία άλλη προσέγγιση είναι τα σύνολα μοντέλων, όπου τα μοντέλα εκπαιδεύονται ξεχωριστά και οι προβλέψεις τους συνδυάζονται στο τέλος.</w:t>
+        </w:r>
+      </w:ins>
+      <w:ins w:id="100" w:author="Petros Kontos" w:date="2026-09-19T00:02:00Z" w16du:dateUtc="2026-09-18T21:02:00Z">
+        <w:r>
+          <w:t xml:space="preserve"> </w:t>
+        </w:r>
+      </w:ins>
+      <w:ins w:id="101" w:author="Petros Kontos" w:date="2026-09-19T00:02:00Z">
+        <w:r>
+          <w:t>Με αυτόν τον τρόπο μπορούν να συνδυαστούν διαφορετικές αρχιτεκτονικές ή διαφορετικοί τρόποι προεπεξεργασίας [14].</w:t>
+        </w:r>
+      </w:ins>
+    </w:p>
+    <w:p>
+      <w:pPr>
+        <w:rPr>
+          <w:del w:id="102" w:author="Petros Kontos" w:date="2026-09-19T00:06:00Z" w16du:dateUtc="2026-09-18T21:06:00Z"/>
+        </w:rPr>
+      </w:pPr>
       <w:r>
         <w:t xml:space="preserve">Σύμφωνα με τους Kyathanahally et al. [1], μέχρι τη δημοσίευση της εργασίας τους οι αντίστοιχες έρευνες σε περιβάλλοντα γλυκού νερού ήταν περισσότερο περιορισμένες. Χαρακτηριστικό παράδειγμα αποτελεί η εργασία των Hong et al. </w:t>
       </w:r>
@@ -8463,27 +8961,30 @@
       <w:pPr>
         <w:pStyle w:val="2"/>
       </w:pPr>
-      <w:bookmarkStart w:id="21" w:name="_Toc240123187"/>
+      <w:bookmarkStart w:id="103" w:name="_Toc240123187"/>
+      <w:r>
+        <w:t>Μηχανική και βαθιά μάθηση</w:t>
+      </w:r>
+      <w:bookmarkEnd w:id="103"/>
+    </w:p>
+    <w:p>
+      <w:r>
+        <w:t xml:space="preserve">Η μηχανική μάθηση αποτελεί βασικό μηχανισμό για την ανάλυση μεγάλων συνόλων δεδομένων. Επιτρέπει στα υπολογιστικά μοντέλα να μαθαίνουν από δεδομένα και να </w:t>
+      </w:r>
       <w:r>
         <w:lastRenderedPageBreak/>
-        <w:t>Μηχανική και βαθιά μάθηση</w:t>
-      </w:r>
-      <w:bookmarkEnd w:id="21"/>
-    </w:p>
-    <w:p>
-      <w:r>
-        <w:t>Η μηχανική μάθηση αποτελεί βασικό μηχανισμό για την ανάλυση μεγάλων συνόλων δεδομένων. Επιτρέπει στα υπολογιστικά μοντέλα να μαθαίνουν από δεδομένα και να βελτιώνονται, χωρίς να έχουν προγραμματιστεί με σταθερούς κανόνες. Υπάρχουν διαφορετικοί τύποι μηχανικής μάθησης, όπως η επιβλεπόμενη μάθηση (Supervised Learning), στην οποία το μοντέλο εκπαιδεύεται με έτοιμα, επισημασμένα παραδείγματα, η μη επιβλεπόμενη μάθηση (Unsupervised Learning), στην οποία το σύστημα χρησιμοποιεί δεδομένα χωρίς προκαθορισμένες ετικέτες και αναζητά δομές ή μοτίβα, και η μάθηση με ενίσχυση (Reinforcement Learning), στην οποία το μοντέλο μαθαίνει μέσα από δοκιμές και λάθη. Η συγκεκριμένη εργασία αποτελεί πρόβλημα επιβλεπόμενης μάθησης, αφού το δίκτυο εκπαιδεύεται πάνω σε ζεύγη εικόνας εισόδου και ετικέτας κλάσης.</w:t>
+        <w:t>βελτιώνονται, χωρίς να έχουν προγραμματιστεί με σταθερούς κανόνες. Υπάρχουν διαφορετικοί τύποι μηχανικής μάθησης, όπως η επιβλεπόμενη μάθηση (Supervised Learning), στην οποία το μοντέλο εκπαιδεύεται με έτοιμα, επισημασμένα παραδείγματα, η μη επιβλεπόμενη μάθηση (Unsupervised Learning), στην οποία το σύστημα χρησιμοποιεί δεδομένα χωρίς προκαθορισμένες ετικέτες και αναζητά δομές ή μοτίβα, και η μάθηση με ενίσχυση (Reinforcement Learning), στην οποία το μοντέλο μαθαίνει μέσα από δοκιμές και λάθη. Η συγκεκριμένη εργασία αποτελεί πρόβλημα επιβλεπόμενης μάθησης, αφού το δίκτυο εκπαιδεύεται πάνω σε ζεύγη εικόνας εισόδου και ετικέτας κλάσης.</w:t>
       </w:r>
     </w:p>
     <w:p>
       <w:pPr>
         <w:pStyle w:val="3"/>
       </w:pPr>
-      <w:bookmarkStart w:id="22" w:name="_Toc240123188"/>
+      <w:bookmarkStart w:id="104" w:name="_Toc240123188"/>
       <w:r>
         <w:t>Νευρωνικά δίκτυα</w:t>
       </w:r>
-      <w:bookmarkEnd w:id="22"/>
+      <w:bookmarkEnd w:id="104"/>
     </w:p>
     <w:p>
       <w:pPr>
@@ -8579,14 +9080,27 @@
       <w:r>
         <w:t xml:space="preserve">Σχήμα </w:t>
       </w:r>
-      <w:fldSimple w:instr=" SEQ Σχήμα \* ARABIC ">
-        <w:r>
-          <w:rPr>
-            <w:noProof/>
-          </w:rPr>
-          <w:t>1</w:t>
-        </w:r>
-      </w:fldSimple>
+      <w:r>
+        <w:fldChar w:fldCharType="begin"/>
+      </w:r>
+      <w:r>
+        <w:instrText xml:space="preserve"> SEQ Σχήμα \* ARABIC </w:instrText>
+      </w:r>
+      <w:r>
+        <w:fldChar w:fldCharType="separate"/>
+      </w:r>
+      <w:r>
+        <w:rPr>
+          <w:noProof/>
+        </w:rPr>
+        <w:t>1</w:t>
+      </w:r>
+      <w:r>
+        <w:rPr>
+          <w:noProof/>
+        </w:rPr>
+        <w:fldChar w:fldCharType="end"/>
+      </w:r>
       <w:r>
         <w:t xml:space="preserve">: Δομή ενός </w:t>
       </w:r>
@@ -8608,14 +9122,14 @@
           <w:bCs/>
         </w:rPr>
       </w:pPr>
-      <w:bookmarkStart w:id="23" w:name="_Toc240123189"/>
+      <w:bookmarkStart w:id="105" w:name="_Toc240123189"/>
       <w:r>
         <w:rPr>
           <w:bCs/>
         </w:rPr>
         <w:t>Συνελικτικά Νευρωνικά Δίκτυα</w:t>
       </w:r>
-      <w:bookmarkEnd w:id="23"/>
+      <w:bookmarkEnd w:id="105"/>
       <w:r>
         <w:rPr>
           <w:bCs/>
@@ -8634,11 +9148,11 @@
       <w:pPr>
         <w:pStyle w:val="3"/>
       </w:pPr>
-      <w:bookmarkStart w:id="24" w:name="_Toc240123190"/>
+      <w:bookmarkStart w:id="106" w:name="_Toc240123190"/>
       <w:r>
         <w:t xml:space="preserve">Γενικά </w:t>
       </w:r>
-      <w:bookmarkEnd w:id="24"/>
+      <w:bookmarkEnd w:id="106"/>
     </w:p>
     <w:p>
       <w:r>
@@ -8790,14 +9304,14 @@
           <w:bCs/>
         </w:rPr>
       </w:pPr>
-      <w:bookmarkStart w:id="25" w:name="_Toc240123191"/>
+      <w:bookmarkStart w:id="107" w:name="_Toc240123191"/>
       <w:r>
         <w:rPr>
           <w:bCs/>
         </w:rPr>
         <w:t>Συναρτήσεις ενεργοποίησης</w:t>
       </w:r>
-      <w:bookmarkEnd w:id="25"/>
+      <w:bookmarkEnd w:id="107"/>
     </w:p>
     <w:p>
       <w:r>
@@ -8943,18 +9457,18 @@
       </w:r>
     </w:p>
     <w:p>
-      <w:commentRangeStart w:id="26"/>
+      <w:commentRangeStart w:id="108"/>
       <w:r>
         <w:t xml:space="preserve">H GELU (Gaussian Error Linear Unit) </w:t>
       </w:r>
-      <w:commentRangeEnd w:id="26"/>
+      <w:commentRangeEnd w:id="108"/>
       <w:r>
         <w:rPr>
           <w:rStyle w:val="af1"/>
           <w:sz w:val="22"/>
           <w:szCs w:val="20"/>
         </w:rPr>
-        <w:commentReference w:id="26"/>
+        <w:commentReference w:id="108"/>
       </w:r>
       <w:r>
         <w:t xml:space="preserve">από </w:t>
@@ -8968,18 +9482,18 @@
       <w:r>
         <w:t xml:space="preserve"> ομαλότερη στον υπολογισμό και αντί για </w:t>
       </w:r>
-      <w:commentRangeStart w:id="27"/>
+      <w:commentRangeStart w:id="109"/>
       <w:r>
         <w:t xml:space="preserve">απότομο μηδενισμό στο 0, </w:t>
       </w:r>
-      <w:commentRangeEnd w:id="27"/>
+      <w:commentRangeEnd w:id="109"/>
       <w:r>
         <w:rPr>
           <w:rStyle w:val="af1"/>
           <w:sz w:val="22"/>
           <w:szCs w:val="20"/>
         </w:rPr>
-        <w:commentReference w:id="27"/>
+        <w:commentReference w:id="109"/>
       </w:r>
       <w:r>
         <w:t xml:space="preserve">κάνει λεία μετάβαση και αφήνει μικρές αρνητικές τιμές να περνούν ελαφρώς. Χρησιμοποιήθηκε στο μοντέλο ConvNeXt που </w:t>
@@ -9004,14 +9518,14 @@
           <w:bCs/>
         </w:rPr>
       </w:pPr>
-      <w:bookmarkStart w:id="28" w:name="_Toc240123192"/>
+      <w:bookmarkStart w:id="110" w:name="_Toc240123192"/>
       <w:r>
         <w:rPr>
           <w:bCs/>
         </w:rPr>
         <w:t>Υποδειγματοληψία (pooling)</w:t>
       </w:r>
-      <w:bookmarkEnd w:id="28"/>
+      <w:bookmarkEnd w:id="110"/>
     </w:p>
     <w:p>
       <w:r>
@@ -9120,11 +9634,11 @@
       <w:pPr>
         <w:pStyle w:val="3"/>
       </w:pPr>
-      <w:bookmarkStart w:id="29" w:name="_Toc240123193"/>
+      <w:bookmarkStart w:id="111" w:name="_Toc240123193"/>
       <w:r>
         <w:t>Δομή ενός πλήρους συνελικτικού νευρωνικού δικτύου</w:t>
       </w:r>
-      <w:bookmarkEnd w:id="29"/>
+      <w:bookmarkEnd w:id="111"/>
     </w:p>
     <w:p>
       <w:r>
@@ -9144,6 +9658,17 @@
       </w:r>
     </w:p>
     <w:p>
+      <w:pPr>
+        <w:rPr>
+          <w:ins w:id="112" w:author="Petros Kontos" w:date="2026-09-17T18:44:00Z" w16du:dateUtc="2026-09-17T15:44:00Z"/>
+          <w:rPrChange w:id="113" w:author="Petros Kontos" w:date="2026-09-17T18:59:00Z" w16du:dateUtc="2026-09-17T15:59:00Z">
+            <w:rPr>
+              <w:ins w:id="114" w:author="Petros Kontos" w:date="2026-09-17T18:44:00Z" w16du:dateUtc="2026-09-17T15:44:00Z"/>
+              <w:lang w:val="en-US"/>
+            </w:rPr>
+          </w:rPrChange>
+        </w:rPr>
+      </w:pPr>
       <w:r>
         <w:t xml:space="preserve">Στο τέλος του συνελικτικού μέρους, οι </w:t>
       </w:r>
@@ -9172,30 +9697,292 @@
         <w:t xml:space="preserve">συνήθως </w:t>
       </w:r>
       <w:r>
-        <w:t xml:space="preserve">σε ένα τελικό επίπεδο με συνάρτηση </w:t>
-      </w:r>
-      <w:commentRangeStart w:id="30"/>
-      <w:r>
-        <w:t xml:space="preserve">softmax. Η softmax </w:t>
-      </w:r>
-      <w:commentRangeEnd w:id="30"/>
+        <w:t>σε ένα τελικό επίπεδο με συνάρτηση softmax</w:t>
+      </w:r>
+      <w:r>
+        <w:t>, που ορίζεται ως</w:t>
+      </w:r>
       <w:r>
         <w:rPr>
-          <w:rStyle w:val="af1"/>
-          <w:sz w:val="22"/>
-          <w:szCs w:val="20"/>
+          <w:lang w:val="en-US"/>
         </w:rPr>
-        <w:commentReference w:id="30"/>
-      </w:r>
-      <w:r>
-        <w:t>μετατρέπει τις εξόδους σε πιθανότητες που είναι θετικές και αθροίζουν στο 1, παράγοντας έτσι την κατανομή πιθανότητας στις κλάσεις.</w:t>
-      </w:r>
+        <w:t>:</w:t>
+      </w:r>
+      <w:del w:id="115" w:author="Petros Kontos" w:date="2026-09-17T18:59:00Z" w16du:dateUtc="2026-09-17T15:59:00Z">
+        <w:r>
+          <w:delText>.</w:delText>
+        </w:r>
+      </w:del>
     </w:p>
     <w:p>
       <w:pPr>
         <w:keepNext/>
-        <w:jc w:val="center"/>
       </w:pPr>
+      <m:oMathPara>
+        <m:oMath>
+          <m:sSub>
+            <m:sSubPr>
+              <m:ctrlPr>
+                <w:rPr>
+                  <w:rFonts w:ascii="Cambria Math" w:hAnsi="Cambria Math"/>
+                </w:rPr>
+              </m:ctrlPr>
+            </m:sSubPr>
+            <m:e>
+              <m:r>
+                <w:rPr>
+                  <w:rFonts w:ascii="Cambria Math" w:hAnsi="Cambria Math"/>
+                </w:rPr>
+                <m:t>p</m:t>
+              </m:r>
+            </m:e>
+            <m:sub>
+              <m:r>
+                <w:rPr>
+                  <w:rFonts w:ascii="Cambria Math" w:hAnsi="Cambria Math"/>
+                </w:rPr>
+                <m:t>i</m:t>
+              </m:r>
+            </m:sub>
+          </m:sSub>
+          <m:r>
+            <w:rPr>
+              <w:rFonts w:ascii="Cambria Math" w:hAnsi="Cambria Math"/>
+            </w:rPr>
+            <m:t>=</m:t>
+          </m:r>
+          <m:f>
+            <m:fPr>
+              <m:ctrlPr>
+                <w:rPr>
+                  <w:rFonts w:ascii="Cambria Math" w:hAnsi="Cambria Math"/>
+                </w:rPr>
+              </m:ctrlPr>
+            </m:fPr>
+            <m:num>
+              <m:sSup>
+                <m:sSupPr>
+                  <m:ctrlPr>
+                    <w:rPr>
+                      <w:rFonts w:ascii="Cambria Math" w:hAnsi="Cambria Math"/>
+                    </w:rPr>
+                  </m:ctrlPr>
+                </m:sSupPr>
+                <m:e>
+                  <m:r>
+                    <w:rPr>
+                      <w:rFonts w:ascii="Cambria Math" w:hAnsi="Cambria Math"/>
+                    </w:rPr>
+                    <m:t>e</m:t>
+                  </m:r>
+                </m:e>
+                <m:sup>
+                  <m:sSub>
+                    <m:sSubPr>
+                      <m:ctrlPr>
+                        <w:rPr>
+                          <w:rFonts w:ascii="Cambria Math" w:hAnsi="Cambria Math"/>
+                        </w:rPr>
+                      </m:ctrlPr>
+                    </m:sSubPr>
+                    <m:e>
+                      <m:r>
+                        <w:rPr>
+                          <w:rFonts w:ascii="Cambria Math" w:hAnsi="Cambria Math"/>
+                        </w:rPr>
+                        <m:t>z</m:t>
+                      </m:r>
+                    </m:e>
+                    <m:sub>
+                      <m:r>
+                        <w:rPr>
+                          <w:rFonts w:ascii="Cambria Math" w:hAnsi="Cambria Math"/>
+                        </w:rPr>
+                        <m:t>i</m:t>
+                      </m:r>
+                    </m:sub>
+                  </m:sSub>
+                </m:sup>
+              </m:sSup>
+            </m:num>
+            <m:den>
+              <m:nary>
+                <m:naryPr>
+                  <m:chr m:val="∑"/>
+                  <m:limLoc m:val="undOvr"/>
+                  <m:ctrlPr>
+                    <w:rPr>
+                      <w:rFonts w:ascii="Cambria Math" w:hAnsi="Cambria Math"/>
+                    </w:rPr>
+                  </m:ctrlPr>
+                </m:naryPr>
+                <m:sub>
+                  <m:r>
+                    <w:rPr>
+                      <w:rFonts w:ascii="Cambria Math" w:hAnsi="Cambria Math"/>
+                    </w:rPr>
+                    <m:t>j=1</m:t>
+                  </m:r>
+                </m:sub>
+                <m:sup>
+                  <m:r>
+                    <w:rPr>
+                      <w:rFonts w:ascii="Cambria Math" w:hAnsi="Cambria Math"/>
+                    </w:rPr>
+                    <m:t>35</m:t>
+                  </m:r>
+                </m:sup>
+                <m:e>
+                  <m:sSup>
+                    <m:sSupPr>
+                      <m:ctrlPr>
+                        <w:rPr>
+                          <w:rFonts w:ascii="Cambria Math" w:hAnsi="Cambria Math"/>
+                        </w:rPr>
+                      </m:ctrlPr>
+                    </m:sSupPr>
+                    <m:e>
+                      <m:r>
+                        <w:rPr>
+                          <w:rFonts w:ascii="Cambria Math" w:hAnsi="Cambria Math"/>
+                        </w:rPr>
+                        <m:t>e</m:t>
+                      </m:r>
+                    </m:e>
+                    <m:sup>
+                      <m:sSub>
+                        <m:sSubPr>
+                          <m:ctrlPr>
+                            <w:rPr>
+                              <w:rFonts w:ascii="Cambria Math" w:hAnsi="Cambria Math"/>
+                            </w:rPr>
+                          </m:ctrlPr>
+                        </m:sSubPr>
+                        <m:e>
+                          <m:r>
+                            <w:rPr>
+                              <w:rFonts w:ascii="Cambria Math" w:hAnsi="Cambria Math"/>
+                            </w:rPr>
+                            <m:t>z</m:t>
+                          </m:r>
+                        </m:e>
+                        <m:sub>
+                          <m:r>
+                            <w:rPr>
+                              <w:rFonts w:ascii="Cambria Math" w:hAnsi="Cambria Math"/>
+                            </w:rPr>
+                            <m:t>j</m:t>
+                          </m:r>
+                        </m:sub>
+                      </m:sSub>
+                    </m:sup>
+                  </m:sSup>
+                </m:e>
+              </m:nary>
+            </m:den>
+          </m:f>
+          <m:r>
+            <w:rPr>
+              <w:rFonts w:ascii="Cambria Math" w:hAnsi="Cambria Math"/>
+            </w:rPr>
+            <m:t>,i=1,…,35</m:t>
+          </m:r>
+          <m:r>
+            <w:rPr>
+              <w:rFonts w:ascii="Cambria Math" w:hAnsi="Cambria Math"/>
+            </w:rPr>
+            <m:t xml:space="preserve"> </m:t>
+          </m:r>
+          <m:r>
+            <w:br/>
+          </m:r>
+        </m:oMath>
+      </m:oMathPara>
+      <w:r>
+        <w:t xml:space="preserve">όπου </w:t>
+      </w:r>
+      <m:oMath>
+        <m:sSub>
+          <m:sSubPr>
+            <m:ctrlPr>
+              <w:rPr>
+                <w:rFonts w:ascii="Cambria Math" w:hAnsi="Cambria Math"/>
+              </w:rPr>
+            </m:ctrlPr>
+          </m:sSubPr>
+          <m:e>
+            <m:r>
+              <w:rPr>
+                <w:rFonts w:ascii="Cambria Math" w:hAnsi="Cambria Math"/>
+              </w:rPr>
+              <m:t>p</m:t>
+            </m:r>
+          </m:e>
+          <m:sub>
+            <m:r>
+              <w:rPr>
+                <w:rFonts w:ascii="Cambria Math" w:hAnsi="Cambria Math"/>
+              </w:rPr>
+              <m:t>i</m:t>
+            </m:r>
+          </m:sub>
+        </m:sSub>
+      </m:oMath>
+      <w:r>
+        <w:t xml:space="preserve"> </w:t>
+      </w:r>
+      <w:r>
+        <w:t xml:space="preserve">είναι η πιθανότητα της κλάσης </w:t>
+      </w:r>
+      <m:oMath>
+        <m:r>
+          <w:rPr>
+            <w:rFonts w:ascii="Cambria Math" w:hAnsi="Cambria Math"/>
+          </w:rPr>
+          <m:t>i</m:t>
+        </m:r>
+      </m:oMath>
+      <w:r>
+        <w:t xml:space="preserve">, </w:t>
+      </w:r>
+      <m:oMath>
+        <m:sSub>
+          <m:sSubPr>
+            <m:ctrlPr>
+              <w:rPr>
+                <w:rFonts w:ascii="Cambria Math" w:hAnsi="Cambria Math"/>
+              </w:rPr>
+            </m:ctrlPr>
+          </m:sSubPr>
+          <m:e>
+            <m:r>
+              <w:rPr>
+                <w:rFonts w:ascii="Cambria Math" w:hAnsi="Cambria Math"/>
+              </w:rPr>
+              <m:t>z</m:t>
+            </m:r>
+          </m:e>
+          <m:sub>
+            <m:r>
+              <w:rPr>
+                <w:rFonts w:ascii="Cambria Math" w:hAnsi="Cambria Math"/>
+              </w:rPr>
+              <m:t>i</m:t>
+            </m:r>
+            <m:r>
+              <w:ins w:id="116" w:author="Petros Kontos" w:date="2026-09-17T18:57:00Z" w16du:dateUtc="2026-09-17T15:57:00Z">
+                <w:rPr>
+                  <w:rFonts w:ascii="Cambria Math" w:hAnsi="Cambria Math"/>
+                </w:rPr>
+                <m:t xml:space="preserve"> </m:t>
+              </w:ins>
+            </m:r>
+          </m:sub>
+        </m:sSub>
+      </m:oMath>
+      <w:r>
+        <w:t>είναι η αρχική έξοδος του μοντέλου για τη συγκεκριμένη κλάση και ο παρονομαστής περιλαμβάνει τις εξόδους και των 35 κλάσεων.</w:t>
+      </w:r>
       <w:r>
         <w:rPr>
           <w:noProof/>
@@ -9258,14 +10045,27 @@
       <w:r>
         <w:t xml:space="preserve">Σχήμα </w:t>
       </w:r>
-      <w:fldSimple w:instr=" SEQ Σχήμα \* ARABIC ">
-        <w:r>
-          <w:rPr>
-            <w:noProof/>
-          </w:rPr>
-          <w:t>2</w:t>
-        </w:r>
-      </w:fldSimple>
+      <w:r>
+        <w:fldChar w:fldCharType="begin"/>
+      </w:r>
+      <w:r>
+        <w:instrText xml:space="preserve"> SEQ Σχήμα \* ARABIC </w:instrText>
+      </w:r>
+      <w:r>
+        <w:fldChar w:fldCharType="separate"/>
+      </w:r>
+      <w:r>
+        <w:rPr>
+          <w:noProof/>
+        </w:rPr>
+        <w:t>2</w:t>
+      </w:r>
+      <w:r>
+        <w:rPr>
+          <w:noProof/>
+        </w:rPr>
+        <w:fldChar w:fldCharType="end"/>
+      </w:r>
       <w:r>
         <w:t>: Τυπική δομή ενός συνελικτικού νευρωνικού δικτύου.</w:t>
       </w:r>
@@ -9277,7 +10077,7 @@
           <w:bCs/>
         </w:rPr>
       </w:pPr>
-      <w:bookmarkStart w:id="31" w:name="_Toc240123194"/>
+      <w:bookmarkStart w:id="117" w:name="_Toc240123194"/>
       <w:r>
         <w:rPr>
           <w:bCs/>
@@ -9285,7 +10085,7 @@
         <w:lastRenderedPageBreak/>
         <w:t>Κανονικοποίηση σε βαθιά δίκτυα</w:t>
       </w:r>
-      <w:bookmarkEnd w:id="31"/>
+      <w:bookmarkEnd w:id="117"/>
     </w:p>
     <w:p>
       <w:pPr>
@@ -9294,14 +10094,14 @@
           <w:bCs/>
         </w:rPr>
       </w:pPr>
-      <w:bookmarkStart w:id="32" w:name="_Toc240123195"/>
+      <w:bookmarkStart w:id="118" w:name="_Toc240123195"/>
       <w:r>
         <w:rPr>
           <w:bCs/>
         </w:rPr>
         <w:t>Batch Normalization</w:t>
       </w:r>
-      <w:bookmarkEnd w:id="32"/>
+      <w:bookmarkEnd w:id="118"/>
     </w:p>
     <w:p>
       <w:r>
@@ -9379,14 +10179,14 @@
           <w:bCs/>
         </w:rPr>
       </w:pPr>
-      <w:bookmarkStart w:id="33" w:name="_Toc240123196"/>
+      <w:bookmarkStart w:id="119" w:name="_Toc240123196"/>
       <w:r>
         <w:rPr>
           <w:bCs/>
         </w:rPr>
         <w:t>Layer Normalization</w:t>
       </w:r>
-      <w:bookmarkEnd w:id="33"/>
+      <w:bookmarkEnd w:id="119"/>
     </w:p>
     <w:p>
       <w:r>
@@ -9416,11 +10216,11 @@
       <w:pPr>
         <w:pStyle w:val="2"/>
       </w:pPr>
-      <w:bookmarkStart w:id="34" w:name="_Toc240123197"/>
+      <w:bookmarkStart w:id="120" w:name="_Toc240123197"/>
       <w:r>
         <w:t>Εκπαίδευση και βελτιστοποίηση μοντέλων</w:t>
       </w:r>
-      <w:bookmarkEnd w:id="34"/>
+      <w:bookmarkEnd w:id="120"/>
     </w:p>
     <w:p>
       <w:pPr>
@@ -9429,7 +10229,7 @@
           <w:lang w:val="en-GB"/>
         </w:rPr>
       </w:pPr>
-      <w:bookmarkStart w:id="35" w:name="_Toc240123198"/>
+      <w:bookmarkStart w:id="121" w:name="_Toc240123198"/>
       <w:r>
         <w:t>Συνάρτηση</w:t>
       </w:r>
@@ -9448,7 +10248,7 @@
         </w:rPr>
         <w:t xml:space="preserve"> (Categorical Cross-Entropy)</w:t>
       </w:r>
-      <w:bookmarkEnd w:id="35"/>
+      <w:bookmarkEnd w:id="121"/>
     </w:p>
     <w:p>
       <w:r>
@@ -9965,7 +10765,7 @@
           <w:bCs/>
         </w:rPr>
       </w:pPr>
-      <w:bookmarkStart w:id="36" w:name="_Toc240123199"/>
+      <w:bookmarkStart w:id="122" w:name="_Toc240123199"/>
       <w:r>
         <w:rPr>
           <w:rFonts w:eastAsiaTheme="minorEastAsia"/>
@@ -9974,7 +10774,7 @@
         <w:lastRenderedPageBreak/>
         <w:t>Μέθοδος οπισθοδιάδοσης σφάλματος (Backpropagation)</w:t>
       </w:r>
-      <w:bookmarkEnd w:id="36"/>
+      <w:bookmarkEnd w:id="122"/>
     </w:p>
     <w:p>
       <w:r>
@@ -10007,7 +10807,7 @@
           <w:bCs/>
         </w:rPr>
       </w:pPr>
-      <w:bookmarkStart w:id="37" w:name="_Toc240123200"/>
+      <w:bookmarkStart w:id="123" w:name="_Toc240123200"/>
       <w:r>
         <w:rPr>
           <w:rFonts w:eastAsiaTheme="minorEastAsia"/>
@@ -10015,7 +10815,7 @@
         </w:rPr>
         <w:t>Βελτιστοποιητής Adam</w:t>
       </w:r>
-      <w:bookmarkEnd w:id="37"/>
+      <w:bookmarkEnd w:id="123"/>
     </w:p>
     <w:p>
       <w:r>
@@ -10036,18 +10836,18 @@
       <w:r>
         <w:t>βελτιστοποιητής</w:t>
       </w:r>
-      <w:commentRangeStart w:id="38"/>
+      <w:commentRangeStart w:id="124"/>
       <w:r>
         <w:t xml:space="preserve"> </w:t>
       </w:r>
-      <w:commentRangeEnd w:id="38"/>
+      <w:commentRangeEnd w:id="124"/>
       <w:r>
         <w:rPr>
           <w:rStyle w:val="af1"/>
           <w:sz w:val="22"/>
           <w:szCs w:val="20"/>
         </w:rPr>
-        <w:commentReference w:id="38"/>
+        <w:commentReference w:id="124"/>
       </w:r>
       <w:r>
         <w:t xml:space="preserve">χρησιμοποιεί </w:t>
@@ -10065,7 +10865,11 @@
       </w:r>
       <w:r>
         <w:rPr>
-          <w:highlight w:val="yellow"/>
+          <w:rPrChange w:id="125" w:author="Petros Kontos" w:date="2026-09-17T18:46:00Z" w16du:dateUtc="2026-09-17T15:46:00Z">
+            <w:rPr>
+              <w:highlight w:val="yellow"/>
+            </w:rPr>
+          </w:rPrChange>
         </w:rPr>
         <w:t>παραγώγων</w:t>
       </w:r>
@@ -10108,14 +10912,14 @@
           <w:rFonts w:eastAsiaTheme="minorEastAsia"/>
         </w:rPr>
       </w:pPr>
-      <w:bookmarkStart w:id="39" w:name="_Toc240123202"/>
+      <w:bookmarkStart w:id="126" w:name="_Toc240123202"/>
       <w:r>
         <w:rPr>
           <w:rFonts w:eastAsiaTheme="minorEastAsia"/>
         </w:rPr>
         <w:t>Προεκπαιδευμένα μοντέλα και ImageNet</w:t>
       </w:r>
-      <w:bookmarkEnd w:id="39"/>
+      <w:bookmarkEnd w:id="126"/>
     </w:p>
     <w:p>
       <w:r>
@@ -10171,18 +10975,18 @@
       <w:r>
         <w:t>μια νέα κεφαλή ταξινόμησης(</w:t>
       </w:r>
-      <w:commentRangeStart w:id="40"/>
+      <w:commentRangeStart w:id="127"/>
       <w:r>
         <w:t>classification</w:t>
       </w:r>
-      <w:commentRangeEnd w:id="40"/>
+      <w:commentRangeEnd w:id="127"/>
       <w:r>
         <w:rPr>
           <w:rStyle w:val="af1"/>
           <w:sz w:val="22"/>
           <w:szCs w:val="20"/>
         </w:rPr>
-        <w:commentReference w:id="40"/>
+        <w:commentReference w:id="127"/>
       </w:r>
       <w:r>
         <w:t xml:space="preserve"> </w:t>
@@ -10242,7 +11046,7 @@
       <w:pPr>
         <w:pStyle w:val="3"/>
       </w:pPr>
-      <w:bookmarkStart w:id="41" w:name="_Toc240123203"/>
+      <w:bookmarkStart w:id="128" w:name="_Toc240123203"/>
       <w:r>
         <w:lastRenderedPageBreak/>
         <w:t>Παγωμένος Κορμός (</w:t>
@@ -10253,7 +11057,7 @@
       <w:r>
         <w:t>)</w:t>
       </w:r>
-      <w:bookmarkEnd w:id="41"/>
+      <w:bookmarkEnd w:id="128"/>
     </w:p>
     <w:p>
       <w:r>
@@ -10280,29 +11084,15 @@
       <w:r>
         <w:t xml:space="preserve">, τα βάρη του δεν ενημερώνονται κατά το backpropagation. Οι εικόνες εξακολουθούν να περνούν μέσα από το backbone και τα χαρακτηριστικά τους εξάγονται με βάση όσα έχει μάθει το δίκτυο από τα προεκπαιδευμένα βάρη. Έτσι, εκπαιδεύεται μόνο </w:t>
       </w:r>
-      <w:del w:id="42" w:author="Petros Kontos" w:date="2026-09-17T16:28:00Z" w16du:dateUtc="2026-09-17T13:28:00Z">
-        <w:r>
-          <w:delText>το classification head</w:delText>
-        </w:r>
-      </w:del>
-      <w:ins w:id="43" w:author="Petros Kontos" w:date="2026-09-17T16:28:00Z" w16du:dateUtc="2026-09-17T13:28:00Z">
-        <w:r>
-          <w:t>η κεφαλή ταξινόμησης</w:t>
-        </w:r>
-      </w:ins>
+      <w:r>
+        <w:t>η κεφαλή ταξινόμησης</w:t>
+      </w:r>
       <w:r>
         <w:t xml:space="preserve">, </w:t>
       </w:r>
-      <w:del w:id="44" w:author="Petros Kontos" w:date="2026-09-17T16:29:00Z" w16du:dateUtc="2026-09-17T13:29:00Z">
-        <w:r>
-          <w:delText>το οποίο</w:delText>
-        </w:r>
-      </w:del>
-      <w:ins w:id="45" w:author="Petros Kontos" w:date="2026-09-17T16:29:00Z" w16du:dateUtc="2026-09-17T13:29:00Z">
-        <w:r>
-          <w:t>η οποία</w:t>
-        </w:r>
-      </w:ins>
+      <w:r>
+        <w:t>η οποία</w:t>
+      </w:r>
       <w:r>
         <w:t xml:space="preserve"> έχει διαμορφωθεί για το συγκεκριμένο πρόβλημα ταξινόμησης του συνόλου δεδομένων ZooLake.</w:t>
       </w:r>
@@ -10316,11 +11106,11 @@
       <w:pPr>
         <w:pStyle w:val="3"/>
       </w:pPr>
-      <w:bookmarkStart w:id="46" w:name="_Toc240123204"/>
+      <w:bookmarkStart w:id="129" w:name="_Toc240123204"/>
       <w:r>
         <w:t>Fine-tuning</w:t>
       </w:r>
-      <w:bookmarkEnd w:id="46"/>
+      <w:bookmarkEnd w:id="129"/>
     </w:p>
     <w:p>
       <w:r>
@@ -10342,11 +11132,11 @@
       <w:pPr>
         <w:pStyle w:val="2"/>
       </w:pPr>
-      <w:bookmarkStart w:id="47" w:name="_Toc240123205"/>
+      <w:bookmarkStart w:id="130" w:name="_Toc240123205"/>
       <w:r>
         <w:t>Ανισορροπία κλάσεων</w:t>
       </w:r>
-      <w:bookmarkEnd w:id="47"/>
+      <w:bookmarkEnd w:id="130"/>
     </w:p>
     <w:p>
       <w:r>
@@ -10406,14 +11196,14 @@
           <w:bCs/>
         </w:rPr>
       </w:pPr>
-      <w:bookmarkStart w:id="48" w:name="_Toc240123206"/>
+      <w:bookmarkStart w:id="131" w:name="_Toc240123206"/>
       <w:r>
         <w:rPr>
           <w:bCs/>
         </w:rPr>
         <w:t>Μετρικές αξιολόγησης και απόδοσης</w:t>
       </w:r>
-      <w:bookmarkEnd w:id="48"/>
+      <w:bookmarkEnd w:id="131"/>
     </w:p>
     <w:p>
       <w:r>
@@ -10478,37 +11268,38 @@
       <w:pPr>
         <w:pStyle w:val="3"/>
         <w:rPr>
-          <w:highlight w:val="yellow"/>
-          <w:rPrChange w:id="49" w:author="ΜΑΡΙΝΑ ΠΛΗΣΙΤΗ" w:date="2026-09-14T23:12:00Z" w16du:dateUtc="2026-09-14T20:12:00Z">
-            <w:rPr/>
+          <w:rPrChange w:id="132" w:author="Petros Kontos" w:date="2026-09-17T18:54:00Z" w16du:dateUtc="2026-09-17T15:54:00Z">
+            <w:rPr>
+              <w:highlight w:val="yellow"/>
+            </w:rPr>
           </w:rPrChange>
         </w:rPr>
       </w:pPr>
-      <w:bookmarkStart w:id="50" w:name="_Toc240123207"/>
+      <w:bookmarkStart w:id="133" w:name="_Toc240123207"/>
       <w:r>
         <w:rPr>
-          <w:highlight w:val="yellow"/>
+          <w:rPrChange w:id="134" w:author="Petros Kontos" w:date="2026-09-17T18:54:00Z" w16du:dateUtc="2026-09-17T15:54:00Z">
+            <w:rPr>
+              <w:highlight w:val="yellow"/>
+            </w:rPr>
+          </w:rPrChange>
         </w:rPr>
         <w:t>Ακρίβεια (</w:t>
       </w:r>
       <w:r>
+        <w:t>Accuracy</w:t>
+      </w:r>
+      <w:bookmarkEnd w:id="133"/>
+      <w:r>
         <w:rPr>
-          <w:highlight w:val="yellow"/>
-          <w:rPrChange w:id="51" w:author="ΜΑΡΙΝΑ ΠΛΗΣΙΤΗ" w:date="2026-09-14T23:12:00Z" w16du:dateUtc="2026-09-14T20:12:00Z">
-            <w:rPr/>
+          <w:rPrChange w:id="135" w:author="Petros Kontos" w:date="2026-09-17T18:54:00Z" w16du:dateUtc="2026-09-17T15:54:00Z">
+            <w:rPr>
+              <w:highlight w:val="yellow"/>
+            </w:rPr>
           </w:rPrChange>
         </w:rPr>
-        <w:t>Accuracy</w:t>
-      </w:r>
-      <w:bookmarkEnd w:id="50"/>
-      <w:ins w:id="52" w:author="Petros Kontos" w:date="2026-09-15T19:50:00Z" w16du:dateUtc="2026-09-15T16:50:00Z">
-        <w:r>
-          <w:rPr>
-            <w:highlight w:val="yellow"/>
-          </w:rPr>
-          <w:t>)</w:t>
-        </w:r>
-      </w:ins>
+        <w:t>)</w:t>
+      </w:r>
     </w:p>
     <w:p>
       <w:r>
@@ -10839,7 +11630,7 @@
           <m:t>1</m:t>
         </m:r>
       </m:oMath>
-      <w:ins w:id="53" w:author="ΜΑΡΙΝΑ ΠΛΗΣΙΤΗ" w:date="2026-09-14T23:12:00Z" w16du:dateUtc="2026-09-14T20:12:00Z">
+      <w:ins w:id="136" w:author="ΜΑΡΙΝΑ ΠΛΗΣΙΤΗ" w:date="2026-09-14T23:12:00Z" w16du:dateUtc="2026-09-14T20:12:00Z">
         <w:r>
           <w:t xml:space="preserve"> </w:t>
         </w:r>
@@ -10866,11 +11657,11 @@
       <w:pPr>
         <w:pStyle w:val="3"/>
       </w:pPr>
-      <w:bookmarkStart w:id="54" w:name="_Toc240123208"/>
+      <w:bookmarkStart w:id="137" w:name="_Toc240123208"/>
       <w:r>
         <w:t>Top-2-Accuracy</w:t>
       </w:r>
-      <w:bookmarkEnd w:id="54"/>
+      <w:bookmarkEnd w:id="137"/>
     </w:p>
     <w:p>
       <w:r>
@@ -11287,33 +12078,51 @@
     <w:p>
       <w:pPr>
         <w:pStyle w:val="3"/>
+      </w:pPr>
+      <w:bookmarkStart w:id="138" w:name="_Toc240123209"/>
+      <w:r>
         <w:rPr>
-          <w:highlight w:val="yellow"/>
-          <w:rPrChange w:id="55" w:author="ΜΑΡΙΝΑ ΠΛΗΣΙΤΗ" w:date="2026-09-14T23:13:00Z" w16du:dateUtc="2026-09-14T20:13:00Z">
-            <w:rPr/>
+          <w:rPrChange w:id="139" w:author="Petros Kontos" w:date="2026-09-17T18:54:00Z" w16du:dateUtc="2026-09-17T15:54:00Z">
+            <w:rPr>
+              <w:highlight w:val="yellow"/>
+            </w:rPr>
           </w:rPrChange>
         </w:rPr>
-      </w:pPr>
-      <w:bookmarkStart w:id="56" w:name="_Toc240123209"/>
+        <w:t>Πιστότητα</w:t>
+      </w:r>
+      <w:ins w:id="140" w:author="Petros Kontos" w:date="2026-09-17T18:54:00Z" w16du:dateUtc="2026-09-17T15:54:00Z">
+        <w:r>
+          <w:rPr>
+            <w:rPrChange w:id="141" w:author="Petros Kontos" w:date="2026-09-17T18:54:00Z" w16du:dateUtc="2026-09-17T15:54:00Z">
+              <w:rPr>
+                <w:highlight w:val="yellow"/>
+              </w:rPr>
+            </w:rPrChange>
+          </w:rPr>
+          <w:t xml:space="preserve"> </w:t>
+        </w:r>
+      </w:ins>
       <w:r>
         <w:rPr>
-          <w:highlight w:val="yellow"/>
-        </w:rPr>
-        <w:t>Πιστότητα(</w:t>
-      </w:r>
-      <w:r>
-        <w:rPr>
-          <w:highlight w:val="yellow"/>
-          <w:rPrChange w:id="57" w:author="ΜΑΡΙΝΑ ΠΛΗΣΙΤΗ" w:date="2026-09-14T23:13:00Z" w16du:dateUtc="2026-09-14T20:13:00Z">
-            <w:rPr/>
+          <w:rPrChange w:id="142" w:author="Petros Kontos" w:date="2026-09-17T18:54:00Z" w16du:dateUtc="2026-09-17T15:54:00Z">
+            <w:rPr>
+              <w:highlight w:val="yellow"/>
+            </w:rPr>
           </w:rPrChange>
         </w:rPr>
+        <w:t>(</w:t>
+      </w:r>
+      <w:r>
         <w:t>Precision</w:t>
       </w:r>
-      <w:bookmarkEnd w:id="56"/>
+      <w:bookmarkEnd w:id="138"/>
       <w:r>
         <w:rPr>
-          <w:highlight w:val="yellow"/>
+          <w:rPrChange w:id="143" w:author="Petros Kontos" w:date="2026-09-17T18:54:00Z" w16du:dateUtc="2026-09-17T15:54:00Z">
+            <w:rPr>
+              <w:highlight w:val="yellow"/>
+            </w:rPr>
+          </w:rPrChange>
         </w:rPr>
         <w:t>)</w:t>
       </w:r>
@@ -11513,33 +12322,28 @@
     <w:p>
       <w:pPr>
         <w:pStyle w:val="3"/>
+      </w:pPr>
+      <w:bookmarkStart w:id="144" w:name="_Toc240123210"/>
+      <w:r>
+        <w:t>Ανάκληση</w:t>
+      </w:r>
+      <w:r>
+        <w:t xml:space="preserve"> </w:t>
+      </w:r>
+      <w:r>
+        <w:t>(</w:t>
+      </w:r>
+      <w:r>
+        <w:t>Recall</w:t>
+      </w:r>
+      <w:bookmarkEnd w:id="144"/>
+      <w:r>
         <w:rPr>
-          <w:highlight w:val="yellow"/>
-          <w:rPrChange w:id="58" w:author="ΜΑΡΙΝΑ ΠΛΗΣΙΤΗ" w:date="2026-09-14T23:14:00Z" w16du:dateUtc="2026-09-14T20:14:00Z">
-            <w:rPr/>
+          <w:rPrChange w:id="145" w:author="Petros Kontos" w:date="2026-09-17T18:54:00Z" w16du:dateUtc="2026-09-17T15:54:00Z">
+            <w:rPr>
+              <w:highlight w:val="yellow"/>
+            </w:rPr>
           </w:rPrChange>
-        </w:rPr>
-      </w:pPr>
-      <w:bookmarkStart w:id="59" w:name="_Toc240123210"/>
-      <w:r>
-        <w:rPr>
-          <w:highlight w:val="yellow"/>
-        </w:rPr>
-        <w:t>Ανάκληση(</w:t>
-      </w:r>
-      <w:r>
-        <w:rPr>
-          <w:highlight w:val="yellow"/>
-          <w:rPrChange w:id="60" w:author="ΜΑΡΙΝΑ ΠΛΗΣΙΤΗ" w:date="2026-09-14T23:14:00Z" w16du:dateUtc="2026-09-14T20:14:00Z">
-            <w:rPr/>
-          </w:rPrChange>
-        </w:rPr>
-        <w:t>Recall</w:t>
-      </w:r>
-      <w:bookmarkEnd w:id="59"/>
-      <w:r>
-        <w:rPr>
-          <w:highlight w:val="yellow"/>
         </w:rPr>
         <w:t>)</w:t>
       </w:r>
@@ -11708,11 +12512,11 @@
       <w:pPr>
         <w:pStyle w:val="3"/>
       </w:pPr>
-      <w:bookmarkStart w:id="61" w:name="_Toc240123211"/>
+      <w:bookmarkStart w:id="146" w:name="_Toc240123211"/>
       <w:r>
         <w:t>F1-Score</w:t>
       </w:r>
-      <w:bookmarkEnd w:id="61"/>
+      <w:bookmarkEnd w:id="146"/>
     </w:p>
     <w:p>
       <w:r>
@@ -11917,11 +12721,11 @@
       <w:pPr>
         <w:pStyle w:val="3"/>
       </w:pPr>
-      <w:bookmarkStart w:id="62" w:name="_Toc240123212"/>
+      <w:bookmarkStart w:id="147" w:name="_Toc240123212"/>
       <w:r>
         <w:t>Macro-averaging</w:t>
       </w:r>
-      <w:bookmarkEnd w:id="62"/>
+      <w:bookmarkEnd w:id="147"/>
     </w:p>
     <w:p>
       <w:r>
@@ -12062,12 +12866,12 @@
       <w:pPr>
         <w:pStyle w:val="3"/>
       </w:pPr>
-      <w:bookmarkStart w:id="63" w:name="_Toc240123213"/>
-      <w:commentRangeStart w:id="64"/>
+      <w:bookmarkStart w:id="148" w:name="_Toc240123213"/>
+      <w:commentRangeStart w:id="149"/>
       <w:r>
         <w:t>Συμπληρωματικές εκδοχές του Macro-F1</w:t>
       </w:r>
-      <w:bookmarkEnd w:id="63"/>
+      <w:bookmarkEnd w:id="148"/>
     </w:p>
     <w:p>
       <w:r>
@@ -12112,7 +12916,7 @@
     <w:p>
       <w:pPr>
         <w:rPr>
-          <w:ins w:id="65" w:author="Petros Kontos" w:date="2026-09-17T17:24:00Z" w16du:dateUtc="2026-09-17T14:24:00Z"/>
+          <w:ins w:id="150" w:author="Petros Kontos" w:date="2026-09-17T17:24:00Z" w16du:dateUtc="2026-09-17T14:24:00Z"/>
         </w:rPr>
       </w:pPr>
       <w:r>
@@ -12122,25 +12926,25 @@
         <w:lastRenderedPageBreak/>
         <w:t>παρέχουν συμπληρωματική εικόνα της απόδοσης των μοντέλων και δεν αντικαθιστούν την κύρια τιμή του Macro-F1, η οποία υπολογίζεται στο σύνολο των 35 κλάσεων.</w:t>
       </w:r>
-      <w:commentRangeEnd w:id="64"/>
+      <w:commentRangeEnd w:id="149"/>
       <w:r>
         <w:rPr>
           <w:rStyle w:val="af1"/>
           <w:sz w:val="22"/>
           <w:szCs w:val="20"/>
         </w:rPr>
-        <w:commentReference w:id="64"/>
+        <w:commentReference w:id="149"/>
       </w:r>
     </w:p>
     <w:p>
       <w:pPr>
         <w:spacing w:after="0" w:line="240" w:lineRule="auto"/>
         <w:jc w:val="left"/>
-        <w:pPrChange w:id="66" w:author="Petros Kontos" w:date="2026-09-17T17:24:00Z" w16du:dateUtc="2026-09-17T14:24:00Z">
+        <w:pPrChange w:id="151" w:author="Petros Kontos" w:date="2026-09-17T17:24:00Z" w16du:dateUtc="2026-09-17T14:24:00Z">
           <w:pPr/>
         </w:pPrChange>
       </w:pPr>
-      <w:ins w:id="67" w:author="Petros Kontos" w:date="2026-09-17T17:24:00Z" w16du:dateUtc="2026-09-17T14:24:00Z">
+      <w:ins w:id="152" w:author="Petros Kontos" w:date="2026-09-17T17:24:00Z" w16du:dateUtc="2026-09-17T14:24:00Z">
         <w:r>
           <w:br w:type="page"/>
         </w:r>
@@ -12154,32 +12958,32 @@
         <w:lastRenderedPageBreak/>
         <w:t xml:space="preserve"> </w:t>
       </w:r>
-      <w:bookmarkStart w:id="68" w:name="_Toc240123214"/>
-      <w:bookmarkStart w:id="69" w:name="_Toc5107564"/>
+      <w:bookmarkStart w:id="153" w:name="_Toc240123214"/>
+      <w:bookmarkStart w:id="154" w:name="_Toc5107564"/>
       <w:r>
         <w:t>Μεθοδολογία</w:t>
       </w:r>
-      <w:bookmarkEnd w:id="68"/>
+      <w:bookmarkEnd w:id="153"/>
       <w:r>
         <w:t xml:space="preserve"> </w:t>
       </w:r>
-      <w:bookmarkEnd w:id="69"/>
+      <w:bookmarkEnd w:id="154"/>
     </w:p>
     <w:p>
       <w:pPr>
         <w:pStyle w:val="2"/>
       </w:pPr>
-      <w:bookmarkStart w:id="70" w:name="_Toc240123215"/>
+      <w:bookmarkStart w:id="155" w:name="_Toc240123215"/>
       <w:r>
         <w:t>Το άρθρο αναφοράς και το πλαίσιο της αναπαραγωγής</w:t>
       </w:r>
-      <w:bookmarkEnd w:id="70"/>
+      <w:bookmarkEnd w:id="155"/>
       <w:r>
         <w:t xml:space="preserve"> </w:t>
       </w:r>
     </w:p>
     <w:p>
-      <w:bookmarkStart w:id="71" w:name="_Toc5107566"/>
+      <w:bookmarkStart w:id="156" w:name="_Toc5107566"/>
       <w:r>
         <w:t xml:space="preserve">Η παρούσα εργασία </w:t>
       </w:r>
@@ -12233,7 +13037,7 @@
       </w:r>
       <w:r>
         <w:rPr>
-          <w:rPrChange w:id="72" w:author="Petros Kontos" w:date="2026-09-17T16:31:00Z" w16du:dateUtc="2026-09-17T13:31:00Z">
+          <w:rPrChange w:id="157" w:author="Petros Kontos" w:date="2026-09-17T16:31:00Z" w16du:dateUtc="2026-09-17T13:31:00Z">
             <w:rPr>
               <w:highlight w:val="yellow"/>
             </w:rPr>
@@ -12250,7 +13054,7 @@
       <w:r>
         <w:t>ερευνητές</w:t>
       </w:r>
-      <w:del w:id="73" w:author="Petros Kontos" w:date="2026-09-17T12:43:00Z" w16du:dateUtc="2026-09-17T09:43:00Z">
+      <w:del w:id="158" w:author="Petros Kontos" w:date="2026-09-17T12:43:00Z" w16du:dateUtc="2026-09-17T09:43:00Z">
         <w:r>
           <w:delText xml:space="preserve"> </w:delText>
         </w:r>
@@ -12345,12 +13149,12 @@
       <w:pPr>
         <w:pStyle w:val="2"/>
       </w:pPr>
-      <w:bookmarkStart w:id="74" w:name="_Toc240123216"/>
-      <w:bookmarkEnd w:id="71"/>
+      <w:bookmarkStart w:id="159" w:name="_Toc240123216"/>
+      <w:bookmarkEnd w:id="156"/>
       <w:r>
         <w:t>Το σύνολο δεδομένων ZooLake</w:t>
       </w:r>
-      <w:bookmarkEnd w:id="74"/>
+      <w:bookmarkEnd w:id="159"/>
     </w:p>
     <w:p>
       <w:pPr>
@@ -12359,14 +13163,14 @@
           <w:bCs/>
         </w:rPr>
       </w:pPr>
-      <w:bookmarkStart w:id="75" w:name="_Toc240123217"/>
+      <w:bookmarkStart w:id="160" w:name="_Toc240123217"/>
       <w:r>
         <w:rPr>
           <w:bCs/>
         </w:rPr>
         <w:t>καταγραφή με την κάμερα DSPC</w:t>
       </w:r>
-      <w:bookmarkEnd w:id="75"/>
+      <w:bookmarkEnd w:id="160"/>
     </w:p>
     <w:p>
       <w:r>
@@ -12459,7 +13263,7 @@
     <w:p>
       <w:pPr>
         <w:rPr>
-          <w:del w:id="76" w:author="Petros Kontos" w:date="2026-09-17T15:09:00Z" w16du:dateUtc="2026-09-17T12:09:00Z"/>
+          <w:del w:id="161" w:author="Petros Kontos" w:date="2026-09-17T15:09:00Z" w16du:dateUtc="2026-09-17T12:09:00Z"/>
         </w:rPr>
       </w:pPr>
       <w:r>
@@ -12527,7 +13331,7 @@
     <w:p>
       <w:pPr>
         <w:jc w:val="center"/>
-        <w:pPrChange w:id="77" w:author="Petros Kontos" w:date="2026-09-17T15:09:00Z" w16du:dateUtc="2026-09-17T12:09:00Z">
+        <w:pPrChange w:id="162" w:author="Petros Kontos" w:date="2026-09-17T15:09:00Z" w16du:dateUtc="2026-09-17T12:09:00Z">
           <w:pPr>
             <w:keepNext/>
             <w:jc w:val="center"/>
@@ -12594,20 +13398,33 @@
         <w:pStyle w:val="ac"/>
         <w:jc w:val="center"/>
         <w:rPr>
-          <w:del w:id="78" w:author="Petros Kontos" w:date="2026-09-17T17:15:00Z" w16du:dateUtc="2026-09-17T14:15:00Z"/>
+          <w:del w:id="163" w:author="Petros Kontos" w:date="2026-09-17T17:15:00Z" w16du:dateUtc="2026-09-17T14:15:00Z"/>
         </w:rPr>
       </w:pPr>
       <w:r>
         <w:t xml:space="preserve">Σχήμα </w:t>
       </w:r>
-      <w:fldSimple w:instr=" SEQ Σχήμα \* ARABIC ">
-        <w:r>
-          <w:rPr>
-            <w:noProof/>
-          </w:rPr>
-          <w:t>3</w:t>
-        </w:r>
-      </w:fldSimple>
+      <w:r>
+        <w:fldChar w:fldCharType="begin"/>
+      </w:r>
+      <w:r>
+        <w:instrText xml:space="preserve"> SEQ Σχήμα \* ARABIC </w:instrText>
+      </w:r>
+      <w:r>
+        <w:fldChar w:fldCharType="separate"/>
+      </w:r>
+      <w:r>
+        <w:rPr>
+          <w:noProof/>
+        </w:rPr>
+        <w:t>3</w:t>
+      </w:r>
+      <w:r>
+        <w:rPr>
+          <w:noProof/>
+        </w:rPr>
+        <w:fldChar w:fldCharType="end"/>
+      </w:r>
       <w:r>
         <w:t xml:space="preserve">: </w:t>
       </w:r>
@@ -12635,10 +13452,10 @@
         <w:pStyle w:val="ac"/>
         <w:jc w:val="center"/>
         <w:rPr>
-          <w:del w:id="79" w:author="Petros Kontos" w:date="2026-09-17T15:08:00Z" w16du:dateUtc="2026-09-17T12:08:00Z"/>
+          <w:del w:id="164" w:author="Petros Kontos" w:date="2026-09-17T15:08:00Z" w16du:dateUtc="2026-09-17T12:08:00Z"/>
           <w:lang w:val="en-US"/>
         </w:rPr>
-        <w:pPrChange w:id="80" w:author="Petros Kontos" w:date="2026-09-17T17:15:00Z" w16du:dateUtc="2026-09-17T14:15:00Z">
+        <w:pPrChange w:id="165" w:author="Petros Kontos" w:date="2026-09-17T17:15:00Z" w16du:dateUtc="2026-09-17T14:15:00Z">
           <w:pPr/>
         </w:pPrChange>
       </w:pPr>
@@ -12646,10 +13463,10 @@
     <w:p>
       <w:pPr>
         <w:rPr>
-          <w:del w:id="81" w:author="Petros Kontos" w:date="2026-09-17T15:08:00Z" w16du:dateUtc="2026-09-17T12:08:00Z"/>
-          <w:rPrChange w:id="82" w:author="Petros Kontos" w:date="2026-09-17T17:15:00Z" w16du:dateUtc="2026-09-17T14:15:00Z">
+          <w:del w:id="166" w:author="Petros Kontos" w:date="2026-09-17T15:08:00Z" w16du:dateUtc="2026-09-17T12:08:00Z"/>
+          <w:rPrChange w:id="167" w:author="Petros Kontos" w:date="2026-09-17T17:15:00Z" w16du:dateUtc="2026-09-17T14:15:00Z">
             <w:rPr>
-              <w:del w:id="83" w:author="Petros Kontos" w:date="2026-09-17T15:08:00Z" w16du:dateUtc="2026-09-17T12:08:00Z"/>
+              <w:del w:id="168" w:author="Petros Kontos" w:date="2026-09-17T15:08:00Z" w16du:dateUtc="2026-09-17T12:08:00Z"/>
               <w:lang w:val="en-US"/>
             </w:rPr>
           </w:rPrChange>
@@ -12663,7 +13480,7 @@
           <w:bCs/>
         </w:rPr>
       </w:pPr>
-      <w:bookmarkStart w:id="84" w:name="_Toc240123218"/>
+      <w:bookmarkStart w:id="169" w:name="_Toc240123218"/>
       <w:r>
         <w:rPr>
           <w:bCs/>
@@ -12671,7 +13488,7 @@
         <w:lastRenderedPageBreak/>
         <w:t>Οι κλάσεις και η κατανομή τους</w:t>
       </w:r>
-      <w:bookmarkEnd w:id="84"/>
+      <w:bookmarkEnd w:id="169"/>
     </w:p>
     <w:p>
       <w:r>
@@ -12774,7 +13591,7 @@
     <w:p>
       <w:pPr>
         <w:rPr>
-          <w:del w:id="85" w:author="Petros Kontos" w:date="2026-09-17T17:24:00Z" w16du:dateUtc="2026-09-17T14:24:00Z"/>
+          <w:del w:id="170" w:author="Petros Kontos" w:date="2026-09-17T17:24:00Z" w16du:dateUtc="2026-09-17T14:24:00Z"/>
           <w:lang w:val="en-US"/>
         </w:rPr>
       </w:pPr>
@@ -12886,7 +13703,7 @@
     </w:p>
     <w:p>
       <w:pPr>
-        <w:pPrChange w:id="86" w:author="Petros Kontos" w:date="2026-09-17T17:24:00Z" w16du:dateUtc="2026-09-17T14:24:00Z">
+        <w:pPrChange w:id="171" w:author="Petros Kontos" w:date="2026-09-17T17:24:00Z" w16du:dateUtc="2026-09-17T14:24:00Z">
           <w:pPr>
             <w:jc w:val="center"/>
           </w:pPr>
@@ -12951,14 +13768,24 @@
       <w:r>
         <w:t xml:space="preserve">Σχήμα </w:t>
       </w:r>
-      <w:fldSimple w:instr=" SEQ Σχήμα \* ARABIC ">
-        <w:r>
-          <w:rPr>
-            <w:noProof/>
-          </w:rPr>
-          <w:t>4</w:t>
-        </w:r>
-      </w:fldSimple>
+      <w:r>
+        <w:fldChar w:fldCharType="begin"/>
+      </w:r>
+      <w:r>
+        <w:instrText xml:space="preserve"> SEQ Σχήμα \* ARABIC </w:instrText>
+      </w:r>
+      <w:r>
+        <w:fldChar w:fldCharType="separate"/>
+      </w:r>
+      <w:r>
+        <w:rPr>
+          <w:noProof/>
+        </w:rPr>
+        <w:t>4</w:t>
+      </w:r>
+      <w:r>
+        <w:fldChar w:fldCharType="end"/>
+      </w:r>
       <w:r>
         <w:rPr>
           <w:lang w:val="en-US"/>
@@ -12979,12 +13806,12 @@
       <w:pPr>
         <w:pStyle w:val="3"/>
       </w:pPr>
-      <w:bookmarkStart w:id="87" w:name="_Toc240123219"/>
+      <w:bookmarkStart w:id="172" w:name="_Toc240123219"/>
       <w:r>
         <w:lastRenderedPageBreak/>
         <w:t>Δομή του αρχείου διαχωρισμού</w:t>
       </w:r>
-      <w:bookmarkEnd w:id="87"/>
+      <w:bookmarkEnd w:id="172"/>
     </w:p>
     <w:p>
       <w:r>
@@ -13275,11 +14102,11 @@
       <w:pPr>
         <w:pStyle w:val="3"/>
       </w:pPr>
-      <w:bookmarkStart w:id="88" w:name="_Toc240123220"/>
+      <w:bookmarkStart w:id="173" w:name="_Toc240123220"/>
       <w:r>
         <w:t>Έλεγχος ακεραιότητας</w:t>
       </w:r>
-      <w:bookmarkEnd w:id="88"/>
+      <w:bookmarkEnd w:id="173"/>
       <w:r>
         <w:t xml:space="preserve"> του διαχωρισμού</w:t>
       </w:r>
@@ -13740,14 +14567,27 @@
       <w:r>
         <w:t xml:space="preserve">Πίνακας </w:t>
       </w:r>
-      <w:fldSimple w:instr=" SEQ Πίνακας \* ARABIC ">
-        <w:r>
-          <w:rPr>
-            <w:noProof/>
-          </w:rPr>
-          <w:t>1</w:t>
-        </w:r>
-      </w:fldSimple>
+      <w:r>
+        <w:fldChar w:fldCharType="begin"/>
+      </w:r>
+      <w:r>
+        <w:instrText xml:space="preserve"> SEQ Πίνακας \* ARABIC </w:instrText>
+      </w:r>
+      <w:r>
+        <w:fldChar w:fldCharType="separate"/>
+      </w:r>
+      <w:r>
+        <w:rPr>
+          <w:noProof/>
+        </w:rPr>
+        <w:t>1</w:t>
+      </w:r>
+      <w:r>
+        <w:rPr>
+          <w:noProof/>
+        </w:rPr>
+        <w:fldChar w:fldCharType="end"/>
+      </w:r>
       <w:r>
         <w:t>: Αποτελέσματα ελέγχου του συνόλου δεδομένων.</w:t>
       </w:r>
@@ -13757,7 +14597,7 @@
       <w:pPr>
         <w:pStyle w:val="3"/>
       </w:pPr>
-      <w:bookmarkStart w:id="89" w:name="_Toc240123221"/>
+      <w:bookmarkStart w:id="174" w:name="_Toc240123221"/>
       <w:r>
         <w:t xml:space="preserve">Αναλογία </w:t>
       </w:r>
@@ -13767,13 +14607,13 @@
       <w:r>
         <w:t xml:space="preserve"> κλάση</w:t>
       </w:r>
-      <w:bookmarkEnd w:id="89"/>
+      <w:bookmarkEnd w:id="174"/>
     </w:p>
     <w:p>
       <w:pPr>
         <w:rPr>
           <w:lang w:val="en-US"/>
-          <w:rPrChange w:id="90" w:author="Petros Kontos" w:date="2026-09-17T15:14:00Z" w16du:dateUtc="2026-09-17T12:14:00Z">
+          <w:rPrChange w:id="175" w:author="Petros Kontos" w:date="2026-09-17T15:14:00Z" w16du:dateUtc="2026-09-17T12:14:00Z">
             <w:rPr/>
           </w:rPrChange>
         </w:rPr>
@@ -13813,6 +14653,16 @@
         <w:lastRenderedPageBreak/>
         <w:t>επικύρωσης και παρέχει ένα πιο ομαλό σήμα κατά την εκπαίδευση. Ωστόσο, δεν αντιμετωπίζει το πρόβλημα της ανισορροπίας και επηρεάζεται περισσότερο από τις πολυπληθείς κλάσεις.</w:t>
       </w:r>
+      <w:ins w:id="176" w:author="Petros Kontos" w:date="2026-09-17T18:55:00Z" w16du:dateUtc="2026-09-17T15:55:00Z">
+        <w:r>
+          <w:t xml:space="preserve"> Στο</w:t>
+        </w:r>
+      </w:ins>
+      <w:ins w:id="177" w:author="Petros Kontos" w:date="2026-09-17T18:56:00Z" w16du:dateUtc="2026-09-17T15:56:00Z">
+        <w:r>
+          <w:t xml:space="preserve">ν Πίνακα 2 αποτυπώνεται η κατανομή στα σύνολα εκπαίδευσης επικύρωσης και ελέγχου στις σπάνιες κλάσεις με λιγότερες από 100 εικόνες. </w:t>
+        </w:r>
+      </w:ins>
     </w:p>
     <w:tbl>
       <w:tblPr>
@@ -13837,7 +14687,7 @@
               <w:rPr>
                 <w:b/>
                 <w:bCs/>
-                <w:rPrChange w:id="91" w:author="Petros Kontos" w:date="2026-09-17T15:21:00Z" w16du:dateUtc="2026-09-17T12:21:00Z">
+                <w:rPrChange w:id="178" w:author="Petros Kontos" w:date="2026-09-17T15:21:00Z" w16du:dateUtc="2026-09-17T12:21:00Z">
                   <w:rPr>
                     <w:lang w:val="en-US"/>
                   </w:rPr>
@@ -13848,7 +14698,7 @@
               <w:rPr>
                 <w:b/>
                 <w:bCs/>
-                <w:rPrChange w:id="92" w:author="Petros Kontos" w:date="2026-09-17T15:21:00Z" w16du:dateUtc="2026-09-17T12:21:00Z">
+                <w:rPrChange w:id="179" w:author="Petros Kontos" w:date="2026-09-17T15:21:00Z" w16du:dateUtc="2026-09-17T12:21:00Z">
                   <w:rPr/>
                 </w:rPrChange>
               </w:rPr>
@@ -13865,7 +14715,7 @@
               <w:rPr>
                 <w:b/>
                 <w:bCs/>
-                <w:rPrChange w:id="93" w:author="Petros Kontos" w:date="2026-09-17T15:21:00Z" w16du:dateUtc="2026-09-17T12:21:00Z">
+                <w:rPrChange w:id="180" w:author="Petros Kontos" w:date="2026-09-17T15:21:00Z" w16du:dateUtc="2026-09-17T12:21:00Z">
                   <w:rPr>
                     <w:lang w:val="en-US"/>
                   </w:rPr>
@@ -13876,7 +14726,7 @@
               <w:rPr>
                 <w:b/>
                 <w:bCs/>
-                <w:rPrChange w:id="94" w:author="Petros Kontos" w:date="2026-09-17T15:21:00Z" w16du:dateUtc="2026-09-17T12:21:00Z">
+                <w:rPrChange w:id="181" w:author="Petros Kontos" w:date="2026-09-17T15:21:00Z" w16du:dateUtc="2026-09-17T12:21:00Z">
                   <w:rPr/>
                 </w:rPrChange>
               </w:rPr>
@@ -13893,7 +14743,7 @@
               <w:rPr>
                 <w:b/>
                 <w:bCs/>
-                <w:rPrChange w:id="95" w:author="Petros Kontos" w:date="2026-09-17T15:21:00Z" w16du:dateUtc="2026-09-17T12:21:00Z">
+                <w:rPrChange w:id="182" w:author="Petros Kontos" w:date="2026-09-17T15:21:00Z" w16du:dateUtc="2026-09-17T12:21:00Z">
                   <w:rPr>
                     <w:lang w:val="en-US"/>
                   </w:rPr>
@@ -13904,7 +14754,7 @@
               <w:rPr>
                 <w:b/>
                 <w:bCs/>
-                <w:rPrChange w:id="96" w:author="Petros Kontos" w:date="2026-09-17T15:21:00Z" w16du:dateUtc="2026-09-17T12:21:00Z">
+                <w:rPrChange w:id="183" w:author="Petros Kontos" w:date="2026-09-17T15:21:00Z" w16du:dateUtc="2026-09-17T12:21:00Z">
                   <w:rPr/>
                 </w:rPrChange>
               </w:rPr>
@@ -13921,7 +14771,7 @@
               <w:rPr>
                 <w:b/>
                 <w:bCs/>
-                <w:rPrChange w:id="97" w:author="Petros Kontos" w:date="2026-09-17T15:21:00Z" w16du:dateUtc="2026-09-17T12:21:00Z">
+                <w:rPrChange w:id="184" w:author="Petros Kontos" w:date="2026-09-17T15:21:00Z" w16du:dateUtc="2026-09-17T12:21:00Z">
                   <w:rPr>
                     <w:lang w:val="en-US"/>
                   </w:rPr>
@@ -13932,7 +14782,7 @@
               <w:rPr>
                 <w:b/>
                 <w:bCs/>
-                <w:rPrChange w:id="98" w:author="Petros Kontos" w:date="2026-09-17T15:21:00Z" w16du:dateUtc="2026-09-17T12:21:00Z">
+                <w:rPrChange w:id="185" w:author="Petros Kontos" w:date="2026-09-17T15:21:00Z" w16du:dateUtc="2026-09-17T12:21:00Z">
                   <w:rPr/>
                 </w:rPrChange>
               </w:rPr>
@@ -13949,7 +14799,7 @@
               <w:rPr>
                 <w:b/>
                 <w:bCs/>
-                <w:rPrChange w:id="99" w:author="Petros Kontos" w:date="2026-09-17T15:21:00Z" w16du:dateUtc="2026-09-17T12:21:00Z">
+                <w:rPrChange w:id="186" w:author="Petros Kontos" w:date="2026-09-17T15:21:00Z" w16du:dateUtc="2026-09-17T12:21:00Z">
                   <w:rPr>
                     <w:lang w:val="en-US"/>
                   </w:rPr>
@@ -13960,7 +14810,7 @@
               <w:rPr>
                 <w:b/>
                 <w:bCs/>
-                <w:rPrChange w:id="100" w:author="Petros Kontos" w:date="2026-09-17T15:21:00Z" w16du:dateUtc="2026-09-17T12:21:00Z">
+                <w:rPrChange w:id="187" w:author="Petros Kontos" w:date="2026-09-17T15:21:00Z" w16du:dateUtc="2026-09-17T12:21:00Z">
                   <w:rPr/>
                 </w:rPrChange>
               </w:rPr>
@@ -13995,7 +14845,7 @@
           <w:p>
             <w:pPr>
               <w:rPr>
-                <w:rPrChange w:id="101" w:author="Petros Kontos" w:date="2026-09-17T15:20:00Z" w16du:dateUtc="2026-09-17T12:20:00Z">
+                <w:rPrChange w:id="188" w:author="Petros Kontos" w:date="2026-09-17T15:20:00Z" w16du:dateUtc="2026-09-17T12:20:00Z">
                   <w:rPr>
                     <w:lang w:val="en-US"/>
                   </w:rPr>
@@ -14014,7 +14864,7 @@
           <w:p>
             <w:pPr>
               <w:rPr>
-                <w:rPrChange w:id="102" w:author="Petros Kontos" w:date="2026-09-17T15:20:00Z" w16du:dateUtc="2026-09-17T12:20:00Z">
+                <w:rPrChange w:id="189" w:author="Petros Kontos" w:date="2026-09-17T15:20:00Z" w16du:dateUtc="2026-09-17T12:20:00Z">
                   <w:rPr>
                     <w:lang w:val="en-US"/>
                   </w:rPr>
@@ -14033,7 +14883,7 @@
           <w:p>
             <w:pPr>
               <w:rPr>
-                <w:rPrChange w:id="103" w:author="Petros Kontos" w:date="2026-09-17T15:20:00Z" w16du:dateUtc="2026-09-17T12:20:00Z">
+                <w:rPrChange w:id="190" w:author="Petros Kontos" w:date="2026-09-17T15:20:00Z" w16du:dateUtc="2026-09-17T12:20:00Z">
                   <w:rPr>
                     <w:lang w:val="en-US"/>
                   </w:rPr>
@@ -14052,7 +14902,7 @@
           <w:p>
             <w:pPr>
               <w:rPr>
-                <w:rPrChange w:id="104" w:author="Petros Kontos" w:date="2026-09-17T15:20:00Z" w16du:dateUtc="2026-09-17T12:20:00Z">
+                <w:rPrChange w:id="191" w:author="Petros Kontos" w:date="2026-09-17T15:20:00Z" w16du:dateUtc="2026-09-17T12:20:00Z">
                   <w:rPr>
                     <w:lang w:val="en-US"/>
                   </w:rPr>
@@ -14088,7 +14938,7 @@
           <w:p>
             <w:pPr>
               <w:rPr>
-                <w:rPrChange w:id="105" w:author="Petros Kontos" w:date="2026-09-17T15:20:00Z" w16du:dateUtc="2026-09-17T12:20:00Z">
+                <w:rPrChange w:id="192" w:author="Petros Kontos" w:date="2026-09-17T15:20:00Z" w16du:dateUtc="2026-09-17T12:20:00Z">
                   <w:rPr>
                     <w:lang w:val="en-US"/>
                   </w:rPr>
@@ -14107,7 +14957,7 @@
           <w:p>
             <w:pPr>
               <w:rPr>
-                <w:rPrChange w:id="106" w:author="Petros Kontos" w:date="2026-09-17T15:20:00Z" w16du:dateUtc="2026-09-17T12:20:00Z">
+                <w:rPrChange w:id="193" w:author="Petros Kontos" w:date="2026-09-17T15:20:00Z" w16du:dateUtc="2026-09-17T12:20:00Z">
                   <w:rPr>
                     <w:lang w:val="en-US"/>
                   </w:rPr>
@@ -14126,7 +14976,7 @@
           <w:p>
             <w:pPr>
               <w:rPr>
-                <w:rPrChange w:id="107" w:author="Petros Kontos" w:date="2026-09-17T15:20:00Z" w16du:dateUtc="2026-09-17T12:20:00Z">
+                <w:rPrChange w:id="194" w:author="Petros Kontos" w:date="2026-09-17T15:20:00Z" w16du:dateUtc="2026-09-17T12:20:00Z">
                   <w:rPr>
                     <w:lang w:val="en-US"/>
                   </w:rPr>
@@ -14145,7 +14995,7 @@
           <w:p>
             <w:pPr>
               <w:rPr>
-                <w:rPrChange w:id="108" w:author="Petros Kontos" w:date="2026-09-17T15:20:00Z" w16du:dateUtc="2026-09-17T12:20:00Z">
+                <w:rPrChange w:id="195" w:author="Petros Kontos" w:date="2026-09-17T15:20:00Z" w16du:dateUtc="2026-09-17T12:20:00Z">
                   <w:rPr>
                     <w:lang w:val="en-US"/>
                   </w:rPr>
@@ -14181,7 +15031,7 @@
           <w:p>
             <w:pPr>
               <w:rPr>
-                <w:rPrChange w:id="109" w:author="Petros Kontos" w:date="2026-09-17T15:20:00Z" w16du:dateUtc="2026-09-17T12:20:00Z">
+                <w:rPrChange w:id="196" w:author="Petros Kontos" w:date="2026-09-17T15:20:00Z" w16du:dateUtc="2026-09-17T12:20:00Z">
                   <w:rPr>
                     <w:lang w:val="en-US"/>
                   </w:rPr>
@@ -14200,7 +15050,7 @@
           <w:p>
             <w:pPr>
               <w:rPr>
-                <w:rPrChange w:id="110" w:author="Petros Kontos" w:date="2026-09-17T15:20:00Z" w16du:dateUtc="2026-09-17T12:20:00Z">
+                <w:rPrChange w:id="197" w:author="Petros Kontos" w:date="2026-09-17T15:20:00Z" w16du:dateUtc="2026-09-17T12:20:00Z">
                   <w:rPr>
                     <w:lang w:val="en-US"/>
                   </w:rPr>
@@ -14219,7 +15069,7 @@
           <w:p>
             <w:pPr>
               <w:rPr>
-                <w:rPrChange w:id="111" w:author="Petros Kontos" w:date="2026-09-17T15:20:00Z" w16du:dateUtc="2026-09-17T12:20:00Z">
+                <w:rPrChange w:id="198" w:author="Petros Kontos" w:date="2026-09-17T15:20:00Z" w16du:dateUtc="2026-09-17T12:20:00Z">
                   <w:rPr>
                     <w:lang w:val="en-US"/>
                   </w:rPr>
@@ -14238,7 +15088,7 @@
           <w:p>
             <w:pPr>
               <w:rPr>
-                <w:rPrChange w:id="112" w:author="Petros Kontos" w:date="2026-09-17T15:21:00Z" w16du:dateUtc="2026-09-17T12:21:00Z">
+                <w:rPrChange w:id="199" w:author="Petros Kontos" w:date="2026-09-17T15:21:00Z" w16du:dateUtc="2026-09-17T12:21:00Z">
                   <w:rPr>
                     <w:lang w:val="en-US"/>
                   </w:rPr>
@@ -14274,7 +15124,7 @@
           <w:p>
             <w:pPr>
               <w:rPr>
-                <w:rPrChange w:id="113" w:author="Petros Kontos" w:date="2026-09-17T15:20:00Z" w16du:dateUtc="2026-09-17T12:20:00Z">
+                <w:rPrChange w:id="200" w:author="Petros Kontos" w:date="2026-09-17T15:20:00Z" w16du:dateUtc="2026-09-17T12:20:00Z">
                   <w:rPr>
                     <w:lang w:val="en-US"/>
                   </w:rPr>
@@ -14293,7 +15143,7 @@
           <w:p>
             <w:pPr>
               <w:rPr>
-                <w:rPrChange w:id="114" w:author="Petros Kontos" w:date="2026-09-17T15:20:00Z" w16du:dateUtc="2026-09-17T12:20:00Z">
+                <w:rPrChange w:id="201" w:author="Petros Kontos" w:date="2026-09-17T15:20:00Z" w16du:dateUtc="2026-09-17T12:20:00Z">
                   <w:rPr>
                     <w:lang w:val="en-US"/>
                   </w:rPr>
@@ -14312,7 +15162,7 @@
           <w:p>
             <w:pPr>
               <w:rPr>
-                <w:rPrChange w:id="115" w:author="Petros Kontos" w:date="2026-09-17T15:20:00Z" w16du:dateUtc="2026-09-17T12:20:00Z">
+                <w:rPrChange w:id="202" w:author="Petros Kontos" w:date="2026-09-17T15:20:00Z" w16du:dateUtc="2026-09-17T12:20:00Z">
                   <w:rPr>
                     <w:lang w:val="en-US"/>
                   </w:rPr>
@@ -14331,7 +15181,7 @@
           <w:p>
             <w:pPr>
               <w:rPr>
-                <w:rPrChange w:id="116" w:author="Petros Kontos" w:date="2026-09-17T15:21:00Z" w16du:dateUtc="2026-09-17T12:21:00Z">
+                <w:rPrChange w:id="203" w:author="Petros Kontos" w:date="2026-09-17T15:21:00Z" w16du:dateUtc="2026-09-17T12:21:00Z">
                   <w:rPr>
                     <w:lang w:val="en-US"/>
                   </w:rPr>
@@ -14356,7 +15206,6 @@
               </w:rPr>
             </w:pPr>
             <w:r>
-              <w:lastRenderedPageBreak/>
               <w:t>daphnia_skins</w:t>
             </w:r>
           </w:p>
@@ -14368,7 +15217,7 @@
           <w:p>
             <w:pPr>
               <w:rPr>
-                <w:rPrChange w:id="117" w:author="Petros Kontos" w:date="2026-09-17T15:20:00Z" w16du:dateUtc="2026-09-17T12:20:00Z">
+                <w:rPrChange w:id="204" w:author="Petros Kontos" w:date="2026-09-17T15:20:00Z" w16du:dateUtc="2026-09-17T12:20:00Z">
                   <w:rPr>
                     <w:lang w:val="en-US"/>
                   </w:rPr>
@@ -14387,7 +15236,7 @@
           <w:p>
             <w:pPr>
               <w:rPr>
-                <w:rPrChange w:id="118" w:author="Petros Kontos" w:date="2026-09-17T15:20:00Z" w16du:dateUtc="2026-09-17T12:20:00Z">
+                <w:rPrChange w:id="205" w:author="Petros Kontos" w:date="2026-09-17T15:20:00Z" w16du:dateUtc="2026-09-17T12:20:00Z">
                   <w:rPr>
                     <w:lang w:val="en-US"/>
                   </w:rPr>
@@ -14406,7 +15255,7 @@
           <w:p>
             <w:pPr>
               <w:rPr>
-                <w:rPrChange w:id="119" w:author="Petros Kontos" w:date="2026-09-17T15:20:00Z" w16du:dateUtc="2026-09-17T12:20:00Z">
+                <w:rPrChange w:id="206" w:author="Petros Kontos" w:date="2026-09-17T15:20:00Z" w16du:dateUtc="2026-09-17T12:20:00Z">
                   <w:rPr>
                     <w:lang w:val="en-US"/>
                   </w:rPr>
@@ -14425,7 +15274,7 @@
           <w:p>
             <w:pPr>
               <w:rPr>
-                <w:rPrChange w:id="120" w:author="Petros Kontos" w:date="2026-09-17T15:21:00Z" w16du:dateUtc="2026-09-17T12:21:00Z">
+                <w:rPrChange w:id="207" w:author="Petros Kontos" w:date="2026-09-17T15:21:00Z" w16du:dateUtc="2026-09-17T12:21:00Z">
                   <w:rPr>
                     <w:lang w:val="en-US"/>
                   </w:rPr>
@@ -14476,7 +15325,7 @@
           <w:p>
             <w:pPr>
               <w:rPr>
-                <w:rPrChange w:id="121" w:author="Petros Kontos" w:date="2026-09-17T15:20:00Z" w16du:dateUtc="2026-09-17T12:20:00Z">
+                <w:rPrChange w:id="208" w:author="Petros Kontos" w:date="2026-09-17T15:20:00Z" w16du:dateUtc="2026-09-17T12:20:00Z">
                   <w:rPr>
                     <w:lang w:val="en-US"/>
                   </w:rPr>
@@ -14495,7 +15344,7 @@
           <w:p>
             <w:pPr>
               <w:rPr>
-                <w:rPrChange w:id="122" w:author="Petros Kontos" w:date="2026-09-17T15:20:00Z" w16du:dateUtc="2026-09-17T12:20:00Z">
+                <w:rPrChange w:id="209" w:author="Petros Kontos" w:date="2026-09-17T15:20:00Z" w16du:dateUtc="2026-09-17T12:20:00Z">
                   <w:rPr>
                     <w:lang w:val="en-US"/>
                   </w:rPr>
@@ -14514,7 +15363,7 @@
           <w:p>
             <w:pPr>
               <w:rPr>
-                <w:rPrChange w:id="123" w:author="Petros Kontos" w:date="2026-09-17T15:21:00Z" w16du:dateUtc="2026-09-17T12:21:00Z">
+                <w:rPrChange w:id="210" w:author="Petros Kontos" w:date="2026-09-17T15:21:00Z" w16du:dateUtc="2026-09-17T12:21:00Z">
                   <w:rPr>
                     <w:lang w:val="en-US"/>
                   </w:rPr>
@@ -14550,7 +15399,7 @@
           <w:p>
             <w:pPr>
               <w:rPr>
-                <w:rPrChange w:id="124" w:author="Petros Kontos" w:date="2026-09-17T15:20:00Z" w16du:dateUtc="2026-09-17T12:20:00Z">
+                <w:rPrChange w:id="211" w:author="Petros Kontos" w:date="2026-09-17T15:20:00Z" w16du:dateUtc="2026-09-17T12:20:00Z">
                   <w:rPr>
                     <w:lang w:val="en-US"/>
                   </w:rPr>
@@ -14569,7 +15418,7 @@
           <w:p>
             <w:pPr>
               <w:rPr>
-                <w:rPrChange w:id="125" w:author="Petros Kontos" w:date="2026-09-17T15:21:00Z" w16du:dateUtc="2026-09-17T12:21:00Z">
+                <w:rPrChange w:id="212" w:author="Petros Kontos" w:date="2026-09-17T15:21:00Z" w16du:dateUtc="2026-09-17T12:21:00Z">
                   <w:rPr>
                     <w:lang w:val="en-US"/>
                   </w:rPr>
@@ -14588,7 +15437,7 @@
           <w:p>
             <w:pPr>
               <w:rPr>
-                <w:rPrChange w:id="126" w:author="Petros Kontos" w:date="2026-09-17T15:21:00Z" w16du:dateUtc="2026-09-17T12:21:00Z">
+                <w:rPrChange w:id="213" w:author="Petros Kontos" w:date="2026-09-17T15:21:00Z" w16du:dateUtc="2026-09-17T12:21:00Z">
                   <w:rPr>
                     <w:lang w:val="en-US"/>
                   </w:rPr>
@@ -14607,7 +15456,7 @@
           <w:p>
             <w:pPr>
               <w:rPr>
-                <w:rPrChange w:id="127" w:author="Petros Kontos" w:date="2026-09-17T15:21:00Z" w16du:dateUtc="2026-09-17T12:21:00Z">
+                <w:rPrChange w:id="214" w:author="Petros Kontos" w:date="2026-09-17T15:21:00Z" w16du:dateUtc="2026-09-17T12:21:00Z">
                   <w:rPr>
                     <w:lang w:val="en-US"/>
                   </w:rPr>
@@ -14643,7 +15492,7 @@
           <w:p>
             <w:pPr>
               <w:rPr>
-                <w:rPrChange w:id="128" w:author="Petros Kontos" w:date="2026-09-17T15:21:00Z" w16du:dateUtc="2026-09-17T12:21:00Z">
+                <w:rPrChange w:id="215" w:author="Petros Kontos" w:date="2026-09-17T15:21:00Z" w16du:dateUtc="2026-09-17T12:21:00Z">
                   <w:rPr>
                     <w:lang w:val="en-US"/>
                   </w:rPr>
@@ -14662,7 +15511,7 @@
           <w:p>
             <w:pPr>
               <w:rPr>
-                <w:rPrChange w:id="129" w:author="Petros Kontos" w:date="2026-09-17T15:21:00Z" w16du:dateUtc="2026-09-17T12:21:00Z">
+                <w:rPrChange w:id="216" w:author="Petros Kontos" w:date="2026-09-17T15:21:00Z" w16du:dateUtc="2026-09-17T12:21:00Z">
                   <w:rPr>
                     <w:lang w:val="en-US"/>
                   </w:rPr>
@@ -14681,7 +15530,7 @@
           <w:p>
             <w:pPr>
               <w:rPr>
-                <w:rPrChange w:id="130" w:author="Petros Kontos" w:date="2026-09-17T15:21:00Z" w16du:dateUtc="2026-09-17T12:21:00Z">
+                <w:rPrChange w:id="217" w:author="Petros Kontos" w:date="2026-09-17T15:21:00Z" w16du:dateUtc="2026-09-17T12:21:00Z">
                   <w:rPr>
                     <w:lang w:val="en-US"/>
                   </w:rPr>
@@ -14701,13 +15550,13 @@
             <w:pPr>
               <w:keepNext/>
               <w:rPr>
-                <w:rPrChange w:id="131" w:author="Petros Kontos" w:date="2026-09-17T15:21:00Z" w16du:dateUtc="2026-09-17T12:21:00Z">
+                <w:rPrChange w:id="218" w:author="Petros Kontos" w:date="2026-09-17T15:21:00Z" w16du:dateUtc="2026-09-17T12:21:00Z">
                   <w:rPr>
                     <w:lang w:val="en-US"/>
                   </w:rPr>
                 </w:rPrChange>
               </w:rPr>
-              <w:pPrChange w:id="132" w:author="Petros Kontos" w:date="2026-09-17T15:22:00Z" w16du:dateUtc="2026-09-17T12:22:00Z">
+              <w:pPrChange w:id="219" w:author="Petros Kontos" w:date="2026-09-17T15:22:00Z" w16du:dateUtc="2026-09-17T12:22:00Z">
                 <w:pPr/>
               </w:pPrChange>
             </w:pPr>
@@ -14723,17 +15572,17 @@
         <w:pStyle w:val="ac"/>
         <w:jc w:val="center"/>
         <w:rPr>
-          <w:rPrChange w:id="133" w:author="Petros Kontos" w:date="2026-09-17T15:22:00Z" w16du:dateUtc="2026-09-17T12:22:00Z">
+          <w:rPrChange w:id="220" w:author="Petros Kontos" w:date="2026-09-17T15:22:00Z" w16du:dateUtc="2026-09-17T12:22:00Z">
             <w:rPr>
               <w:lang w:val="en-US"/>
             </w:rPr>
           </w:rPrChange>
         </w:rPr>
-        <w:pPrChange w:id="134" w:author="Petros Kontos" w:date="2026-09-17T15:23:00Z" w16du:dateUtc="2026-09-17T12:23:00Z">
+        <w:pPrChange w:id="221" w:author="Petros Kontos" w:date="2026-09-17T15:23:00Z" w16du:dateUtc="2026-09-17T12:23:00Z">
           <w:pPr/>
         </w:pPrChange>
       </w:pPr>
-      <w:ins w:id="135" w:author="Petros Kontos" w:date="2026-09-17T15:22:00Z" w16du:dateUtc="2026-09-17T12:22:00Z">
+      <w:ins w:id="222" w:author="Petros Kontos" w:date="2026-09-17T15:22:00Z" w16du:dateUtc="2026-09-17T12:22:00Z">
         <w:r>
           <w:t xml:space="preserve">Πίνακας </w:t>
         </w:r>
@@ -14747,7 +15596,7 @@
       <w:r>
         <w:fldChar w:fldCharType="separate"/>
       </w:r>
-      <w:ins w:id="136" w:author="Petros Kontos" w:date="2026-09-17T15:22:00Z" w16du:dateUtc="2026-09-17T12:22:00Z">
+      <w:ins w:id="223" w:author="Petros Kontos" w:date="2026-09-17T15:22:00Z" w16du:dateUtc="2026-09-17T12:22:00Z">
         <w:r>
           <w:rPr>
             <w:noProof/>
@@ -14767,7 +15616,7 @@
           <w:t xml:space="preserve">Κατανομή των σπάνιων κλάσεων στα σύνολα </w:t>
         </w:r>
       </w:ins>
-      <w:ins w:id="137" w:author="Petros Kontos" w:date="2026-09-17T15:23:00Z" w16du:dateUtc="2026-09-17T12:23:00Z">
+      <w:ins w:id="224" w:author="Petros Kontos" w:date="2026-09-17T15:23:00Z" w16du:dateUtc="2026-09-17T12:23:00Z">
         <w:r>
           <w:t>εκπαίδευσης, επικύρωσης και ελέγχου.</w:t>
         </w:r>
@@ -14776,7 +15625,7 @@
     <w:p>
       <w:pPr>
         <w:rPr>
-          <w:del w:id="138" w:author="Petros Kontos" w:date="2026-09-17T17:15:00Z" w16du:dateUtc="2026-09-17T14:15:00Z"/>
+          <w:del w:id="225" w:author="Petros Kontos" w:date="2026-09-17T17:15:00Z" w16du:dateUtc="2026-09-17T14:15:00Z"/>
         </w:rPr>
       </w:pPr>
     </w:p>
@@ -14784,11 +15633,11 @@
       <w:pPr>
         <w:pStyle w:val="3"/>
       </w:pPr>
-      <w:bookmarkStart w:id="139" w:name="_Toc240123222"/>
+      <w:bookmarkStart w:id="226" w:name="_Toc240123222"/>
       <w:r>
         <w:t>Το αρχείο manifest</w:t>
       </w:r>
-      <w:bookmarkEnd w:id="139"/>
+      <w:bookmarkEnd w:id="226"/>
       <w:r>
         <w:t xml:space="preserve">  </w:t>
       </w:r>
@@ -14803,7 +15652,7 @@
       <w:r>
         <w:t xml:space="preserve"> που χρησιμοποιείται σε όλα τα πειράματα είναι το zoolake_clean_split_manifest.csv. Το αρχείο περιλαμβάνει το όνομα κάθε εικόνας, την κλάση της, το υποσύνολο στο οποίο ανήκει και τη διαδρομή του αρχείου. Τα ονόματα των κλάσεων αποθηκεύονται χωριστά, σε σταθερή σειρά, ώστε η αντιστοίχιση μεταξύ του δείκτη εξόδου και της αντίστοιχης κλάσης να παραμένει ίδια σε όλα τα μοντέλα.</w:t>
       </w:r>
-      <w:del w:id="140" w:author="Petros Kontos" w:date="2026-09-17T15:23:00Z" w16du:dateUtc="2026-09-17T12:23:00Z">
+      <w:del w:id="227" w:author="Petros Kontos" w:date="2026-09-17T15:23:00Z" w16du:dateUtc="2026-09-17T12:23:00Z">
         <w:r>
           <w:delText xml:space="preserve"> </w:delText>
         </w:r>
@@ -14813,21 +15662,21 @@
       <w:pPr>
         <w:pStyle w:val="2"/>
       </w:pPr>
-      <w:bookmarkStart w:id="141" w:name="_Toc240123223"/>
+      <w:bookmarkStart w:id="228" w:name="_Toc240123223"/>
       <w:r>
         <w:t>Προεπεξεργασία εικόνων</w:t>
       </w:r>
-      <w:bookmarkEnd w:id="141"/>
+      <w:bookmarkEnd w:id="228"/>
     </w:p>
     <w:p>
       <w:pPr>
         <w:pStyle w:val="3"/>
       </w:pPr>
-      <w:bookmarkStart w:id="142" w:name="_Toc240123224"/>
+      <w:bookmarkStart w:id="229" w:name="_Toc240123224"/>
       <w:r>
         <w:t>Μετατροπή σε σταθερό μέγεθος εισόδου</w:t>
       </w:r>
-      <w:bookmarkEnd w:id="142"/>
+      <w:bookmarkEnd w:id="229"/>
     </w:p>
     <w:p>
       <w:r>
@@ -14908,6 +15757,7 @@
     </w:p>
     <w:p>
       <w:r>
+        <w:lastRenderedPageBreak/>
         <w:t>Όταν μια εικόνα αλλάζει μέγεθος, οι τιμές των νέων pixel πρέπει να υπολογιστούν από τα γειτονικά τους</w:t>
       </w:r>
       <w:r>
@@ -14919,7 +15769,7 @@
       <w:r>
         <w:t>παρεμβολή</w:t>
       </w:r>
-      <w:ins w:id="143" w:author="ΜΑΡΙΝΑ ΠΛΗΣΙΤΗ" w:date="2026-09-15T09:03:00Z" w16du:dateUtc="2026-09-15T06:03:00Z">
+      <w:ins w:id="230" w:author="ΜΑΡΙΝΑ ΠΛΗΣΙΤΗ" w:date="2026-09-15T09:03:00Z" w16du:dateUtc="2026-09-15T06:03:00Z">
         <w:r>
           <w:t xml:space="preserve"> </w:t>
         </w:r>
@@ -14936,18 +15786,18 @@
       <w:r>
         <w:t xml:space="preserve">. Στην </w:t>
       </w:r>
-      <w:commentRangeStart w:id="144"/>
+      <w:commentRangeStart w:id="231"/>
       <w:r>
         <w:t xml:space="preserve">παρούσα εργασία χρησιμοποιήθηκε σε όλα τα πειράματα η μέθοδος Lanczos, η οποία δίνει πιο ευκρινές αποτέλεσμα και διατηρεί καλύτερα τις λεπτές λεπτομέρειες της εικόνας σε σύγκριση με απλούστερες μεθόδους. </w:t>
       </w:r>
-      <w:commentRangeEnd w:id="144"/>
+      <w:commentRangeEnd w:id="231"/>
       <w:r>
         <w:rPr>
           <w:rStyle w:val="af1"/>
           <w:sz w:val="22"/>
           <w:szCs w:val="20"/>
         </w:rPr>
-        <w:commentReference w:id="144"/>
+        <w:commentReference w:id="231"/>
       </w:r>
       <w:r>
         <w:t>Αυτό είναι σημαντικό στις εικόνες του ZooLake, όπου τα χαρακτηριστικά που ξεχωρίζουν τους οργανισμούς βρίσκονται κυρίως στα λεπτά περιγράμματα και τις εσωτερικές τους δομές.</w:t>
@@ -14960,14 +15810,14 @@
           <w:bCs/>
         </w:rPr>
       </w:pPr>
-      <w:bookmarkStart w:id="145" w:name="_Toc240123225"/>
+      <w:bookmarkStart w:id="232" w:name="_Toc240123225"/>
       <w:r>
         <w:rPr>
           <w:bCs/>
         </w:rPr>
         <w:t>Επαύξηση Δεδομένων (Data augmentation)</w:t>
       </w:r>
-      <w:bookmarkEnd w:id="145"/>
+      <w:bookmarkEnd w:id="232"/>
     </w:p>
     <w:p>
       <w:r>
@@ -15054,11 +15904,11 @@
       <w:pPr>
         <w:pStyle w:val="3"/>
       </w:pPr>
-      <w:bookmarkStart w:id="146" w:name="_Toc240123226"/>
+      <w:bookmarkStart w:id="233" w:name="_Toc240123226"/>
       <w:r>
         <w:t>Κανονικοποίηση τιμών pixel ανά αρχιτεκτονική</w:t>
       </w:r>
-      <w:bookmarkEnd w:id="146"/>
+      <w:bookmarkEnd w:id="233"/>
     </w:p>
     <w:p>
       <w:r>
@@ -15078,11 +15928,11 @@
       <w:pPr>
         <w:pStyle w:val="2"/>
       </w:pPr>
-      <w:bookmarkStart w:id="147" w:name="_Toc240123227"/>
+      <w:bookmarkStart w:id="234" w:name="_Toc240123227"/>
       <w:r>
         <w:t>Αντιμετώπιση της ανισορροπίας</w:t>
       </w:r>
-      <w:bookmarkEnd w:id="147"/>
+      <w:bookmarkEnd w:id="234"/>
     </w:p>
     <w:p>
       <w:r>
@@ -15620,16 +16470,29 @@
       <w:r>
         <w:t xml:space="preserve">Πίνακας </w:t>
       </w:r>
-      <w:fldSimple w:instr=" SEQ Πίνακας \* ARABIC ">
-        <w:ins w:id="148" w:author="Petros Kontos" w:date="2026-09-17T15:24:00Z" w16du:dateUtc="2026-09-17T12:24:00Z">
-          <w:r>
-            <w:rPr>
-              <w:noProof/>
-            </w:rPr>
-            <w:t>3</w:t>
-          </w:r>
-        </w:ins>
-      </w:fldSimple>
+      <w:r>
+        <w:fldChar w:fldCharType="begin"/>
+      </w:r>
+      <w:r>
+        <w:instrText xml:space="preserve"> SEQ Πίνακας \* ARABIC </w:instrText>
+      </w:r>
+      <w:r>
+        <w:fldChar w:fldCharType="separate"/>
+      </w:r>
+      <w:ins w:id="235" w:author="Petros Kontos" w:date="2026-09-17T15:24:00Z" w16du:dateUtc="2026-09-17T12:24:00Z">
+        <w:r>
+          <w:rPr>
+            <w:noProof/>
+          </w:rPr>
+          <w:t>3</w:t>
+        </w:r>
+      </w:ins>
+      <w:r>
+        <w:rPr>
+          <w:noProof/>
+        </w:rPr>
+        <w:fldChar w:fldCharType="end"/>
+      </w:r>
       <w:r>
         <w:t xml:space="preserve">: </w:t>
       </w:r>
@@ -15656,11 +16519,11 @@
       <w:pPr>
         <w:pStyle w:val="2"/>
       </w:pPr>
-      <w:bookmarkStart w:id="149" w:name="_Toc240123228"/>
+      <w:bookmarkStart w:id="236" w:name="_Toc240123228"/>
       <w:r>
         <w:t>Αρχιτεκτονικές</w:t>
       </w:r>
-      <w:bookmarkEnd w:id="149"/>
+      <w:bookmarkEnd w:id="236"/>
     </w:p>
     <w:p>
       <w:r>
@@ -15683,7 +16546,7 @@
       <w:pPr>
         <w:pStyle w:val="3"/>
       </w:pPr>
-      <w:bookmarkStart w:id="150" w:name="_Toc240123229"/>
+      <w:bookmarkStart w:id="237" w:name="_Toc240123229"/>
       <w:r>
         <w:t xml:space="preserve">Απλό </w:t>
       </w:r>
@@ -15693,7 +16556,7 @@
       <w:r>
         <w:t xml:space="preserve"> Νευρωνικό Δίκτυο (Custom CNN)</w:t>
       </w:r>
-      <w:bookmarkEnd w:id="150"/>
+      <w:bookmarkEnd w:id="237"/>
       <w:r>
         <w:t xml:space="preserve"> </w:t>
       </w:r>
@@ -15701,7 +16564,7 @@
     <w:p>
       <w:pPr>
         <w:rPr>
-          <w:ins w:id="151" w:author="Petros Kontos" w:date="2026-09-17T17:17:00Z" w16du:dateUtc="2026-09-17T14:17:00Z"/>
+          <w:ins w:id="238" w:author="Petros Kontos" w:date="2026-09-17T17:17:00Z" w16du:dateUtc="2026-09-17T14:17:00Z"/>
         </w:rPr>
       </w:pPr>
       <w:r>
@@ -15724,13 +16587,13 @@
       <w:pPr>
         <w:keepNext/>
         <w:rPr>
-          <w:ins w:id="152" w:author="Petros Kontos" w:date="2026-09-17T17:18:00Z" w16du:dateUtc="2026-09-17T14:18:00Z"/>
+          <w:ins w:id="239" w:author="Petros Kontos" w:date="2026-09-17T17:18:00Z" w16du:dateUtc="2026-09-17T14:18:00Z"/>
         </w:rPr>
-        <w:pPrChange w:id="153" w:author="Petros Kontos" w:date="2026-09-17T17:18:00Z" w16du:dateUtc="2026-09-17T14:18:00Z">
+        <w:pPrChange w:id="240" w:author="Petros Kontos" w:date="2026-09-17T17:18:00Z" w16du:dateUtc="2026-09-17T14:18:00Z">
           <w:pPr/>
         </w:pPrChange>
       </w:pPr>
-      <w:ins w:id="154" w:author="Petros Kontos" w:date="2026-09-17T17:18:00Z" w16du:dateUtc="2026-09-17T14:18:00Z">
+      <w:ins w:id="241" w:author="Petros Kontos" w:date="2026-09-17T17:18:00Z" w16du:dateUtc="2026-09-17T14:18:00Z">
         <w:r>
           <w:rPr>
             <w:noProof/>
@@ -15793,11 +16656,11 @@
       <w:pPr>
         <w:pStyle w:val="ac"/>
         <w:jc w:val="center"/>
-        <w:pPrChange w:id="155" w:author="Petros Kontos" w:date="2026-09-17T17:18:00Z" w16du:dateUtc="2026-09-17T14:18:00Z">
+        <w:pPrChange w:id="242" w:author="Petros Kontos" w:date="2026-09-17T17:18:00Z" w16du:dateUtc="2026-09-17T14:18:00Z">
           <w:pPr/>
         </w:pPrChange>
       </w:pPr>
-      <w:ins w:id="156" w:author="Petros Kontos" w:date="2026-09-17T17:18:00Z" w16du:dateUtc="2026-09-17T14:18:00Z">
+      <w:ins w:id="243" w:author="Petros Kontos" w:date="2026-09-17T17:18:00Z" w16du:dateUtc="2026-09-17T14:18:00Z">
         <w:r>
           <w:t xml:space="preserve">Σχήμα </w:t>
         </w:r>
@@ -15811,13 +16674,15 @@
       <w:r>
         <w:fldChar w:fldCharType="separate"/>
       </w:r>
-      <w:ins w:id="157" w:author="Petros Kontos" w:date="2026-09-17T17:18:00Z" w16du:dateUtc="2026-09-17T14:18:00Z">
+      <w:ins w:id="244" w:author="Petros Kontos" w:date="2026-09-17T18:28:00Z" w16du:dateUtc="2026-09-17T15:28:00Z">
         <w:r>
           <w:rPr>
             <w:noProof/>
           </w:rPr>
           <w:t>5</w:t>
         </w:r>
+      </w:ins>
+      <w:ins w:id="245" w:author="Petros Kontos" w:date="2026-09-17T17:18:00Z" w16du:dateUtc="2026-09-17T14:18:00Z">
         <w:r>
           <w:fldChar w:fldCharType="end"/>
         </w:r>
@@ -15836,7 +16701,7 @@
       <w:pPr>
         <w:rPr>
           <w:lang w:val="en-US"/>
-          <w:rPrChange w:id="158" w:author="Petros Kontos" w:date="2026-09-16T16:55:00Z" w16du:dateUtc="2026-09-16T13:55:00Z">
+          <w:rPrChange w:id="246" w:author="Petros Kontos" w:date="2026-09-16T16:55:00Z" w16du:dateUtc="2026-09-16T13:55:00Z">
             <w:rPr/>
           </w:rPrChange>
         </w:rPr>
@@ -15847,23 +16712,23 @@
       <w:r>
         <w:t xml:space="preserve">ο </w:t>
       </w:r>
-      <w:commentRangeStart w:id="159"/>
+      <w:commentRangeStart w:id="247"/>
       <w:r>
         <w:t xml:space="preserve">δίκτυο αποτελείται από τέσσερα συνελικτικά blocks με 32, 64, 128 και 128 φίλτρα </w:t>
       </w:r>
-      <w:commentRangeEnd w:id="159"/>
+      <w:commentRangeEnd w:id="247"/>
       <w:r>
         <w:rPr>
           <w:rStyle w:val="af1"/>
           <w:sz w:val="22"/>
           <w:szCs w:val="20"/>
         </w:rPr>
-        <w:commentReference w:id="159"/>
+        <w:commentReference w:id="247"/>
       </w:r>
       <w:r>
         <w:t xml:space="preserve">αντίστοιχα. </w:t>
       </w:r>
-      <w:ins w:id="160" w:author="Petros Kontos" w:date="2026-09-17T17:19:00Z" w16du:dateUtc="2026-09-17T14:19:00Z">
+      <w:ins w:id="248" w:author="Petros Kontos" w:date="2026-09-17T17:19:00Z" w16du:dateUtc="2026-09-17T14:19:00Z">
         <w:r>
           <w:br/>
         </w:r>
@@ -15895,7 +16760,7 @@
       <w:r>
         <w:t xml:space="preserve"> 3×3 και padding τύπου same, δηλαδή με συμπλήρωση της εικόνας στα άκρα ώστε η έξοδος να διατηρεί το ίδιο μέγεθος με την είσοδο. Ακολουθούν ένα batch normalization layer, το οποίο σταθεροποιεί την εκπαίδευση κανονικοποιώντας τις τιμές, η συνάρτηση ενεργοποίησης ReLU, που εισάγει μη γραμμικότητα κρατώντας μόνο τις θετικές τιμές, και ένα MaxPooling layer, που υποδιπλασιάζει τις διαστάσεις κρατώντας τη μέγιστη τιμή κάθε περιοχής.</w:t>
       </w:r>
-      <w:ins w:id="161" w:author="Petros Kontos" w:date="2026-09-16T16:55:00Z" w16du:dateUtc="2026-09-16T13:55:00Z">
+      <w:ins w:id="249" w:author="Petros Kontos" w:date="2026-09-16T16:55:00Z" w16du:dateUtc="2026-09-16T13:55:00Z">
         <w:r>
           <w:rPr>
             <w:lang w:val="en-US"/>
@@ -15908,7 +16773,7 @@
       <w:r>
         <w:t>Μετά το τελευταίο block, ένα GlobalAveragePooling layer μετατρέπει κάθε χάρτη χαρακτηριστικών</w:t>
       </w:r>
-      <w:ins w:id="162" w:author="Petros Kontos" w:date="2026-09-17T16:23:00Z" w16du:dateUtc="2026-09-17T13:23:00Z">
+      <w:ins w:id="250" w:author="Petros Kontos" w:date="2026-09-17T16:23:00Z" w16du:dateUtc="2026-09-17T13:23:00Z">
         <w:r>
           <w:t xml:space="preserve"> </w:t>
         </w:r>
@@ -15920,7 +16785,7 @@
         <w:lastRenderedPageBreak/>
         <w:t>και τέλος ένα Dense επίπεδο 35 εξόδων με softmax, η οποία παράγει την κατανομή πιθανότητας στις 35 κλάσεις.</w:t>
       </w:r>
-      <w:ins w:id="163" w:author="Petros Kontos" w:date="2026-09-17T17:14:00Z" w16du:dateUtc="2026-09-17T14:14:00Z">
+      <w:ins w:id="251" w:author="Petros Kontos" w:date="2026-09-17T17:14:00Z" w16du:dateUtc="2026-09-17T14:14:00Z">
         <w:r>
           <w:rPr>
             <w:noProof/>
@@ -15934,11 +16799,11 @@
       <w:pPr>
         <w:pStyle w:val="3"/>
       </w:pPr>
-      <w:bookmarkStart w:id="164" w:name="_Toc240123230"/>
+      <w:bookmarkStart w:id="252" w:name="_Toc240123230"/>
       <w:r>
         <w:t>EfficientNetB2 και MobileNetV1</w:t>
       </w:r>
-      <w:bookmarkEnd w:id="164"/>
+      <w:bookmarkEnd w:id="252"/>
     </w:p>
     <w:p>
       <w:r>
@@ -15970,11 +16835,9 @@
       <w:r>
         <w:t xml:space="preserve"> στο ImageNet [7], ενώ αφαιρέθηκε </w:t>
       </w:r>
-      <w:ins w:id="165" w:author="Petros Kontos" w:date="2026-09-17T16:26:00Z" w16du:dateUtc="2026-09-17T13:26:00Z">
-        <w:r>
-          <w:t>η</w:t>
-        </w:r>
-      </w:ins>
+      <w:r>
+        <w:t>η</w:t>
+      </w:r>
       <w:r>
         <w:t xml:space="preserve"> αρχικ</w:t>
       </w:r>
@@ -16007,10 +16870,15 @@
       </w:r>
     </w:p>
     <w:p>
+      <w:pPr>
+        <w:rPr>
+          <w:lang w:val="en-US"/>
+        </w:rPr>
+      </w:pPr>
       <w:r>
         <w:t xml:space="preserve">Για τον λόγο αυτό </w:t>
       </w:r>
-      <w:commentRangeStart w:id="166"/>
+      <w:commentRangeStart w:id="253"/>
       <w:r>
         <w:t xml:space="preserve">προστέθηκε </w:t>
       </w:r>
@@ -16026,20 +16894,145 @@
       <w:r>
         <w:t>αντιγράφει τη δομή του κώδικα των ερευνητών: GlobalAveragePooling → Dropout → BatchNorm → Dense (ReLU) → Dropout → BatchNorm → Dense 35 (softmax</w:t>
       </w:r>
-      <w:commentRangeEnd w:id="166"/>
+      <w:commentRangeEnd w:id="253"/>
       <w:r>
         <w:rPr>
           <w:rStyle w:val="af1"/>
           <w:sz w:val="22"/>
           <w:szCs w:val="20"/>
         </w:rPr>
-        <w:commentReference w:id="166"/>
+        <w:commentReference w:id="253"/>
       </w:r>
       <w:r>
         <w:t>).</w:t>
       </w:r>
     </w:p>
     <w:p>
+      <w:pPr>
+        <w:keepNext/>
+        <w:rPr>
+          <w:ins w:id="254" w:author="Petros Kontos" w:date="2026-09-17T18:14:00Z" w16du:dateUtc="2026-09-17T15:14:00Z"/>
+        </w:rPr>
+        <w:pPrChange w:id="255" w:author="Petros Kontos" w:date="2026-09-17T18:14:00Z" w16du:dateUtc="2026-09-17T15:14:00Z">
+          <w:pPr/>
+        </w:pPrChange>
+      </w:pPr>
+      <w:r>
+        <w:rPr>
+          <w:noProof/>
+          <w:lang w:val="en-US"/>
+        </w:rPr>
+        <w:drawing>
+          <wp:inline distT="0" distB="0" distL="0" distR="0" wp14:anchorId="67B2F1AD" wp14:editId="046D7DBB">
+            <wp:extent cx="5274945" cy="779780"/>
+            <wp:effectExtent l="0" t="0" r="1905" b="1270"/>
+            <wp:docPr id="1454515782" name="Γραφικό 19"/>
+            <wp:cNvGraphicFramePr>
+              <a:graphicFrameLocks xmlns:a="http://schemas.openxmlformats.org/drawingml/2006/main" noChangeAspect="1"/>
+            </wp:cNvGraphicFramePr>
+            <a:graphic xmlns:a="http://schemas.openxmlformats.org/drawingml/2006/main">
+              <a:graphicData uri="http://schemas.openxmlformats.org/drawingml/2006/picture">
+                <pic:pic xmlns:pic="http://schemas.openxmlformats.org/drawingml/2006/picture">
+                  <pic:nvPicPr>
+                    <pic:cNvPr id="1454515782" name="Γραφικό 1454515782"/>
+                    <pic:cNvPicPr/>
+                  </pic:nvPicPr>
+                  <pic:blipFill>
+                    <a:blip r:embed="rId25">
+                      <a:extLst>
+                        <a:ext uri="{96DAC541-7B7A-43D3-8B79-37D633B846F1}">
+                          <asvg:svgBlip xmlns:asvg="http://schemas.microsoft.com/office/drawing/2016/SVG/main" r:embed="rId26"/>
+                        </a:ext>
+                      </a:extLst>
+                    </a:blip>
+                    <a:stretch>
+                      <a:fillRect/>
+                    </a:stretch>
+                  </pic:blipFill>
+                  <pic:spPr>
+                    <a:xfrm>
+                      <a:off x="0" y="0"/>
+                      <a:ext cx="5274945" cy="779780"/>
+                    </a:xfrm>
+                    <a:prstGeom prst="rect">
+                      <a:avLst/>
+                    </a:prstGeom>
+                  </pic:spPr>
+                </pic:pic>
+              </a:graphicData>
+            </a:graphic>
+          </wp:inline>
+        </w:drawing>
+      </w:r>
+    </w:p>
+    <w:p>
+      <w:pPr>
+        <w:pStyle w:val="ac"/>
+        <w:jc w:val="center"/>
+        <w:rPr>
+          <w:noProof/>
+          <w:lang w:val="en-US"/>
+          <w:rPrChange w:id="256" w:author="Petros Kontos" w:date="2026-09-17T18:14:00Z" w16du:dateUtc="2026-09-17T15:14:00Z">
+            <w:rPr/>
+          </w:rPrChange>
+        </w:rPr>
+        <w:pPrChange w:id="257" w:author="Petros Kontos" w:date="2026-09-17T18:15:00Z" w16du:dateUtc="2026-09-17T15:15:00Z">
+          <w:pPr/>
+        </w:pPrChange>
+      </w:pPr>
+      <w:ins w:id="258" w:author="Petros Kontos" w:date="2026-09-17T18:14:00Z" w16du:dateUtc="2026-09-17T15:14:00Z">
+        <w:r>
+          <w:t xml:space="preserve">Σχήμα </w:t>
+        </w:r>
+        <w:r>
+          <w:fldChar w:fldCharType="begin"/>
+        </w:r>
+        <w:r>
+          <w:instrText xml:space="preserve"> SEQ Σχήμα \* ARABIC </w:instrText>
+        </w:r>
+      </w:ins>
+      <w:r>
+        <w:fldChar w:fldCharType="separate"/>
+      </w:r>
+      <w:ins w:id="259" w:author="Petros Kontos" w:date="2026-09-17T18:28:00Z" w16du:dateUtc="2026-09-17T15:28:00Z">
+        <w:r>
+          <w:rPr>
+            <w:noProof/>
+          </w:rPr>
+          <w:t>6</w:t>
+        </w:r>
+      </w:ins>
+      <w:ins w:id="260" w:author="Petros Kontos" w:date="2026-09-17T18:14:00Z" w16du:dateUtc="2026-09-17T15:14:00Z">
+        <w:r>
+          <w:fldChar w:fldCharType="end"/>
+        </w:r>
+        <w:r>
+          <w:rPr>
+            <w:lang w:val="en-US"/>
+          </w:rPr>
+          <w:t xml:space="preserve">: </w:t>
+        </w:r>
+        <w:r>
+          <w:t xml:space="preserve">Κεφαλή ταξινόμησης για τα μοντέλα </w:t>
+        </w:r>
+        <w:r>
+          <w:rPr>
+            <w:lang w:val="en-US"/>
+          </w:rPr>
+          <w:t xml:space="preserve">EfficientNetB2 </w:t>
+        </w:r>
+        <w:r>
+          <w:t xml:space="preserve">και </w:t>
+        </w:r>
+        <w:r>
+          <w:rPr>
+            <w:lang w:val="en-US"/>
+          </w:rPr>
+          <w:t>MobileNetV1</w:t>
+        </w:r>
+      </w:ins>
+    </w:p>
+    <w:p>
       <w:r>
         <w:t>Οι υπερπαράμετροι της κεφαλής διαφέρουν ανά μοντέλο</w:t>
       </w:r>
@@ -16052,18 +17045,18 @@
       <w:r>
         <w:t xml:space="preserve"> τον κώδικα των ερευνητών, οι οποίοι τις είχαν επιλέξει έπειτα από </w:t>
       </w:r>
-      <w:commentRangeStart w:id="167"/>
+      <w:commentRangeStart w:id="261"/>
       <w:r>
         <w:t xml:space="preserve">Bayesian optimization. </w:t>
       </w:r>
-      <w:commentRangeEnd w:id="167"/>
+      <w:commentRangeEnd w:id="261"/>
       <w:r>
         <w:rPr>
           <w:rStyle w:val="af1"/>
           <w:sz w:val="22"/>
           <w:szCs w:val="20"/>
         </w:rPr>
-        <w:commentReference w:id="167"/>
+        <w:commentReference w:id="261"/>
       </w:r>
       <w:r>
         <w:t>Συγκεκριμένα, για το EfficientNetB2 το Dense επίπεδο έχει 450 νευρώνες με τιμές dropout 0.1 και 0.7, ενώ για το MobileNetV1 έχει 950 νευρώνες με τιμές dropout 0.2 και 0.1.</w:t>
@@ -16073,11 +17066,11 @@
       <w:pPr>
         <w:pStyle w:val="3"/>
       </w:pPr>
-      <w:bookmarkStart w:id="168" w:name="_Toc240123231"/>
+      <w:bookmarkStart w:id="262" w:name="_Toc240123231"/>
       <w:r>
         <w:t>ConvNeXtBase</w:t>
       </w:r>
-      <w:bookmarkEnd w:id="168"/>
+      <w:bookmarkEnd w:id="262"/>
     </w:p>
     <w:p>
       <w:r>
@@ -16086,13 +17079,15 @@
     </w:p>
     <w:p>
       <w:r>
+        <w:lastRenderedPageBreak/>
         <w:t xml:space="preserve">Το LayerNormalization κανονικοποιεί κάθε δείγμα χωριστά, με βάση μόνο τα δικά του χαρακτηριστικά, σε αντίθεση με το BatchNormalization που υπολογίζει στατιστικά πάνω σε ολόκληρο το batch και διατηρεί κινούμενα στατιστικά (running statistics). Καθώς το LayerNormalization δεν διατηρεί τέτοια στατιστικά, η διάκριση μεταξύ full unfreeze και BN-locked </w:t>
       </w:r>
       <w:r>
         <w:rPr>
-          <w:highlight w:val="yellow"/>
-          <w:rPrChange w:id="169" w:author="ΜΑΡΙΝΑ ΠΛΗΣΙΤΗ" w:date="2026-09-15T09:34:00Z" w16du:dateUtc="2026-09-15T06:34:00Z">
-            <w:rPr/>
+          <w:rPrChange w:id="263" w:author="Petros Kontos" w:date="2026-09-17T18:29:00Z" w16du:dateUtc="2026-09-17T15:29:00Z">
+            <w:rPr>
+              <w:highlight w:val="yellow"/>
+            </w:rPr>
           </w:rPrChange>
         </w:rPr>
         <w:t>fine-tuning</w:t>
@@ -16101,26 +17096,21 @@
         <w:t xml:space="preserve"> δεν έχει εφαρμογή στο ConvNeXtBase, το οποίο εκπαιδεύτηκε μόνο </w:t>
       </w:r>
       <w:r>
-        <w:rPr>
-          <w:highlight w:val="yellow"/>
-          <w:rPrChange w:id="170" w:author="ΜΑΡΙΝΑ ΠΛΗΣΙΤΗ" w:date="2026-09-15T09:34:00Z" w16du:dateUtc="2026-09-15T06:34:00Z">
-            <w:rPr/>
-          </w:rPrChange>
-        </w:rPr>
-        <w:t>με full unfreeze</w:t>
-      </w:r>
-      <w:r>
-        <w:t>.</w:t>
-      </w:r>
+        <w:t>ξεπαγώνοντας όλο το δίκτυο.</w:t>
+      </w:r>
+      <w:del w:id="264" w:author="Petros Kontos" w:date="2026-09-17T18:30:00Z" w16du:dateUtc="2026-09-17T15:30:00Z">
+        <w:r>
+          <w:delText>.</w:delText>
+        </w:r>
+      </w:del>
     </w:p>
     <w:p>
       <w:pPr>
         <w:rPr>
-          <w:lang w:val="en-GB"/>
+          <w:ins w:id="265" w:author="Petros Kontos" w:date="2026-09-17T18:24:00Z" w16du:dateUtc="2026-09-17T15:24:00Z"/>
         </w:rPr>
       </w:pPr>
       <w:r>
-        <w:lastRenderedPageBreak/>
         <w:t>Η κεφαλή ταξινόμησης</w:t>
       </w:r>
       <w:r>
@@ -16156,23 +17146,148 @@
         </w:rPr>
         <w:t xml:space="preserve"> : </w:t>
       </w:r>
-      <w:commentRangeStart w:id="171"/>
+      <w:commentRangeStart w:id="266"/>
       <w:r>
         <w:rPr>
           <w:lang w:val="en-GB"/>
         </w:rPr>
         <w:t>GlobalAveragePooling → LayerNormalization → Dropout 0.4 → Dense 512 (GELU) → Dropout 0.3 → Dense 35 (softmax).</w:t>
       </w:r>
-      <w:commentRangeEnd w:id="171"/>
+      <w:commentRangeEnd w:id="266"/>
       <w:r>
         <w:rPr>
           <w:rStyle w:val="af1"/>
           <w:sz w:val="22"/>
           <w:szCs w:val="20"/>
-          <w:lang w:val="en-GB"/>
         </w:rPr>
-        <w:commentReference w:id="171"/>
-      </w:r>
+        <w:commentReference w:id="266"/>
+      </w:r>
+      <w:ins w:id="267" w:author="Petros Kontos" w:date="2026-09-17T18:24:00Z" w16du:dateUtc="2026-09-17T15:24:00Z">
+        <w:r>
+          <w:t xml:space="preserve"> </w:t>
+        </w:r>
+      </w:ins>
+    </w:p>
+    <w:p>
+      <w:pPr>
+        <w:keepNext/>
+        <w:rPr>
+          <w:ins w:id="268" w:author="Petros Kontos" w:date="2026-09-17T18:28:00Z" w16du:dateUtc="2026-09-17T15:28:00Z"/>
+        </w:rPr>
+        <w:pPrChange w:id="269" w:author="Petros Kontos" w:date="2026-09-17T18:28:00Z" w16du:dateUtc="2026-09-17T15:28:00Z">
+          <w:pPr/>
+        </w:pPrChange>
+      </w:pPr>
+      <w:r>
+        <w:rPr>
+          <w:noProof/>
+          <w:lang w:val="en-US"/>
+        </w:rPr>
+        <w:drawing>
+          <wp:inline distT="0" distB="0" distL="0" distR="0" wp14:anchorId="749D3EE8" wp14:editId="46C09591">
+            <wp:extent cx="5274945" cy="588645"/>
+            <wp:effectExtent l="0" t="0" r="1905" b="0"/>
+            <wp:docPr id="736009644" name="Γραφικό 20"/>
+            <wp:cNvGraphicFramePr>
+              <a:graphicFrameLocks xmlns:a="http://schemas.openxmlformats.org/drawingml/2006/main" noChangeAspect="1"/>
+            </wp:cNvGraphicFramePr>
+            <a:graphic xmlns:a="http://schemas.openxmlformats.org/drawingml/2006/main">
+              <a:graphicData uri="http://schemas.openxmlformats.org/drawingml/2006/picture">
+                <pic:pic xmlns:pic="http://schemas.openxmlformats.org/drawingml/2006/picture">
+                  <pic:nvPicPr>
+                    <pic:cNvPr id="736009644" name="Γραφικό 736009644"/>
+                    <pic:cNvPicPr/>
+                  </pic:nvPicPr>
+                  <pic:blipFill>
+                    <a:blip r:embed="rId27">
+                      <a:extLst>
+                        <a:ext uri="{96DAC541-7B7A-43D3-8B79-37D633B846F1}">
+                          <asvg:svgBlip xmlns:asvg="http://schemas.microsoft.com/office/drawing/2016/SVG/main" r:embed="rId28"/>
+                        </a:ext>
+                      </a:extLst>
+                    </a:blip>
+                    <a:stretch>
+                      <a:fillRect/>
+                    </a:stretch>
+                  </pic:blipFill>
+                  <pic:spPr>
+                    <a:xfrm>
+                      <a:off x="0" y="0"/>
+                      <a:ext cx="5274945" cy="588645"/>
+                    </a:xfrm>
+                    <a:prstGeom prst="rect">
+                      <a:avLst/>
+                    </a:prstGeom>
+                  </pic:spPr>
+                </pic:pic>
+              </a:graphicData>
+            </a:graphic>
+          </wp:inline>
+        </w:drawing>
+      </w:r>
+    </w:p>
+    <w:p>
+      <w:pPr>
+        <w:pStyle w:val="ac"/>
+        <w:jc w:val="center"/>
+        <w:rPr>
+          <w:del w:id="270" w:author="Petros Kontos" w:date="2026-09-17T18:30:00Z" w16du:dateUtc="2026-09-17T15:30:00Z"/>
+          <w:rPrChange w:id="271" w:author="Petros Kontos" w:date="2026-09-17T18:30:00Z" w16du:dateUtc="2026-09-17T15:30:00Z">
+            <w:rPr>
+              <w:del w:id="272" w:author="Petros Kontos" w:date="2026-09-17T18:30:00Z" w16du:dateUtc="2026-09-17T15:30:00Z"/>
+              <w:lang w:val="en-GB"/>
+            </w:rPr>
+          </w:rPrChange>
+        </w:rPr>
+        <w:pPrChange w:id="273" w:author="Petros Kontos" w:date="2026-09-17T18:30:00Z" w16du:dateUtc="2026-09-17T15:30:00Z">
+          <w:pPr/>
+        </w:pPrChange>
+      </w:pPr>
+      <w:ins w:id="274" w:author="Petros Kontos" w:date="2026-09-17T18:28:00Z" w16du:dateUtc="2026-09-17T15:28:00Z">
+        <w:r>
+          <w:t xml:space="preserve">Σχήμα </w:t>
+        </w:r>
+        <w:r>
+          <w:fldChar w:fldCharType="begin"/>
+        </w:r>
+        <w:r>
+          <w:instrText xml:space="preserve"> SEQ Σχήμα \* ARABIC </w:instrText>
+        </w:r>
+      </w:ins>
+      <w:r>
+        <w:fldChar w:fldCharType="separate"/>
+      </w:r>
+      <w:ins w:id="275" w:author="Petros Kontos" w:date="2026-09-17T18:28:00Z" w16du:dateUtc="2026-09-17T15:28:00Z">
+        <w:r>
+          <w:rPr>
+            <w:noProof/>
+          </w:rPr>
+          <w:t>7</w:t>
+        </w:r>
+        <w:r>
+          <w:fldChar w:fldCharType="end"/>
+        </w:r>
+        <w:r>
+          <w:rPr>
+            <w:lang w:val="en-US"/>
+          </w:rPr>
+          <w:t xml:space="preserve">: </w:t>
+        </w:r>
+        <w:r>
+          <w:t>Κεφαλή</w:t>
+        </w:r>
+      </w:ins>
+      <w:ins w:id="276" w:author="Petros Kontos" w:date="2026-09-17T18:29:00Z" w16du:dateUtc="2026-09-17T15:29:00Z">
+        <w:r>
+          <w:t xml:space="preserve"> ταξινόμησης για την αρχιτεκτονική </w:t>
+        </w:r>
+        <w:r>
+          <w:rPr>
+            <w:lang w:val="en-US"/>
+          </w:rPr>
+          <w:t>ConvNeXtBase</w:t>
+        </w:r>
+      </w:ins>
     </w:p>
     <w:p>
       <w:r>
@@ -16189,11 +17304,11 @@
       <w:pPr>
         <w:pStyle w:val="2"/>
       </w:pPr>
-      <w:bookmarkStart w:id="172" w:name="_Toc240123232"/>
+      <w:bookmarkStart w:id="277" w:name="_Toc240123232"/>
       <w:r>
         <w:t>Στρατηγικές εκπαίδευσης</w:t>
       </w:r>
-      <w:bookmarkEnd w:id="172"/>
+      <w:bookmarkEnd w:id="277"/>
     </w:p>
     <w:p>
       <w:r>
@@ -16204,7 +17319,7 @@
       <w:pPr>
         <w:pStyle w:val="3"/>
       </w:pPr>
-      <w:bookmarkStart w:id="173" w:name="_Toc240123233"/>
+      <w:bookmarkStart w:id="278" w:name="_Toc240123233"/>
       <w:r>
         <w:t>Παγωμένο</w:t>
       </w:r>
@@ -16223,7 +17338,7 @@
         </w:rPr>
         <w:t>Frozen Backbone)</w:t>
       </w:r>
-      <w:bookmarkEnd w:id="173"/>
+      <w:bookmarkEnd w:id="278"/>
     </w:p>
     <w:p>
       <w:r>
@@ -16257,18 +17372,18 @@
           </m:sup>
         </m:sSup>
       </m:oMath>
-      <w:commentRangeStart w:id="174"/>
+      <w:commentRangeStart w:id="279"/>
       <w:r>
         <w:t xml:space="preserve">. </w:t>
       </w:r>
-      <w:commentRangeEnd w:id="174"/>
+      <w:commentRangeEnd w:id="279"/>
       <w:r>
         <w:rPr>
           <w:rStyle w:val="af1"/>
           <w:sz w:val="22"/>
           <w:szCs w:val="20"/>
         </w:rPr>
-        <w:commentReference w:id="174"/>
+        <w:commentReference w:id="279"/>
       </w:r>
       <w:r>
         <w:t>Το στάδιο αυτό εκτελείται πρώτο, και το αποτέλεσμά του αποθηκεύεται ως αφετηρία για τις δύο επόμενες στρατηγικές.</w:t>
@@ -16278,7 +17393,7 @@
       <w:pPr>
         <w:pStyle w:val="3"/>
       </w:pPr>
-      <w:bookmarkStart w:id="175" w:name="_Toc240123234"/>
+      <w:bookmarkStart w:id="280" w:name="_Toc240123234"/>
       <w:r>
         <w:t>Πλήρης Αποδέσμευση (</w:t>
       </w:r>
@@ -16288,7 +17403,7 @@
       <w:r>
         <w:t>)</w:t>
       </w:r>
-      <w:bookmarkEnd w:id="175"/>
+      <w:bookmarkEnd w:id="280"/>
     </w:p>
     <w:p>
       <w:r>
@@ -16360,11 +17475,12 @@
       <w:pPr>
         <w:pStyle w:val="3"/>
       </w:pPr>
-      <w:bookmarkStart w:id="176" w:name="_Toc240123235"/>
-      <w:r>
+      <w:bookmarkStart w:id="281" w:name="_Toc240123235"/>
+      <w:r>
+        <w:lastRenderedPageBreak/>
         <w:t>BatchNormalization-locked fine-tuning</w:t>
       </w:r>
-      <w:bookmarkEnd w:id="176"/>
+      <w:bookmarkEnd w:id="281"/>
     </w:p>
     <w:p>
       <w:r>
@@ -16383,15 +17499,11 @@
     <w:p>
       <w:pPr>
         <w:rPr>
-          <w:del w:id="177" w:author="Petros Kontos" w:date="2026-09-17T16:45:00Z" w16du:dateUtc="2026-09-17T13:45:00Z"/>
+          <w:lang w:val="en-US"/>
         </w:rPr>
       </w:pPr>
       <w:r>
-        <w:t xml:space="preserve">Σύμφωνα με τον επίσημο οδηγό της Keras [4], όταν ένα επίπεδο Batch Normalization παραμένει εκπαιδεύσιμο κατά το fine-tuning, ενημερώνει τόσο τις παραμέτρους </w:t>
-      </w:r>
-      <w:r>
-        <w:lastRenderedPageBreak/>
-        <w:t>κλίμακας και μετατόπισης όσο και τα κινούμενα στατιστικά του μέσου όρου και της διακύμανσης. Επομένως, ακόμη και με πολύ χαμηλό ρυθμό μάθησης, τα στατιστικά αυτά μπορούν να μεταβληθούν με βάση τα νέα δεδομένα. Το κλείδωμα των επιπέδων Batch Normalization επιτρέπει την προσαρμογή των υπόλοιπων βαρών, χωρίς να μεταβάλλονται τα αποθηκευμένα στατιστικά τους.</w:t>
+        <w:t>Σύμφωνα με τον επίσημο οδηγό της Keras [4], όταν ένα επίπεδο Batch Normalization παραμένει εκπαιδεύσιμο κατά το fine-tuning, ενημερώνει τόσο τις παραμέτρους κλίμακας και μετατόπισης όσο και τα κινούμενα στατιστικά του μέσου όρου και της διακύμανσης. Επομένως, ακόμη και με πολύ χαμηλό ρυθμό μάθησης, τα στατιστικά αυτά μπορούν να μεταβληθούν με βάση τα νέα δεδομένα. Το κλείδωμα των επιπέδων Batch Normalization επιτρέπει την προσαρμογή των υπόλοιπων βαρών, χωρίς να μεταβάλλονται τα αποθηκευμένα στατιστικά τους.</w:t>
       </w:r>
       <w:r>
         <w:t xml:space="preserve"> Στον παρακάτω Πίνακα </w:t>
@@ -16403,22 +17515,18 @@
         <w:t xml:space="preserve"> αναγράφονται οι στρατηγικές εκπαίδευσης</w:t>
       </w:r>
       <w:r>
-        <w:t>, ποια ήταν τα αρχικά βάρη, ποια επίπεδα ήταν εκπαιδεύσιμα, τον ρυθμό μάθησης που επιλέχθηκε, τις μέγιστες εποχές εκπαίδευσης καθώς και το μέγιστο αριθμό εποχών κατά τον οποίο, αν δεν υπάρχει βελτίωση στο λάθος επικύρωσης, τότε η εκπαίδευση διακόπτεται.</w:t>
-      </w:r>
-      <w:del w:id="178" w:author="Petros Kontos" w:date="2026-09-17T16:44:00Z" w16du:dateUtc="2026-09-17T13:44:00Z">
-        <w:r>
-          <w:delText xml:space="preserve"> </w:delText>
-        </w:r>
-      </w:del>
-    </w:p>
-    <w:p>
-      <w:pPr>
+        <w:t>, ποια ήταν τα αρχικά βάρη, ποια επίπεδα ήταν εκπαιδεύσιμα, τον ρυθμό μάθησης που επιλέχθηκε, τις μέγιστες εποχές εκπαίδευσης καθώς και το μέγιστο αριθμό εποχών κατά τον οποίο, αν δεν υπάρχει βελτίωση στο λάθος επικύρωσης, τότε η εκπαίδευση διακόπτεται</w:t>
+      </w:r>
+      <w:r>
         <w:rPr>
-          <w:del w:id="179" w:author="Petros Kontos" w:date="2026-09-17T16:45:00Z" w16du:dateUtc="2026-09-17T13:45:00Z"/>
+          <w:lang w:val="en-US"/>
         </w:rPr>
-      </w:pPr>
-    </w:p>
-    <w:p/>
+        <w:t xml:space="preserve"> (patience)</w:t>
+      </w:r>
+      <w:r>
+        <w:t>.</w:t>
+      </w:r>
+    </w:p>
     <w:tbl>
       <w:tblPr>
         <w:tblStyle w:val="aa"/>
@@ -16549,7 +17657,7 @@
                 <w:szCs w:val="22"/>
               </w:rPr>
             </w:pPr>
-            <w:commentRangeStart w:id="180"/>
+            <w:commentRangeStart w:id="282"/>
             <w:r>
               <w:rPr>
                 <w:rFonts w:asciiTheme="majorHAnsi" w:hAnsiTheme="majorHAnsi"/>
@@ -16557,7 +17665,7 @@
               </w:rPr>
               <w:t>Patience</w:t>
             </w:r>
-            <w:commentRangeEnd w:id="180"/>
+            <w:commentRangeEnd w:id="282"/>
             <w:r>
               <w:rPr>
                 <w:rStyle w:val="af1"/>
@@ -16565,7 +17673,7 @@
                 <w:sz w:val="22"/>
                 <w:szCs w:val="22"/>
               </w:rPr>
-              <w:commentReference w:id="180"/>
+              <w:commentReference w:id="282"/>
             </w:r>
           </w:p>
         </w:tc>
@@ -17186,22 +18294,35 @@
         <w:pStyle w:val="ac"/>
         <w:jc w:val="center"/>
         <w:rPr>
-          <w:del w:id="181" w:author="Petros Kontos" w:date="2026-09-17T17:20:00Z" w16du:dateUtc="2026-09-17T14:20:00Z"/>
+          <w:del w:id="283" w:author="Petros Kontos" w:date="2026-09-17T17:20:00Z" w16du:dateUtc="2026-09-17T14:20:00Z"/>
         </w:rPr>
       </w:pPr>
       <w:r>
         <w:t xml:space="preserve">Πίνακας </w:t>
       </w:r>
-      <w:fldSimple w:instr=" SEQ Πίνακας \* ARABIC ">
-        <w:ins w:id="182" w:author="Petros Kontos" w:date="2026-09-17T16:50:00Z" w16du:dateUtc="2026-09-17T13:50:00Z">
-          <w:r>
-            <w:rPr>
-              <w:noProof/>
-            </w:rPr>
-            <w:t>4</w:t>
-          </w:r>
-        </w:ins>
-      </w:fldSimple>
+      <w:r>
+        <w:fldChar w:fldCharType="begin"/>
+      </w:r>
+      <w:r>
+        <w:instrText xml:space="preserve"> SEQ Πίνακας \* ARABIC </w:instrText>
+      </w:r>
+      <w:r>
+        <w:fldChar w:fldCharType="separate"/>
+      </w:r>
+      <w:ins w:id="284" w:author="Petros Kontos" w:date="2026-09-17T18:16:00Z" w16du:dateUtc="2026-09-17T15:16:00Z">
+        <w:r>
+          <w:rPr>
+            <w:noProof/>
+          </w:rPr>
+          <w:t>4</w:t>
+        </w:r>
+      </w:ins>
+      <w:r>
+        <w:rPr>
+          <w:noProof/>
+        </w:rPr>
+        <w:fldChar w:fldCharType="end"/>
+      </w:r>
       <w:r>
         <w:t>: Στρατηγικές εκπαίδευσης</w:t>
       </w:r>
@@ -17211,16 +18332,16 @@
         <w:pStyle w:val="ac"/>
         <w:jc w:val="center"/>
         <w:rPr>
-          <w:del w:id="183" w:author="Petros Kontos" w:date="2026-09-17T17:20:00Z" w16du:dateUtc="2026-09-17T14:20:00Z"/>
+          <w:del w:id="285" w:author="Petros Kontos" w:date="2026-09-17T17:20:00Z" w16du:dateUtc="2026-09-17T14:20:00Z"/>
         </w:rPr>
-        <w:pPrChange w:id="184" w:author="Petros Kontos" w:date="2026-09-17T17:20:00Z" w16du:dateUtc="2026-09-17T14:20:00Z">
+        <w:pPrChange w:id="286" w:author="Petros Kontos" w:date="2026-09-17T18:16:00Z" w16du:dateUtc="2026-09-17T15:16:00Z">
           <w:pPr>
             <w:spacing w:after="0" w:line="240" w:lineRule="auto"/>
             <w:jc w:val="left"/>
           </w:pPr>
         </w:pPrChange>
       </w:pPr>
-      <w:del w:id="185" w:author="Petros Kontos" w:date="2026-09-17T17:20:00Z" w16du:dateUtc="2026-09-17T14:20:00Z">
+      <w:del w:id="287" w:author="Petros Kontos" w:date="2026-09-17T17:20:00Z" w16du:dateUtc="2026-09-17T14:20:00Z">
         <w:r>
           <w:br w:type="page"/>
         </w:r>
@@ -17229,8 +18350,8 @@
     <w:p>
       <w:pPr>
         <w:spacing w:after="0" w:line="240" w:lineRule="auto"/>
-        <w:jc w:val="left"/>
-        <w:pPrChange w:id="186" w:author="Petros Kontos" w:date="2026-09-17T17:20:00Z" w16du:dateUtc="2026-09-17T14:20:00Z">
+        <w:jc w:val="center"/>
+        <w:pPrChange w:id="288" w:author="Petros Kontos" w:date="2026-09-17T18:16:00Z" w16du:dateUtc="2026-09-17T15:16:00Z">
           <w:pPr/>
         </w:pPrChange>
       </w:pPr>
@@ -17239,17 +18360,17 @@
       <w:pPr>
         <w:pStyle w:val="2"/>
       </w:pPr>
-      <w:bookmarkStart w:id="187" w:name="_Toc240123236"/>
+      <w:bookmarkStart w:id="289" w:name="_Toc240123236"/>
       <w:r>
         <w:t>Κοινό πειραματικό πρωτόκολλο</w:t>
       </w:r>
-      <w:bookmarkEnd w:id="187"/>
+      <w:bookmarkEnd w:id="289"/>
     </w:p>
     <w:p>
       <w:r>
         <w:t>Στα βασικά πειράματα των EfficientNetB2, MobileNetV1 και Custom CNN χρησιμοποιήθηκε κοινό πειραματικό πρωτόκολλο για λόγους συγκρισιμότητας, όπως παρουσιάζεται στον παρακάτω πίνακα</w:t>
       </w:r>
-      <w:ins w:id="188" w:author="Petros Kontos" w:date="2026-09-17T16:51:00Z" w16du:dateUtc="2026-09-17T13:51:00Z">
+      <w:ins w:id="290" w:author="Petros Kontos" w:date="2026-09-17T16:51:00Z" w16du:dateUtc="2026-09-17T13:51:00Z">
         <w:r>
           <w:t xml:space="preserve"> 5</w:t>
         </w:r>
@@ -17947,16 +19068,29 @@
       <w:r>
         <w:t xml:space="preserve">Πίνακας </w:t>
       </w:r>
-      <w:fldSimple w:instr=" SEQ Πίνακας \* ARABIC ">
-        <w:ins w:id="189" w:author="Petros Kontos" w:date="2026-09-17T16:51:00Z" w16du:dateUtc="2026-09-17T13:51:00Z">
-          <w:r>
-            <w:rPr>
-              <w:noProof/>
-            </w:rPr>
-            <w:t>5</w:t>
-          </w:r>
-        </w:ins>
-      </w:fldSimple>
+      <w:r>
+        <w:fldChar w:fldCharType="begin"/>
+      </w:r>
+      <w:r>
+        <w:instrText xml:space="preserve"> SEQ Πίνακας \* ARABIC </w:instrText>
+      </w:r>
+      <w:r>
+        <w:fldChar w:fldCharType="separate"/>
+      </w:r>
+      <w:ins w:id="291" w:author="Petros Kontos" w:date="2026-09-17T16:51:00Z" w16du:dateUtc="2026-09-17T13:51:00Z">
+        <w:r>
+          <w:rPr>
+            <w:noProof/>
+          </w:rPr>
+          <w:t>5</w:t>
+        </w:r>
+      </w:ins>
+      <w:r>
+        <w:rPr>
+          <w:noProof/>
+        </w:rPr>
+        <w:fldChar w:fldCharType="end"/>
+      </w:r>
       <w:r>
         <w:t xml:space="preserve">: Κοινό πειραματικό </w:t>
       </w:r>
@@ -18034,12 +19168,12 @@
       <w:pPr>
         <w:pStyle w:val="1"/>
       </w:pPr>
-      <w:bookmarkStart w:id="190" w:name="_Toc240123237"/>
+      <w:bookmarkStart w:id="292" w:name="_Toc240123237"/>
       <w:r>
         <w:lastRenderedPageBreak/>
         <w:t>Πειράματα - Αποτελέσματα</w:t>
       </w:r>
-      <w:bookmarkEnd w:id="190"/>
+      <w:bookmarkEnd w:id="292"/>
       <w:r>
         <w:t xml:space="preserve">  </w:t>
       </w:r>
@@ -18048,7 +19182,7 @@
       <w:pPr>
         <w:pStyle w:val="2"/>
       </w:pPr>
-      <w:bookmarkStart w:id="191" w:name="_Toc240123238"/>
+      <w:bookmarkStart w:id="293" w:name="_Toc240123238"/>
       <w:r>
         <w:t xml:space="preserve">Αποτελέσματα εκπαίδευσης </w:t>
       </w:r>
@@ -18058,13 +19192,13 @@
       <w:r>
         <w:t>τυχαία αρχικοποίηση  (from scratch)</w:t>
       </w:r>
-      <w:bookmarkEnd w:id="191"/>
+      <w:bookmarkEnd w:id="293"/>
     </w:p>
     <w:p>
       <w:pPr>
         <w:rPr>
           <w:lang w:val="en-US"/>
-          <w:rPrChange w:id="192" w:author="Petros Kontos" w:date="2026-09-16T17:14:00Z" w16du:dateUtc="2026-09-16T14:14:00Z">
+          <w:rPrChange w:id="294" w:author="Petros Kontos" w:date="2026-09-16T17:14:00Z" w16du:dateUtc="2026-09-16T14:14:00Z">
             <w:rPr/>
           </w:rPrChange>
         </w:rPr>
@@ -18090,7 +19224,7 @@
       <w:r>
         <w:t>. Επιπλέον, εκπαιδεύτηκε το Custom CNN, το οποίο αποτελείται από τέσσερα συνελικτικά blocks, ώστε να χρησιμοποιηθεί ως βασικό σημείο αναφοράς και να εξεταστεί η απόδοση μιας απλούστερης αρχιτεκτονικής στο ίδιο σύνολο δεδομένων.</w:t>
       </w:r>
-      <w:ins w:id="193" w:author="Petros Kontos" w:date="2026-09-16T17:14:00Z" w16du:dateUtc="2026-09-16T14:14:00Z">
+      <w:ins w:id="295" w:author="Petros Kontos" w:date="2026-09-16T17:14:00Z" w16du:dateUtc="2026-09-16T14:14:00Z">
         <w:r>
           <w:rPr>
             <w:lang w:val="en-US"/>
@@ -18645,16 +19779,29 @@
       <w:r>
         <w:t xml:space="preserve">Πίνακας </w:t>
       </w:r>
-      <w:fldSimple w:instr=" SEQ Πίνακας \* ARABIC ">
-        <w:ins w:id="194" w:author="Petros Kontos" w:date="2026-09-17T15:22:00Z" w16du:dateUtc="2026-09-17T12:22:00Z">
-          <w:r>
-            <w:rPr>
-              <w:noProof/>
-            </w:rPr>
-            <w:t>6</w:t>
-          </w:r>
-        </w:ins>
-      </w:fldSimple>
+      <w:r>
+        <w:fldChar w:fldCharType="begin"/>
+      </w:r>
+      <w:r>
+        <w:instrText xml:space="preserve"> SEQ Πίνακας \* ARABIC </w:instrText>
+      </w:r>
+      <w:r>
+        <w:fldChar w:fldCharType="separate"/>
+      </w:r>
+      <w:ins w:id="296" w:author="Petros Kontos" w:date="2026-09-17T15:22:00Z" w16du:dateUtc="2026-09-17T12:22:00Z">
+        <w:r>
+          <w:rPr>
+            <w:noProof/>
+          </w:rPr>
+          <w:t>6</w:t>
+        </w:r>
+      </w:ins>
+      <w:r>
+        <w:rPr>
+          <w:noProof/>
+        </w:rPr>
+        <w:fldChar w:fldCharType="end"/>
+      </w:r>
       <w:r>
         <w:t>:</w:t>
       </w:r>
@@ -18685,7 +19832,7 @@
     <w:p>
       <w:pPr>
         <w:rPr>
-          <w:ins w:id="195" w:author="Petros Kontos" w:date="2026-09-16T13:10:00Z" w16du:dateUtc="2026-09-16T10:10:00Z"/>
+          <w:ins w:id="297" w:author="Petros Kontos" w:date="2026-09-16T13:10:00Z" w16du:dateUtc="2026-09-16T10:10:00Z"/>
           <w:lang w:val="en-US"/>
         </w:rPr>
       </w:pPr>
@@ -18696,7 +19843,7 @@
         <w:lastRenderedPageBreak/>
         <w:t xml:space="preserve">αρχιτεκτονικές. Από την άλλη, ένα απλό CNN μπορεί να ανταπεξέλθει αρκετά καλά σε σύγκριση με τις μεγαλύτερες αρχιτεκτονικές.  Και τα τρία μοντέλα είχαν Top-2 Accuracy πάνω από 97%, επομένως η πραγματική κλάση βρισκόταν πολύ συχνά στις δύο πιθανότερες προβλέψεις. </w:t>
       </w:r>
-      <w:commentRangeStart w:id="196"/>
+      <w:commentRangeStart w:id="298"/>
       <w:r>
         <w:t>Παρ’ όλα αυτά, η διαφορά μεταξύ Accuracy και Macro-F1 δείχνει ότι τα μοντέλα δεν αποδίδουν το ίδιο καλά σε όλες τις κλάσεις, κάτι που συνδέεται με την ανισορροπία του ZooLake</w:t>
       </w:r>
@@ -18730,7 +19877,7 @@
       <w:r>
         <w:t>. Στην επόμενη ενότητα θα δούμε πώς μπορούν να αποδώσουν με μεταφορά μάθησης (transfer learning).</w:t>
       </w:r>
-      <w:commentRangeEnd w:id="196"/>
+      <w:commentRangeEnd w:id="298"/>
       <w:r>
         <w:rPr>
           <w:rStyle w:val="af1"/>
@@ -18738,20 +19885,20 @@
           <w:szCs w:val="20"/>
           <w:lang w:val="en-US"/>
         </w:rPr>
-        <w:commentReference w:id="196"/>
+        <w:commentReference w:id="298"/>
       </w:r>
     </w:p>
     <w:p>
       <w:pPr>
         <w:keepNext/>
         <w:rPr>
-          <w:ins w:id="197" w:author="Petros Kontos" w:date="2026-09-16T13:15:00Z" w16du:dateUtc="2026-09-16T10:15:00Z"/>
+          <w:ins w:id="299" w:author="Petros Kontos" w:date="2026-09-16T13:15:00Z" w16du:dateUtc="2026-09-16T10:15:00Z"/>
         </w:rPr>
-        <w:pPrChange w:id="198" w:author="Petros Kontos" w:date="2026-09-16T13:15:00Z" w16du:dateUtc="2026-09-16T10:15:00Z">
+        <w:pPrChange w:id="300" w:author="Petros Kontos" w:date="2026-09-16T13:15:00Z" w16du:dateUtc="2026-09-16T10:15:00Z">
           <w:pPr/>
         </w:pPrChange>
       </w:pPr>
-      <w:ins w:id="199" w:author="Petros Kontos" w:date="2026-09-16T13:11:00Z" w16du:dateUtc="2026-09-16T10:11:00Z">
+      <w:ins w:id="301" w:author="Petros Kontos" w:date="2026-09-16T13:11:00Z" w16du:dateUtc="2026-09-16T10:11:00Z">
         <w:r>
           <w:rPr>
             <w:noProof/>
@@ -18773,10 +19920,10 @@
                       <pic:cNvPicPr/>
                     </pic:nvPicPr>
                     <pic:blipFill>
-                      <a:blip r:embed="rId25">
+                      <a:blip r:embed="rId29">
                         <a:extLst>
                           <a:ext uri="{96DAC541-7B7A-43D3-8B79-37D633B846F1}">
-                            <asvg:svgBlip xmlns:asvg="http://schemas.microsoft.com/office/drawing/2016/SVG/main" r:embed="rId26"/>
+                            <asvg:svgBlip xmlns:asvg="http://schemas.microsoft.com/office/drawing/2016/SVG/main" r:embed="rId30"/>
                           </a:ext>
                         </a:extLst>
                       </a:blip>
@@ -18806,10 +19953,10 @@
         <w:pStyle w:val="ac"/>
         <w:jc w:val="center"/>
         <w:rPr>
-          <w:ins w:id="200" w:author="Petros Kontos" w:date="2026-09-16T13:17:00Z" w16du:dateUtc="2026-09-16T10:17:00Z"/>
+          <w:ins w:id="302" w:author="Petros Kontos" w:date="2026-09-16T13:17:00Z" w16du:dateUtc="2026-09-16T10:17:00Z"/>
         </w:rPr>
       </w:pPr>
-      <w:ins w:id="201" w:author="Petros Kontos" w:date="2026-09-16T13:15:00Z" w16du:dateUtc="2026-09-16T10:15:00Z">
+      <w:ins w:id="303" w:author="Petros Kontos" w:date="2026-09-16T13:15:00Z" w16du:dateUtc="2026-09-16T10:15:00Z">
         <w:r>
           <w:t xml:space="preserve">Σχήμα </w:t>
         </w:r>
@@ -18823,15 +19970,15 @@
       <w:r>
         <w:fldChar w:fldCharType="separate"/>
       </w:r>
-      <w:ins w:id="202" w:author="Petros Kontos" w:date="2026-09-17T17:18:00Z" w16du:dateUtc="2026-09-17T14:18:00Z">
+      <w:ins w:id="304" w:author="Petros Kontos" w:date="2026-09-17T18:28:00Z" w16du:dateUtc="2026-09-17T15:28:00Z">
         <w:r>
           <w:rPr>
             <w:noProof/>
           </w:rPr>
-          <w:t>6</w:t>
+          <w:t>8</w:t>
         </w:r>
       </w:ins>
-      <w:ins w:id="203" w:author="Petros Kontos" w:date="2026-09-16T13:15:00Z" w16du:dateUtc="2026-09-16T10:15:00Z">
+      <w:ins w:id="305" w:author="Petros Kontos" w:date="2026-09-16T13:15:00Z" w16du:dateUtc="2026-09-16T10:15:00Z">
         <w:r>
           <w:fldChar w:fldCharType="end"/>
         </w:r>
@@ -18842,22 +19989,22 @@
           <w:t xml:space="preserve">: </w:t>
         </w:r>
       </w:ins>
-      <w:ins w:id="204" w:author="Petros Kontos" w:date="2026-09-16T13:16:00Z" w16du:dateUtc="2026-09-16T10:16:00Z">
+      <w:ins w:id="306" w:author="Petros Kontos" w:date="2026-09-16T13:16:00Z" w16du:dateUtc="2026-09-16T10:16:00Z">
         <w:r>
           <w:t>Πίνακας</w:t>
         </w:r>
       </w:ins>
-      <w:ins w:id="205" w:author="Petros Kontos" w:date="2026-09-16T13:15:00Z" w16du:dateUtc="2026-09-16T10:15:00Z">
+      <w:ins w:id="307" w:author="Petros Kontos" w:date="2026-09-16T13:15:00Z" w16du:dateUtc="2026-09-16T10:15:00Z">
         <w:r>
           <w:t xml:space="preserve"> </w:t>
         </w:r>
       </w:ins>
-      <w:ins w:id="206" w:author="Petros Kontos" w:date="2026-09-16T13:16:00Z" w16du:dateUtc="2026-09-16T10:16:00Z">
+      <w:ins w:id="308" w:author="Petros Kontos" w:date="2026-09-16T13:16:00Z" w16du:dateUtc="2026-09-16T10:16:00Z">
         <w:r>
           <w:t>σύγχυσης</w:t>
         </w:r>
       </w:ins>
-      <w:ins w:id="207" w:author="Petros Kontos" w:date="2026-09-16T13:15:00Z" w16du:dateUtc="2026-09-16T10:15:00Z">
+      <w:ins w:id="309" w:author="Petros Kontos" w:date="2026-09-16T13:15:00Z" w16du:dateUtc="2026-09-16T10:15:00Z">
         <w:r>
           <w:t xml:space="preserve"> για το μοντέλο </w:t>
         </w:r>
@@ -18871,17 +20018,17 @@
           <w:t xml:space="preserve"> με </w:t>
         </w:r>
       </w:ins>
-      <w:ins w:id="208" w:author="Petros Kontos" w:date="2026-09-16T13:16:00Z" w16du:dateUtc="2026-09-16T10:16:00Z">
+      <w:ins w:id="310" w:author="Petros Kontos" w:date="2026-09-16T13:16:00Z" w16du:dateUtc="2026-09-16T10:16:00Z">
         <w:r>
           <w:t>εκπαίδευση</w:t>
         </w:r>
       </w:ins>
-      <w:ins w:id="209" w:author="Petros Kontos" w:date="2026-09-16T13:15:00Z" w16du:dateUtc="2026-09-16T10:15:00Z">
+      <w:ins w:id="311" w:author="Petros Kontos" w:date="2026-09-16T13:15:00Z" w16du:dateUtc="2026-09-16T10:15:00Z">
         <w:r>
           <w:t xml:space="preserve"> </w:t>
         </w:r>
       </w:ins>
-      <w:ins w:id="210" w:author="Petros Kontos" w:date="2026-09-16T13:16:00Z" w16du:dateUtc="2026-09-16T10:16:00Z">
+      <w:ins w:id="312" w:author="Petros Kontos" w:date="2026-09-16T13:16:00Z" w16du:dateUtc="2026-09-16T10:16:00Z">
         <w:r>
           <w:t>χωρίς προεκπαιδευμένα βάρη.</w:t>
         </w:r>
@@ -18891,13 +20038,13 @@
       <w:pPr>
         <w:keepNext/>
         <w:rPr>
-          <w:ins w:id="211" w:author="Petros Kontos" w:date="2026-09-16T13:18:00Z" w16du:dateUtc="2026-09-16T10:18:00Z"/>
+          <w:ins w:id="313" w:author="Petros Kontos" w:date="2026-09-16T13:18:00Z" w16du:dateUtc="2026-09-16T10:18:00Z"/>
         </w:rPr>
-        <w:pPrChange w:id="212" w:author="Petros Kontos" w:date="2026-09-16T13:18:00Z" w16du:dateUtc="2026-09-16T10:18:00Z">
+        <w:pPrChange w:id="314" w:author="Petros Kontos" w:date="2026-09-16T13:18:00Z" w16du:dateUtc="2026-09-16T10:18:00Z">
           <w:pPr/>
         </w:pPrChange>
       </w:pPr>
-      <w:ins w:id="213" w:author="Petros Kontos" w:date="2026-09-16T13:18:00Z" w16du:dateUtc="2026-09-16T10:18:00Z">
+      <w:ins w:id="315" w:author="Petros Kontos" w:date="2026-09-16T13:18:00Z" w16du:dateUtc="2026-09-16T10:18:00Z">
         <w:r>
           <w:rPr>
             <w:noProof/>
@@ -18919,10 +20066,10 @@
                       <pic:cNvPicPr/>
                     </pic:nvPicPr>
                     <pic:blipFill>
-                      <a:blip r:embed="rId27">
+                      <a:blip r:embed="rId31">
                         <a:extLst>
                           <a:ext uri="{96DAC541-7B7A-43D3-8B79-37D633B846F1}">
-                            <asvg:svgBlip xmlns:asvg="http://schemas.microsoft.com/office/drawing/2016/SVG/main" r:embed="rId28"/>
+                            <asvg:svgBlip xmlns:asvg="http://schemas.microsoft.com/office/drawing/2016/SVG/main" r:embed="rId32"/>
                           </a:ext>
                         </a:extLst>
                       </a:blip>
@@ -18953,15 +20100,15 @@
         <w:jc w:val="center"/>
         <w:rPr>
           <w:lang w:val="en-US"/>
-          <w:rPrChange w:id="214" w:author="Petros Kontos" w:date="2026-09-16T13:18:00Z" w16du:dateUtc="2026-09-16T10:18:00Z">
+          <w:rPrChange w:id="316" w:author="Petros Kontos" w:date="2026-09-16T13:18:00Z" w16du:dateUtc="2026-09-16T10:18:00Z">
             <w:rPr/>
           </w:rPrChange>
         </w:rPr>
-        <w:pPrChange w:id="215" w:author="Petros Kontos" w:date="2026-09-16T13:18:00Z" w16du:dateUtc="2026-09-16T10:18:00Z">
+        <w:pPrChange w:id="317" w:author="Petros Kontos" w:date="2026-09-16T13:18:00Z" w16du:dateUtc="2026-09-16T10:18:00Z">
           <w:pPr/>
         </w:pPrChange>
       </w:pPr>
-      <w:ins w:id="216" w:author="Petros Kontos" w:date="2026-09-16T13:18:00Z" w16du:dateUtc="2026-09-16T10:18:00Z">
+      <w:ins w:id="318" w:author="Petros Kontos" w:date="2026-09-16T13:18:00Z" w16du:dateUtc="2026-09-16T10:18:00Z">
         <w:r>
           <w:t xml:space="preserve">Σχήμα </w:t>
         </w:r>
@@ -18975,15 +20122,15 @@
       <w:r>
         <w:fldChar w:fldCharType="separate"/>
       </w:r>
-      <w:ins w:id="217" w:author="Petros Kontos" w:date="2026-09-17T17:18:00Z" w16du:dateUtc="2026-09-17T14:18:00Z">
+      <w:ins w:id="319" w:author="Petros Kontos" w:date="2026-09-17T18:28:00Z" w16du:dateUtc="2026-09-17T15:28:00Z">
         <w:r>
           <w:rPr>
             <w:noProof/>
           </w:rPr>
-          <w:t>7</w:t>
+          <w:t>9</w:t>
         </w:r>
       </w:ins>
-      <w:ins w:id="218" w:author="Petros Kontos" w:date="2026-09-16T13:18:00Z" w16du:dateUtc="2026-09-16T10:18:00Z">
+      <w:ins w:id="320" w:author="Petros Kontos" w:date="2026-09-16T13:18:00Z" w16du:dateUtc="2026-09-16T10:18:00Z">
         <w:r>
           <w:fldChar w:fldCharType="end"/>
         </w:r>
@@ -19011,11 +20158,11 @@
       <w:pPr>
         <w:pStyle w:val="2"/>
       </w:pPr>
-      <w:bookmarkStart w:id="219" w:name="_Toc240123239"/>
+      <w:bookmarkStart w:id="321" w:name="_Toc240123239"/>
       <w:r>
         <w:t>Αποτελέσματα μεταφοράς μάθησης</w:t>
       </w:r>
-      <w:bookmarkEnd w:id="219"/>
+      <w:bookmarkEnd w:id="321"/>
     </w:p>
     <w:p>
       <w:r>
@@ -19066,12 +20213,12 @@
       <w:r>
         <w:t xml:space="preserve"> μόνο </w:t>
       </w:r>
-      <w:del w:id="220" w:author="Petros Kontos" w:date="2026-09-17T16:28:00Z" w16du:dateUtc="2026-09-17T13:28:00Z">
+      <w:del w:id="322" w:author="Petros Kontos" w:date="2026-09-17T16:28:00Z" w16du:dateUtc="2026-09-17T13:28:00Z">
         <w:r>
           <w:delText>το classification head</w:delText>
         </w:r>
       </w:del>
-      <w:ins w:id="221" w:author="Petros Kontos" w:date="2026-09-17T16:28:00Z" w16du:dateUtc="2026-09-17T13:28:00Z">
+      <w:ins w:id="323" w:author="Petros Kontos" w:date="2026-09-17T16:28:00Z" w16du:dateUtc="2026-09-17T13:28:00Z">
         <w:r>
           <w:t>η κεφαλή ταξινόμησης</w:t>
         </w:r>
@@ -19471,16 +20618,29 @@
       <w:r>
         <w:t xml:space="preserve">Πίνακας </w:t>
       </w:r>
-      <w:fldSimple w:instr=" SEQ Πίνακας \* ARABIC ">
-        <w:ins w:id="222" w:author="Petros Kontos" w:date="2026-09-17T15:48:00Z" w16du:dateUtc="2026-09-17T12:48:00Z">
-          <w:r>
-            <w:rPr>
-              <w:noProof/>
-            </w:rPr>
-            <w:t>7</w:t>
-          </w:r>
-        </w:ins>
-      </w:fldSimple>
+      <w:r>
+        <w:fldChar w:fldCharType="begin"/>
+      </w:r>
+      <w:r>
+        <w:instrText xml:space="preserve"> SEQ Πίνακας \* ARABIC </w:instrText>
+      </w:r>
+      <w:r>
+        <w:fldChar w:fldCharType="separate"/>
+      </w:r>
+      <w:ins w:id="324" w:author="Petros Kontos" w:date="2026-09-17T15:48:00Z" w16du:dateUtc="2026-09-17T12:48:00Z">
+        <w:r>
+          <w:rPr>
+            <w:noProof/>
+          </w:rPr>
+          <w:t>7</w:t>
+        </w:r>
+      </w:ins>
+      <w:r>
+        <w:rPr>
+          <w:noProof/>
+        </w:rPr>
+        <w:fldChar w:fldCharType="end"/>
+      </w:r>
       <w:r>
         <w:t xml:space="preserve">: </w:t>
       </w:r>
@@ -19496,16 +20656,9 @@
         <w:lastRenderedPageBreak/>
         <w:t xml:space="preserve">χαμηλότερο Macro-F1 κατά 0,79 ποσοστιαίες μονάδες. Το αποτέλεσμα αυτό δείχνει ότι τα προεκπαιδευμένα χαρακτηριστικά του ImageNet δεν ήταν από μόνα τους αρκετά για να βελτιώσουν την απόδοση του συγκεκριμένου μοντέλου. Καθώς το backbone παρέμεινε παγωμένο, δεν μπορούσε να προσαρμοστεί στα ιδιαίτερα οπτικά χαρακτηριστικά των εικόνων πλαγκτού και εκπαιδεύτηκε μόνο </w:t>
       </w:r>
-      <w:del w:id="223" w:author="Petros Kontos" w:date="2026-09-17T16:28:00Z" w16du:dateUtc="2026-09-17T13:28:00Z">
-        <w:r>
-          <w:delText>το classification head</w:delText>
-        </w:r>
-      </w:del>
-      <w:ins w:id="224" w:author="Petros Kontos" w:date="2026-09-17T16:28:00Z" w16du:dateUtc="2026-09-17T13:28:00Z">
-        <w:r>
-          <w:t>η κεφαλή ταξινόμησης</w:t>
-        </w:r>
-      </w:ins>
+      <w:r>
+        <w:t>η κεφαλή ταξινόμησης</w:t>
+      </w:r>
       <w:r>
         <w:t>. Αντίθετα, κατά την εκπαίδευση από την αρχή, όλα τα επίπεδα του δικτύου προσαρμόστηκαν στο ZooLake. Ωστόσο, το αποτέλεσμα αυτό αφορά μόνο τη frozen εκδοχή και όχι συνολικά τη μεταφορά μάθησης, καθώς στην επόμενη ενότητα εξετάζεται η επίδραση διαφορετικών στρατηγικών fine-tuning.</w:t>
       </w:r>
@@ -19517,11 +20670,11 @@
           <w:lang w:val="en-US"/>
         </w:rPr>
       </w:pPr>
-      <w:bookmarkStart w:id="225" w:name="_Toc240123240"/>
+      <w:bookmarkStart w:id="325" w:name="_Toc240123240"/>
       <w:r>
         <w:t>Αποτελέσματα fine-tuning στρατηγικών</w:t>
       </w:r>
-      <w:bookmarkEnd w:id="225"/>
+      <w:bookmarkEnd w:id="325"/>
     </w:p>
     <w:p>
       <w:r>
@@ -19846,7 +20999,7 @@
       <w:pPr>
         <w:spacing w:after="0" w:line="240" w:lineRule="auto"/>
         <w:jc w:val="left"/>
-        <w:pPrChange w:id="226" w:author="Petros Kontos" w:date="2026-09-16T14:20:00Z" w16du:dateUtc="2026-09-16T11:20:00Z">
+        <w:pPrChange w:id="326" w:author="Petros Kontos" w:date="2026-09-16T14:20:00Z" w16du:dateUtc="2026-09-16T11:20:00Z">
           <w:pPr/>
         </w:pPrChange>
       </w:pPr>
@@ -19857,7 +21010,7 @@
         <w:tblStyle w:val="aa"/>
         <w:tblW w:w="8157" w:type="dxa"/>
         <w:tblLook w:val="04A0" w:firstRow="1" w:lastRow="0" w:firstColumn="1" w:lastColumn="0" w:noHBand="0" w:noVBand="1"/>
-        <w:tblPrChange w:id="227" w:author="Petros Kontos" w:date="2026-09-17T15:46:00Z" w16du:dateUtc="2026-09-17T12:46:00Z">
+        <w:tblPrChange w:id="327" w:author="Petros Kontos" w:date="2026-09-17T15:46:00Z" w16du:dateUtc="2026-09-17T12:46:00Z">
           <w:tblPr>
             <w:tblStyle w:val="aa"/>
             <w:tblW w:w="8945" w:type="dxa"/>
@@ -19873,7 +21026,7 @@
         <w:gridCol w:w="1003"/>
         <w:gridCol w:w="1003"/>
         <w:gridCol w:w="1075"/>
-        <w:tblGridChange w:id="228">
+        <w:tblGridChange w:id="328">
           <w:tblGrid>
             <w:gridCol w:w="1588"/>
             <w:gridCol w:w="1320"/>
@@ -19888,7 +21041,7 @@
       <w:tr>
         <w:trPr>
           <w:trHeight w:val="1285"/>
-          <w:trPrChange w:id="229" w:author="Petros Kontos" w:date="2026-09-17T15:46:00Z" w16du:dateUtc="2026-09-17T12:46:00Z">
+          <w:trPrChange w:id="329" w:author="Petros Kontos" w:date="2026-09-17T15:46:00Z" w16du:dateUtc="2026-09-17T12:46:00Z">
             <w:trPr>
               <w:trHeight w:val="1285"/>
             </w:trPr>
@@ -19897,7 +21050,7 @@
         <w:tc>
           <w:tcPr>
             <w:tcW w:w="0" w:type="auto"/>
-            <w:tcPrChange w:id="230" w:author="Petros Kontos" w:date="2026-09-17T15:46:00Z" w16du:dateUtc="2026-09-17T12:46:00Z">
+            <w:tcPrChange w:id="330" w:author="Petros Kontos" w:date="2026-09-17T15:46:00Z" w16du:dateUtc="2026-09-17T12:46:00Z">
               <w:tcPr>
                 <w:tcW w:w="0" w:type="auto"/>
               </w:tcPr>
@@ -19921,7 +21074,7 @@
         <w:tc>
           <w:tcPr>
             <w:tcW w:w="1320" w:type="dxa"/>
-            <w:tcPrChange w:id="231" w:author="Petros Kontos" w:date="2026-09-17T15:46:00Z" w16du:dateUtc="2026-09-17T12:46:00Z">
+            <w:tcPrChange w:id="331" w:author="Petros Kontos" w:date="2026-09-17T15:46:00Z" w16du:dateUtc="2026-09-17T12:46:00Z">
               <w:tcPr>
                 <w:tcW w:w="1308" w:type="dxa"/>
               </w:tcPr>
@@ -19944,7 +21097,7 @@
         <w:tc>
           <w:tcPr>
             <w:tcW w:w="1075" w:type="dxa"/>
-            <w:tcPrChange w:id="232" w:author="Petros Kontos" w:date="2026-09-17T15:46:00Z" w16du:dateUtc="2026-09-17T12:46:00Z">
+            <w:tcPrChange w:id="332" w:author="Petros Kontos" w:date="2026-09-17T15:46:00Z" w16du:dateUtc="2026-09-17T12:46:00Z">
               <w:tcPr>
                 <w:tcW w:w="1065" w:type="dxa"/>
               </w:tcPr>
@@ -19967,7 +21120,7 @@
         <w:tc>
           <w:tcPr>
             <w:tcW w:w="1093" w:type="dxa"/>
-            <w:tcPrChange w:id="233" w:author="Petros Kontos" w:date="2026-09-17T15:46:00Z" w16du:dateUtc="2026-09-17T12:46:00Z">
+            <w:tcPrChange w:id="333" w:author="Petros Kontos" w:date="2026-09-17T15:46:00Z" w16du:dateUtc="2026-09-17T12:46:00Z">
               <w:tcPr>
                 <w:tcW w:w="1083" w:type="dxa"/>
               </w:tcPr>
@@ -19990,7 +21143,7 @@
         <w:tc>
           <w:tcPr>
             <w:tcW w:w="0" w:type="auto"/>
-            <w:tcPrChange w:id="234" w:author="Petros Kontos" w:date="2026-09-17T15:46:00Z" w16du:dateUtc="2026-09-17T12:46:00Z">
+            <w:tcPrChange w:id="334" w:author="Petros Kontos" w:date="2026-09-17T15:46:00Z" w16du:dateUtc="2026-09-17T12:46:00Z">
               <w:tcPr>
                 <w:tcW w:w="0" w:type="auto"/>
               </w:tcPr>
@@ -20013,7 +21166,7 @@
         <w:tc>
           <w:tcPr>
             <w:tcW w:w="0" w:type="auto"/>
-            <w:tcPrChange w:id="235" w:author="Petros Kontos" w:date="2026-09-17T15:46:00Z" w16du:dateUtc="2026-09-17T12:46:00Z">
+            <w:tcPrChange w:id="335" w:author="Petros Kontos" w:date="2026-09-17T15:46:00Z" w16du:dateUtc="2026-09-17T12:46:00Z">
               <w:tcPr>
                 <w:tcW w:w="0" w:type="auto"/>
               </w:tcPr>
@@ -20036,7 +21189,7 @@
         <w:tc>
           <w:tcPr>
             <w:tcW w:w="0" w:type="auto"/>
-            <w:tcPrChange w:id="236" w:author="Petros Kontos" w:date="2026-09-17T15:46:00Z" w16du:dateUtc="2026-09-17T12:46:00Z">
+            <w:tcPrChange w:id="336" w:author="Petros Kontos" w:date="2026-09-17T15:46:00Z" w16du:dateUtc="2026-09-17T12:46:00Z">
               <w:tcPr>
                 <w:tcW w:w="0" w:type="auto"/>
               </w:tcPr>
@@ -20060,7 +21213,7 @@
       <w:tr>
         <w:trPr>
           <w:trHeight w:val="872"/>
-          <w:trPrChange w:id="237" w:author="Petros Kontos" w:date="2026-09-17T15:46:00Z" w16du:dateUtc="2026-09-17T12:46:00Z">
+          <w:trPrChange w:id="337" w:author="Petros Kontos" w:date="2026-09-17T15:46:00Z" w16du:dateUtc="2026-09-17T12:46:00Z">
             <w:trPr>
               <w:trHeight w:val="872"/>
             </w:trPr>
@@ -20069,7 +21222,7 @@
         <w:tc>
           <w:tcPr>
             <w:tcW w:w="0" w:type="auto"/>
-            <w:tcPrChange w:id="238" w:author="Petros Kontos" w:date="2026-09-17T15:46:00Z" w16du:dateUtc="2026-09-17T12:46:00Z">
+            <w:tcPrChange w:id="338" w:author="Petros Kontos" w:date="2026-09-17T15:46:00Z" w16du:dateUtc="2026-09-17T12:46:00Z">
               <w:tcPr>
                 <w:tcW w:w="0" w:type="auto"/>
               </w:tcPr>
@@ -20092,7 +21245,7 @@
         <w:tc>
           <w:tcPr>
             <w:tcW w:w="1320" w:type="dxa"/>
-            <w:tcPrChange w:id="239" w:author="Petros Kontos" w:date="2026-09-17T15:46:00Z" w16du:dateUtc="2026-09-17T12:46:00Z">
+            <w:tcPrChange w:id="339" w:author="Petros Kontos" w:date="2026-09-17T15:46:00Z" w16du:dateUtc="2026-09-17T12:46:00Z">
               <w:tcPr>
                 <w:tcW w:w="1308" w:type="dxa"/>
               </w:tcPr>
@@ -20115,7 +21268,7 @@
         <w:tc>
           <w:tcPr>
             <w:tcW w:w="1075" w:type="dxa"/>
-            <w:tcPrChange w:id="240" w:author="Petros Kontos" w:date="2026-09-17T15:46:00Z" w16du:dateUtc="2026-09-17T12:46:00Z">
+            <w:tcPrChange w:id="340" w:author="Petros Kontos" w:date="2026-09-17T15:46:00Z" w16du:dateUtc="2026-09-17T12:46:00Z">
               <w:tcPr>
                 <w:tcW w:w="1065" w:type="dxa"/>
               </w:tcPr>
@@ -20138,7 +21291,7 @@
         <w:tc>
           <w:tcPr>
             <w:tcW w:w="1093" w:type="dxa"/>
-            <w:tcPrChange w:id="241" w:author="Petros Kontos" w:date="2026-09-17T15:46:00Z" w16du:dateUtc="2026-09-17T12:46:00Z">
+            <w:tcPrChange w:id="341" w:author="Petros Kontos" w:date="2026-09-17T15:46:00Z" w16du:dateUtc="2026-09-17T12:46:00Z">
               <w:tcPr>
                 <w:tcW w:w="1083" w:type="dxa"/>
               </w:tcPr>
@@ -20161,7 +21314,7 @@
         <w:tc>
           <w:tcPr>
             <w:tcW w:w="0" w:type="auto"/>
-            <w:tcPrChange w:id="242" w:author="Petros Kontos" w:date="2026-09-17T15:46:00Z" w16du:dateUtc="2026-09-17T12:46:00Z">
+            <w:tcPrChange w:id="342" w:author="Petros Kontos" w:date="2026-09-17T15:46:00Z" w16du:dateUtc="2026-09-17T12:46:00Z">
               <w:tcPr>
                 <w:tcW w:w="0" w:type="auto"/>
               </w:tcPr>
@@ -20184,7 +21337,7 @@
         <w:tc>
           <w:tcPr>
             <w:tcW w:w="0" w:type="auto"/>
-            <w:tcPrChange w:id="243" w:author="Petros Kontos" w:date="2026-09-17T15:46:00Z" w16du:dateUtc="2026-09-17T12:46:00Z">
+            <w:tcPrChange w:id="343" w:author="Petros Kontos" w:date="2026-09-17T15:46:00Z" w16du:dateUtc="2026-09-17T12:46:00Z">
               <w:tcPr>
                 <w:tcW w:w="0" w:type="auto"/>
               </w:tcPr>
@@ -20207,7 +21360,7 @@
         <w:tc>
           <w:tcPr>
             <w:tcW w:w="0" w:type="auto"/>
-            <w:tcPrChange w:id="244" w:author="Petros Kontos" w:date="2026-09-17T15:46:00Z" w16du:dateUtc="2026-09-17T12:46:00Z">
+            <w:tcPrChange w:id="344" w:author="Petros Kontos" w:date="2026-09-17T15:46:00Z" w16du:dateUtc="2026-09-17T12:46:00Z">
               <w:tcPr>
                 <w:tcW w:w="0" w:type="auto"/>
               </w:tcPr>
@@ -20231,7 +21384,7 @@
       <w:tr>
         <w:trPr>
           <w:trHeight w:val="872"/>
-          <w:trPrChange w:id="245" w:author="Petros Kontos" w:date="2026-09-17T15:46:00Z" w16du:dateUtc="2026-09-17T12:46:00Z">
+          <w:trPrChange w:id="345" w:author="Petros Kontos" w:date="2026-09-17T15:46:00Z" w16du:dateUtc="2026-09-17T12:46:00Z">
             <w:trPr>
               <w:trHeight w:val="872"/>
             </w:trPr>
@@ -20240,7 +21393,7 @@
         <w:tc>
           <w:tcPr>
             <w:tcW w:w="0" w:type="auto"/>
-            <w:tcPrChange w:id="246" w:author="Petros Kontos" w:date="2026-09-17T15:46:00Z" w16du:dateUtc="2026-09-17T12:46:00Z">
+            <w:tcPrChange w:id="346" w:author="Petros Kontos" w:date="2026-09-17T15:46:00Z" w16du:dateUtc="2026-09-17T12:46:00Z">
               <w:tcPr>
                 <w:tcW w:w="0" w:type="auto"/>
               </w:tcPr>
@@ -20263,7 +21416,7 @@
         <w:tc>
           <w:tcPr>
             <w:tcW w:w="1320" w:type="dxa"/>
-            <w:tcPrChange w:id="247" w:author="Petros Kontos" w:date="2026-09-17T15:46:00Z" w16du:dateUtc="2026-09-17T12:46:00Z">
+            <w:tcPrChange w:id="347" w:author="Petros Kontos" w:date="2026-09-17T15:46:00Z" w16du:dateUtc="2026-09-17T12:46:00Z">
               <w:tcPr>
                 <w:tcW w:w="1308" w:type="dxa"/>
               </w:tcPr>
@@ -20286,7 +21439,7 @@
         <w:tc>
           <w:tcPr>
             <w:tcW w:w="1075" w:type="dxa"/>
-            <w:tcPrChange w:id="248" w:author="Petros Kontos" w:date="2026-09-17T15:46:00Z" w16du:dateUtc="2026-09-17T12:46:00Z">
+            <w:tcPrChange w:id="348" w:author="Petros Kontos" w:date="2026-09-17T15:46:00Z" w16du:dateUtc="2026-09-17T12:46:00Z">
               <w:tcPr>
                 <w:tcW w:w="1065" w:type="dxa"/>
               </w:tcPr>
@@ -20311,7 +21464,7 @@
         <w:tc>
           <w:tcPr>
             <w:tcW w:w="1093" w:type="dxa"/>
-            <w:tcPrChange w:id="249" w:author="Petros Kontos" w:date="2026-09-17T15:46:00Z" w16du:dateUtc="2026-09-17T12:46:00Z">
+            <w:tcPrChange w:id="349" w:author="Petros Kontos" w:date="2026-09-17T15:46:00Z" w16du:dateUtc="2026-09-17T12:46:00Z">
               <w:tcPr>
                 <w:tcW w:w="1083" w:type="dxa"/>
               </w:tcPr>
@@ -20336,7 +21489,7 @@
         <w:tc>
           <w:tcPr>
             <w:tcW w:w="0" w:type="auto"/>
-            <w:tcPrChange w:id="250" w:author="Petros Kontos" w:date="2026-09-17T15:46:00Z" w16du:dateUtc="2026-09-17T12:46:00Z">
+            <w:tcPrChange w:id="350" w:author="Petros Kontos" w:date="2026-09-17T15:46:00Z" w16du:dateUtc="2026-09-17T12:46:00Z">
               <w:tcPr>
                 <w:tcW w:w="0" w:type="auto"/>
               </w:tcPr>
@@ -20361,7 +21514,7 @@
         <w:tc>
           <w:tcPr>
             <w:tcW w:w="0" w:type="auto"/>
-            <w:tcPrChange w:id="251" w:author="Petros Kontos" w:date="2026-09-17T15:46:00Z" w16du:dateUtc="2026-09-17T12:46:00Z">
+            <w:tcPrChange w:id="351" w:author="Petros Kontos" w:date="2026-09-17T15:46:00Z" w16du:dateUtc="2026-09-17T12:46:00Z">
               <w:tcPr>
                 <w:tcW w:w="0" w:type="auto"/>
               </w:tcPr>
@@ -20386,7 +21539,7 @@
         <w:tc>
           <w:tcPr>
             <w:tcW w:w="0" w:type="auto"/>
-            <w:tcPrChange w:id="252" w:author="Petros Kontos" w:date="2026-09-17T15:46:00Z" w16du:dateUtc="2026-09-17T12:46:00Z">
+            <w:tcPrChange w:id="352" w:author="Petros Kontos" w:date="2026-09-17T15:46:00Z" w16du:dateUtc="2026-09-17T12:46:00Z">
               <w:tcPr>
                 <w:tcW w:w="0" w:type="auto"/>
               </w:tcPr>
@@ -20412,7 +21565,7 @@
       <w:tr>
         <w:trPr>
           <w:trHeight w:val="885"/>
-          <w:trPrChange w:id="253" w:author="Petros Kontos" w:date="2026-09-17T15:46:00Z" w16du:dateUtc="2026-09-17T12:46:00Z">
+          <w:trPrChange w:id="353" w:author="Petros Kontos" w:date="2026-09-17T15:46:00Z" w16du:dateUtc="2026-09-17T12:46:00Z">
             <w:trPr>
               <w:trHeight w:val="885"/>
             </w:trPr>
@@ -20421,7 +21574,7 @@
         <w:tc>
           <w:tcPr>
             <w:tcW w:w="0" w:type="auto"/>
-            <w:tcPrChange w:id="254" w:author="Petros Kontos" w:date="2026-09-17T15:46:00Z" w16du:dateUtc="2026-09-17T12:46:00Z">
+            <w:tcPrChange w:id="354" w:author="Petros Kontos" w:date="2026-09-17T15:46:00Z" w16du:dateUtc="2026-09-17T12:46:00Z">
               <w:tcPr>
                 <w:tcW w:w="0" w:type="auto"/>
               </w:tcPr>
@@ -20444,7 +21597,7 @@
         <w:tc>
           <w:tcPr>
             <w:tcW w:w="1320" w:type="dxa"/>
-            <w:tcPrChange w:id="255" w:author="Petros Kontos" w:date="2026-09-17T15:46:00Z" w16du:dateUtc="2026-09-17T12:46:00Z">
+            <w:tcPrChange w:id="355" w:author="Petros Kontos" w:date="2026-09-17T15:46:00Z" w16du:dateUtc="2026-09-17T12:46:00Z">
               <w:tcPr>
                 <w:tcW w:w="1308" w:type="dxa"/>
               </w:tcPr>
@@ -20467,7 +21620,7 @@
         <w:tc>
           <w:tcPr>
             <w:tcW w:w="1075" w:type="dxa"/>
-            <w:tcPrChange w:id="256" w:author="Petros Kontos" w:date="2026-09-17T15:46:00Z" w16du:dateUtc="2026-09-17T12:46:00Z">
+            <w:tcPrChange w:id="356" w:author="Petros Kontos" w:date="2026-09-17T15:46:00Z" w16du:dateUtc="2026-09-17T12:46:00Z">
               <w:tcPr>
                 <w:tcW w:w="1065" w:type="dxa"/>
               </w:tcPr>
@@ -20490,7 +21643,7 @@
         <w:tc>
           <w:tcPr>
             <w:tcW w:w="1093" w:type="dxa"/>
-            <w:tcPrChange w:id="257" w:author="Petros Kontos" w:date="2026-09-17T15:46:00Z" w16du:dateUtc="2026-09-17T12:46:00Z">
+            <w:tcPrChange w:id="357" w:author="Petros Kontos" w:date="2026-09-17T15:46:00Z" w16du:dateUtc="2026-09-17T12:46:00Z">
               <w:tcPr>
                 <w:tcW w:w="1083" w:type="dxa"/>
               </w:tcPr>
@@ -20513,7 +21666,7 @@
         <w:tc>
           <w:tcPr>
             <w:tcW w:w="0" w:type="auto"/>
-            <w:tcPrChange w:id="258" w:author="Petros Kontos" w:date="2026-09-17T15:46:00Z" w16du:dateUtc="2026-09-17T12:46:00Z">
+            <w:tcPrChange w:id="358" w:author="Petros Kontos" w:date="2026-09-17T15:46:00Z" w16du:dateUtc="2026-09-17T12:46:00Z">
               <w:tcPr>
                 <w:tcW w:w="0" w:type="auto"/>
               </w:tcPr>
@@ -20536,7 +21689,7 @@
         <w:tc>
           <w:tcPr>
             <w:tcW w:w="0" w:type="auto"/>
-            <w:tcPrChange w:id="259" w:author="Petros Kontos" w:date="2026-09-17T15:46:00Z" w16du:dateUtc="2026-09-17T12:46:00Z">
+            <w:tcPrChange w:id="359" w:author="Petros Kontos" w:date="2026-09-17T15:46:00Z" w16du:dateUtc="2026-09-17T12:46:00Z">
               <w:tcPr>
                 <w:tcW w:w="0" w:type="auto"/>
               </w:tcPr>
@@ -20559,7 +21712,7 @@
         <w:tc>
           <w:tcPr>
             <w:tcW w:w="0" w:type="auto"/>
-            <w:tcPrChange w:id="260" w:author="Petros Kontos" w:date="2026-09-17T15:46:00Z" w16du:dateUtc="2026-09-17T12:46:00Z">
+            <w:tcPrChange w:id="360" w:author="Petros Kontos" w:date="2026-09-17T15:46:00Z" w16du:dateUtc="2026-09-17T12:46:00Z">
               <w:tcPr>
                 <w:tcW w:w="0" w:type="auto"/>
               </w:tcPr>
@@ -20583,7 +21736,7 @@
       <w:tr>
         <w:trPr>
           <w:trHeight w:val="872"/>
-          <w:trPrChange w:id="261" w:author="Petros Kontos" w:date="2026-09-17T15:46:00Z" w16du:dateUtc="2026-09-17T12:46:00Z">
+          <w:trPrChange w:id="361" w:author="Petros Kontos" w:date="2026-09-17T15:46:00Z" w16du:dateUtc="2026-09-17T12:46:00Z">
             <w:trPr>
               <w:trHeight w:val="872"/>
             </w:trPr>
@@ -20592,7 +21745,7 @@
         <w:tc>
           <w:tcPr>
             <w:tcW w:w="0" w:type="auto"/>
-            <w:tcPrChange w:id="262" w:author="Petros Kontos" w:date="2026-09-17T15:46:00Z" w16du:dateUtc="2026-09-17T12:46:00Z">
+            <w:tcPrChange w:id="362" w:author="Petros Kontos" w:date="2026-09-17T15:46:00Z" w16du:dateUtc="2026-09-17T12:46:00Z">
               <w:tcPr>
                 <w:tcW w:w="0" w:type="auto"/>
               </w:tcPr>
@@ -20615,7 +21768,7 @@
         <w:tc>
           <w:tcPr>
             <w:tcW w:w="1320" w:type="dxa"/>
-            <w:tcPrChange w:id="263" w:author="Petros Kontos" w:date="2026-09-17T15:46:00Z" w16du:dateUtc="2026-09-17T12:46:00Z">
+            <w:tcPrChange w:id="363" w:author="Petros Kontos" w:date="2026-09-17T15:46:00Z" w16du:dateUtc="2026-09-17T12:46:00Z">
               <w:tcPr>
                 <w:tcW w:w="1308" w:type="dxa"/>
               </w:tcPr>
@@ -20638,7 +21791,7 @@
         <w:tc>
           <w:tcPr>
             <w:tcW w:w="1075" w:type="dxa"/>
-            <w:tcPrChange w:id="264" w:author="Petros Kontos" w:date="2026-09-17T15:46:00Z" w16du:dateUtc="2026-09-17T12:46:00Z">
+            <w:tcPrChange w:id="364" w:author="Petros Kontos" w:date="2026-09-17T15:46:00Z" w16du:dateUtc="2026-09-17T12:46:00Z">
               <w:tcPr>
                 <w:tcW w:w="1065" w:type="dxa"/>
               </w:tcPr>
@@ -20663,7 +21816,7 @@
         <w:tc>
           <w:tcPr>
             <w:tcW w:w="1093" w:type="dxa"/>
-            <w:tcPrChange w:id="265" w:author="Petros Kontos" w:date="2026-09-17T15:46:00Z" w16du:dateUtc="2026-09-17T12:46:00Z">
+            <w:tcPrChange w:id="365" w:author="Petros Kontos" w:date="2026-09-17T15:46:00Z" w16du:dateUtc="2026-09-17T12:46:00Z">
               <w:tcPr>
                 <w:tcW w:w="1083" w:type="dxa"/>
               </w:tcPr>
@@ -20688,7 +21841,7 @@
         <w:tc>
           <w:tcPr>
             <w:tcW w:w="0" w:type="auto"/>
-            <w:tcPrChange w:id="266" w:author="Petros Kontos" w:date="2026-09-17T15:46:00Z" w16du:dateUtc="2026-09-17T12:46:00Z">
+            <w:tcPrChange w:id="366" w:author="Petros Kontos" w:date="2026-09-17T15:46:00Z" w16du:dateUtc="2026-09-17T12:46:00Z">
               <w:tcPr>
                 <w:tcW w:w="0" w:type="auto"/>
               </w:tcPr>
@@ -20713,7 +21866,7 @@
         <w:tc>
           <w:tcPr>
             <w:tcW w:w="0" w:type="auto"/>
-            <w:tcPrChange w:id="267" w:author="Petros Kontos" w:date="2026-09-17T15:46:00Z" w16du:dateUtc="2026-09-17T12:46:00Z">
+            <w:tcPrChange w:id="367" w:author="Petros Kontos" w:date="2026-09-17T15:46:00Z" w16du:dateUtc="2026-09-17T12:46:00Z">
               <w:tcPr>
                 <w:tcW w:w="0" w:type="auto"/>
               </w:tcPr>
@@ -20738,7 +21891,7 @@
         <w:tc>
           <w:tcPr>
             <w:tcW w:w="0" w:type="auto"/>
-            <w:tcPrChange w:id="268" w:author="Petros Kontos" w:date="2026-09-17T15:46:00Z" w16du:dateUtc="2026-09-17T12:46:00Z">
+            <w:tcPrChange w:id="368" w:author="Petros Kontos" w:date="2026-09-17T15:46:00Z" w16du:dateUtc="2026-09-17T12:46:00Z">
               <w:tcPr>
                 <w:tcW w:w="0" w:type="auto"/>
               </w:tcPr>
@@ -20771,16 +21924,29 @@
       <w:r>
         <w:t xml:space="preserve">Πίνακας </w:t>
       </w:r>
-      <w:fldSimple w:instr=" SEQ Πίνακας \* ARABIC ">
-        <w:ins w:id="269" w:author="Petros Kontos" w:date="2026-09-17T15:45:00Z" w16du:dateUtc="2026-09-17T12:45:00Z">
-          <w:r>
-            <w:rPr>
-              <w:noProof/>
-            </w:rPr>
-            <w:t>8</w:t>
-          </w:r>
-        </w:ins>
-      </w:fldSimple>
+      <w:r>
+        <w:fldChar w:fldCharType="begin"/>
+      </w:r>
+      <w:r>
+        <w:instrText xml:space="preserve"> SEQ Πίνακας \* ARABIC </w:instrText>
+      </w:r>
+      <w:r>
+        <w:fldChar w:fldCharType="separate"/>
+      </w:r>
+      <w:ins w:id="369" w:author="Petros Kontos" w:date="2026-09-17T15:45:00Z" w16du:dateUtc="2026-09-17T12:45:00Z">
+        <w:r>
+          <w:rPr>
+            <w:noProof/>
+          </w:rPr>
+          <w:t>8</w:t>
+        </w:r>
+      </w:ins>
+      <w:r>
+        <w:rPr>
+          <w:noProof/>
+        </w:rPr>
+        <w:fldChar w:fldCharType="end"/>
+      </w:r>
       <w:r>
         <w:t xml:space="preserve"> </w:t>
       </w:r>
@@ -20806,7 +21972,7 @@
     <w:p>
       <w:pPr>
         <w:rPr>
-          <w:ins w:id="270" w:author="Petros Kontos" w:date="2026-09-16T14:08:00Z" w16du:dateUtc="2026-09-16T11:08:00Z"/>
+          <w:ins w:id="370" w:author="Petros Kontos" w:date="2026-09-16T14:08:00Z" w16du:dateUtc="2026-09-16T11:08:00Z"/>
         </w:rPr>
       </w:pPr>
       <w:r>
@@ -20830,13 +21996,13 @@
         <w:spacing w:after="0" w:line="240" w:lineRule="auto"/>
         <w:jc w:val="left"/>
         <w:rPr>
-          <w:del w:id="271" w:author="Petros Kontos" w:date="2026-09-16T14:08:00Z" w16du:dateUtc="2026-09-16T11:08:00Z"/>
+          <w:del w:id="371" w:author="Petros Kontos" w:date="2026-09-16T14:08:00Z" w16du:dateUtc="2026-09-16T11:08:00Z"/>
         </w:rPr>
-        <w:pPrChange w:id="272" w:author="Petros Kontos" w:date="2026-09-16T14:08:00Z" w16du:dateUtc="2026-09-16T11:08:00Z">
+        <w:pPrChange w:id="372" w:author="Petros Kontos" w:date="2026-09-16T14:08:00Z" w16du:dateUtc="2026-09-16T11:08:00Z">
           <w:pPr/>
         </w:pPrChange>
       </w:pPr>
-      <w:ins w:id="273" w:author="Petros Kontos" w:date="2026-09-16T14:08:00Z" w16du:dateUtc="2026-09-16T11:08:00Z">
+      <w:ins w:id="373" w:author="Petros Kontos" w:date="2026-09-16T14:08:00Z" w16du:dateUtc="2026-09-16T11:08:00Z">
         <w:r>
           <w:br w:type="page"/>
         </w:r>
@@ -20847,9 +22013,9 @@
         <w:spacing w:after="0" w:line="240" w:lineRule="auto"/>
         <w:jc w:val="left"/>
         <w:rPr>
-          <w:del w:id="274" w:author="Petros Kontos" w:date="2026-09-16T14:08:00Z" w16du:dateUtc="2026-09-16T11:08:00Z"/>
+          <w:del w:id="374" w:author="Petros Kontos" w:date="2026-09-16T14:08:00Z" w16du:dateUtc="2026-09-16T11:08:00Z"/>
         </w:rPr>
-        <w:pPrChange w:id="275" w:author="Petros Kontos" w:date="2026-09-16T14:08:00Z" w16du:dateUtc="2026-09-16T11:08:00Z">
+        <w:pPrChange w:id="375" w:author="Petros Kontos" w:date="2026-09-16T14:08:00Z" w16du:dateUtc="2026-09-16T11:08:00Z">
           <w:pPr/>
         </w:pPrChange>
       </w:pPr>
@@ -20857,7 +22023,7 @@
     <w:p>
       <w:pPr>
         <w:rPr>
-          <w:del w:id="276" w:author="Petros Kontos" w:date="2026-09-16T14:08:00Z" w16du:dateUtc="2026-09-16T11:08:00Z"/>
+          <w:del w:id="376" w:author="Petros Kontos" w:date="2026-09-16T14:08:00Z" w16du:dateUtc="2026-09-16T11:08:00Z"/>
         </w:rPr>
       </w:pPr>
     </w:p>
@@ -20887,7 +22053,7 @@
                     </pic:cNvPicPr>
                   </pic:nvPicPr>
                   <pic:blipFill>
-                    <a:blip r:embed="rId29" cstate="print">
+                    <a:blip r:embed="rId33" cstate="print">
                       <a:extLst>
                         <a:ext uri="{28A0092B-C50C-407E-A947-70E740481C1C}">
                           <a14:useLocalDpi xmlns:a14="http://schemas.microsoft.com/office/drawing/2010/main" val="0"/>
@@ -20927,24 +22093,37 @@
       <w:r>
         <w:t xml:space="preserve">Σχήμα </w:t>
       </w:r>
-      <w:fldSimple w:instr=" SEQ Σχήμα \* ARABIC ">
-        <w:ins w:id="277" w:author="Petros Kontos" w:date="2026-09-17T17:18:00Z" w16du:dateUtc="2026-09-17T14:18:00Z">
-          <w:r>
-            <w:rPr>
-              <w:noProof/>
-            </w:rPr>
-            <w:t>8</w:t>
-          </w:r>
-        </w:ins>
-        <w:del w:id="278" w:author="Petros Kontos" w:date="2026-09-16T13:15:00Z" w16du:dateUtc="2026-09-16T10:15:00Z">
-          <w:r>
-            <w:rPr>
-              <w:noProof/>
-            </w:rPr>
-            <w:delText>4</w:delText>
-          </w:r>
-        </w:del>
-      </w:fldSimple>
+      <w:r>
+        <w:fldChar w:fldCharType="begin"/>
+      </w:r>
+      <w:r>
+        <w:instrText xml:space="preserve"> SEQ Σχήμα \* ARABIC </w:instrText>
+      </w:r>
+      <w:r>
+        <w:fldChar w:fldCharType="separate"/>
+      </w:r>
+      <w:ins w:id="377" w:author="Petros Kontos" w:date="2026-09-17T18:28:00Z" w16du:dateUtc="2026-09-17T15:28:00Z">
+        <w:r>
+          <w:rPr>
+            <w:noProof/>
+          </w:rPr>
+          <w:t>10</w:t>
+        </w:r>
+      </w:ins>
+      <w:del w:id="378" w:author="Petros Kontos" w:date="2026-09-16T13:15:00Z" w16du:dateUtc="2026-09-16T10:15:00Z">
+        <w:r>
+          <w:rPr>
+            <w:noProof/>
+          </w:rPr>
+          <w:delText>4</w:delText>
+        </w:r>
+      </w:del>
+      <w:r>
+        <w:rPr>
+          <w:noProof/>
+        </w:rPr>
+        <w:fldChar w:fldCharType="end"/>
+      </w:r>
       <w:r>
         <w:rPr>
           <w:i w:val="0"/>
@@ -21027,7 +22206,7 @@
                     </pic:cNvPicPr>
                   </pic:nvPicPr>
                   <pic:blipFill>
-                    <a:blip r:embed="rId30" cstate="print">
+                    <a:blip r:embed="rId34" cstate="print">
                       <a:extLst>
                         <a:ext uri="{28A0092B-C50C-407E-A947-70E740481C1C}">
                           <a14:useLocalDpi xmlns:a14="http://schemas.microsoft.com/office/drawing/2010/main" val="0"/>
@@ -21067,24 +22246,37 @@
       <w:r>
         <w:t xml:space="preserve">Σχήμα </w:t>
       </w:r>
-      <w:fldSimple w:instr=" SEQ Σχήμα \* ARABIC ">
-        <w:ins w:id="279" w:author="Petros Kontos" w:date="2026-09-17T17:18:00Z" w16du:dateUtc="2026-09-17T14:18:00Z">
-          <w:r>
-            <w:rPr>
-              <w:noProof/>
-            </w:rPr>
-            <w:t>9</w:t>
-          </w:r>
-        </w:ins>
-        <w:del w:id="280" w:author="Petros Kontos" w:date="2026-09-16T13:15:00Z" w16du:dateUtc="2026-09-16T10:15:00Z">
-          <w:r>
-            <w:rPr>
-              <w:noProof/>
-            </w:rPr>
-            <w:delText>5</w:delText>
-          </w:r>
-        </w:del>
-      </w:fldSimple>
+      <w:r>
+        <w:fldChar w:fldCharType="begin"/>
+      </w:r>
+      <w:r>
+        <w:instrText xml:space="preserve"> SEQ Σχήμα \* ARABIC </w:instrText>
+      </w:r>
+      <w:r>
+        <w:fldChar w:fldCharType="separate"/>
+      </w:r>
+      <w:ins w:id="379" w:author="Petros Kontos" w:date="2026-09-17T18:28:00Z" w16du:dateUtc="2026-09-17T15:28:00Z">
+        <w:r>
+          <w:rPr>
+            <w:noProof/>
+          </w:rPr>
+          <w:t>11</w:t>
+        </w:r>
+      </w:ins>
+      <w:del w:id="380" w:author="Petros Kontos" w:date="2026-09-16T13:15:00Z" w16du:dateUtc="2026-09-16T10:15:00Z">
+        <w:r>
+          <w:rPr>
+            <w:noProof/>
+          </w:rPr>
+          <w:delText>5</w:delText>
+        </w:r>
+      </w:del>
+      <w:r>
+        <w:rPr>
+          <w:noProof/>
+        </w:rPr>
+        <w:fldChar w:fldCharType="end"/>
+      </w:r>
       <w:r>
         <w:t>:</w:t>
       </w:r>
@@ -21157,11 +22349,11 @@
       <w:pPr>
         <w:pStyle w:val="2"/>
       </w:pPr>
-      <w:bookmarkStart w:id="281" w:name="_Toc240123241"/>
+      <w:bookmarkStart w:id="381" w:name="_Toc240123241"/>
       <w:r>
         <w:t>Υπερδειγματοληψία (Oversampling)</w:t>
       </w:r>
-      <w:bookmarkEnd w:id="281"/>
+      <w:bookmarkEnd w:id="381"/>
     </w:p>
     <w:p>
       <w:r>
@@ -21882,16 +23074,29 @@
       <w:r>
         <w:t xml:space="preserve">Πίνακας </w:t>
       </w:r>
-      <w:fldSimple w:instr=" SEQ Πίνακας \* ARABIC ">
-        <w:ins w:id="282" w:author="Petros Kontos" w:date="2026-09-17T15:44:00Z" w16du:dateUtc="2026-09-17T12:44:00Z">
-          <w:r>
-            <w:rPr>
-              <w:noProof/>
-            </w:rPr>
-            <w:t>9</w:t>
-          </w:r>
-        </w:ins>
-      </w:fldSimple>
+      <w:r>
+        <w:fldChar w:fldCharType="begin"/>
+      </w:r>
+      <w:r>
+        <w:instrText xml:space="preserve"> SEQ Πίνακας \* ARABIC </w:instrText>
+      </w:r>
+      <w:r>
+        <w:fldChar w:fldCharType="separate"/>
+      </w:r>
+      <w:ins w:id="382" w:author="Petros Kontos" w:date="2026-09-17T15:44:00Z" w16du:dateUtc="2026-09-17T12:44:00Z">
+        <w:r>
+          <w:rPr>
+            <w:noProof/>
+          </w:rPr>
+          <w:t>9</w:t>
+        </w:r>
+      </w:ins>
+      <w:r>
+        <w:rPr>
+          <w:noProof/>
+        </w:rPr>
+        <w:fldChar w:fldCharType="end"/>
+      </w:r>
       <w:r>
         <w:rPr>
           <w:lang w:val="en-US"/>
@@ -21948,11 +23153,11 @@
       <w:pPr>
         <w:pStyle w:val="2"/>
       </w:pPr>
-      <w:bookmarkStart w:id="283" w:name="_Toc240123242"/>
+      <w:bookmarkStart w:id="383" w:name="_Toc240123242"/>
       <w:r>
         <w:t>Αποτελέσματα του ConvNeXtBase</w:t>
       </w:r>
-      <w:bookmarkEnd w:id="283"/>
+      <w:bookmarkEnd w:id="383"/>
     </w:p>
     <w:p>
       <w:r>
@@ -22236,14 +23441,27 @@
       <w:r>
         <w:t xml:space="preserve">Πίνακας </w:t>
       </w:r>
-      <w:fldSimple w:instr=" SEQ Πίνακας \* ARABIC ">
-        <w:r>
-          <w:rPr>
-            <w:noProof/>
-          </w:rPr>
-          <w:t>10</w:t>
-        </w:r>
-      </w:fldSimple>
+      <w:r>
+        <w:fldChar w:fldCharType="begin"/>
+      </w:r>
+      <w:r>
+        <w:instrText xml:space="preserve"> SEQ Πίνακας \* ARABIC </w:instrText>
+      </w:r>
+      <w:r>
+        <w:fldChar w:fldCharType="separate"/>
+      </w:r>
+      <w:r>
+        <w:rPr>
+          <w:noProof/>
+        </w:rPr>
+        <w:t>10</w:t>
+      </w:r>
+      <w:r>
+        <w:rPr>
+          <w:noProof/>
+        </w:rPr>
+        <w:fldChar w:fldCharType="end"/>
+      </w:r>
       <w:r>
         <w:t xml:space="preserve">: </w:t>
       </w:r>
@@ -22530,17 +23748,17 @@
       <w:pPr>
         <w:pStyle w:val="2"/>
       </w:pPr>
-      <w:bookmarkStart w:id="284" w:name="_Toc240123243"/>
+      <w:bookmarkStart w:id="384" w:name="_Toc240123243"/>
       <w:r>
         <w:t>Ανάλυση ανά κλάση και συμπληρωματικές εκδοχές του Macro-F1</w:t>
       </w:r>
-      <w:bookmarkEnd w:id="284"/>
+      <w:bookmarkEnd w:id="384"/>
     </w:p>
     <w:p>
       <w:pPr>
         <w:rPr>
           <w:lang w:val="en-US"/>
-          <w:rPrChange w:id="285" w:author="Petros Kontos" w:date="2026-09-16T13:09:00Z" w16du:dateUtc="2026-09-16T10:09:00Z">
+          <w:rPrChange w:id="385" w:author="Petros Kontos" w:date="2026-09-16T13:09:00Z" w16du:dateUtc="2026-09-16T10:09:00Z">
             <w:rPr/>
           </w:rPrChange>
         </w:rPr>
@@ -22548,28 +23766,21 @@
       <w:r>
         <w:t>Το Macro-F1 δίνει την ίδια βαρύτητα σε κάθε κλάση, ανεξάρτητα από το πόσα δείγματα έχει. Επειδή το σύνολο ελέγχου περιέχει κλάσεις με ένα ή δύο μόνο δείγματα, το F1-score αυτών των κλάσεων παίρνει πολύ λίγες πιθανές τιμές και αλλάζει δραστικά με μία μόνο πρόβλεψη. Με 35 κλάσεις, μια κλάση που πηγαίνει από F1 = 1,00 σε F1 = 0,00 μειώνει το συνολικό Macro-F1 κατά 2,86 μονάδες</w:t>
       </w:r>
-      <w:ins w:id="286" w:author="Petros Kontos" w:date="2026-09-16T14:20:00Z" w16du:dateUtc="2026-09-16T11:20:00Z">
-        <w:r>
-          <w:t xml:space="preserve">. </w:t>
-        </w:r>
-      </w:ins>
-      <w:del w:id="287" w:author="Petros Kontos" w:date="2026-09-16T14:09:00Z" w16du:dateUtc="2026-09-16T11:09:00Z">
-        <w:r>
-          <w:delText xml:space="preserve">. </w:delText>
-        </w:r>
-      </w:del>
-      <w:commentRangeStart w:id="288"/>
+      <w:r>
+        <w:t xml:space="preserve">. </w:t>
+      </w:r>
+      <w:commentRangeStart w:id="386"/>
       <w:r>
         <w:t>Για τον λόγο αυτό υπολογίστηκαν και οι συμπληρωματικές εκδοχές του μέτρου που ορίστηκαν στην ενότητα 2.8.7.</w:t>
       </w:r>
-      <w:commentRangeEnd w:id="288"/>
+      <w:commentRangeEnd w:id="386"/>
       <w:r>
         <w:rPr>
           <w:rStyle w:val="af1"/>
           <w:sz w:val="22"/>
           <w:szCs w:val="20"/>
           <w:lang w:val="en-US"/>
-          <w:rPrChange w:id="289" w:author="Petros Kontos" w:date="2026-09-16T13:09:00Z" w16du:dateUtc="2026-09-16T10:09:00Z">
+          <w:rPrChange w:id="387" w:author="Petros Kontos" w:date="2026-09-16T13:09:00Z" w16du:dateUtc="2026-09-16T10:09:00Z">
             <w:rPr>
               <w:rStyle w:val="af1"/>
               <w:sz w:val="22"/>
@@ -22577,7 +23788,7 @@
             </w:rPr>
           </w:rPrChange>
         </w:rPr>
-        <w:commentReference w:id="288"/>
+        <w:commentReference w:id="386"/>
       </w:r>
     </w:p>
     <w:tbl>
@@ -22604,1569 +23815,6 @@
               <w:rPr>
                 <w:rFonts w:asciiTheme="majorHAnsi" w:hAnsiTheme="majorHAnsi" w:cstheme="minorHAnsi"/>
                 <w:sz w:val="20"/>
-                <w:rPrChange w:id="290" w:author="Petros Kontos" w:date="2026-09-15T22:13:00Z" w16du:dateUtc="2026-09-15T19:13:00Z">
-                  <w:rPr>
-                    <w:rFonts w:asciiTheme="minorHAnsi" w:hAnsiTheme="minorHAnsi" w:cstheme="minorHAnsi"/>
-                    <w:sz w:val="20"/>
-                  </w:rPr>
-                </w:rPrChange>
-              </w:rPr>
-            </w:pPr>
-            <w:commentRangeStart w:id="291"/>
-            <w:r>
-              <w:rPr>
-                <w:rFonts w:asciiTheme="majorHAnsi" w:hAnsiTheme="majorHAnsi" w:cstheme="minorHAnsi"/>
-                <w:sz w:val="20"/>
-                <w:rPrChange w:id="292" w:author="Petros Kontos" w:date="2026-09-15T22:13:00Z" w16du:dateUtc="2026-09-15T19:13:00Z">
-                  <w:rPr>
-                    <w:rFonts w:asciiTheme="minorHAnsi" w:hAnsiTheme="minorHAnsi" w:cstheme="minorHAnsi"/>
-                    <w:sz w:val="20"/>
-                  </w:rPr>
-                </w:rPrChange>
-              </w:rPr>
-              <w:t>Μοντέλο</w:t>
-            </w:r>
-            <w:commentRangeEnd w:id="291"/>
-            <w:r>
-              <w:rPr>
-                <w:rStyle w:val="af1"/>
-                <w:rFonts w:asciiTheme="majorHAnsi" w:hAnsiTheme="majorHAnsi" w:cstheme="minorHAnsi"/>
-                <w:sz w:val="20"/>
-                <w:szCs w:val="20"/>
-                <w:rPrChange w:id="293" w:author="Petros Kontos" w:date="2026-09-15T22:13:00Z" w16du:dateUtc="2026-09-15T19:13:00Z">
-                  <w:rPr>
-                    <w:rStyle w:val="af1"/>
-                    <w:rFonts w:asciiTheme="minorHAnsi" w:hAnsiTheme="minorHAnsi" w:cstheme="minorHAnsi"/>
-                    <w:sz w:val="20"/>
-                    <w:szCs w:val="20"/>
-                  </w:rPr>
-                </w:rPrChange>
-              </w:rPr>
-              <w:commentReference w:id="291"/>
-            </w:r>
-          </w:p>
-        </w:tc>
-        <w:tc>
-          <w:tcPr>
-            <w:tcW w:w="0" w:type="auto"/>
-          </w:tcPr>
-          <w:p>
-            <w:pPr>
-              <w:rPr>
-                <w:rFonts w:asciiTheme="majorHAnsi" w:hAnsiTheme="majorHAnsi" w:cstheme="minorHAnsi"/>
-                <w:sz w:val="20"/>
-                <w:rPrChange w:id="294" w:author="Petros Kontos" w:date="2026-09-15T22:13:00Z" w16du:dateUtc="2026-09-15T19:13:00Z">
-                  <w:rPr>
-                    <w:rFonts w:asciiTheme="minorHAnsi" w:hAnsiTheme="minorHAnsi" w:cstheme="minorHAnsi"/>
-                    <w:sz w:val="20"/>
-                  </w:rPr>
-                </w:rPrChange>
-              </w:rPr>
-            </w:pPr>
-            <w:r>
-              <w:rPr>
-                <w:rFonts w:asciiTheme="majorHAnsi" w:hAnsiTheme="majorHAnsi" w:cstheme="minorHAnsi"/>
-                <w:sz w:val="20"/>
-                <w:rPrChange w:id="295" w:author="Petros Kontos" w:date="2026-09-15T22:13:00Z" w16du:dateUtc="2026-09-15T19:13:00Z">
-                  <w:rPr>
-                    <w:rFonts w:asciiTheme="minorHAnsi" w:hAnsiTheme="minorHAnsi" w:cstheme="minorHAnsi"/>
-                    <w:sz w:val="20"/>
-                  </w:rPr>
-                </w:rPrChange>
-              </w:rPr>
-              <w:t>Accuracy</w:t>
-            </w:r>
-          </w:p>
-        </w:tc>
-        <w:tc>
-          <w:tcPr>
-            <w:tcW w:w="0" w:type="auto"/>
-          </w:tcPr>
-          <w:p>
-            <w:pPr>
-              <w:rPr>
-                <w:rFonts w:asciiTheme="majorHAnsi" w:hAnsiTheme="majorHAnsi" w:cstheme="minorHAnsi"/>
-                <w:sz w:val="20"/>
-                <w:rPrChange w:id="296" w:author="Petros Kontos" w:date="2026-09-15T22:13:00Z" w16du:dateUtc="2026-09-15T19:13:00Z">
-                  <w:rPr>
-                    <w:rFonts w:asciiTheme="minorHAnsi" w:hAnsiTheme="minorHAnsi" w:cstheme="minorHAnsi"/>
-                    <w:sz w:val="20"/>
-                  </w:rPr>
-                </w:rPrChange>
-              </w:rPr>
-            </w:pPr>
-            <w:r>
-              <w:rPr>
-                <w:rFonts w:asciiTheme="majorHAnsi" w:hAnsiTheme="majorHAnsi" w:cstheme="minorHAnsi"/>
-                <w:sz w:val="20"/>
-                <w:rPrChange w:id="297" w:author="Petros Kontos" w:date="2026-09-15T22:13:00Z" w16du:dateUtc="2026-09-15T19:13:00Z">
-                  <w:rPr>
-                    <w:rFonts w:asciiTheme="minorHAnsi" w:hAnsiTheme="minorHAnsi" w:cstheme="minorHAnsi"/>
-                    <w:sz w:val="20"/>
-                  </w:rPr>
-                </w:rPrChange>
-              </w:rPr>
-              <w:t>Macro-F1 (35)</w:t>
-            </w:r>
-          </w:p>
-        </w:tc>
-        <w:tc>
-          <w:tcPr>
-            <w:tcW w:w="0" w:type="auto"/>
-          </w:tcPr>
-          <w:p>
-            <w:pPr>
-              <w:rPr>
-                <w:rFonts w:asciiTheme="majorHAnsi" w:hAnsiTheme="majorHAnsi" w:cstheme="minorHAnsi"/>
-                <w:sz w:val="20"/>
-                <w:rPrChange w:id="298" w:author="Petros Kontos" w:date="2026-09-15T22:13:00Z" w16du:dateUtc="2026-09-15T19:13:00Z">
-                  <w:rPr>
-                    <w:rFonts w:asciiTheme="minorHAnsi" w:hAnsiTheme="minorHAnsi" w:cstheme="minorHAnsi"/>
-                    <w:sz w:val="20"/>
-                  </w:rPr>
-                </w:rPrChange>
-              </w:rPr>
-            </w:pPr>
-            <w:r>
-              <w:rPr>
-                <w:rFonts w:asciiTheme="majorHAnsi" w:hAnsiTheme="majorHAnsi" w:cstheme="minorHAnsi"/>
-                <w:sz w:val="20"/>
-                <w:rPrChange w:id="299" w:author="Petros Kontos" w:date="2026-09-15T22:13:00Z" w16du:dateUtc="2026-09-15T19:13:00Z">
-                  <w:rPr>
-                    <w:rFonts w:asciiTheme="minorHAnsi" w:hAnsiTheme="minorHAnsi" w:cstheme="minorHAnsi"/>
-                    <w:sz w:val="20"/>
-                  </w:rPr>
-                </w:rPrChange>
-              </w:rPr>
-              <w:t>Χωρίς junk</w:t>
-            </w:r>
-          </w:p>
-        </w:tc>
-        <w:tc>
-          <w:tcPr>
-            <w:tcW w:w="0" w:type="auto"/>
-          </w:tcPr>
-          <w:p>
-            <w:pPr>
-              <w:rPr>
-                <w:rFonts w:asciiTheme="majorHAnsi" w:hAnsiTheme="majorHAnsi" w:cstheme="minorHAnsi"/>
-                <w:sz w:val="20"/>
-                <w:rPrChange w:id="300" w:author="Petros Kontos" w:date="2026-09-15T22:13:00Z" w16du:dateUtc="2026-09-15T19:13:00Z">
-                  <w:rPr>
-                    <w:rFonts w:asciiTheme="minorHAnsi" w:hAnsiTheme="minorHAnsi" w:cstheme="minorHAnsi"/>
-                    <w:sz w:val="20"/>
-                  </w:rPr>
-                </w:rPrChange>
-              </w:rPr>
-            </w:pPr>
-            <w:r>
-              <w:rPr>
-                <w:rFonts w:asciiTheme="majorHAnsi" w:hAnsiTheme="majorHAnsi" w:cstheme="minorHAnsi"/>
-                <w:sz w:val="20"/>
-                <w:rPrChange w:id="301" w:author="Petros Kontos" w:date="2026-09-15T22:13:00Z" w16du:dateUtc="2026-09-15T19:13:00Z">
-                  <w:rPr>
-                    <w:rFonts w:asciiTheme="minorHAnsi" w:hAnsiTheme="minorHAnsi" w:cstheme="minorHAnsi"/>
-                    <w:sz w:val="20"/>
-                  </w:rPr>
-                </w:rPrChange>
-              </w:rPr>
-              <w:t>≥200 εικόνες</w:t>
-            </w:r>
-          </w:p>
-        </w:tc>
-        <w:tc>
-          <w:tcPr>
-            <w:tcW w:w="0" w:type="auto"/>
-          </w:tcPr>
-          <w:p>
-            <w:pPr>
-              <w:rPr>
-                <w:rFonts w:asciiTheme="majorHAnsi" w:hAnsiTheme="majorHAnsi" w:cstheme="minorHAnsi"/>
-                <w:sz w:val="20"/>
-                <w:rPrChange w:id="302" w:author="Petros Kontos" w:date="2026-09-15T22:13:00Z" w16du:dateUtc="2026-09-15T19:13:00Z">
-                  <w:rPr>
-                    <w:rFonts w:asciiTheme="minorHAnsi" w:hAnsiTheme="minorHAnsi" w:cstheme="minorHAnsi"/>
-                    <w:sz w:val="20"/>
-                  </w:rPr>
-                </w:rPrChange>
-              </w:rPr>
-            </w:pPr>
-            <w:r>
-              <w:rPr>
-                <w:rFonts w:asciiTheme="majorHAnsi" w:hAnsiTheme="majorHAnsi" w:cstheme="minorHAnsi"/>
-                <w:sz w:val="20"/>
-                <w:rPrChange w:id="303" w:author="Petros Kontos" w:date="2026-09-15T22:13:00Z" w16du:dateUtc="2026-09-15T19:13:00Z">
-                  <w:rPr>
-                    <w:rFonts w:asciiTheme="minorHAnsi" w:hAnsiTheme="minorHAnsi" w:cstheme="minorHAnsi"/>
-                    <w:sz w:val="20"/>
-                  </w:rPr>
-                </w:rPrChange>
-              </w:rPr>
-              <w:t>≥200  χωρίς junk</w:t>
-            </w:r>
-          </w:p>
-        </w:tc>
-      </w:tr>
-      <w:tr>
-        <w:tc>
-          <w:tcPr>
-            <w:tcW w:w="0" w:type="auto"/>
-          </w:tcPr>
-          <w:p>
-            <w:pPr>
-              <w:rPr>
-                <w:rFonts w:asciiTheme="majorHAnsi" w:hAnsiTheme="majorHAnsi" w:cstheme="minorHAnsi"/>
-                <w:sz w:val="20"/>
-                <w:rPrChange w:id="304" w:author="Petros Kontos" w:date="2026-09-15T22:13:00Z" w16du:dateUtc="2026-09-15T19:13:00Z">
-                  <w:rPr>
-                    <w:rFonts w:asciiTheme="minorHAnsi" w:hAnsiTheme="minorHAnsi" w:cstheme="minorHAnsi"/>
-                    <w:sz w:val="20"/>
-                  </w:rPr>
-                </w:rPrChange>
-              </w:rPr>
-            </w:pPr>
-            <w:r>
-              <w:rPr>
-                <w:rFonts w:asciiTheme="majorHAnsi" w:hAnsiTheme="majorHAnsi" w:cstheme="minorHAnsi"/>
-                <w:sz w:val="20"/>
-                <w:rPrChange w:id="305" w:author="Petros Kontos" w:date="2026-09-15T22:13:00Z" w16du:dateUtc="2026-09-15T19:13:00Z">
-                  <w:rPr>
-                    <w:rFonts w:asciiTheme="minorHAnsi" w:hAnsiTheme="minorHAnsi" w:cstheme="minorHAnsi"/>
-                    <w:sz w:val="20"/>
-                  </w:rPr>
-                </w:rPrChange>
-              </w:rPr>
-              <w:t>ConvNeXtBase</w:t>
-            </w:r>
-          </w:p>
-        </w:tc>
-        <w:tc>
-          <w:tcPr>
-            <w:tcW w:w="0" w:type="auto"/>
-          </w:tcPr>
-          <w:p>
-            <w:pPr>
-              <w:rPr>
-                <w:rFonts w:asciiTheme="majorHAnsi" w:hAnsiTheme="majorHAnsi" w:cstheme="minorHAnsi"/>
-                <w:sz w:val="20"/>
-                <w:rPrChange w:id="306" w:author="Petros Kontos" w:date="2026-09-15T22:13:00Z" w16du:dateUtc="2026-09-15T19:13:00Z">
-                  <w:rPr>
-                    <w:rFonts w:asciiTheme="minorHAnsi" w:hAnsiTheme="minorHAnsi" w:cstheme="minorHAnsi"/>
-                    <w:sz w:val="20"/>
-                  </w:rPr>
-                </w:rPrChange>
-              </w:rPr>
-            </w:pPr>
-            <w:r>
-              <w:rPr>
-                <w:rFonts w:asciiTheme="majorHAnsi" w:hAnsiTheme="majorHAnsi" w:cstheme="minorHAnsi"/>
-                <w:sz w:val="20"/>
-                <w:rPrChange w:id="307" w:author="Petros Kontos" w:date="2026-09-15T22:13:00Z" w16du:dateUtc="2026-09-15T19:13:00Z">
-                  <w:rPr>
-                    <w:rFonts w:asciiTheme="minorHAnsi" w:hAnsiTheme="minorHAnsi" w:cstheme="minorHAnsi"/>
-                    <w:sz w:val="20"/>
-                  </w:rPr>
-                </w:rPrChange>
-              </w:rPr>
-              <w:t>96,54</w:t>
-            </w:r>
-          </w:p>
-        </w:tc>
-        <w:tc>
-          <w:tcPr>
-            <w:tcW w:w="0" w:type="auto"/>
-          </w:tcPr>
-          <w:p>
-            <w:pPr>
-              <w:rPr>
-                <w:rFonts w:asciiTheme="majorHAnsi" w:hAnsiTheme="majorHAnsi" w:cstheme="minorHAnsi"/>
-                <w:sz w:val="20"/>
-                <w:rPrChange w:id="308" w:author="Petros Kontos" w:date="2026-09-15T22:13:00Z" w16du:dateUtc="2026-09-15T19:13:00Z">
-                  <w:rPr>
-                    <w:rFonts w:asciiTheme="minorHAnsi" w:hAnsiTheme="minorHAnsi" w:cstheme="minorHAnsi"/>
-                    <w:sz w:val="20"/>
-                  </w:rPr>
-                </w:rPrChange>
-              </w:rPr>
-            </w:pPr>
-            <w:r>
-              <w:rPr>
-                <w:rFonts w:asciiTheme="majorHAnsi" w:hAnsiTheme="majorHAnsi" w:cstheme="minorHAnsi"/>
-                <w:sz w:val="20"/>
-                <w:rPrChange w:id="309" w:author="Petros Kontos" w:date="2026-09-15T22:13:00Z" w16du:dateUtc="2026-09-15T19:13:00Z">
-                  <w:rPr>
-                    <w:rFonts w:asciiTheme="minorHAnsi" w:hAnsiTheme="minorHAnsi" w:cstheme="minorHAnsi"/>
-                    <w:sz w:val="20"/>
-                  </w:rPr>
-                </w:rPrChange>
-              </w:rPr>
-              <w:t>91,15</w:t>
-            </w:r>
-          </w:p>
-        </w:tc>
-        <w:tc>
-          <w:tcPr>
-            <w:tcW w:w="0" w:type="auto"/>
-          </w:tcPr>
-          <w:p>
-            <w:pPr>
-              <w:rPr>
-                <w:rFonts w:asciiTheme="majorHAnsi" w:hAnsiTheme="majorHAnsi" w:cstheme="minorHAnsi"/>
-                <w:sz w:val="20"/>
-                <w:rPrChange w:id="310" w:author="Petros Kontos" w:date="2026-09-15T22:13:00Z" w16du:dateUtc="2026-09-15T19:13:00Z">
-                  <w:rPr>
-                    <w:rFonts w:asciiTheme="minorHAnsi" w:hAnsiTheme="minorHAnsi" w:cstheme="minorHAnsi"/>
-                    <w:sz w:val="20"/>
-                  </w:rPr>
-                </w:rPrChange>
-              </w:rPr>
-            </w:pPr>
-            <w:r>
-              <w:rPr>
-                <w:rFonts w:asciiTheme="majorHAnsi" w:hAnsiTheme="majorHAnsi" w:cstheme="minorHAnsi"/>
-                <w:sz w:val="20"/>
-                <w:rPrChange w:id="311" w:author="Petros Kontos" w:date="2026-09-15T22:13:00Z" w16du:dateUtc="2026-09-15T19:13:00Z">
-                  <w:rPr>
-                    <w:rFonts w:asciiTheme="minorHAnsi" w:hAnsiTheme="minorHAnsi" w:cstheme="minorHAnsi"/>
-                    <w:sz w:val="20"/>
-                  </w:rPr>
-                </w:rPrChange>
-              </w:rPr>
-              <w:t>94,87</w:t>
-            </w:r>
-          </w:p>
-        </w:tc>
-        <w:tc>
-          <w:tcPr>
-            <w:tcW w:w="0" w:type="auto"/>
-          </w:tcPr>
-          <w:p>
-            <w:pPr>
-              <w:rPr>
-                <w:rFonts w:asciiTheme="majorHAnsi" w:hAnsiTheme="majorHAnsi" w:cstheme="minorHAnsi"/>
-                <w:sz w:val="20"/>
-                <w:rPrChange w:id="312" w:author="Petros Kontos" w:date="2026-09-15T22:13:00Z" w16du:dateUtc="2026-09-15T19:13:00Z">
-                  <w:rPr>
-                    <w:rFonts w:asciiTheme="minorHAnsi" w:hAnsiTheme="minorHAnsi" w:cstheme="minorHAnsi"/>
-                    <w:sz w:val="20"/>
-                  </w:rPr>
-                </w:rPrChange>
-              </w:rPr>
-            </w:pPr>
-            <w:r>
-              <w:rPr>
-                <w:rFonts w:asciiTheme="majorHAnsi" w:hAnsiTheme="majorHAnsi" w:cstheme="minorHAnsi"/>
-                <w:sz w:val="20"/>
-                <w:rPrChange w:id="313" w:author="Petros Kontos" w:date="2026-09-15T22:13:00Z" w16du:dateUtc="2026-09-15T19:13:00Z">
-                  <w:rPr>
-                    <w:rFonts w:asciiTheme="minorHAnsi" w:hAnsiTheme="minorHAnsi" w:cstheme="minorHAnsi"/>
-                    <w:sz w:val="20"/>
-                  </w:rPr>
-                </w:rPrChange>
-              </w:rPr>
-              <w:t>95,91</w:t>
-            </w:r>
-          </w:p>
-        </w:tc>
-        <w:tc>
-          <w:tcPr>
-            <w:tcW w:w="0" w:type="auto"/>
-          </w:tcPr>
-          <w:p>
-            <w:pPr>
-              <w:rPr>
-                <w:rFonts w:asciiTheme="majorHAnsi" w:hAnsiTheme="majorHAnsi" w:cstheme="minorHAnsi"/>
-                <w:sz w:val="20"/>
-                <w:rPrChange w:id="314" w:author="Petros Kontos" w:date="2026-09-15T22:13:00Z" w16du:dateUtc="2026-09-15T19:13:00Z">
-                  <w:rPr>
-                    <w:rFonts w:asciiTheme="minorHAnsi" w:hAnsiTheme="minorHAnsi" w:cstheme="minorHAnsi"/>
-                    <w:sz w:val="20"/>
-                  </w:rPr>
-                </w:rPrChange>
-              </w:rPr>
-            </w:pPr>
-            <w:r>
-              <w:rPr>
-                <w:rFonts w:asciiTheme="majorHAnsi" w:hAnsiTheme="majorHAnsi" w:cstheme="minorHAnsi"/>
-                <w:sz w:val="20"/>
-                <w:rPrChange w:id="315" w:author="Petros Kontos" w:date="2026-09-15T22:13:00Z" w16du:dateUtc="2026-09-15T19:13:00Z">
-                  <w:rPr>
-                    <w:rFonts w:asciiTheme="minorHAnsi" w:hAnsiTheme="minorHAnsi" w:cstheme="minorHAnsi"/>
-                    <w:sz w:val="20"/>
-                  </w:rPr>
-                </w:rPrChange>
-              </w:rPr>
-              <w:t>97,36</w:t>
-            </w:r>
-          </w:p>
-        </w:tc>
-      </w:tr>
-      <w:tr>
-        <w:tc>
-          <w:tcPr>
-            <w:tcW w:w="0" w:type="auto"/>
-          </w:tcPr>
-          <w:p>
-            <w:pPr>
-              <w:rPr>
-                <w:rFonts w:asciiTheme="majorHAnsi" w:hAnsiTheme="majorHAnsi" w:cstheme="minorHAnsi"/>
-                <w:sz w:val="20"/>
-                <w:rPrChange w:id="316" w:author="Petros Kontos" w:date="2026-09-15T22:13:00Z" w16du:dateUtc="2026-09-15T19:13:00Z">
-                  <w:rPr>
-                    <w:rFonts w:asciiTheme="minorHAnsi" w:hAnsiTheme="minorHAnsi" w:cstheme="minorHAnsi"/>
-                    <w:sz w:val="20"/>
-                  </w:rPr>
-                </w:rPrChange>
-              </w:rPr>
-            </w:pPr>
-            <w:r>
-              <w:rPr>
-                <w:rFonts w:asciiTheme="majorHAnsi" w:hAnsiTheme="majorHAnsi" w:cstheme="minorHAnsi"/>
-                <w:sz w:val="20"/>
-                <w:rPrChange w:id="317" w:author="Petros Kontos" w:date="2026-09-15T22:13:00Z" w16du:dateUtc="2026-09-15T19:13:00Z">
-                  <w:rPr>
-                    <w:rFonts w:asciiTheme="minorHAnsi" w:hAnsiTheme="minorHAnsi" w:cstheme="minorHAnsi"/>
-                    <w:sz w:val="20"/>
-                  </w:rPr>
-                </w:rPrChange>
-              </w:rPr>
-              <w:t>EfficientNetB2</w:t>
-            </w:r>
-            <w:r>
-              <w:rPr>
-                <w:rFonts w:asciiTheme="majorHAnsi" w:hAnsiTheme="majorHAnsi" w:cstheme="minorHAnsi"/>
-                <w:sz w:val="20"/>
-                <w:rPrChange w:id="318" w:author="Petros Kontos" w:date="2026-09-15T22:13:00Z" w16du:dateUtc="2026-09-15T19:13:00Z">
-                  <w:rPr>
-                    <w:rFonts w:asciiTheme="minorHAnsi" w:hAnsiTheme="minorHAnsi" w:cstheme="minorHAnsi"/>
-                    <w:sz w:val="20"/>
-                  </w:rPr>
-                </w:rPrChange>
-              </w:rPr>
-              <w:t xml:space="preserve"> </w:t>
-            </w:r>
-            <w:r>
-              <w:rPr>
-                <w:rFonts w:asciiTheme="majorHAnsi" w:hAnsiTheme="majorHAnsi" w:cstheme="minorHAnsi"/>
-                <w:sz w:val="20"/>
-                <w:rPrChange w:id="319" w:author="Petros Kontos" w:date="2026-09-15T22:13:00Z" w16du:dateUtc="2026-09-15T19:13:00Z">
-                  <w:rPr>
-                    <w:rFonts w:asciiTheme="minorHAnsi" w:hAnsiTheme="minorHAnsi" w:cstheme="minorHAnsi"/>
-                    <w:sz w:val="20"/>
-                  </w:rPr>
-                </w:rPrChange>
-              </w:rPr>
-              <w:t>BN-locked</w:t>
-            </w:r>
-          </w:p>
-        </w:tc>
-        <w:tc>
-          <w:tcPr>
-            <w:tcW w:w="0" w:type="auto"/>
-          </w:tcPr>
-          <w:p>
-            <w:pPr>
-              <w:rPr>
-                <w:rFonts w:asciiTheme="majorHAnsi" w:hAnsiTheme="majorHAnsi" w:cstheme="minorHAnsi"/>
-                <w:sz w:val="20"/>
-                <w:rPrChange w:id="320" w:author="Petros Kontos" w:date="2026-09-15T22:13:00Z" w16du:dateUtc="2026-09-15T19:13:00Z">
-                  <w:rPr>
-                    <w:rFonts w:asciiTheme="minorHAnsi" w:hAnsiTheme="minorHAnsi" w:cstheme="minorHAnsi"/>
-                    <w:sz w:val="20"/>
-                  </w:rPr>
-                </w:rPrChange>
-              </w:rPr>
-            </w:pPr>
-            <w:r>
-              <w:rPr>
-                <w:rFonts w:asciiTheme="majorHAnsi" w:hAnsiTheme="majorHAnsi" w:cstheme="minorHAnsi"/>
-                <w:sz w:val="20"/>
-                <w:rPrChange w:id="321" w:author="Petros Kontos" w:date="2026-09-15T22:13:00Z" w16du:dateUtc="2026-09-15T19:13:00Z">
-                  <w:rPr>
-                    <w:rFonts w:asciiTheme="minorHAnsi" w:hAnsiTheme="minorHAnsi" w:cstheme="minorHAnsi"/>
-                    <w:sz w:val="20"/>
-                  </w:rPr>
-                </w:rPrChange>
-              </w:rPr>
-              <w:t>95,39</w:t>
-            </w:r>
-          </w:p>
-        </w:tc>
-        <w:tc>
-          <w:tcPr>
-            <w:tcW w:w="0" w:type="auto"/>
-          </w:tcPr>
-          <w:p>
-            <w:pPr>
-              <w:rPr>
-                <w:rFonts w:asciiTheme="majorHAnsi" w:hAnsiTheme="majorHAnsi" w:cstheme="minorHAnsi"/>
-                <w:sz w:val="20"/>
-                <w:rPrChange w:id="322" w:author="Petros Kontos" w:date="2026-09-15T22:13:00Z" w16du:dateUtc="2026-09-15T19:13:00Z">
-                  <w:rPr>
-                    <w:rFonts w:asciiTheme="minorHAnsi" w:hAnsiTheme="minorHAnsi" w:cstheme="minorHAnsi"/>
-                    <w:sz w:val="20"/>
-                  </w:rPr>
-                </w:rPrChange>
-              </w:rPr>
-            </w:pPr>
-            <w:r>
-              <w:rPr>
-                <w:rFonts w:asciiTheme="majorHAnsi" w:hAnsiTheme="majorHAnsi" w:cstheme="minorHAnsi"/>
-                <w:sz w:val="20"/>
-                <w:rPrChange w:id="323" w:author="Petros Kontos" w:date="2026-09-15T22:13:00Z" w16du:dateUtc="2026-09-15T19:13:00Z">
-                  <w:rPr>
-                    <w:rFonts w:asciiTheme="minorHAnsi" w:hAnsiTheme="minorHAnsi" w:cstheme="minorHAnsi"/>
-                    <w:sz w:val="20"/>
-                  </w:rPr>
-                </w:rPrChange>
-              </w:rPr>
-              <w:t>87,34</w:t>
-            </w:r>
-          </w:p>
-        </w:tc>
-        <w:tc>
-          <w:tcPr>
-            <w:tcW w:w="0" w:type="auto"/>
-          </w:tcPr>
-          <w:p>
-            <w:pPr>
-              <w:rPr>
-                <w:rFonts w:asciiTheme="majorHAnsi" w:hAnsiTheme="majorHAnsi" w:cstheme="minorHAnsi"/>
-                <w:sz w:val="20"/>
-                <w:rPrChange w:id="324" w:author="Petros Kontos" w:date="2026-09-15T22:13:00Z" w16du:dateUtc="2026-09-15T19:13:00Z">
-                  <w:rPr>
-                    <w:rFonts w:asciiTheme="minorHAnsi" w:hAnsiTheme="minorHAnsi" w:cstheme="minorHAnsi"/>
-                    <w:sz w:val="20"/>
-                  </w:rPr>
-                </w:rPrChange>
-              </w:rPr>
-            </w:pPr>
-            <w:r>
-              <w:rPr>
-                <w:rFonts w:asciiTheme="majorHAnsi" w:hAnsiTheme="majorHAnsi" w:cstheme="minorHAnsi"/>
-                <w:sz w:val="20"/>
-                <w:rPrChange w:id="325" w:author="Petros Kontos" w:date="2026-09-15T22:13:00Z" w16du:dateUtc="2026-09-15T19:13:00Z">
-                  <w:rPr>
-                    <w:rFonts w:asciiTheme="minorHAnsi" w:hAnsiTheme="minorHAnsi" w:cstheme="minorHAnsi"/>
-                    <w:sz w:val="20"/>
-                  </w:rPr>
-                </w:rPrChange>
-              </w:rPr>
-              <w:t>91,27</w:t>
-            </w:r>
-          </w:p>
-        </w:tc>
-        <w:tc>
-          <w:tcPr>
-            <w:tcW w:w="0" w:type="auto"/>
-          </w:tcPr>
-          <w:p>
-            <w:pPr>
-              <w:rPr>
-                <w:rFonts w:asciiTheme="majorHAnsi" w:hAnsiTheme="majorHAnsi" w:cstheme="minorHAnsi"/>
-                <w:sz w:val="20"/>
-                <w:rPrChange w:id="326" w:author="Petros Kontos" w:date="2026-09-15T22:13:00Z" w16du:dateUtc="2026-09-15T19:13:00Z">
-                  <w:rPr>
-                    <w:rFonts w:asciiTheme="minorHAnsi" w:hAnsiTheme="minorHAnsi" w:cstheme="minorHAnsi"/>
-                    <w:sz w:val="20"/>
-                  </w:rPr>
-                </w:rPrChange>
-              </w:rPr>
-            </w:pPr>
-            <w:r>
-              <w:rPr>
-                <w:rFonts w:asciiTheme="majorHAnsi" w:hAnsiTheme="majorHAnsi" w:cstheme="minorHAnsi"/>
-                <w:sz w:val="20"/>
-                <w:rPrChange w:id="327" w:author="Petros Kontos" w:date="2026-09-15T22:13:00Z" w16du:dateUtc="2026-09-15T19:13:00Z">
-                  <w:rPr>
-                    <w:rFonts w:asciiTheme="minorHAnsi" w:hAnsiTheme="minorHAnsi" w:cstheme="minorHAnsi"/>
-                    <w:sz w:val="20"/>
-                  </w:rPr>
-                </w:rPrChange>
-              </w:rPr>
-              <w:t>94,31</w:t>
-            </w:r>
-          </w:p>
-        </w:tc>
-        <w:tc>
-          <w:tcPr>
-            <w:tcW w:w="0" w:type="auto"/>
-          </w:tcPr>
-          <w:p>
-            <w:pPr>
-              <w:rPr>
-                <w:rFonts w:asciiTheme="majorHAnsi" w:hAnsiTheme="majorHAnsi" w:cstheme="minorHAnsi"/>
-                <w:sz w:val="20"/>
-                <w:rPrChange w:id="328" w:author="Petros Kontos" w:date="2026-09-15T22:13:00Z" w16du:dateUtc="2026-09-15T19:13:00Z">
-                  <w:rPr>
-                    <w:rFonts w:asciiTheme="minorHAnsi" w:hAnsiTheme="minorHAnsi" w:cstheme="minorHAnsi"/>
-                    <w:sz w:val="20"/>
-                  </w:rPr>
-                </w:rPrChange>
-              </w:rPr>
-            </w:pPr>
-            <w:r>
-              <w:rPr>
-                <w:rFonts w:asciiTheme="majorHAnsi" w:hAnsiTheme="majorHAnsi" w:cstheme="minorHAnsi"/>
-                <w:sz w:val="20"/>
-                <w:rPrChange w:id="329" w:author="Petros Kontos" w:date="2026-09-15T22:13:00Z" w16du:dateUtc="2026-09-15T19:13:00Z">
-                  <w:rPr>
-                    <w:rFonts w:asciiTheme="minorHAnsi" w:hAnsiTheme="minorHAnsi" w:cstheme="minorHAnsi"/>
-                    <w:sz w:val="20"/>
-                  </w:rPr>
-                </w:rPrChange>
-              </w:rPr>
-              <w:t>95,70</w:t>
-            </w:r>
-          </w:p>
-        </w:tc>
-      </w:tr>
-      <w:tr>
-        <w:tc>
-          <w:tcPr>
-            <w:tcW w:w="0" w:type="auto"/>
-          </w:tcPr>
-          <w:p>
-            <w:pPr>
-              <w:rPr>
-                <w:rFonts w:asciiTheme="majorHAnsi" w:hAnsiTheme="majorHAnsi" w:cstheme="minorHAnsi"/>
-                <w:sz w:val="20"/>
-                <w:rPrChange w:id="330" w:author="Petros Kontos" w:date="2026-09-15T22:13:00Z" w16du:dateUtc="2026-09-15T19:13:00Z">
-                  <w:rPr>
-                    <w:rFonts w:asciiTheme="minorHAnsi" w:hAnsiTheme="minorHAnsi" w:cstheme="minorHAnsi"/>
-                    <w:sz w:val="20"/>
-                  </w:rPr>
-                </w:rPrChange>
-              </w:rPr>
-            </w:pPr>
-            <w:r>
-              <w:rPr>
-                <w:rFonts w:asciiTheme="majorHAnsi" w:hAnsiTheme="majorHAnsi" w:cstheme="minorHAnsi"/>
-                <w:sz w:val="20"/>
-                <w:rPrChange w:id="331" w:author="Petros Kontos" w:date="2026-09-15T22:13:00Z" w16du:dateUtc="2026-09-15T19:13:00Z">
-                  <w:rPr>
-                    <w:rFonts w:asciiTheme="minorHAnsi" w:hAnsiTheme="minorHAnsi" w:cstheme="minorHAnsi"/>
-                    <w:sz w:val="20"/>
-                  </w:rPr>
-                </w:rPrChange>
-              </w:rPr>
-              <w:t>EfficientNetB2 oversampling</w:t>
-            </w:r>
-          </w:p>
-        </w:tc>
-        <w:tc>
-          <w:tcPr>
-            <w:tcW w:w="0" w:type="auto"/>
-          </w:tcPr>
-          <w:p>
-            <w:pPr>
-              <w:rPr>
-                <w:rFonts w:asciiTheme="majorHAnsi" w:hAnsiTheme="majorHAnsi" w:cstheme="minorHAnsi"/>
-                <w:sz w:val="20"/>
-                <w:rPrChange w:id="332" w:author="Petros Kontos" w:date="2026-09-15T22:13:00Z" w16du:dateUtc="2026-09-15T19:13:00Z">
-                  <w:rPr>
-                    <w:rFonts w:asciiTheme="minorHAnsi" w:hAnsiTheme="minorHAnsi" w:cstheme="minorHAnsi"/>
-                    <w:sz w:val="20"/>
-                  </w:rPr>
-                </w:rPrChange>
-              </w:rPr>
-            </w:pPr>
-            <w:r>
-              <w:rPr>
-                <w:rFonts w:asciiTheme="majorHAnsi" w:hAnsiTheme="majorHAnsi" w:cstheme="minorHAnsi"/>
-                <w:sz w:val="20"/>
-                <w:rPrChange w:id="333" w:author="Petros Kontos" w:date="2026-09-15T22:13:00Z" w16du:dateUtc="2026-09-15T19:13:00Z">
-                  <w:rPr>
-                    <w:rFonts w:asciiTheme="minorHAnsi" w:hAnsiTheme="minorHAnsi" w:cstheme="minorHAnsi"/>
-                    <w:sz w:val="20"/>
-                  </w:rPr>
-                </w:rPrChange>
-              </w:rPr>
-              <w:t>95,13</w:t>
-            </w:r>
-          </w:p>
-        </w:tc>
-        <w:tc>
-          <w:tcPr>
-            <w:tcW w:w="0" w:type="auto"/>
-          </w:tcPr>
-          <w:p>
-            <w:pPr>
-              <w:rPr>
-                <w:rFonts w:asciiTheme="majorHAnsi" w:hAnsiTheme="majorHAnsi" w:cstheme="minorHAnsi"/>
-                <w:sz w:val="20"/>
-                <w:rPrChange w:id="334" w:author="Petros Kontos" w:date="2026-09-15T22:13:00Z" w16du:dateUtc="2026-09-15T19:13:00Z">
-                  <w:rPr>
-                    <w:rFonts w:asciiTheme="minorHAnsi" w:hAnsiTheme="minorHAnsi" w:cstheme="minorHAnsi"/>
-                    <w:sz w:val="20"/>
-                  </w:rPr>
-                </w:rPrChange>
-              </w:rPr>
-            </w:pPr>
-            <w:r>
-              <w:rPr>
-                <w:rFonts w:asciiTheme="majorHAnsi" w:hAnsiTheme="majorHAnsi" w:cstheme="minorHAnsi"/>
-                <w:sz w:val="20"/>
-                <w:rPrChange w:id="335" w:author="Petros Kontos" w:date="2026-09-15T22:13:00Z" w16du:dateUtc="2026-09-15T19:13:00Z">
-                  <w:rPr>
-                    <w:rFonts w:asciiTheme="minorHAnsi" w:hAnsiTheme="minorHAnsi" w:cstheme="minorHAnsi"/>
-                    <w:sz w:val="20"/>
-                  </w:rPr>
-                </w:rPrChange>
-              </w:rPr>
-              <w:t>86,33</w:t>
-            </w:r>
-          </w:p>
-        </w:tc>
-        <w:tc>
-          <w:tcPr>
-            <w:tcW w:w="0" w:type="auto"/>
-          </w:tcPr>
-          <w:p>
-            <w:pPr>
-              <w:rPr>
-                <w:rFonts w:asciiTheme="majorHAnsi" w:hAnsiTheme="majorHAnsi" w:cstheme="minorHAnsi"/>
-                <w:sz w:val="20"/>
-                <w:rPrChange w:id="336" w:author="Petros Kontos" w:date="2026-09-15T22:13:00Z" w16du:dateUtc="2026-09-15T19:13:00Z">
-                  <w:rPr>
-                    <w:rFonts w:asciiTheme="minorHAnsi" w:hAnsiTheme="minorHAnsi" w:cstheme="minorHAnsi"/>
-                    <w:sz w:val="20"/>
-                  </w:rPr>
-                </w:rPrChange>
-              </w:rPr>
-            </w:pPr>
-            <w:r>
-              <w:rPr>
-                <w:rFonts w:asciiTheme="majorHAnsi" w:hAnsiTheme="majorHAnsi" w:cstheme="minorHAnsi"/>
-                <w:sz w:val="20"/>
-                <w:rPrChange w:id="337" w:author="Petros Kontos" w:date="2026-09-15T22:13:00Z" w16du:dateUtc="2026-09-15T19:13:00Z">
-                  <w:rPr>
-                    <w:rFonts w:asciiTheme="minorHAnsi" w:hAnsiTheme="minorHAnsi" w:cstheme="minorHAnsi"/>
-                    <w:sz w:val="20"/>
-                  </w:rPr>
-                </w:rPrChange>
-              </w:rPr>
-              <w:t>90,48</w:t>
-            </w:r>
-          </w:p>
-        </w:tc>
-        <w:tc>
-          <w:tcPr>
-            <w:tcW w:w="0" w:type="auto"/>
-          </w:tcPr>
-          <w:p>
-            <w:pPr>
-              <w:rPr>
-                <w:rFonts w:asciiTheme="majorHAnsi" w:hAnsiTheme="majorHAnsi" w:cstheme="minorHAnsi"/>
-                <w:sz w:val="20"/>
-                <w:rPrChange w:id="338" w:author="Petros Kontos" w:date="2026-09-15T22:13:00Z" w16du:dateUtc="2026-09-15T19:13:00Z">
-                  <w:rPr>
-                    <w:rFonts w:asciiTheme="minorHAnsi" w:hAnsiTheme="minorHAnsi" w:cstheme="minorHAnsi"/>
-                    <w:sz w:val="20"/>
-                  </w:rPr>
-                </w:rPrChange>
-              </w:rPr>
-            </w:pPr>
-            <w:r>
-              <w:rPr>
-                <w:rFonts w:asciiTheme="majorHAnsi" w:hAnsiTheme="majorHAnsi" w:cstheme="minorHAnsi"/>
-                <w:sz w:val="20"/>
-                <w:rPrChange w:id="339" w:author="Petros Kontos" w:date="2026-09-15T22:13:00Z" w16du:dateUtc="2026-09-15T19:13:00Z">
-                  <w:rPr>
-                    <w:rFonts w:asciiTheme="minorHAnsi" w:hAnsiTheme="minorHAnsi" w:cstheme="minorHAnsi"/>
-                    <w:sz w:val="20"/>
-                  </w:rPr>
-                </w:rPrChange>
-              </w:rPr>
-              <w:t>93,99</w:t>
-            </w:r>
-          </w:p>
-        </w:tc>
-        <w:tc>
-          <w:tcPr>
-            <w:tcW w:w="0" w:type="auto"/>
-          </w:tcPr>
-          <w:p>
-            <w:pPr>
-              <w:rPr>
-                <w:rFonts w:asciiTheme="majorHAnsi" w:hAnsiTheme="majorHAnsi" w:cstheme="minorHAnsi"/>
-                <w:sz w:val="20"/>
-                <w:rPrChange w:id="340" w:author="Petros Kontos" w:date="2026-09-15T22:13:00Z" w16du:dateUtc="2026-09-15T19:13:00Z">
-                  <w:rPr>
-                    <w:rFonts w:asciiTheme="minorHAnsi" w:hAnsiTheme="minorHAnsi" w:cstheme="minorHAnsi"/>
-                    <w:sz w:val="20"/>
-                  </w:rPr>
-                </w:rPrChange>
-              </w:rPr>
-            </w:pPr>
-            <w:r>
-              <w:rPr>
-                <w:rFonts w:asciiTheme="majorHAnsi" w:hAnsiTheme="majorHAnsi" w:cstheme="minorHAnsi"/>
-                <w:sz w:val="20"/>
-                <w:rPrChange w:id="341" w:author="Petros Kontos" w:date="2026-09-15T22:13:00Z" w16du:dateUtc="2026-09-15T19:13:00Z">
-                  <w:rPr>
-                    <w:rFonts w:asciiTheme="minorHAnsi" w:hAnsiTheme="minorHAnsi" w:cstheme="minorHAnsi"/>
-                    <w:sz w:val="20"/>
-                  </w:rPr>
-                </w:rPrChange>
-              </w:rPr>
-              <w:t>95,48</w:t>
-            </w:r>
-          </w:p>
-        </w:tc>
-      </w:tr>
-      <w:tr>
-        <w:tc>
-          <w:tcPr>
-            <w:tcW w:w="0" w:type="auto"/>
-          </w:tcPr>
-          <w:p>
-            <w:pPr>
-              <w:rPr>
-                <w:rFonts w:asciiTheme="majorHAnsi" w:hAnsiTheme="majorHAnsi" w:cstheme="minorHAnsi"/>
-                <w:sz w:val="20"/>
-                <w:rPrChange w:id="342" w:author="Petros Kontos" w:date="2026-09-15T22:13:00Z" w16du:dateUtc="2026-09-15T19:13:00Z">
-                  <w:rPr>
-                    <w:rFonts w:asciiTheme="minorHAnsi" w:hAnsiTheme="minorHAnsi" w:cstheme="minorHAnsi"/>
-                    <w:sz w:val="20"/>
-                  </w:rPr>
-                </w:rPrChange>
-              </w:rPr>
-            </w:pPr>
-            <w:r>
-              <w:rPr>
-                <w:rFonts w:asciiTheme="majorHAnsi" w:hAnsiTheme="majorHAnsi" w:cstheme="minorHAnsi"/>
-                <w:sz w:val="20"/>
-                <w:rPrChange w:id="343" w:author="Petros Kontos" w:date="2026-09-15T22:13:00Z" w16du:dateUtc="2026-09-15T19:13:00Z">
-                  <w:rPr>
-                    <w:rFonts w:asciiTheme="minorHAnsi" w:hAnsiTheme="minorHAnsi" w:cstheme="minorHAnsi"/>
-                    <w:sz w:val="20"/>
-                  </w:rPr>
-                </w:rPrChange>
-              </w:rPr>
-              <w:t>MobileNetV1 frozen</w:t>
-            </w:r>
-          </w:p>
-        </w:tc>
-        <w:tc>
-          <w:tcPr>
-            <w:tcW w:w="0" w:type="auto"/>
-          </w:tcPr>
-          <w:p>
-            <w:pPr>
-              <w:rPr>
-                <w:rFonts w:asciiTheme="majorHAnsi" w:hAnsiTheme="majorHAnsi" w:cstheme="minorHAnsi"/>
-                <w:sz w:val="20"/>
-                <w:rPrChange w:id="344" w:author="Petros Kontos" w:date="2026-09-15T22:13:00Z" w16du:dateUtc="2026-09-15T19:13:00Z">
-                  <w:rPr>
-                    <w:rFonts w:asciiTheme="minorHAnsi" w:hAnsiTheme="minorHAnsi" w:cstheme="minorHAnsi"/>
-                    <w:sz w:val="20"/>
-                  </w:rPr>
-                </w:rPrChange>
-              </w:rPr>
-            </w:pPr>
-            <w:r>
-              <w:rPr>
-                <w:rFonts w:asciiTheme="majorHAnsi" w:hAnsiTheme="majorHAnsi" w:cstheme="minorHAnsi"/>
-                <w:sz w:val="20"/>
-                <w:rPrChange w:id="345" w:author="Petros Kontos" w:date="2026-09-15T22:13:00Z" w16du:dateUtc="2026-09-15T19:13:00Z">
-                  <w:rPr>
-                    <w:rFonts w:asciiTheme="minorHAnsi" w:hAnsiTheme="minorHAnsi" w:cstheme="minorHAnsi"/>
-                    <w:sz w:val="20"/>
-                  </w:rPr>
-                </w:rPrChange>
-              </w:rPr>
-              <w:t>93,79</w:t>
-            </w:r>
-          </w:p>
-        </w:tc>
-        <w:tc>
-          <w:tcPr>
-            <w:tcW w:w="0" w:type="auto"/>
-          </w:tcPr>
-          <w:p>
-            <w:pPr>
-              <w:rPr>
-                <w:rFonts w:asciiTheme="majorHAnsi" w:hAnsiTheme="majorHAnsi" w:cstheme="minorHAnsi"/>
-                <w:sz w:val="20"/>
-                <w:rPrChange w:id="346" w:author="Petros Kontos" w:date="2026-09-15T22:13:00Z" w16du:dateUtc="2026-09-15T19:13:00Z">
-                  <w:rPr>
-                    <w:rFonts w:asciiTheme="minorHAnsi" w:hAnsiTheme="minorHAnsi" w:cstheme="minorHAnsi"/>
-                    <w:sz w:val="20"/>
-                  </w:rPr>
-                </w:rPrChange>
-              </w:rPr>
-            </w:pPr>
-            <w:r>
-              <w:rPr>
-                <w:rFonts w:asciiTheme="majorHAnsi" w:hAnsiTheme="majorHAnsi" w:cstheme="minorHAnsi"/>
-                <w:sz w:val="20"/>
-                <w:rPrChange w:id="347" w:author="Petros Kontos" w:date="2026-09-15T22:13:00Z" w16du:dateUtc="2026-09-15T19:13:00Z">
-                  <w:rPr>
-                    <w:rFonts w:asciiTheme="minorHAnsi" w:hAnsiTheme="minorHAnsi" w:cstheme="minorHAnsi"/>
-                    <w:sz w:val="20"/>
-                  </w:rPr>
-                </w:rPrChange>
-              </w:rPr>
-              <w:t>84,59</w:t>
-            </w:r>
-          </w:p>
-        </w:tc>
-        <w:tc>
-          <w:tcPr>
-            <w:tcW w:w="0" w:type="auto"/>
-          </w:tcPr>
-          <w:p>
-            <w:pPr>
-              <w:rPr>
-                <w:rFonts w:asciiTheme="majorHAnsi" w:hAnsiTheme="majorHAnsi" w:cstheme="minorHAnsi"/>
-                <w:sz w:val="20"/>
-                <w:rPrChange w:id="348" w:author="Petros Kontos" w:date="2026-09-15T22:13:00Z" w16du:dateUtc="2026-09-15T19:13:00Z">
-                  <w:rPr>
-                    <w:rFonts w:asciiTheme="minorHAnsi" w:hAnsiTheme="minorHAnsi" w:cstheme="minorHAnsi"/>
-                    <w:sz w:val="20"/>
-                  </w:rPr>
-                </w:rPrChange>
-              </w:rPr>
-            </w:pPr>
-            <w:r>
-              <w:rPr>
-                <w:rFonts w:asciiTheme="majorHAnsi" w:hAnsiTheme="majorHAnsi" w:cstheme="minorHAnsi"/>
-                <w:sz w:val="20"/>
-                <w:rPrChange w:id="349" w:author="Petros Kontos" w:date="2026-09-15T22:13:00Z" w16du:dateUtc="2026-09-15T19:13:00Z">
-                  <w:rPr>
-                    <w:rFonts w:asciiTheme="minorHAnsi" w:hAnsiTheme="minorHAnsi" w:cstheme="minorHAnsi"/>
-                    <w:sz w:val="20"/>
-                  </w:rPr>
-                </w:rPrChange>
-              </w:rPr>
-              <w:t>89,23</w:t>
-            </w:r>
-          </w:p>
-        </w:tc>
-        <w:tc>
-          <w:tcPr>
-            <w:tcW w:w="0" w:type="auto"/>
-          </w:tcPr>
-          <w:p>
-            <w:pPr>
-              <w:rPr>
-                <w:rFonts w:asciiTheme="majorHAnsi" w:hAnsiTheme="majorHAnsi" w:cstheme="minorHAnsi"/>
-                <w:sz w:val="20"/>
-                <w:rPrChange w:id="350" w:author="Petros Kontos" w:date="2026-09-15T22:13:00Z" w16du:dateUtc="2026-09-15T19:13:00Z">
-                  <w:rPr>
-                    <w:rFonts w:asciiTheme="minorHAnsi" w:hAnsiTheme="minorHAnsi" w:cstheme="minorHAnsi"/>
-                    <w:sz w:val="20"/>
-                  </w:rPr>
-                </w:rPrChange>
-              </w:rPr>
-            </w:pPr>
-            <w:r>
-              <w:rPr>
-                <w:rFonts w:asciiTheme="majorHAnsi" w:hAnsiTheme="majorHAnsi" w:cstheme="minorHAnsi"/>
-                <w:sz w:val="20"/>
-                <w:rPrChange w:id="351" w:author="Petros Kontos" w:date="2026-09-15T22:13:00Z" w16du:dateUtc="2026-09-15T19:13:00Z">
-                  <w:rPr>
-                    <w:rFonts w:asciiTheme="minorHAnsi" w:hAnsiTheme="minorHAnsi" w:cstheme="minorHAnsi"/>
-                    <w:sz w:val="20"/>
-                  </w:rPr>
-                </w:rPrChange>
-              </w:rPr>
-              <w:t>92,66</w:t>
-            </w:r>
-          </w:p>
-        </w:tc>
-        <w:tc>
-          <w:tcPr>
-            <w:tcW w:w="0" w:type="auto"/>
-          </w:tcPr>
-          <w:p>
-            <w:pPr>
-              <w:rPr>
-                <w:rFonts w:asciiTheme="majorHAnsi" w:hAnsiTheme="majorHAnsi" w:cstheme="minorHAnsi"/>
-                <w:sz w:val="20"/>
-                <w:rPrChange w:id="352" w:author="Petros Kontos" w:date="2026-09-15T22:13:00Z" w16du:dateUtc="2026-09-15T19:13:00Z">
-                  <w:rPr>
-                    <w:rFonts w:asciiTheme="minorHAnsi" w:hAnsiTheme="minorHAnsi" w:cstheme="minorHAnsi"/>
-                    <w:sz w:val="20"/>
-                  </w:rPr>
-                </w:rPrChange>
-              </w:rPr>
-            </w:pPr>
-            <w:r>
-              <w:rPr>
-                <w:rFonts w:asciiTheme="majorHAnsi" w:hAnsiTheme="majorHAnsi" w:cstheme="minorHAnsi"/>
-                <w:sz w:val="20"/>
-                <w:rPrChange w:id="353" w:author="Petros Kontos" w:date="2026-09-15T22:13:00Z" w16du:dateUtc="2026-09-15T19:13:00Z">
-                  <w:rPr>
-                    <w:rFonts w:asciiTheme="minorHAnsi" w:hAnsiTheme="minorHAnsi" w:cstheme="minorHAnsi"/>
-                    <w:sz w:val="20"/>
-                  </w:rPr>
-                </w:rPrChange>
-              </w:rPr>
-              <w:t>94,35</w:t>
-            </w:r>
-          </w:p>
-        </w:tc>
-      </w:tr>
-      <w:tr>
-        <w:tc>
-          <w:tcPr>
-            <w:tcW w:w="0" w:type="auto"/>
-          </w:tcPr>
-          <w:p>
-            <w:pPr>
-              <w:rPr>
-                <w:rFonts w:asciiTheme="majorHAnsi" w:hAnsiTheme="majorHAnsi" w:cstheme="minorHAnsi"/>
-                <w:sz w:val="20"/>
-                <w:rPrChange w:id="354" w:author="Petros Kontos" w:date="2026-09-15T22:13:00Z" w16du:dateUtc="2026-09-15T19:13:00Z">
-                  <w:rPr>
-                    <w:rFonts w:asciiTheme="minorHAnsi" w:hAnsiTheme="minorHAnsi" w:cstheme="minorHAnsi"/>
-                    <w:sz w:val="20"/>
-                  </w:rPr>
-                </w:rPrChange>
-              </w:rPr>
-            </w:pPr>
-            <w:r>
-              <w:rPr>
-                <w:rFonts w:asciiTheme="majorHAnsi" w:hAnsiTheme="majorHAnsi" w:cstheme="minorHAnsi"/>
-                <w:sz w:val="20"/>
-                <w:rPrChange w:id="355" w:author="Petros Kontos" w:date="2026-09-15T22:13:00Z" w16du:dateUtc="2026-09-15T19:13:00Z">
-                  <w:rPr>
-                    <w:rFonts w:asciiTheme="minorHAnsi" w:hAnsiTheme="minorHAnsi" w:cstheme="minorHAnsi"/>
-                    <w:sz w:val="20"/>
-                  </w:rPr>
-                </w:rPrChange>
-              </w:rPr>
-              <w:t>MobileNetV1 BN-locked</w:t>
-            </w:r>
-          </w:p>
-        </w:tc>
-        <w:tc>
-          <w:tcPr>
-            <w:tcW w:w="0" w:type="auto"/>
-          </w:tcPr>
-          <w:p>
-            <w:pPr>
-              <w:rPr>
-                <w:rFonts w:asciiTheme="majorHAnsi" w:hAnsiTheme="majorHAnsi" w:cstheme="minorHAnsi"/>
-                <w:sz w:val="20"/>
-                <w:rPrChange w:id="356" w:author="Petros Kontos" w:date="2026-09-15T22:13:00Z" w16du:dateUtc="2026-09-15T19:13:00Z">
-                  <w:rPr>
-                    <w:rFonts w:asciiTheme="minorHAnsi" w:hAnsiTheme="minorHAnsi" w:cstheme="minorHAnsi"/>
-                    <w:sz w:val="20"/>
-                  </w:rPr>
-                </w:rPrChange>
-              </w:rPr>
-            </w:pPr>
-            <w:r>
-              <w:rPr>
-                <w:rFonts w:asciiTheme="majorHAnsi" w:hAnsiTheme="majorHAnsi" w:cstheme="minorHAnsi"/>
-                <w:sz w:val="20"/>
-                <w:rPrChange w:id="357" w:author="Petros Kontos" w:date="2026-09-15T22:13:00Z" w16du:dateUtc="2026-09-15T19:13:00Z">
-                  <w:rPr>
-                    <w:rFonts w:asciiTheme="minorHAnsi" w:hAnsiTheme="minorHAnsi" w:cstheme="minorHAnsi"/>
-                    <w:sz w:val="20"/>
-                  </w:rPr>
-                </w:rPrChange>
-              </w:rPr>
-              <w:t>94,83</w:t>
-            </w:r>
-          </w:p>
-        </w:tc>
-        <w:tc>
-          <w:tcPr>
-            <w:tcW w:w="0" w:type="auto"/>
-          </w:tcPr>
-          <w:p>
-            <w:pPr>
-              <w:rPr>
-                <w:rFonts w:asciiTheme="majorHAnsi" w:hAnsiTheme="majorHAnsi" w:cstheme="minorHAnsi"/>
-                <w:sz w:val="20"/>
-                <w:rPrChange w:id="358" w:author="Petros Kontos" w:date="2026-09-15T22:13:00Z" w16du:dateUtc="2026-09-15T19:13:00Z">
-                  <w:rPr>
-                    <w:rFonts w:asciiTheme="minorHAnsi" w:hAnsiTheme="minorHAnsi" w:cstheme="minorHAnsi"/>
-                    <w:sz w:val="20"/>
-                  </w:rPr>
-                </w:rPrChange>
-              </w:rPr>
-            </w:pPr>
-            <w:r>
-              <w:rPr>
-                <w:rFonts w:asciiTheme="majorHAnsi" w:hAnsiTheme="majorHAnsi" w:cstheme="minorHAnsi"/>
-                <w:sz w:val="20"/>
-                <w:rPrChange w:id="359" w:author="Petros Kontos" w:date="2026-09-15T22:13:00Z" w16du:dateUtc="2026-09-15T19:13:00Z">
-                  <w:rPr>
-                    <w:rFonts w:asciiTheme="minorHAnsi" w:hAnsiTheme="minorHAnsi" w:cstheme="minorHAnsi"/>
-                    <w:sz w:val="20"/>
-                  </w:rPr>
-                </w:rPrChange>
-              </w:rPr>
-              <w:t>83,39</w:t>
-            </w:r>
-          </w:p>
-        </w:tc>
-        <w:tc>
-          <w:tcPr>
-            <w:tcW w:w="0" w:type="auto"/>
-          </w:tcPr>
-          <w:p>
-            <w:pPr>
-              <w:rPr>
-                <w:rFonts w:asciiTheme="majorHAnsi" w:hAnsiTheme="majorHAnsi" w:cstheme="minorHAnsi"/>
-                <w:sz w:val="20"/>
-                <w:rPrChange w:id="360" w:author="Petros Kontos" w:date="2026-09-15T22:13:00Z" w16du:dateUtc="2026-09-15T19:13:00Z">
-                  <w:rPr>
-                    <w:rFonts w:asciiTheme="minorHAnsi" w:hAnsiTheme="minorHAnsi" w:cstheme="minorHAnsi"/>
-                    <w:sz w:val="20"/>
-                  </w:rPr>
-                </w:rPrChange>
-              </w:rPr>
-            </w:pPr>
-            <w:r>
-              <w:rPr>
-                <w:rFonts w:asciiTheme="majorHAnsi" w:hAnsiTheme="majorHAnsi" w:cstheme="minorHAnsi"/>
-                <w:sz w:val="20"/>
-                <w:rPrChange w:id="361" w:author="Petros Kontos" w:date="2026-09-15T22:13:00Z" w16du:dateUtc="2026-09-15T19:13:00Z">
-                  <w:rPr>
-                    <w:rFonts w:asciiTheme="minorHAnsi" w:hAnsiTheme="minorHAnsi" w:cstheme="minorHAnsi"/>
-                    <w:sz w:val="20"/>
-                  </w:rPr>
-                </w:rPrChange>
-              </w:rPr>
-              <w:t>87,36</w:t>
-            </w:r>
-          </w:p>
-        </w:tc>
-        <w:tc>
-          <w:tcPr>
-            <w:tcW w:w="0" w:type="auto"/>
-          </w:tcPr>
-          <w:p>
-            <w:pPr>
-              <w:rPr>
-                <w:rFonts w:asciiTheme="majorHAnsi" w:hAnsiTheme="majorHAnsi" w:cstheme="minorHAnsi"/>
-                <w:sz w:val="20"/>
-                <w:rPrChange w:id="362" w:author="Petros Kontos" w:date="2026-09-15T22:13:00Z" w16du:dateUtc="2026-09-15T19:13:00Z">
-                  <w:rPr>
-                    <w:rFonts w:asciiTheme="minorHAnsi" w:hAnsiTheme="minorHAnsi" w:cstheme="minorHAnsi"/>
-                    <w:sz w:val="20"/>
-                  </w:rPr>
-                </w:rPrChange>
-              </w:rPr>
-            </w:pPr>
-            <w:r>
-              <w:rPr>
-                <w:rFonts w:asciiTheme="majorHAnsi" w:hAnsiTheme="majorHAnsi" w:cstheme="minorHAnsi"/>
-                <w:sz w:val="20"/>
-                <w:rPrChange w:id="363" w:author="Petros Kontos" w:date="2026-09-15T22:13:00Z" w16du:dateUtc="2026-09-15T19:13:00Z">
-                  <w:rPr>
-                    <w:rFonts w:asciiTheme="minorHAnsi" w:hAnsiTheme="minorHAnsi" w:cstheme="minorHAnsi"/>
-                    <w:sz w:val="20"/>
-                  </w:rPr>
-                </w:rPrChange>
-              </w:rPr>
-              <w:t>93,93</w:t>
-            </w:r>
-          </w:p>
-        </w:tc>
-        <w:tc>
-          <w:tcPr>
-            <w:tcW w:w="0" w:type="auto"/>
-          </w:tcPr>
-          <w:p>
-            <w:pPr>
-              <w:rPr>
-                <w:rFonts w:asciiTheme="majorHAnsi" w:hAnsiTheme="majorHAnsi" w:cstheme="minorHAnsi"/>
-                <w:sz w:val="20"/>
-                <w:rPrChange w:id="364" w:author="Petros Kontos" w:date="2026-09-15T22:13:00Z" w16du:dateUtc="2026-09-15T19:13:00Z">
-                  <w:rPr>
-                    <w:rFonts w:asciiTheme="minorHAnsi" w:hAnsiTheme="minorHAnsi" w:cstheme="minorHAnsi"/>
-                    <w:sz w:val="20"/>
-                  </w:rPr>
-                </w:rPrChange>
-              </w:rPr>
-            </w:pPr>
-            <w:r>
-              <w:rPr>
-                <w:rFonts w:asciiTheme="majorHAnsi" w:hAnsiTheme="majorHAnsi" w:cstheme="minorHAnsi"/>
-                <w:sz w:val="20"/>
-                <w:rPrChange w:id="365" w:author="Petros Kontos" w:date="2026-09-15T22:13:00Z" w16du:dateUtc="2026-09-15T19:13:00Z">
-                  <w:rPr>
-                    <w:rFonts w:asciiTheme="minorHAnsi" w:hAnsiTheme="minorHAnsi" w:cstheme="minorHAnsi"/>
-                    <w:sz w:val="20"/>
-                  </w:rPr>
-                </w:rPrChange>
-              </w:rPr>
-              <w:t>95,70</w:t>
-            </w:r>
-          </w:p>
-        </w:tc>
-      </w:tr>
-      <w:tr>
-        <w:tc>
-          <w:tcPr>
-            <w:tcW w:w="0" w:type="auto"/>
-          </w:tcPr>
-          <w:p>
-            <w:pPr>
-              <w:rPr>
-                <w:rFonts w:asciiTheme="majorHAnsi" w:hAnsiTheme="majorHAnsi" w:cstheme="minorHAnsi"/>
-                <w:sz w:val="20"/>
-                <w:rPrChange w:id="366" w:author="Petros Kontos" w:date="2026-09-15T22:13:00Z" w16du:dateUtc="2026-09-15T19:13:00Z">
-                  <w:rPr>
-                    <w:rFonts w:asciiTheme="minorHAnsi" w:hAnsiTheme="minorHAnsi" w:cstheme="minorHAnsi"/>
-                    <w:sz w:val="20"/>
-                  </w:rPr>
-                </w:rPrChange>
-              </w:rPr>
-            </w:pPr>
-            <w:r>
-              <w:rPr>
-                <w:rFonts w:asciiTheme="majorHAnsi" w:hAnsiTheme="majorHAnsi" w:cstheme="minorHAnsi"/>
-                <w:sz w:val="20"/>
-                <w:rPrChange w:id="367" w:author="Petros Kontos" w:date="2026-09-15T22:13:00Z" w16du:dateUtc="2026-09-15T19:13:00Z">
-                  <w:rPr>
-                    <w:rFonts w:asciiTheme="minorHAnsi" w:hAnsiTheme="minorHAnsi" w:cstheme="minorHAnsi"/>
-                    <w:sz w:val="20"/>
-                  </w:rPr>
-                </w:rPrChange>
-              </w:rPr>
-              <w:t>EfficientNetB2 scratch</w:t>
-            </w:r>
-          </w:p>
-        </w:tc>
-        <w:tc>
-          <w:tcPr>
-            <w:tcW w:w="0" w:type="auto"/>
-          </w:tcPr>
-          <w:p>
-            <w:pPr>
-              <w:rPr>
-                <w:rFonts w:asciiTheme="majorHAnsi" w:hAnsiTheme="majorHAnsi" w:cstheme="minorHAnsi"/>
-                <w:sz w:val="20"/>
-                <w:rPrChange w:id="368" w:author="Petros Kontos" w:date="2026-09-15T22:13:00Z" w16du:dateUtc="2026-09-15T19:13:00Z">
-                  <w:rPr>
-                    <w:rFonts w:asciiTheme="minorHAnsi" w:hAnsiTheme="minorHAnsi" w:cstheme="minorHAnsi"/>
-                    <w:sz w:val="20"/>
-                  </w:rPr>
-                </w:rPrChange>
-              </w:rPr>
-            </w:pPr>
-            <w:r>
-              <w:rPr>
-                <w:rFonts w:asciiTheme="majorHAnsi" w:hAnsiTheme="majorHAnsi" w:cstheme="minorHAnsi"/>
-                <w:sz w:val="20"/>
-                <w:rPrChange w:id="369" w:author="Petros Kontos" w:date="2026-09-15T22:13:00Z" w16du:dateUtc="2026-09-15T19:13:00Z">
-                  <w:rPr>
-                    <w:rFonts w:asciiTheme="minorHAnsi" w:hAnsiTheme="minorHAnsi" w:cstheme="minorHAnsi"/>
-                    <w:sz w:val="20"/>
-                  </w:rPr>
-                </w:rPrChange>
-              </w:rPr>
-              <w:t>94,20</w:t>
-            </w:r>
-          </w:p>
-        </w:tc>
-        <w:tc>
-          <w:tcPr>
-            <w:tcW w:w="0" w:type="auto"/>
-          </w:tcPr>
-          <w:p>
-            <w:pPr>
-              <w:rPr>
-                <w:rFonts w:asciiTheme="majorHAnsi" w:hAnsiTheme="majorHAnsi" w:cstheme="minorHAnsi"/>
-                <w:sz w:val="20"/>
-                <w:rPrChange w:id="370" w:author="Petros Kontos" w:date="2026-09-15T22:13:00Z" w16du:dateUtc="2026-09-15T19:13:00Z">
-                  <w:rPr>
-                    <w:rFonts w:asciiTheme="minorHAnsi" w:hAnsiTheme="minorHAnsi" w:cstheme="minorHAnsi"/>
-                    <w:sz w:val="20"/>
-                  </w:rPr>
-                </w:rPrChange>
-              </w:rPr>
-            </w:pPr>
-            <w:r>
-              <w:rPr>
-                <w:rFonts w:asciiTheme="majorHAnsi" w:hAnsiTheme="majorHAnsi" w:cstheme="minorHAnsi"/>
-                <w:sz w:val="20"/>
-                <w:rPrChange w:id="371" w:author="Petros Kontos" w:date="2026-09-15T22:13:00Z" w16du:dateUtc="2026-09-15T19:13:00Z">
-                  <w:rPr>
-                    <w:rFonts w:asciiTheme="minorHAnsi" w:hAnsiTheme="minorHAnsi" w:cstheme="minorHAnsi"/>
-                    <w:sz w:val="20"/>
-                  </w:rPr>
-                </w:rPrChange>
-              </w:rPr>
-              <w:t>79,08</w:t>
-            </w:r>
-          </w:p>
-        </w:tc>
-        <w:tc>
-          <w:tcPr>
-            <w:tcW w:w="0" w:type="auto"/>
-          </w:tcPr>
-          <w:p>
-            <w:pPr>
-              <w:rPr>
-                <w:rFonts w:asciiTheme="majorHAnsi" w:hAnsiTheme="majorHAnsi" w:cstheme="minorHAnsi"/>
-                <w:sz w:val="20"/>
-                <w:rPrChange w:id="372" w:author="Petros Kontos" w:date="2026-09-15T22:13:00Z" w16du:dateUtc="2026-09-15T19:13:00Z">
-                  <w:rPr>
-                    <w:rFonts w:asciiTheme="minorHAnsi" w:hAnsiTheme="minorHAnsi" w:cstheme="minorHAnsi"/>
-                    <w:sz w:val="20"/>
-                  </w:rPr>
-                </w:rPrChange>
-              </w:rPr>
-            </w:pPr>
-            <w:r>
-              <w:rPr>
-                <w:rFonts w:asciiTheme="majorHAnsi" w:hAnsiTheme="majorHAnsi" w:cstheme="minorHAnsi"/>
-                <w:sz w:val="20"/>
-                <w:rPrChange w:id="373" w:author="Petros Kontos" w:date="2026-09-15T22:13:00Z" w16du:dateUtc="2026-09-15T19:13:00Z">
-                  <w:rPr>
-                    <w:rFonts w:asciiTheme="minorHAnsi" w:hAnsiTheme="minorHAnsi" w:cstheme="minorHAnsi"/>
-                    <w:sz w:val="20"/>
-                  </w:rPr>
-                </w:rPrChange>
-              </w:rPr>
-              <w:t>83,30</w:t>
-            </w:r>
-          </w:p>
-        </w:tc>
-        <w:tc>
-          <w:tcPr>
-            <w:tcW w:w="0" w:type="auto"/>
-          </w:tcPr>
-          <w:p>
-            <w:pPr>
-              <w:rPr>
-                <w:rFonts w:asciiTheme="majorHAnsi" w:hAnsiTheme="majorHAnsi" w:cstheme="minorHAnsi"/>
-                <w:sz w:val="20"/>
-                <w:rPrChange w:id="374" w:author="Petros Kontos" w:date="2026-09-15T22:13:00Z" w16du:dateUtc="2026-09-15T19:13:00Z">
-                  <w:rPr>
-                    <w:rFonts w:asciiTheme="minorHAnsi" w:hAnsiTheme="minorHAnsi" w:cstheme="minorHAnsi"/>
-                    <w:sz w:val="20"/>
-                  </w:rPr>
-                </w:rPrChange>
-              </w:rPr>
-            </w:pPr>
-            <w:r>
-              <w:rPr>
-                <w:rFonts w:asciiTheme="majorHAnsi" w:hAnsiTheme="majorHAnsi" w:cstheme="minorHAnsi"/>
-                <w:sz w:val="20"/>
-                <w:rPrChange w:id="375" w:author="Petros Kontos" w:date="2026-09-15T22:13:00Z" w16du:dateUtc="2026-09-15T19:13:00Z">
-                  <w:rPr>
-                    <w:rFonts w:asciiTheme="minorHAnsi" w:hAnsiTheme="minorHAnsi" w:cstheme="minorHAnsi"/>
-                    <w:sz w:val="20"/>
-                  </w:rPr>
-                </w:rPrChange>
-              </w:rPr>
-              <w:t>92,19</w:t>
-            </w:r>
-          </w:p>
-        </w:tc>
-        <w:tc>
-          <w:tcPr>
-            <w:tcW w:w="0" w:type="auto"/>
-          </w:tcPr>
-          <w:p>
-            <w:pPr>
-              <w:rPr>
-                <w:rFonts w:asciiTheme="majorHAnsi" w:hAnsiTheme="majorHAnsi" w:cstheme="minorHAnsi"/>
-                <w:sz w:val="20"/>
-                <w:rPrChange w:id="376" w:author="Petros Kontos" w:date="2026-09-15T22:13:00Z" w16du:dateUtc="2026-09-15T19:13:00Z">
-                  <w:rPr>
-                    <w:rFonts w:asciiTheme="minorHAnsi" w:hAnsiTheme="minorHAnsi" w:cstheme="minorHAnsi"/>
-                    <w:sz w:val="20"/>
-                  </w:rPr>
-                </w:rPrChange>
-              </w:rPr>
-            </w:pPr>
-            <w:r>
-              <w:rPr>
-                <w:rFonts w:asciiTheme="majorHAnsi" w:hAnsiTheme="majorHAnsi" w:cstheme="minorHAnsi"/>
-                <w:sz w:val="20"/>
-                <w:rPrChange w:id="377" w:author="Petros Kontos" w:date="2026-09-15T22:13:00Z" w16du:dateUtc="2026-09-15T19:13:00Z">
-                  <w:rPr>
-                    <w:rFonts w:asciiTheme="minorHAnsi" w:hAnsiTheme="minorHAnsi" w:cstheme="minorHAnsi"/>
-                    <w:sz w:val="20"/>
-                  </w:rPr>
-                </w:rPrChange>
-              </w:rPr>
-              <w:t>93,84</w:t>
-            </w:r>
-          </w:p>
-        </w:tc>
-      </w:tr>
-      <w:tr>
-        <w:tc>
-          <w:tcPr>
-            <w:tcW w:w="0" w:type="auto"/>
-          </w:tcPr>
-          <w:p>
-            <w:pPr>
-              <w:rPr>
-                <w:rFonts w:asciiTheme="majorHAnsi" w:hAnsiTheme="majorHAnsi" w:cstheme="minorHAnsi"/>
-                <w:sz w:val="20"/>
-                <w:rPrChange w:id="378" w:author="Petros Kontos" w:date="2026-09-15T22:13:00Z" w16du:dateUtc="2026-09-15T19:13:00Z">
-                  <w:rPr>
-                    <w:rFonts w:asciiTheme="minorHAnsi" w:hAnsiTheme="minorHAnsi" w:cstheme="minorHAnsi"/>
-                    <w:sz w:val="20"/>
-                  </w:rPr>
-                </w:rPrChange>
-              </w:rPr>
-            </w:pPr>
-            <w:r>
-              <w:rPr>
-                <w:rFonts w:asciiTheme="majorHAnsi" w:hAnsiTheme="majorHAnsi" w:cstheme="minorHAnsi"/>
-                <w:sz w:val="20"/>
-                <w:rPrChange w:id="379" w:author="Petros Kontos" w:date="2026-09-15T22:13:00Z" w16du:dateUtc="2026-09-15T19:13:00Z">
-                  <w:rPr>
-                    <w:rFonts w:asciiTheme="minorHAnsi" w:hAnsiTheme="minorHAnsi" w:cstheme="minorHAnsi"/>
-                    <w:sz w:val="20"/>
-                  </w:rPr>
-                </w:rPrChange>
-              </w:rPr>
-              <w:t>EfficientNetB2 frozen</w:t>
-            </w:r>
-          </w:p>
-        </w:tc>
-        <w:tc>
-          <w:tcPr>
-            <w:tcW w:w="0" w:type="auto"/>
-          </w:tcPr>
-          <w:p>
-            <w:pPr>
-              <w:rPr>
-                <w:rFonts w:asciiTheme="majorHAnsi" w:hAnsiTheme="majorHAnsi" w:cstheme="minorHAnsi"/>
-                <w:sz w:val="20"/>
-                <w:rPrChange w:id="380" w:author="Petros Kontos" w:date="2026-09-15T22:13:00Z" w16du:dateUtc="2026-09-15T19:13:00Z">
-                  <w:rPr>
-                    <w:rFonts w:asciiTheme="minorHAnsi" w:hAnsiTheme="minorHAnsi" w:cstheme="minorHAnsi"/>
-                    <w:sz w:val="20"/>
-                  </w:rPr>
-                </w:rPrChange>
-              </w:rPr>
-            </w:pPr>
-            <w:r>
-              <w:rPr>
-                <w:rFonts w:asciiTheme="majorHAnsi" w:hAnsiTheme="majorHAnsi" w:cstheme="minorHAnsi"/>
-                <w:sz w:val="20"/>
-                <w:rPrChange w:id="381" w:author="Petros Kontos" w:date="2026-09-15T22:13:00Z" w16du:dateUtc="2026-09-15T19:13:00Z">
-                  <w:rPr>
-                    <w:rFonts w:asciiTheme="minorHAnsi" w:hAnsiTheme="minorHAnsi" w:cstheme="minorHAnsi"/>
-                    <w:sz w:val="20"/>
-                  </w:rPr>
-                </w:rPrChange>
-              </w:rPr>
-              <w:t>92,72</w:t>
-            </w:r>
-          </w:p>
-        </w:tc>
-        <w:tc>
-          <w:tcPr>
-            <w:tcW w:w="0" w:type="auto"/>
-          </w:tcPr>
-          <w:p>
-            <w:pPr>
-              <w:rPr>
-                <w:rFonts w:asciiTheme="majorHAnsi" w:hAnsiTheme="majorHAnsi" w:cstheme="minorHAnsi"/>
-                <w:sz w:val="20"/>
-                <w:rPrChange w:id="382" w:author="Petros Kontos" w:date="2026-09-15T22:13:00Z" w16du:dateUtc="2026-09-15T19:13:00Z">
-                  <w:rPr>
-                    <w:rFonts w:asciiTheme="minorHAnsi" w:hAnsiTheme="minorHAnsi" w:cstheme="minorHAnsi"/>
-                    <w:sz w:val="20"/>
-                  </w:rPr>
-                </w:rPrChange>
-              </w:rPr>
-            </w:pPr>
-            <w:r>
-              <w:rPr>
-                <w:rFonts w:asciiTheme="majorHAnsi" w:hAnsiTheme="majorHAnsi" w:cstheme="minorHAnsi"/>
-                <w:sz w:val="20"/>
-                <w:rPrChange w:id="383" w:author="Petros Kontos" w:date="2026-09-15T22:13:00Z" w16du:dateUtc="2026-09-15T19:13:00Z">
-                  <w:rPr>
-                    <w:rFonts w:asciiTheme="minorHAnsi" w:hAnsiTheme="minorHAnsi" w:cstheme="minorHAnsi"/>
-                    <w:sz w:val="20"/>
-                  </w:rPr>
-                </w:rPrChange>
-              </w:rPr>
-              <w:t>78,29</w:t>
-            </w:r>
-          </w:p>
-        </w:tc>
-        <w:tc>
-          <w:tcPr>
-            <w:tcW w:w="0" w:type="auto"/>
-          </w:tcPr>
-          <w:p>
-            <w:pPr>
-              <w:rPr>
-                <w:rFonts w:asciiTheme="majorHAnsi" w:hAnsiTheme="majorHAnsi" w:cstheme="minorHAnsi"/>
-                <w:sz w:val="20"/>
-                <w:rPrChange w:id="384" w:author="Petros Kontos" w:date="2026-09-15T22:13:00Z" w16du:dateUtc="2026-09-15T19:13:00Z">
-                  <w:rPr>
-                    <w:rFonts w:asciiTheme="minorHAnsi" w:hAnsiTheme="minorHAnsi" w:cstheme="minorHAnsi"/>
-                    <w:sz w:val="20"/>
-                  </w:rPr>
-                </w:rPrChange>
-              </w:rPr>
-            </w:pPr>
-            <w:r>
-              <w:rPr>
-                <w:rFonts w:asciiTheme="majorHAnsi" w:hAnsiTheme="majorHAnsi" w:cstheme="minorHAnsi"/>
-                <w:sz w:val="20"/>
-                <w:rPrChange w:id="385" w:author="Petros Kontos" w:date="2026-09-15T22:13:00Z" w16du:dateUtc="2026-09-15T19:13:00Z">
-                  <w:rPr>
-                    <w:rFonts w:asciiTheme="minorHAnsi" w:hAnsiTheme="minorHAnsi" w:cstheme="minorHAnsi"/>
-                    <w:sz w:val="20"/>
-                  </w:rPr>
-                </w:rPrChange>
-              </w:rPr>
-              <w:t>82,07</w:t>
-            </w:r>
-          </w:p>
-        </w:tc>
-        <w:tc>
-          <w:tcPr>
-            <w:tcW w:w="0" w:type="auto"/>
-          </w:tcPr>
-          <w:p>
-            <w:pPr>
-              <w:rPr>
-                <w:rFonts w:asciiTheme="majorHAnsi" w:hAnsiTheme="majorHAnsi" w:cstheme="minorHAnsi"/>
-                <w:sz w:val="20"/>
-                <w:rPrChange w:id="386" w:author="Petros Kontos" w:date="2026-09-15T22:13:00Z" w16du:dateUtc="2026-09-15T19:13:00Z">
-                  <w:rPr>
-                    <w:rFonts w:asciiTheme="minorHAnsi" w:hAnsiTheme="minorHAnsi" w:cstheme="minorHAnsi"/>
-                    <w:sz w:val="20"/>
-                  </w:rPr>
-                </w:rPrChange>
-              </w:rPr>
-            </w:pPr>
-            <w:r>
-              <w:rPr>
-                <w:rFonts w:asciiTheme="majorHAnsi" w:hAnsiTheme="majorHAnsi" w:cstheme="minorHAnsi"/>
-                <w:sz w:val="20"/>
-                <w:rPrChange w:id="387" w:author="Petros Kontos" w:date="2026-09-15T22:13:00Z" w16du:dateUtc="2026-09-15T19:13:00Z">
-                  <w:rPr>
-                    <w:rFonts w:asciiTheme="minorHAnsi" w:hAnsiTheme="minorHAnsi" w:cstheme="minorHAnsi"/>
-                    <w:sz w:val="20"/>
-                  </w:rPr>
-                </w:rPrChange>
-              </w:rPr>
-              <w:t>91,13</w:t>
-            </w:r>
-          </w:p>
-        </w:tc>
-        <w:tc>
-          <w:tcPr>
-            <w:tcW w:w="0" w:type="auto"/>
-          </w:tcPr>
-          <w:p>
-            <w:pPr>
-              <w:rPr>
-                <w:rFonts w:asciiTheme="majorHAnsi" w:hAnsiTheme="majorHAnsi" w:cstheme="minorHAnsi"/>
-                <w:sz w:val="20"/>
                 <w:rPrChange w:id="388" w:author="Petros Kontos" w:date="2026-09-15T22:13:00Z" w16du:dateUtc="2026-09-15T19:13:00Z">
                   <w:rPr>
                     <w:rFonts w:asciiTheme="minorHAnsi" w:hAnsiTheme="minorHAnsi" w:cstheme="minorHAnsi"/>
@@ -24175,29 +23823,8 @@
                 </w:rPrChange>
               </w:rPr>
             </w:pPr>
-            <w:r>
-              <w:rPr>
-                <w:rFonts w:asciiTheme="majorHAnsi" w:hAnsiTheme="majorHAnsi" w:cstheme="minorHAnsi"/>
-                <w:sz w:val="20"/>
-                <w:rPrChange w:id="389" w:author="Petros Kontos" w:date="2026-09-15T22:13:00Z" w16du:dateUtc="2026-09-15T19:13:00Z">
-                  <w:rPr>
-                    <w:rFonts w:asciiTheme="minorHAnsi" w:hAnsiTheme="minorHAnsi" w:cstheme="minorHAnsi"/>
-                    <w:sz w:val="20"/>
-                  </w:rPr>
-                </w:rPrChange>
-              </w:rPr>
-              <w:t>92,68</w:t>
-            </w:r>
-          </w:p>
-        </w:tc>
-      </w:tr>
-      <w:tr>
-        <w:tc>
-          <w:tcPr>
-            <w:tcW w:w="0" w:type="auto"/>
-          </w:tcPr>
-          <w:p>
-            <w:pPr>
+            <w:commentRangeStart w:id="389"/>
+            <w:r>
               <w:rPr>
                 <w:rFonts w:asciiTheme="majorHAnsi" w:hAnsiTheme="majorHAnsi" w:cstheme="minorHAnsi"/>
                 <w:sz w:val="20"/>
@@ -24208,19 +23835,25 @@
                   </w:rPr>
                 </w:rPrChange>
               </w:rPr>
-            </w:pPr>
-            <w:r>
-              <w:rPr>
+              <w:t>Μοντέλο</w:t>
+            </w:r>
+            <w:commentRangeEnd w:id="389"/>
+            <w:r>
+              <w:rPr>
+                <w:rStyle w:val="af1"/>
                 <w:rFonts w:asciiTheme="majorHAnsi" w:hAnsiTheme="majorHAnsi" w:cstheme="minorHAnsi"/>
                 <w:sz w:val="20"/>
+                <w:szCs w:val="20"/>
                 <w:rPrChange w:id="391" w:author="Petros Kontos" w:date="2026-09-15T22:13:00Z" w16du:dateUtc="2026-09-15T19:13:00Z">
                   <w:rPr>
+                    <w:rStyle w:val="af1"/>
                     <w:rFonts w:asciiTheme="minorHAnsi" w:hAnsiTheme="minorHAnsi" w:cstheme="minorHAnsi"/>
                     <w:sz w:val="20"/>
+                    <w:szCs w:val="20"/>
                   </w:rPr>
                 </w:rPrChange>
               </w:rPr>
-              <w:t>MobileNetV1 scratch</w:t>
+              <w:commentReference w:id="389"/>
             </w:r>
           </w:p>
         </w:tc>
@@ -24252,7 +23885,7 @@
                   </w:rPr>
                 </w:rPrChange>
               </w:rPr>
-              <w:t>94,02</w:t>
+              <w:t>Accuracy</w:t>
             </w:r>
           </w:p>
         </w:tc>
@@ -24284,7 +23917,7 @@
                   </w:rPr>
                 </w:rPrChange>
               </w:rPr>
-              <w:t>78,00</w:t>
+              <w:t>Macro-F1 (35)</w:t>
             </w:r>
           </w:p>
         </w:tc>
@@ -24316,7 +23949,7 @@
                   </w:rPr>
                 </w:rPrChange>
               </w:rPr>
-              <w:t>81,76</w:t>
+              <w:t>Χωρίς junk</w:t>
             </w:r>
           </w:p>
         </w:tc>
@@ -24348,7 +23981,7 @@
                   </w:rPr>
                 </w:rPrChange>
               </w:rPr>
-              <w:t>92,87</w:t>
+              <w:t>≥200 εικόνες</w:t>
             </w:r>
           </w:p>
         </w:tc>
@@ -24380,7 +24013,7 @@
                   </w:rPr>
                 </w:rPrChange>
               </w:rPr>
-              <w:t>94,19</w:t>
+              <w:t>≥200  χωρίς junk</w:t>
             </w:r>
           </w:p>
         </w:tc>
@@ -24414,7 +24047,7 @@
                   </w:rPr>
                 </w:rPrChange>
               </w:rPr>
-              <w:t>Custom CNN oversampling</w:t>
+              <w:t>ConvNeXtBase</w:t>
             </w:r>
           </w:p>
         </w:tc>
@@ -24446,7 +24079,7 @@
                   </w:rPr>
                 </w:rPrChange>
               </w:rPr>
-              <w:t>93,83</w:t>
+              <w:t>96,54</w:t>
             </w:r>
           </w:p>
         </w:tc>
@@ -24478,7 +24111,7 @@
                   </w:rPr>
                 </w:rPrChange>
               </w:rPr>
-              <w:t>76,80</w:t>
+              <w:t>91,15</w:t>
             </w:r>
           </w:p>
         </w:tc>
@@ -24510,7 +24143,7 @@
                   </w:rPr>
                 </w:rPrChange>
               </w:rPr>
-              <w:t>81,11</w:t>
+              <w:t>94,87</w:t>
             </w:r>
           </w:p>
         </w:tc>
@@ -24542,7 +24175,7 @@
                   </w:rPr>
                 </w:rPrChange>
               </w:rPr>
-              <w:t>92,64</w:t>
+              <w:t>95,91</w:t>
             </w:r>
           </w:p>
         </w:tc>
@@ -24574,7 +24207,7 @@
                   </w:rPr>
                 </w:rPrChange>
               </w:rPr>
-              <w:t>94,02</w:t>
+              <w:t>97,36</w:t>
             </w:r>
           </w:p>
         </w:tc>
@@ -24608,16 +24241,9 @@
                   </w:rPr>
                 </w:rPrChange>
               </w:rPr>
-              <w:t>Custom CNN</w:t>
-            </w:r>
-          </w:p>
-        </w:tc>
-        <w:tc>
-          <w:tcPr>
-            <w:tcW w:w="0" w:type="auto"/>
-          </w:tcPr>
-          <w:p>
-            <w:pPr>
+              <w:t>EfficientNetB2</w:t>
+            </w:r>
+            <w:r>
               <w:rPr>
                 <w:rFonts w:asciiTheme="majorHAnsi" w:hAnsiTheme="majorHAnsi" w:cstheme="minorHAnsi"/>
                 <w:sz w:val="20"/>
@@ -24628,7 +24254,8 @@
                   </w:rPr>
                 </w:rPrChange>
               </w:rPr>
-            </w:pPr>
+              <w:t xml:space="preserve"> </w:t>
+            </w:r>
             <w:r>
               <w:rPr>
                 <w:rFonts w:asciiTheme="majorHAnsi" w:hAnsiTheme="majorHAnsi" w:cstheme="minorHAnsi"/>
@@ -24640,7 +24267,7 @@
                   </w:rPr>
                 </w:rPrChange>
               </w:rPr>
-              <w:t>92,79</w:t>
+              <w:t>BN-locked</w:t>
             </w:r>
           </w:p>
         </w:tc>
@@ -24672,7 +24299,7 @@
                   </w:rPr>
                 </w:rPrChange>
               </w:rPr>
-              <w:t>74,39</w:t>
+              <w:t>95,39</w:t>
             </w:r>
           </w:p>
         </w:tc>
@@ -24704,7 +24331,7 @@
                   </w:rPr>
                 </w:rPrChange>
               </w:rPr>
-              <w:t>78,28</w:t>
+              <w:t>87,34</w:t>
             </w:r>
           </w:p>
         </w:tc>
@@ -24736,7 +24363,7 @@
                   </w:rPr>
                 </w:rPrChange>
               </w:rPr>
-              <w:t>90,74</w:t>
+              <w:t>91,27</w:t>
             </w:r>
           </w:p>
         </w:tc>
@@ -24768,12 +24395,10 @@
                   </w:rPr>
                 </w:rPrChange>
               </w:rPr>
-              <w:t>92,53</w:t>
-            </w:r>
-          </w:p>
-        </w:tc>
-      </w:tr>
-      <w:tr>
+              <w:t>94,31</w:t>
+            </w:r>
+          </w:p>
+        </w:tc>
         <w:tc>
           <w:tcPr>
             <w:tcW w:w="0" w:type="auto"/>
@@ -24802,10 +24427,12 @@
                   </w:rPr>
                 </w:rPrChange>
               </w:rPr>
-              <w:t>MobileNetV1 full unfreeze</w:t>
-            </w:r>
-          </w:p>
-        </w:tc>
+              <w:t>95,70</w:t>
+            </w:r>
+          </w:p>
+        </w:tc>
+      </w:tr>
+      <w:tr>
         <w:tc>
           <w:tcPr>
             <w:tcW w:w="0" w:type="auto"/>
@@ -24834,7 +24461,7 @@
                   </w:rPr>
                 </w:rPrChange>
               </w:rPr>
-              <w:t>89,59</w:t>
+              <w:t>EfficientNetB2 oversampling</w:t>
             </w:r>
           </w:p>
         </w:tc>
@@ -24866,7 +24493,7 @@
                   </w:rPr>
                 </w:rPrChange>
               </w:rPr>
-              <w:t>73,83</w:t>
+              <w:t>95,13</w:t>
             </w:r>
           </w:p>
         </w:tc>
@@ -24898,7 +24525,7 @@
                   </w:rPr>
                 </w:rPrChange>
               </w:rPr>
-              <w:t>78,43</w:t>
+              <w:t>86,33</w:t>
             </w:r>
           </w:p>
         </w:tc>
@@ -24930,7 +24557,7 @@
                   </w:rPr>
                 </w:rPrChange>
               </w:rPr>
-              <w:t>88,48</w:t>
+              <w:t>90,48</w:t>
             </w:r>
           </w:p>
         </w:tc>
@@ -24962,12 +24589,10 @@
                   </w:rPr>
                 </w:rPrChange>
               </w:rPr>
-              <w:t>89,91</w:t>
-            </w:r>
-          </w:p>
-        </w:tc>
-      </w:tr>
-      <w:tr>
+              <w:t>93,99</w:t>
+            </w:r>
+          </w:p>
+        </w:tc>
         <w:tc>
           <w:tcPr>
             <w:tcW w:w="0" w:type="auto"/>
@@ -24996,10 +24621,12 @@
                   </w:rPr>
                 </w:rPrChange>
               </w:rPr>
-              <w:t>EfficientNetB2 full unfreeze</w:t>
-            </w:r>
-          </w:p>
-        </w:tc>
+              <w:t>95,48</w:t>
+            </w:r>
+          </w:p>
+        </w:tc>
+      </w:tr>
+      <w:tr>
         <w:tc>
           <w:tcPr>
             <w:tcW w:w="0" w:type="auto"/>
@@ -25028,7 +24655,7 @@
                   </w:rPr>
                 </w:rPrChange>
               </w:rPr>
-              <w:t>81,72</w:t>
+              <w:t>MobileNetV1 frozen</w:t>
             </w:r>
           </w:p>
         </w:tc>
@@ -25060,7 +24687,7 @@
                   </w:rPr>
                 </w:rPrChange>
               </w:rPr>
-              <w:t>58,26</w:t>
+              <w:t>93,79</w:t>
             </w:r>
           </w:p>
         </w:tc>
@@ -25092,7 +24719,7 @@
                   </w:rPr>
                 </w:rPrChange>
               </w:rPr>
-              <w:t>61,97</w:t>
+              <w:t>84,59</w:t>
             </w:r>
           </w:p>
         </w:tc>
@@ -25124,7 +24751,7 @@
                   </w:rPr>
                 </w:rPrChange>
               </w:rPr>
-              <w:t>76,70</w:t>
+              <w:t>89,23</w:t>
             </w:r>
           </w:p>
         </w:tc>
@@ -25134,7 +24761,6 @@
           </w:tcPr>
           <w:p>
             <w:pPr>
-              <w:keepNext/>
               <w:rPr>
                 <w:rFonts w:asciiTheme="majorHAnsi" w:hAnsiTheme="majorHAnsi" w:cstheme="minorHAnsi"/>
                 <w:sz w:val="20"/>
@@ -25157,6 +24783,1591 @@
                   </w:rPr>
                 </w:rPrChange>
               </w:rPr>
+              <w:t>92,66</w:t>
+            </w:r>
+          </w:p>
+        </w:tc>
+        <w:tc>
+          <w:tcPr>
+            <w:tcW w:w="0" w:type="auto"/>
+          </w:tcPr>
+          <w:p>
+            <w:pPr>
+              <w:rPr>
+                <w:rFonts w:asciiTheme="majorHAnsi" w:hAnsiTheme="majorHAnsi" w:cstheme="minorHAnsi"/>
+                <w:sz w:val="20"/>
+                <w:rPrChange w:id="450" w:author="Petros Kontos" w:date="2026-09-15T22:13:00Z" w16du:dateUtc="2026-09-15T19:13:00Z">
+                  <w:rPr>
+                    <w:rFonts w:asciiTheme="minorHAnsi" w:hAnsiTheme="minorHAnsi" w:cstheme="minorHAnsi"/>
+                    <w:sz w:val="20"/>
+                  </w:rPr>
+                </w:rPrChange>
+              </w:rPr>
+            </w:pPr>
+            <w:r>
+              <w:rPr>
+                <w:rFonts w:asciiTheme="majorHAnsi" w:hAnsiTheme="majorHAnsi" w:cstheme="minorHAnsi"/>
+                <w:sz w:val="20"/>
+                <w:rPrChange w:id="451" w:author="Petros Kontos" w:date="2026-09-15T22:13:00Z" w16du:dateUtc="2026-09-15T19:13:00Z">
+                  <w:rPr>
+                    <w:rFonts w:asciiTheme="minorHAnsi" w:hAnsiTheme="minorHAnsi" w:cstheme="minorHAnsi"/>
+                    <w:sz w:val="20"/>
+                  </w:rPr>
+                </w:rPrChange>
+              </w:rPr>
+              <w:t>94,35</w:t>
+            </w:r>
+          </w:p>
+        </w:tc>
+      </w:tr>
+      <w:tr>
+        <w:tc>
+          <w:tcPr>
+            <w:tcW w:w="0" w:type="auto"/>
+          </w:tcPr>
+          <w:p>
+            <w:pPr>
+              <w:rPr>
+                <w:rFonts w:asciiTheme="majorHAnsi" w:hAnsiTheme="majorHAnsi" w:cstheme="minorHAnsi"/>
+                <w:sz w:val="20"/>
+                <w:rPrChange w:id="452" w:author="Petros Kontos" w:date="2026-09-15T22:13:00Z" w16du:dateUtc="2026-09-15T19:13:00Z">
+                  <w:rPr>
+                    <w:rFonts w:asciiTheme="minorHAnsi" w:hAnsiTheme="minorHAnsi" w:cstheme="minorHAnsi"/>
+                    <w:sz w:val="20"/>
+                  </w:rPr>
+                </w:rPrChange>
+              </w:rPr>
+            </w:pPr>
+            <w:r>
+              <w:rPr>
+                <w:rFonts w:asciiTheme="majorHAnsi" w:hAnsiTheme="majorHAnsi" w:cstheme="minorHAnsi"/>
+                <w:sz w:val="20"/>
+                <w:rPrChange w:id="453" w:author="Petros Kontos" w:date="2026-09-15T22:13:00Z" w16du:dateUtc="2026-09-15T19:13:00Z">
+                  <w:rPr>
+                    <w:rFonts w:asciiTheme="minorHAnsi" w:hAnsiTheme="minorHAnsi" w:cstheme="minorHAnsi"/>
+                    <w:sz w:val="20"/>
+                  </w:rPr>
+                </w:rPrChange>
+              </w:rPr>
+              <w:t>MobileNetV1 BN-locked</w:t>
+            </w:r>
+          </w:p>
+        </w:tc>
+        <w:tc>
+          <w:tcPr>
+            <w:tcW w:w="0" w:type="auto"/>
+          </w:tcPr>
+          <w:p>
+            <w:pPr>
+              <w:rPr>
+                <w:rFonts w:asciiTheme="majorHAnsi" w:hAnsiTheme="majorHAnsi" w:cstheme="minorHAnsi"/>
+                <w:sz w:val="20"/>
+                <w:rPrChange w:id="454" w:author="Petros Kontos" w:date="2026-09-15T22:13:00Z" w16du:dateUtc="2026-09-15T19:13:00Z">
+                  <w:rPr>
+                    <w:rFonts w:asciiTheme="minorHAnsi" w:hAnsiTheme="minorHAnsi" w:cstheme="minorHAnsi"/>
+                    <w:sz w:val="20"/>
+                  </w:rPr>
+                </w:rPrChange>
+              </w:rPr>
+            </w:pPr>
+            <w:r>
+              <w:rPr>
+                <w:rFonts w:asciiTheme="majorHAnsi" w:hAnsiTheme="majorHAnsi" w:cstheme="minorHAnsi"/>
+                <w:sz w:val="20"/>
+                <w:rPrChange w:id="455" w:author="Petros Kontos" w:date="2026-09-15T22:13:00Z" w16du:dateUtc="2026-09-15T19:13:00Z">
+                  <w:rPr>
+                    <w:rFonts w:asciiTheme="minorHAnsi" w:hAnsiTheme="minorHAnsi" w:cstheme="minorHAnsi"/>
+                    <w:sz w:val="20"/>
+                  </w:rPr>
+                </w:rPrChange>
+              </w:rPr>
+              <w:t>94,83</w:t>
+            </w:r>
+          </w:p>
+        </w:tc>
+        <w:tc>
+          <w:tcPr>
+            <w:tcW w:w="0" w:type="auto"/>
+          </w:tcPr>
+          <w:p>
+            <w:pPr>
+              <w:rPr>
+                <w:rFonts w:asciiTheme="majorHAnsi" w:hAnsiTheme="majorHAnsi" w:cstheme="minorHAnsi"/>
+                <w:sz w:val="20"/>
+                <w:rPrChange w:id="456" w:author="Petros Kontos" w:date="2026-09-15T22:13:00Z" w16du:dateUtc="2026-09-15T19:13:00Z">
+                  <w:rPr>
+                    <w:rFonts w:asciiTheme="minorHAnsi" w:hAnsiTheme="minorHAnsi" w:cstheme="minorHAnsi"/>
+                    <w:sz w:val="20"/>
+                  </w:rPr>
+                </w:rPrChange>
+              </w:rPr>
+            </w:pPr>
+            <w:r>
+              <w:rPr>
+                <w:rFonts w:asciiTheme="majorHAnsi" w:hAnsiTheme="majorHAnsi" w:cstheme="minorHAnsi"/>
+                <w:sz w:val="20"/>
+                <w:rPrChange w:id="457" w:author="Petros Kontos" w:date="2026-09-15T22:13:00Z" w16du:dateUtc="2026-09-15T19:13:00Z">
+                  <w:rPr>
+                    <w:rFonts w:asciiTheme="minorHAnsi" w:hAnsiTheme="minorHAnsi" w:cstheme="minorHAnsi"/>
+                    <w:sz w:val="20"/>
+                  </w:rPr>
+                </w:rPrChange>
+              </w:rPr>
+              <w:t>83,39</w:t>
+            </w:r>
+          </w:p>
+        </w:tc>
+        <w:tc>
+          <w:tcPr>
+            <w:tcW w:w="0" w:type="auto"/>
+          </w:tcPr>
+          <w:p>
+            <w:pPr>
+              <w:rPr>
+                <w:rFonts w:asciiTheme="majorHAnsi" w:hAnsiTheme="majorHAnsi" w:cstheme="minorHAnsi"/>
+                <w:sz w:val="20"/>
+                <w:rPrChange w:id="458" w:author="Petros Kontos" w:date="2026-09-15T22:13:00Z" w16du:dateUtc="2026-09-15T19:13:00Z">
+                  <w:rPr>
+                    <w:rFonts w:asciiTheme="minorHAnsi" w:hAnsiTheme="minorHAnsi" w:cstheme="minorHAnsi"/>
+                    <w:sz w:val="20"/>
+                  </w:rPr>
+                </w:rPrChange>
+              </w:rPr>
+            </w:pPr>
+            <w:r>
+              <w:rPr>
+                <w:rFonts w:asciiTheme="majorHAnsi" w:hAnsiTheme="majorHAnsi" w:cstheme="minorHAnsi"/>
+                <w:sz w:val="20"/>
+                <w:rPrChange w:id="459" w:author="Petros Kontos" w:date="2026-09-15T22:13:00Z" w16du:dateUtc="2026-09-15T19:13:00Z">
+                  <w:rPr>
+                    <w:rFonts w:asciiTheme="minorHAnsi" w:hAnsiTheme="minorHAnsi" w:cstheme="minorHAnsi"/>
+                    <w:sz w:val="20"/>
+                  </w:rPr>
+                </w:rPrChange>
+              </w:rPr>
+              <w:t>87,36</w:t>
+            </w:r>
+          </w:p>
+        </w:tc>
+        <w:tc>
+          <w:tcPr>
+            <w:tcW w:w="0" w:type="auto"/>
+          </w:tcPr>
+          <w:p>
+            <w:pPr>
+              <w:rPr>
+                <w:rFonts w:asciiTheme="majorHAnsi" w:hAnsiTheme="majorHAnsi" w:cstheme="minorHAnsi"/>
+                <w:sz w:val="20"/>
+                <w:rPrChange w:id="460" w:author="Petros Kontos" w:date="2026-09-15T22:13:00Z" w16du:dateUtc="2026-09-15T19:13:00Z">
+                  <w:rPr>
+                    <w:rFonts w:asciiTheme="minorHAnsi" w:hAnsiTheme="minorHAnsi" w:cstheme="minorHAnsi"/>
+                    <w:sz w:val="20"/>
+                  </w:rPr>
+                </w:rPrChange>
+              </w:rPr>
+            </w:pPr>
+            <w:r>
+              <w:rPr>
+                <w:rFonts w:asciiTheme="majorHAnsi" w:hAnsiTheme="majorHAnsi" w:cstheme="minorHAnsi"/>
+                <w:sz w:val="20"/>
+                <w:rPrChange w:id="461" w:author="Petros Kontos" w:date="2026-09-15T22:13:00Z" w16du:dateUtc="2026-09-15T19:13:00Z">
+                  <w:rPr>
+                    <w:rFonts w:asciiTheme="minorHAnsi" w:hAnsiTheme="minorHAnsi" w:cstheme="minorHAnsi"/>
+                    <w:sz w:val="20"/>
+                  </w:rPr>
+                </w:rPrChange>
+              </w:rPr>
+              <w:t>93,93</w:t>
+            </w:r>
+          </w:p>
+        </w:tc>
+        <w:tc>
+          <w:tcPr>
+            <w:tcW w:w="0" w:type="auto"/>
+          </w:tcPr>
+          <w:p>
+            <w:pPr>
+              <w:rPr>
+                <w:rFonts w:asciiTheme="majorHAnsi" w:hAnsiTheme="majorHAnsi" w:cstheme="minorHAnsi"/>
+                <w:sz w:val="20"/>
+                <w:rPrChange w:id="462" w:author="Petros Kontos" w:date="2026-09-15T22:13:00Z" w16du:dateUtc="2026-09-15T19:13:00Z">
+                  <w:rPr>
+                    <w:rFonts w:asciiTheme="minorHAnsi" w:hAnsiTheme="minorHAnsi" w:cstheme="minorHAnsi"/>
+                    <w:sz w:val="20"/>
+                  </w:rPr>
+                </w:rPrChange>
+              </w:rPr>
+            </w:pPr>
+            <w:r>
+              <w:rPr>
+                <w:rFonts w:asciiTheme="majorHAnsi" w:hAnsiTheme="majorHAnsi" w:cstheme="minorHAnsi"/>
+                <w:sz w:val="20"/>
+                <w:rPrChange w:id="463" w:author="Petros Kontos" w:date="2026-09-15T22:13:00Z" w16du:dateUtc="2026-09-15T19:13:00Z">
+                  <w:rPr>
+                    <w:rFonts w:asciiTheme="minorHAnsi" w:hAnsiTheme="minorHAnsi" w:cstheme="minorHAnsi"/>
+                    <w:sz w:val="20"/>
+                  </w:rPr>
+                </w:rPrChange>
+              </w:rPr>
+              <w:t>95,70</w:t>
+            </w:r>
+          </w:p>
+        </w:tc>
+      </w:tr>
+      <w:tr>
+        <w:tc>
+          <w:tcPr>
+            <w:tcW w:w="0" w:type="auto"/>
+          </w:tcPr>
+          <w:p>
+            <w:pPr>
+              <w:rPr>
+                <w:rFonts w:asciiTheme="majorHAnsi" w:hAnsiTheme="majorHAnsi" w:cstheme="minorHAnsi"/>
+                <w:sz w:val="20"/>
+                <w:rPrChange w:id="464" w:author="Petros Kontos" w:date="2026-09-15T22:13:00Z" w16du:dateUtc="2026-09-15T19:13:00Z">
+                  <w:rPr>
+                    <w:rFonts w:asciiTheme="minorHAnsi" w:hAnsiTheme="minorHAnsi" w:cstheme="minorHAnsi"/>
+                    <w:sz w:val="20"/>
+                  </w:rPr>
+                </w:rPrChange>
+              </w:rPr>
+            </w:pPr>
+            <w:r>
+              <w:rPr>
+                <w:rFonts w:asciiTheme="majorHAnsi" w:hAnsiTheme="majorHAnsi" w:cstheme="minorHAnsi"/>
+                <w:sz w:val="20"/>
+                <w:rPrChange w:id="465" w:author="Petros Kontos" w:date="2026-09-15T22:13:00Z" w16du:dateUtc="2026-09-15T19:13:00Z">
+                  <w:rPr>
+                    <w:rFonts w:asciiTheme="minorHAnsi" w:hAnsiTheme="minorHAnsi" w:cstheme="minorHAnsi"/>
+                    <w:sz w:val="20"/>
+                  </w:rPr>
+                </w:rPrChange>
+              </w:rPr>
+              <w:t>EfficientNetB2 scratch</w:t>
+            </w:r>
+          </w:p>
+        </w:tc>
+        <w:tc>
+          <w:tcPr>
+            <w:tcW w:w="0" w:type="auto"/>
+          </w:tcPr>
+          <w:p>
+            <w:pPr>
+              <w:rPr>
+                <w:rFonts w:asciiTheme="majorHAnsi" w:hAnsiTheme="majorHAnsi" w:cstheme="minorHAnsi"/>
+                <w:sz w:val="20"/>
+                <w:rPrChange w:id="466" w:author="Petros Kontos" w:date="2026-09-15T22:13:00Z" w16du:dateUtc="2026-09-15T19:13:00Z">
+                  <w:rPr>
+                    <w:rFonts w:asciiTheme="minorHAnsi" w:hAnsiTheme="minorHAnsi" w:cstheme="minorHAnsi"/>
+                    <w:sz w:val="20"/>
+                  </w:rPr>
+                </w:rPrChange>
+              </w:rPr>
+            </w:pPr>
+            <w:r>
+              <w:rPr>
+                <w:rFonts w:asciiTheme="majorHAnsi" w:hAnsiTheme="majorHAnsi" w:cstheme="minorHAnsi"/>
+                <w:sz w:val="20"/>
+                <w:rPrChange w:id="467" w:author="Petros Kontos" w:date="2026-09-15T22:13:00Z" w16du:dateUtc="2026-09-15T19:13:00Z">
+                  <w:rPr>
+                    <w:rFonts w:asciiTheme="minorHAnsi" w:hAnsiTheme="minorHAnsi" w:cstheme="minorHAnsi"/>
+                    <w:sz w:val="20"/>
+                  </w:rPr>
+                </w:rPrChange>
+              </w:rPr>
+              <w:t>94,20</w:t>
+            </w:r>
+          </w:p>
+        </w:tc>
+        <w:tc>
+          <w:tcPr>
+            <w:tcW w:w="0" w:type="auto"/>
+          </w:tcPr>
+          <w:p>
+            <w:pPr>
+              <w:rPr>
+                <w:rFonts w:asciiTheme="majorHAnsi" w:hAnsiTheme="majorHAnsi" w:cstheme="minorHAnsi"/>
+                <w:sz w:val="20"/>
+                <w:rPrChange w:id="468" w:author="Petros Kontos" w:date="2026-09-15T22:13:00Z" w16du:dateUtc="2026-09-15T19:13:00Z">
+                  <w:rPr>
+                    <w:rFonts w:asciiTheme="minorHAnsi" w:hAnsiTheme="minorHAnsi" w:cstheme="minorHAnsi"/>
+                    <w:sz w:val="20"/>
+                  </w:rPr>
+                </w:rPrChange>
+              </w:rPr>
+            </w:pPr>
+            <w:r>
+              <w:rPr>
+                <w:rFonts w:asciiTheme="majorHAnsi" w:hAnsiTheme="majorHAnsi" w:cstheme="minorHAnsi"/>
+                <w:sz w:val="20"/>
+                <w:rPrChange w:id="469" w:author="Petros Kontos" w:date="2026-09-15T22:13:00Z" w16du:dateUtc="2026-09-15T19:13:00Z">
+                  <w:rPr>
+                    <w:rFonts w:asciiTheme="minorHAnsi" w:hAnsiTheme="minorHAnsi" w:cstheme="minorHAnsi"/>
+                    <w:sz w:val="20"/>
+                  </w:rPr>
+                </w:rPrChange>
+              </w:rPr>
+              <w:t>79,08</w:t>
+            </w:r>
+          </w:p>
+        </w:tc>
+        <w:tc>
+          <w:tcPr>
+            <w:tcW w:w="0" w:type="auto"/>
+          </w:tcPr>
+          <w:p>
+            <w:pPr>
+              <w:rPr>
+                <w:rFonts w:asciiTheme="majorHAnsi" w:hAnsiTheme="majorHAnsi" w:cstheme="minorHAnsi"/>
+                <w:sz w:val="20"/>
+                <w:rPrChange w:id="470" w:author="Petros Kontos" w:date="2026-09-15T22:13:00Z" w16du:dateUtc="2026-09-15T19:13:00Z">
+                  <w:rPr>
+                    <w:rFonts w:asciiTheme="minorHAnsi" w:hAnsiTheme="minorHAnsi" w:cstheme="minorHAnsi"/>
+                    <w:sz w:val="20"/>
+                  </w:rPr>
+                </w:rPrChange>
+              </w:rPr>
+            </w:pPr>
+            <w:r>
+              <w:rPr>
+                <w:rFonts w:asciiTheme="majorHAnsi" w:hAnsiTheme="majorHAnsi" w:cstheme="minorHAnsi"/>
+                <w:sz w:val="20"/>
+                <w:rPrChange w:id="471" w:author="Petros Kontos" w:date="2026-09-15T22:13:00Z" w16du:dateUtc="2026-09-15T19:13:00Z">
+                  <w:rPr>
+                    <w:rFonts w:asciiTheme="minorHAnsi" w:hAnsiTheme="minorHAnsi" w:cstheme="minorHAnsi"/>
+                    <w:sz w:val="20"/>
+                  </w:rPr>
+                </w:rPrChange>
+              </w:rPr>
+              <w:t>83,30</w:t>
+            </w:r>
+          </w:p>
+        </w:tc>
+        <w:tc>
+          <w:tcPr>
+            <w:tcW w:w="0" w:type="auto"/>
+          </w:tcPr>
+          <w:p>
+            <w:pPr>
+              <w:rPr>
+                <w:rFonts w:asciiTheme="majorHAnsi" w:hAnsiTheme="majorHAnsi" w:cstheme="minorHAnsi"/>
+                <w:sz w:val="20"/>
+                <w:rPrChange w:id="472" w:author="Petros Kontos" w:date="2026-09-15T22:13:00Z" w16du:dateUtc="2026-09-15T19:13:00Z">
+                  <w:rPr>
+                    <w:rFonts w:asciiTheme="minorHAnsi" w:hAnsiTheme="minorHAnsi" w:cstheme="minorHAnsi"/>
+                    <w:sz w:val="20"/>
+                  </w:rPr>
+                </w:rPrChange>
+              </w:rPr>
+            </w:pPr>
+            <w:r>
+              <w:rPr>
+                <w:rFonts w:asciiTheme="majorHAnsi" w:hAnsiTheme="majorHAnsi" w:cstheme="minorHAnsi"/>
+                <w:sz w:val="20"/>
+                <w:rPrChange w:id="473" w:author="Petros Kontos" w:date="2026-09-15T22:13:00Z" w16du:dateUtc="2026-09-15T19:13:00Z">
+                  <w:rPr>
+                    <w:rFonts w:asciiTheme="minorHAnsi" w:hAnsiTheme="minorHAnsi" w:cstheme="minorHAnsi"/>
+                    <w:sz w:val="20"/>
+                  </w:rPr>
+                </w:rPrChange>
+              </w:rPr>
+              <w:t>92,19</w:t>
+            </w:r>
+          </w:p>
+        </w:tc>
+        <w:tc>
+          <w:tcPr>
+            <w:tcW w:w="0" w:type="auto"/>
+          </w:tcPr>
+          <w:p>
+            <w:pPr>
+              <w:rPr>
+                <w:rFonts w:asciiTheme="majorHAnsi" w:hAnsiTheme="majorHAnsi" w:cstheme="minorHAnsi"/>
+                <w:sz w:val="20"/>
+                <w:rPrChange w:id="474" w:author="Petros Kontos" w:date="2026-09-15T22:13:00Z" w16du:dateUtc="2026-09-15T19:13:00Z">
+                  <w:rPr>
+                    <w:rFonts w:asciiTheme="minorHAnsi" w:hAnsiTheme="minorHAnsi" w:cstheme="minorHAnsi"/>
+                    <w:sz w:val="20"/>
+                  </w:rPr>
+                </w:rPrChange>
+              </w:rPr>
+            </w:pPr>
+            <w:r>
+              <w:rPr>
+                <w:rFonts w:asciiTheme="majorHAnsi" w:hAnsiTheme="majorHAnsi" w:cstheme="minorHAnsi"/>
+                <w:sz w:val="20"/>
+                <w:rPrChange w:id="475" w:author="Petros Kontos" w:date="2026-09-15T22:13:00Z" w16du:dateUtc="2026-09-15T19:13:00Z">
+                  <w:rPr>
+                    <w:rFonts w:asciiTheme="minorHAnsi" w:hAnsiTheme="minorHAnsi" w:cstheme="minorHAnsi"/>
+                    <w:sz w:val="20"/>
+                  </w:rPr>
+                </w:rPrChange>
+              </w:rPr>
+              <w:t>93,84</w:t>
+            </w:r>
+          </w:p>
+        </w:tc>
+      </w:tr>
+      <w:tr>
+        <w:tc>
+          <w:tcPr>
+            <w:tcW w:w="0" w:type="auto"/>
+          </w:tcPr>
+          <w:p>
+            <w:pPr>
+              <w:rPr>
+                <w:rFonts w:asciiTheme="majorHAnsi" w:hAnsiTheme="majorHAnsi" w:cstheme="minorHAnsi"/>
+                <w:sz w:val="20"/>
+                <w:rPrChange w:id="476" w:author="Petros Kontos" w:date="2026-09-15T22:13:00Z" w16du:dateUtc="2026-09-15T19:13:00Z">
+                  <w:rPr>
+                    <w:rFonts w:asciiTheme="minorHAnsi" w:hAnsiTheme="minorHAnsi" w:cstheme="minorHAnsi"/>
+                    <w:sz w:val="20"/>
+                  </w:rPr>
+                </w:rPrChange>
+              </w:rPr>
+            </w:pPr>
+            <w:r>
+              <w:rPr>
+                <w:rFonts w:asciiTheme="majorHAnsi" w:hAnsiTheme="majorHAnsi" w:cstheme="minorHAnsi"/>
+                <w:sz w:val="20"/>
+                <w:rPrChange w:id="477" w:author="Petros Kontos" w:date="2026-09-15T22:13:00Z" w16du:dateUtc="2026-09-15T19:13:00Z">
+                  <w:rPr>
+                    <w:rFonts w:asciiTheme="minorHAnsi" w:hAnsiTheme="minorHAnsi" w:cstheme="minorHAnsi"/>
+                    <w:sz w:val="20"/>
+                  </w:rPr>
+                </w:rPrChange>
+              </w:rPr>
+              <w:t>EfficientNetB2 frozen</w:t>
+            </w:r>
+          </w:p>
+        </w:tc>
+        <w:tc>
+          <w:tcPr>
+            <w:tcW w:w="0" w:type="auto"/>
+          </w:tcPr>
+          <w:p>
+            <w:pPr>
+              <w:rPr>
+                <w:rFonts w:asciiTheme="majorHAnsi" w:hAnsiTheme="majorHAnsi" w:cstheme="minorHAnsi"/>
+                <w:sz w:val="20"/>
+                <w:rPrChange w:id="478" w:author="Petros Kontos" w:date="2026-09-15T22:13:00Z" w16du:dateUtc="2026-09-15T19:13:00Z">
+                  <w:rPr>
+                    <w:rFonts w:asciiTheme="minorHAnsi" w:hAnsiTheme="minorHAnsi" w:cstheme="minorHAnsi"/>
+                    <w:sz w:val="20"/>
+                  </w:rPr>
+                </w:rPrChange>
+              </w:rPr>
+            </w:pPr>
+            <w:r>
+              <w:rPr>
+                <w:rFonts w:asciiTheme="majorHAnsi" w:hAnsiTheme="majorHAnsi" w:cstheme="minorHAnsi"/>
+                <w:sz w:val="20"/>
+                <w:rPrChange w:id="479" w:author="Petros Kontos" w:date="2026-09-15T22:13:00Z" w16du:dateUtc="2026-09-15T19:13:00Z">
+                  <w:rPr>
+                    <w:rFonts w:asciiTheme="minorHAnsi" w:hAnsiTheme="minorHAnsi" w:cstheme="minorHAnsi"/>
+                    <w:sz w:val="20"/>
+                  </w:rPr>
+                </w:rPrChange>
+              </w:rPr>
+              <w:t>92,72</w:t>
+            </w:r>
+          </w:p>
+        </w:tc>
+        <w:tc>
+          <w:tcPr>
+            <w:tcW w:w="0" w:type="auto"/>
+          </w:tcPr>
+          <w:p>
+            <w:pPr>
+              <w:rPr>
+                <w:rFonts w:asciiTheme="majorHAnsi" w:hAnsiTheme="majorHAnsi" w:cstheme="minorHAnsi"/>
+                <w:sz w:val="20"/>
+                <w:rPrChange w:id="480" w:author="Petros Kontos" w:date="2026-09-15T22:13:00Z" w16du:dateUtc="2026-09-15T19:13:00Z">
+                  <w:rPr>
+                    <w:rFonts w:asciiTheme="minorHAnsi" w:hAnsiTheme="minorHAnsi" w:cstheme="minorHAnsi"/>
+                    <w:sz w:val="20"/>
+                  </w:rPr>
+                </w:rPrChange>
+              </w:rPr>
+            </w:pPr>
+            <w:r>
+              <w:rPr>
+                <w:rFonts w:asciiTheme="majorHAnsi" w:hAnsiTheme="majorHAnsi" w:cstheme="minorHAnsi"/>
+                <w:sz w:val="20"/>
+                <w:rPrChange w:id="481" w:author="Petros Kontos" w:date="2026-09-15T22:13:00Z" w16du:dateUtc="2026-09-15T19:13:00Z">
+                  <w:rPr>
+                    <w:rFonts w:asciiTheme="minorHAnsi" w:hAnsiTheme="minorHAnsi" w:cstheme="minorHAnsi"/>
+                    <w:sz w:val="20"/>
+                  </w:rPr>
+                </w:rPrChange>
+              </w:rPr>
+              <w:t>78,29</w:t>
+            </w:r>
+          </w:p>
+        </w:tc>
+        <w:tc>
+          <w:tcPr>
+            <w:tcW w:w="0" w:type="auto"/>
+          </w:tcPr>
+          <w:p>
+            <w:pPr>
+              <w:rPr>
+                <w:rFonts w:asciiTheme="majorHAnsi" w:hAnsiTheme="majorHAnsi" w:cstheme="minorHAnsi"/>
+                <w:sz w:val="20"/>
+                <w:rPrChange w:id="482" w:author="Petros Kontos" w:date="2026-09-15T22:13:00Z" w16du:dateUtc="2026-09-15T19:13:00Z">
+                  <w:rPr>
+                    <w:rFonts w:asciiTheme="minorHAnsi" w:hAnsiTheme="minorHAnsi" w:cstheme="minorHAnsi"/>
+                    <w:sz w:val="20"/>
+                  </w:rPr>
+                </w:rPrChange>
+              </w:rPr>
+            </w:pPr>
+            <w:r>
+              <w:rPr>
+                <w:rFonts w:asciiTheme="majorHAnsi" w:hAnsiTheme="majorHAnsi" w:cstheme="minorHAnsi"/>
+                <w:sz w:val="20"/>
+                <w:rPrChange w:id="483" w:author="Petros Kontos" w:date="2026-09-15T22:13:00Z" w16du:dateUtc="2026-09-15T19:13:00Z">
+                  <w:rPr>
+                    <w:rFonts w:asciiTheme="minorHAnsi" w:hAnsiTheme="minorHAnsi" w:cstheme="minorHAnsi"/>
+                    <w:sz w:val="20"/>
+                  </w:rPr>
+                </w:rPrChange>
+              </w:rPr>
+              <w:t>82,07</w:t>
+            </w:r>
+          </w:p>
+        </w:tc>
+        <w:tc>
+          <w:tcPr>
+            <w:tcW w:w="0" w:type="auto"/>
+          </w:tcPr>
+          <w:p>
+            <w:pPr>
+              <w:rPr>
+                <w:rFonts w:asciiTheme="majorHAnsi" w:hAnsiTheme="majorHAnsi" w:cstheme="minorHAnsi"/>
+                <w:sz w:val="20"/>
+                <w:rPrChange w:id="484" w:author="Petros Kontos" w:date="2026-09-15T22:13:00Z" w16du:dateUtc="2026-09-15T19:13:00Z">
+                  <w:rPr>
+                    <w:rFonts w:asciiTheme="minorHAnsi" w:hAnsiTheme="minorHAnsi" w:cstheme="minorHAnsi"/>
+                    <w:sz w:val="20"/>
+                  </w:rPr>
+                </w:rPrChange>
+              </w:rPr>
+            </w:pPr>
+            <w:r>
+              <w:rPr>
+                <w:rFonts w:asciiTheme="majorHAnsi" w:hAnsiTheme="majorHAnsi" w:cstheme="minorHAnsi"/>
+                <w:sz w:val="20"/>
+                <w:rPrChange w:id="485" w:author="Petros Kontos" w:date="2026-09-15T22:13:00Z" w16du:dateUtc="2026-09-15T19:13:00Z">
+                  <w:rPr>
+                    <w:rFonts w:asciiTheme="minorHAnsi" w:hAnsiTheme="minorHAnsi" w:cstheme="minorHAnsi"/>
+                    <w:sz w:val="20"/>
+                  </w:rPr>
+                </w:rPrChange>
+              </w:rPr>
+              <w:t>91,13</w:t>
+            </w:r>
+          </w:p>
+        </w:tc>
+        <w:tc>
+          <w:tcPr>
+            <w:tcW w:w="0" w:type="auto"/>
+          </w:tcPr>
+          <w:p>
+            <w:pPr>
+              <w:rPr>
+                <w:rFonts w:asciiTheme="majorHAnsi" w:hAnsiTheme="majorHAnsi" w:cstheme="minorHAnsi"/>
+                <w:sz w:val="20"/>
+                <w:rPrChange w:id="486" w:author="Petros Kontos" w:date="2026-09-15T22:13:00Z" w16du:dateUtc="2026-09-15T19:13:00Z">
+                  <w:rPr>
+                    <w:rFonts w:asciiTheme="minorHAnsi" w:hAnsiTheme="minorHAnsi" w:cstheme="minorHAnsi"/>
+                    <w:sz w:val="20"/>
+                  </w:rPr>
+                </w:rPrChange>
+              </w:rPr>
+            </w:pPr>
+            <w:r>
+              <w:rPr>
+                <w:rFonts w:asciiTheme="majorHAnsi" w:hAnsiTheme="majorHAnsi" w:cstheme="minorHAnsi"/>
+                <w:sz w:val="20"/>
+                <w:rPrChange w:id="487" w:author="Petros Kontos" w:date="2026-09-15T22:13:00Z" w16du:dateUtc="2026-09-15T19:13:00Z">
+                  <w:rPr>
+                    <w:rFonts w:asciiTheme="minorHAnsi" w:hAnsiTheme="minorHAnsi" w:cstheme="minorHAnsi"/>
+                    <w:sz w:val="20"/>
+                  </w:rPr>
+                </w:rPrChange>
+              </w:rPr>
+              <w:t>92,68</w:t>
+            </w:r>
+          </w:p>
+        </w:tc>
+      </w:tr>
+      <w:tr>
+        <w:tc>
+          <w:tcPr>
+            <w:tcW w:w="0" w:type="auto"/>
+          </w:tcPr>
+          <w:p>
+            <w:pPr>
+              <w:rPr>
+                <w:rFonts w:asciiTheme="majorHAnsi" w:hAnsiTheme="majorHAnsi" w:cstheme="minorHAnsi"/>
+                <w:sz w:val="20"/>
+                <w:rPrChange w:id="488" w:author="Petros Kontos" w:date="2026-09-15T22:13:00Z" w16du:dateUtc="2026-09-15T19:13:00Z">
+                  <w:rPr>
+                    <w:rFonts w:asciiTheme="minorHAnsi" w:hAnsiTheme="minorHAnsi" w:cstheme="minorHAnsi"/>
+                    <w:sz w:val="20"/>
+                  </w:rPr>
+                </w:rPrChange>
+              </w:rPr>
+            </w:pPr>
+            <w:r>
+              <w:rPr>
+                <w:rFonts w:asciiTheme="majorHAnsi" w:hAnsiTheme="majorHAnsi" w:cstheme="minorHAnsi"/>
+                <w:sz w:val="20"/>
+                <w:rPrChange w:id="489" w:author="Petros Kontos" w:date="2026-09-15T22:13:00Z" w16du:dateUtc="2026-09-15T19:13:00Z">
+                  <w:rPr>
+                    <w:rFonts w:asciiTheme="minorHAnsi" w:hAnsiTheme="minorHAnsi" w:cstheme="minorHAnsi"/>
+                    <w:sz w:val="20"/>
+                  </w:rPr>
+                </w:rPrChange>
+              </w:rPr>
+              <w:t>MobileNetV1 scratch</w:t>
+            </w:r>
+          </w:p>
+        </w:tc>
+        <w:tc>
+          <w:tcPr>
+            <w:tcW w:w="0" w:type="auto"/>
+          </w:tcPr>
+          <w:p>
+            <w:pPr>
+              <w:rPr>
+                <w:rFonts w:asciiTheme="majorHAnsi" w:hAnsiTheme="majorHAnsi" w:cstheme="minorHAnsi"/>
+                <w:sz w:val="20"/>
+                <w:rPrChange w:id="490" w:author="Petros Kontos" w:date="2026-09-15T22:13:00Z" w16du:dateUtc="2026-09-15T19:13:00Z">
+                  <w:rPr>
+                    <w:rFonts w:asciiTheme="minorHAnsi" w:hAnsiTheme="minorHAnsi" w:cstheme="minorHAnsi"/>
+                    <w:sz w:val="20"/>
+                  </w:rPr>
+                </w:rPrChange>
+              </w:rPr>
+            </w:pPr>
+            <w:r>
+              <w:rPr>
+                <w:rFonts w:asciiTheme="majorHAnsi" w:hAnsiTheme="majorHAnsi" w:cstheme="minorHAnsi"/>
+                <w:sz w:val="20"/>
+                <w:rPrChange w:id="491" w:author="Petros Kontos" w:date="2026-09-15T22:13:00Z" w16du:dateUtc="2026-09-15T19:13:00Z">
+                  <w:rPr>
+                    <w:rFonts w:asciiTheme="minorHAnsi" w:hAnsiTheme="minorHAnsi" w:cstheme="minorHAnsi"/>
+                    <w:sz w:val="20"/>
+                  </w:rPr>
+                </w:rPrChange>
+              </w:rPr>
+              <w:t>94,02</w:t>
+            </w:r>
+          </w:p>
+        </w:tc>
+        <w:tc>
+          <w:tcPr>
+            <w:tcW w:w="0" w:type="auto"/>
+          </w:tcPr>
+          <w:p>
+            <w:pPr>
+              <w:rPr>
+                <w:rFonts w:asciiTheme="majorHAnsi" w:hAnsiTheme="majorHAnsi" w:cstheme="minorHAnsi"/>
+                <w:sz w:val="20"/>
+                <w:rPrChange w:id="492" w:author="Petros Kontos" w:date="2026-09-15T22:13:00Z" w16du:dateUtc="2026-09-15T19:13:00Z">
+                  <w:rPr>
+                    <w:rFonts w:asciiTheme="minorHAnsi" w:hAnsiTheme="minorHAnsi" w:cstheme="minorHAnsi"/>
+                    <w:sz w:val="20"/>
+                  </w:rPr>
+                </w:rPrChange>
+              </w:rPr>
+            </w:pPr>
+            <w:r>
+              <w:rPr>
+                <w:rFonts w:asciiTheme="majorHAnsi" w:hAnsiTheme="majorHAnsi" w:cstheme="minorHAnsi"/>
+                <w:sz w:val="20"/>
+                <w:rPrChange w:id="493" w:author="Petros Kontos" w:date="2026-09-15T22:13:00Z" w16du:dateUtc="2026-09-15T19:13:00Z">
+                  <w:rPr>
+                    <w:rFonts w:asciiTheme="minorHAnsi" w:hAnsiTheme="minorHAnsi" w:cstheme="minorHAnsi"/>
+                    <w:sz w:val="20"/>
+                  </w:rPr>
+                </w:rPrChange>
+              </w:rPr>
+              <w:t>78,00</w:t>
+            </w:r>
+          </w:p>
+        </w:tc>
+        <w:tc>
+          <w:tcPr>
+            <w:tcW w:w="0" w:type="auto"/>
+          </w:tcPr>
+          <w:p>
+            <w:pPr>
+              <w:rPr>
+                <w:rFonts w:asciiTheme="majorHAnsi" w:hAnsiTheme="majorHAnsi" w:cstheme="minorHAnsi"/>
+                <w:sz w:val="20"/>
+                <w:rPrChange w:id="494" w:author="Petros Kontos" w:date="2026-09-15T22:13:00Z" w16du:dateUtc="2026-09-15T19:13:00Z">
+                  <w:rPr>
+                    <w:rFonts w:asciiTheme="minorHAnsi" w:hAnsiTheme="minorHAnsi" w:cstheme="minorHAnsi"/>
+                    <w:sz w:val="20"/>
+                  </w:rPr>
+                </w:rPrChange>
+              </w:rPr>
+            </w:pPr>
+            <w:r>
+              <w:rPr>
+                <w:rFonts w:asciiTheme="majorHAnsi" w:hAnsiTheme="majorHAnsi" w:cstheme="minorHAnsi"/>
+                <w:sz w:val="20"/>
+                <w:rPrChange w:id="495" w:author="Petros Kontos" w:date="2026-09-15T22:13:00Z" w16du:dateUtc="2026-09-15T19:13:00Z">
+                  <w:rPr>
+                    <w:rFonts w:asciiTheme="minorHAnsi" w:hAnsiTheme="minorHAnsi" w:cstheme="minorHAnsi"/>
+                    <w:sz w:val="20"/>
+                  </w:rPr>
+                </w:rPrChange>
+              </w:rPr>
+              <w:t>81,76</w:t>
+            </w:r>
+          </w:p>
+        </w:tc>
+        <w:tc>
+          <w:tcPr>
+            <w:tcW w:w="0" w:type="auto"/>
+          </w:tcPr>
+          <w:p>
+            <w:pPr>
+              <w:rPr>
+                <w:rFonts w:asciiTheme="majorHAnsi" w:hAnsiTheme="majorHAnsi" w:cstheme="minorHAnsi"/>
+                <w:sz w:val="20"/>
+                <w:rPrChange w:id="496" w:author="Petros Kontos" w:date="2026-09-15T22:13:00Z" w16du:dateUtc="2026-09-15T19:13:00Z">
+                  <w:rPr>
+                    <w:rFonts w:asciiTheme="minorHAnsi" w:hAnsiTheme="minorHAnsi" w:cstheme="minorHAnsi"/>
+                    <w:sz w:val="20"/>
+                  </w:rPr>
+                </w:rPrChange>
+              </w:rPr>
+            </w:pPr>
+            <w:r>
+              <w:rPr>
+                <w:rFonts w:asciiTheme="majorHAnsi" w:hAnsiTheme="majorHAnsi" w:cstheme="minorHAnsi"/>
+                <w:sz w:val="20"/>
+                <w:rPrChange w:id="497" w:author="Petros Kontos" w:date="2026-09-15T22:13:00Z" w16du:dateUtc="2026-09-15T19:13:00Z">
+                  <w:rPr>
+                    <w:rFonts w:asciiTheme="minorHAnsi" w:hAnsiTheme="minorHAnsi" w:cstheme="minorHAnsi"/>
+                    <w:sz w:val="20"/>
+                  </w:rPr>
+                </w:rPrChange>
+              </w:rPr>
+              <w:t>92,87</w:t>
+            </w:r>
+          </w:p>
+        </w:tc>
+        <w:tc>
+          <w:tcPr>
+            <w:tcW w:w="0" w:type="auto"/>
+          </w:tcPr>
+          <w:p>
+            <w:pPr>
+              <w:rPr>
+                <w:rFonts w:asciiTheme="majorHAnsi" w:hAnsiTheme="majorHAnsi" w:cstheme="minorHAnsi"/>
+                <w:sz w:val="20"/>
+                <w:rPrChange w:id="498" w:author="Petros Kontos" w:date="2026-09-15T22:13:00Z" w16du:dateUtc="2026-09-15T19:13:00Z">
+                  <w:rPr>
+                    <w:rFonts w:asciiTheme="minorHAnsi" w:hAnsiTheme="minorHAnsi" w:cstheme="minorHAnsi"/>
+                    <w:sz w:val="20"/>
+                  </w:rPr>
+                </w:rPrChange>
+              </w:rPr>
+            </w:pPr>
+            <w:r>
+              <w:rPr>
+                <w:rFonts w:asciiTheme="majorHAnsi" w:hAnsiTheme="majorHAnsi" w:cstheme="minorHAnsi"/>
+                <w:sz w:val="20"/>
+                <w:rPrChange w:id="499" w:author="Petros Kontos" w:date="2026-09-15T22:13:00Z" w16du:dateUtc="2026-09-15T19:13:00Z">
+                  <w:rPr>
+                    <w:rFonts w:asciiTheme="minorHAnsi" w:hAnsiTheme="minorHAnsi" w:cstheme="minorHAnsi"/>
+                    <w:sz w:val="20"/>
+                  </w:rPr>
+                </w:rPrChange>
+              </w:rPr>
+              <w:t>94,19</w:t>
+            </w:r>
+          </w:p>
+        </w:tc>
+      </w:tr>
+      <w:tr>
+        <w:tc>
+          <w:tcPr>
+            <w:tcW w:w="0" w:type="auto"/>
+          </w:tcPr>
+          <w:p>
+            <w:pPr>
+              <w:rPr>
+                <w:rFonts w:asciiTheme="majorHAnsi" w:hAnsiTheme="majorHAnsi" w:cstheme="minorHAnsi"/>
+                <w:sz w:val="20"/>
+                <w:rPrChange w:id="500" w:author="Petros Kontos" w:date="2026-09-15T22:13:00Z" w16du:dateUtc="2026-09-15T19:13:00Z">
+                  <w:rPr>
+                    <w:rFonts w:asciiTheme="minorHAnsi" w:hAnsiTheme="minorHAnsi" w:cstheme="minorHAnsi"/>
+                    <w:sz w:val="20"/>
+                  </w:rPr>
+                </w:rPrChange>
+              </w:rPr>
+            </w:pPr>
+            <w:r>
+              <w:rPr>
+                <w:rFonts w:asciiTheme="majorHAnsi" w:hAnsiTheme="majorHAnsi" w:cstheme="minorHAnsi"/>
+                <w:sz w:val="20"/>
+                <w:rPrChange w:id="501" w:author="Petros Kontos" w:date="2026-09-15T22:13:00Z" w16du:dateUtc="2026-09-15T19:13:00Z">
+                  <w:rPr>
+                    <w:rFonts w:asciiTheme="minorHAnsi" w:hAnsiTheme="minorHAnsi" w:cstheme="minorHAnsi"/>
+                    <w:sz w:val="20"/>
+                  </w:rPr>
+                </w:rPrChange>
+              </w:rPr>
+              <w:t>Custom CNN oversampling</w:t>
+            </w:r>
+          </w:p>
+        </w:tc>
+        <w:tc>
+          <w:tcPr>
+            <w:tcW w:w="0" w:type="auto"/>
+          </w:tcPr>
+          <w:p>
+            <w:pPr>
+              <w:rPr>
+                <w:rFonts w:asciiTheme="majorHAnsi" w:hAnsiTheme="majorHAnsi" w:cstheme="minorHAnsi"/>
+                <w:sz w:val="20"/>
+                <w:rPrChange w:id="502" w:author="Petros Kontos" w:date="2026-09-15T22:13:00Z" w16du:dateUtc="2026-09-15T19:13:00Z">
+                  <w:rPr>
+                    <w:rFonts w:asciiTheme="minorHAnsi" w:hAnsiTheme="minorHAnsi" w:cstheme="minorHAnsi"/>
+                    <w:sz w:val="20"/>
+                  </w:rPr>
+                </w:rPrChange>
+              </w:rPr>
+            </w:pPr>
+            <w:r>
+              <w:rPr>
+                <w:rFonts w:asciiTheme="majorHAnsi" w:hAnsiTheme="majorHAnsi" w:cstheme="minorHAnsi"/>
+                <w:sz w:val="20"/>
+                <w:rPrChange w:id="503" w:author="Petros Kontos" w:date="2026-09-15T22:13:00Z" w16du:dateUtc="2026-09-15T19:13:00Z">
+                  <w:rPr>
+                    <w:rFonts w:asciiTheme="minorHAnsi" w:hAnsiTheme="minorHAnsi" w:cstheme="minorHAnsi"/>
+                    <w:sz w:val="20"/>
+                  </w:rPr>
+                </w:rPrChange>
+              </w:rPr>
+              <w:t>93,83</w:t>
+            </w:r>
+          </w:p>
+        </w:tc>
+        <w:tc>
+          <w:tcPr>
+            <w:tcW w:w="0" w:type="auto"/>
+          </w:tcPr>
+          <w:p>
+            <w:pPr>
+              <w:rPr>
+                <w:rFonts w:asciiTheme="majorHAnsi" w:hAnsiTheme="majorHAnsi" w:cstheme="minorHAnsi"/>
+                <w:sz w:val="20"/>
+                <w:rPrChange w:id="504" w:author="Petros Kontos" w:date="2026-09-15T22:13:00Z" w16du:dateUtc="2026-09-15T19:13:00Z">
+                  <w:rPr>
+                    <w:rFonts w:asciiTheme="minorHAnsi" w:hAnsiTheme="minorHAnsi" w:cstheme="minorHAnsi"/>
+                    <w:sz w:val="20"/>
+                  </w:rPr>
+                </w:rPrChange>
+              </w:rPr>
+            </w:pPr>
+            <w:r>
+              <w:rPr>
+                <w:rFonts w:asciiTheme="majorHAnsi" w:hAnsiTheme="majorHAnsi" w:cstheme="minorHAnsi"/>
+                <w:sz w:val="20"/>
+                <w:rPrChange w:id="505" w:author="Petros Kontos" w:date="2026-09-15T22:13:00Z" w16du:dateUtc="2026-09-15T19:13:00Z">
+                  <w:rPr>
+                    <w:rFonts w:asciiTheme="minorHAnsi" w:hAnsiTheme="minorHAnsi" w:cstheme="minorHAnsi"/>
+                    <w:sz w:val="20"/>
+                  </w:rPr>
+                </w:rPrChange>
+              </w:rPr>
+              <w:t>76,80</w:t>
+            </w:r>
+          </w:p>
+        </w:tc>
+        <w:tc>
+          <w:tcPr>
+            <w:tcW w:w="0" w:type="auto"/>
+          </w:tcPr>
+          <w:p>
+            <w:pPr>
+              <w:rPr>
+                <w:rFonts w:asciiTheme="majorHAnsi" w:hAnsiTheme="majorHAnsi" w:cstheme="minorHAnsi"/>
+                <w:sz w:val="20"/>
+                <w:rPrChange w:id="506" w:author="Petros Kontos" w:date="2026-09-15T22:13:00Z" w16du:dateUtc="2026-09-15T19:13:00Z">
+                  <w:rPr>
+                    <w:rFonts w:asciiTheme="minorHAnsi" w:hAnsiTheme="minorHAnsi" w:cstheme="minorHAnsi"/>
+                    <w:sz w:val="20"/>
+                  </w:rPr>
+                </w:rPrChange>
+              </w:rPr>
+            </w:pPr>
+            <w:r>
+              <w:rPr>
+                <w:rFonts w:asciiTheme="majorHAnsi" w:hAnsiTheme="majorHAnsi" w:cstheme="minorHAnsi"/>
+                <w:sz w:val="20"/>
+                <w:rPrChange w:id="507" w:author="Petros Kontos" w:date="2026-09-15T22:13:00Z" w16du:dateUtc="2026-09-15T19:13:00Z">
+                  <w:rPr>
+                    <w:rFonts w:asciiTheme="minorHAnsi" w:hAnsiTheme="minorHAnsi" w:cstheme="minorHAnsi"/>
+                    <w:sz w:val="20"/>
+                  </w:rPr>
+                </w:rPrChange>
+              </w:rPr>
+              <w:t>81,11</w:t>
+            </w:r>
+          </w:p>
+        </w:tc>
+        <w:tc>
+          <w:tcPr>
+            <w:tcW w:w="0" w:type="auto"/>
+          </w:tcPr>
+          <w:p>
+            <w:pPr>
+              <w:rPr>
+                <w:rFonts w:asciiTheme="majorHAnsi" w:hAnsiTheme="majorHAnsi" w:cstheme="minorHAnsi"/>
+                <w:sz w:val="20"/>
+                <w:rPrChange w:id="508" w:author="Petros Kontos" w:date="2026-09-15T22:13:00Z" w16du:dateUtc="2026-09-15T19:13:00Z">
+                  <w:rPr>
+                    <w:rFonts w:asciiTheme="minorHAnsi" w:hAnsiTheme="minorHAnsi" w:cstheme="minorHAnsi"/>
+                    <w:sz w:val="20"/>
+                  </w:rPr>
+                </w:rPrChange>
+              </w:rPr>
+            </w:pPr>
+            <w:r>
+              <w:rPr>
+                <w:rFonts w:asciiTheme="majorHAnsi" w:hAnsiTheme="majorHAnsi" w:cstheme="minorHAnsi"/>
+                <w:sz w:val="20"/>
+                <w:rPrChange w:id="509" w:author="Petros Kontos" w:date="2026-09-15T22:13:00Z" w16du:dateUtc="2026-09-15T19:13:00Z">
+                  <w:rPr>
+                    <w:rFonts w:asciiTheme="minorHAnsi" w:hAnsiTheme="minorHAnsi" w:cstheme="minorHAnsi"/>
+                    <w:sz w:val="20"/>
+                  </w:rPr>
+                </w:rPrChange>
+              </w:rPr>
+              <w:t>92,64</w:t>
+            </w:r>
+          </w:p>
+        </w:tc>
+        <w:tc>
+          <w:tcPr>
+            <w:tcW w:w="0" w:type="auto"/>
+          </w:tcPr>
+          <w:p>
+            <w:pPr>
+              <w:rPr>
+                <w:rFonts w:asciiTheme="majorHAnsi" w:hAnsiTheme="majorHAnsi" w:cstheme="minorHAnsi"/>
+                <w:sz w:val="20"/>
+                <w:rPrChange w:id="510" w:author="Petros Kontos" w:date="2026-09-15T22:13:00Z" w16du:dateUtc="2026-09-15T19:13:00Z">
+                  <w:rPr>
+                    <w:rFonts w:asciiTheme="minorHAnsi" w:hAnsiTheme="minorHAnsi" w:cstheme="minorHAnsi"/>
+                    <w:sz w:val="20"/>
+                  </w:rPr>
+                </w:rPrChange>
+              </w:rPr>
+            </w:pPr>
+            <w:r>
+              <w:rPr>
+                <w:rFonts w:asciiTheme="majorHAnsi" w:hAnsiTheme="majorHAnsi" w:cstheme="minorHAnsi"/>
+                <w:sz w:val="20"/>
+                <w:rPrChange w:id="511" w:author="Petros Kontos" w:date="2026-09-15T22:13:00Z" w16du:dateUtc="2026-09-15T19:13:00Z">
+                  <w:rPr>
+                    <w:rFonts w:asciiTheme="minorHAnsi" w:hAnsiTheme="minorHAnsi" w:cstheme="minorHAnsi"/>
+                    <w:sz w:val="20"/>
+                  </w:rPr>
+                </w:rPrChange>
+              </w:rPr>
+              <w:t>94,02</w:t>
+            </w:r>
+          </w:p>
+        </w:tc>
+      </w:tr>
+      <w:tr>
+        <w:tc>
+          <w:tcPr>
+            <w:tcW w:w="0" w:type="auto"/>
+          </w:tcPr>
+          <w:p>
+            <w:pPr>
+              <w:rPr>
+                <w:rFonts w:asciiTheme="majorHAnsi" w:hAnsiTheme="majorHAnsi" w:cstheme="minorHAnsi"/>
+                <w:sz w:val="20"/>
+                <w:rPrChange w:id="512" w:author="Petros Kontos" w:date="2026-09-15T22:13:00Z" w16du:dateUtc="2026-09-15T19:13:00Z">
+                  <w:rPr>
+                    <w:rFonts w:asciiTheme="minorHAnsi" w:hAnsiTheme="minorHAnsi" w:cstheme="minorHAnsi"/>
+                    <w:sz w:val="20"/>
+                  </w:rPr>
+                </w:rPrChange>
+              </w:rPr>
+            </w:pPr>
+            <w:r>
+              <w:rPr>
+                <w:rFonts w:asciiTheme="majorHAnsi" w:hAnsiTheme="majorHAnsi" w:cstheme="minorHAnsi"/>
+                <w:sz w:val="20"/>
+                <w:rPrChange w:id="513" w:author="Petros Kontos" w:date="2026-09-15T22:13:00Z" w16du:dateUtc="2026-09-15T19:13:00Z">
+                  <w:rPr>
+                    <w:rFonts w:asciiTheme="minorHAnsi" w:hAnsiTheme="minorHAnsi" w:cstheme="minorHAnsi"/>
+                    <w:sz w:val="20"/>
+                  </w:rPr>
+                </w:rPrChange>
+              </w:rPr>
+              <w:t>Custom CNN</w:t>
+            </w:r>
+          </w:p>
+        </w:tc>
+        <w:tc>
+          <w:tcPr>
+            <w:tcW w:w="0" w:type="auto"/>
+          </w:tcPr>
+          <w:p>
+            <w:pPr>
+              <w:rPr>
+                <w:rFonts w:asciiTheme="majorHAnsi" w:hAnsiTheme="majorHAnsi" w:cstheme="minorHAnsi"/>
+                <w:sz w:val="20"/>
+                <w:rPrChange w:id="514" w:author="Petros Kontos" w:date="2026-09-15T22:13:00Z" w16du:dateUtc="2026-09-15T19:13:00Z">
+                  <w:rPr>
+                    <w:rFonts w:asciiTheme="minorHAnsi" w:hAnsiTheme="minorHAnsi" w:cstheme="minorHAnsi"/>
+                    <w:sz w:val="20"/>
+                  </w:rPr>
+                </w:rPrChange>
+              </w:rPr>
+            </w:pPr>
+            <w:r>
+              <w:rPr>
+                <w:rFonts w:asciiTheme="majorHAnsi" w:hAnsiTheme="majorHAnsi" w:cstheme="minorHAnsi"/>
+                <w:sz w:val="20"/>
+                <w:rPrChange w:id="515" w:author="Petros Kontos" w:date="2026-09-15T22:13:00Z" w16du:dateUtc="2026-09-15T19:13:00Z">
+                  <w:rPr>
+                    <w:rFonts w:asciiTheme="minorHAnsi" w:hAnsiTheme="minorHAnsi" w:cstheme="minorHAnsi"/>
+                    <w:sz w:val="20"/>
+                  </w:rPr>
+                </w:rPrChange>
+              </w:rPr>
+              <w:t>92,79</w:t>
+            </w:r>
+          </w:p>
+        </w:tc>
+        <w:tc>
+          <w:tcPr>
+            <w:tcW w:w="0" w:type="auto"/>
+          </w:tcPr>
+          <w:p>
+            <w:pPr>
+              <w:rPr>
+                <w:rFonts w:asciiTheme="majorHAnsi" w:hAnsiTheme="majorHAnsi" w:cstheme="minorHAnsi"/>
+                <w:sz w:val="20"/>
+                <w:rPrChange w:id="516" w:author="Petros Kontos" w:date="2026-09-15T22:13:00Z" w16du:dateUtc="2026-09-15T19:13:00Z">
+                  <w:rPr>
+                    <w:rFonts w:asciiTheme="minorHAnsi" w:hAnsiTheme="minorHAnsi" w:cstheme="minorHAnsi"/>
+                    <w:sz w:val="20"/>
+                  </w:rPr>
+                </w:rPrChange>
+              </w:rPr>
+            </w:pPr>
+            <w:r>
+              <w:rPr>
+                <w:rFonts w:asciiTheme="majorHAnsi" w:hAnsiTheme="majorHAnsi" w:cstheme="minorHAnsi"/>
+                <w:sz w:val="20"/>
+                <w:rPrChange w:id="517" w:author="Petros Kontos" w:date="2026-09-15T22:13:00Z" w16du:dateUtc="2026-09-15T19:13:00Z">
+                  <w:rPr>
+                    <w:rFonts w:asciiTheme="minorHAnsi" w:hAnsiTheme="minorHAnsi" w:cstheme="minorHAnsi"/>
+                    <w:sz w:val="20"/>
+                  </w:rPr>
+                </w:rPrChange>
+              </w:rPr>
+              <w:t>74,39</w:t>
+            </w:r>
+          </w:p>
+        </w:tc>
+        <w:tc>
+          <w:tcPr>
+            <w:tcW w:w="0" w:type="auto"/>
+          </w:tcPr>
+          <w:p>
+            <w:pPr>
+              <w:rPr>
+                <w:rFonts w:asciiTheme="majorHAnsi" w:hAnsiTheme="majorHAnsi" w:cstheme="minorHAnsi"/>
+                <w:sz w:val="20"/>
+                <w:rPrChange w:id="518" w:author="Petros Kontos" w:date="2026-09-15T22:13:00Z" w16du:dateUtc="2026-09-15T19:13:00Z">
+                  <w:rPr>
+                    <w:rFonts w:asciiTheme="minorHAnsi" w:hAnsiTheme="minorHAnsi" w:cstheme="minorHAnsi"/>
+                    <w:sz w:val="20"/>
+                  </w:rPr>
+                </w:rPrChange>
+              </w:rPr>
+            </w:pPr>
+            <w:r>
+              <w:rPr>
+                <w:rFonts w:asciiTheme="majorHAnsi" w:hAnsiTheme="majorHAnsi" w:cstheme="minorHAnsi"/>
+                <w:sz w:val="20"/>
+                <w:rPrChange w:id="519" w:author="Petros Kontos" w:date="2026-09-15T22:13:00Z" w16du:dateUtc="2026-09-15T19:13:00Z">
+                  <w:rPr>
+                    <w:rFonts w:asciiTheme="minorHAnsi" w:hAnsiTheme="minorHAnsi" w:cstheme="minorHAnsi"/>
+                    <w:sz w:val="20"/>
+                  </w:rPr>
+                </w:rPrChange>
+              </w:rPr>
+              <w:t>78,28</w:t>
+            </w:r>
+          </w:p>
+        </w:tc>
+        <w:tc>
+          <w:tcPr>
+            <w:tcW w:w="0" w:type="auto"/>
+          </w:tcPr>
+          <w:p>
+            <w:pPr>
+              <w:rPr>
+                <w:rFonts w:asciiTheme="majorHAnsi" w:hAnsiTheme="majorHAnsi" w:cstheme="minorHAnsi"/>
+                <w:sz w:val="20"/>
+                <w:rPrChange w:id="520" w:author="Petros Kontos" w:date="2026-09-15T22:13:00Z" w16du:dateUtc="2026-09-15T19:13:00Z">
+                  <w:rPr>
+                    <w:rFonts w:asciiTheme="minorHAnsi" w:hAnsiTheme="minorHAnsi" w:cstheme="minorHAnsi"/>
+                    <w:sz w:val="20"/>
+                  </w:rPr>
+                </w:rPrChange>
+              </w:rPr>
+            </w:pPr>
+            <w:r>
+              <w:rPr>
+                <w:rFonts w:asciiTheme="majorHAnsi" w:hAnsiTheme="majorHAnsi" w:cstheme="minorHAnsi"/>
+                <w:sz w:val="20"/>
+                <w:rPrChange w:id="521" w:author="Petros Kontos" w:date="2026-09-15T22:13:00Z" w16du:dateUtc="2026-09-15T19:13:00Z">
+                  <w:rPr>
+                    <w:rFonts w:asciiTheme="minorHAnsi" w:hAnsiTheme="minorHAnsi" w:cstheme="minorHAnsi"/>
+                    <w:sz w:val="20"/>
+                  </w:rPr>
+                </w:rPrChange>
+              </w:rPr>
+              <w:t>90,74</w:t>
+            </w:r>
+          </w:p>
+        </w:tc>
+        <w:tc>
+          <w:tcPr>
+            <w:tcW w:w="0" w:type="auto"/>
+          </w:tcPr>
+          <w:p>
+            <w:pPr>
+              <w:rPr>
+                <w:rFonts w:asciiTheme="majorHAnsi" w:hAnsiTheme="majorHAnsi" w:cstheme="minorHAnsi"/>
+                <w:sz w:val="20"/>
+                <w:rPrChange w:id="522" w:author="Petros Kontos" w:date="2026-09-15T22:13:00Z" w16du:dateUtc="2026-09-15T19:13:00Z">
+                  <w:rPr>
+                    <w:rFonts w:asciiTheme="minorHAnsi" w:hAnsiTheme="minorHAnsi" w:cstheme="minorHAnsi"/>
+                    <w:sz w:val="20"/>
+                  </w:rPr>
+                </w:rPrChange>
+              </w:rPr>
+            </w:pPr>
+            <w:r>
+              <w:rPr>
+                <w:rFonts w:asciiTheme="majorHAnsi" w:hAnsiTheme="majorHAnsi" w:cstheme="minorHAnsi"/>
+                <w:sz w:val="20"/>
+                <w:rPrChange w:id="523" w:author="Petros Kontos" w:date="2026-09-15T22:13:00Z" w16du:dateUtc="2026-09-15T19:13:00Z">
+                  <w:rPr>
+                    <w:rFonts w:asciiTheme="minorHAnsi" w:hAnsiTheme="minorHAnsi" w:cstheme="minorHAnsi"/>
+                    <w:sz w:val="20"/>
+                  </w:rPr>
+                </w:rPrChange>
+              </w:rPr>
+              <w:t>92,53</w:t>
+            </w:r>
+          </w:p>
+        </w:tc>
+      </w:tr>
+      <w:tr>
+        <w:tc>
+          <w:tcPr>
+            <w:tcW w:w="0" w:type="auto"/>
+          </w:tcPr>
+          <w:p>
+            <w:pPr>
+              <w:rPr>
+                <w:rFonts w:asciiTheme="majorHAnsi" w:hAnsiTheme="majorHAnsi" w:cstheme="minorHAnsi"/>
+                <w:sz w:val="20"/>
+                <w:rPrChange w:id="524" w:author="Petros Kontos" w:date="2026-09-15T22:13:00Z" w16du:dateUtc="2026-09-15T19:13:00Z">
+                  <w:rPr>
+                    <w:rFonts w:asciiTheme="minorHAnsi" w:hAnsiTheme="minorHAnsi" w:cstheme="minorHAnsi"/>
+                    <w:sz w:val="20"/>
+                  </w:rPr>
+                </w:rPrChange>
+              </w:rPr>
+            </w:pPr>
+            <w:r>
+              <w:rPr>
+                <w:rFonts w:asciiTheme="majorHAnsi" w:hAnsiTheme="majorHAnsi" w:cstheme="minorHAnsi"/>
+                <w:sz w:val="20"/>
+                <w:rPrChange w:id="525" w:author="Petros Kontos" w:date="2026-09-15T22:13:00Z" w16du:dateUtc="2026-09-15T19:13:00Z">
+                  <w:rPr>
+                    <w:rFonts w:asciiTheme="minorHAnsi" w:hAnsiTheme="minorHAnsi" w:cstheme="minorHAnsi"/>
+                    <w:sz w:val="20"/>
+                  </w:rPr>
+                </w:rPrChange>
+              </w:rPr>
+              <w:t>MobileNetV1 full unfreeze</w:t>
+            </w:r>
+          </w:p>
+        </w:tc>
+        <w:tc>
+          <w:tcPr>
+            <w:tcW w:w="0" w:type="auto"/>
+          </w:tcPr>
+          <w:p>
+            <w:pPr>
+              <w:rPr>
+                <w:rFonts w:asciiTheme="majorHAnsi" w:hAnsiTheme="majorHAnsi" w:cstheme="minorHAnsi"/>
+                <w:sz w:val="20"/>
+                <w:rPrChange w:id="526" w:author="Petros Kontos" w:date="2026-09-15T22:13:00Z" w16du:dateUtc="2026-09-15T19:13:00Z">
+                  <w:rPr>
+                    <w:rFonts w:asciiTheme="minorHAnsi" w:hAnsiTheme="minorHAnsi" w:cstheme="minorHAnsi"/>
+                    <w:sz w:val="20"/>
+                  </w:rPr>
+                </w:rPrChange>
+              </w:rPr>
+            </w:pPr>
+            <w:r>
+              <w:rPr>
+                <w:rFonts w:asciiTheme="majorHAnsi" w:hAnsiTheme="majorHAnsi" w:cstheme="minorHAnsi"/>
+                <w:sz w:val="20"/>
+                <w:rPrChange w:id="527" w:author="Petros Kontos" w:date="2026-09-15T22:13:00Z" w16du:dateUtc="2026-09-15T19:13:00Z">
+                  <w:rPr>
+                    <w:rFonts w:asciiTheme="minorHAnsi" w:hAnsiTheme="minorHAnsi" w:cstheme="minorHAnsi"/>
+                    <w:sz w:val="20"/>
+                  </w:rPr>
+                </w:rPrChange>
+              </w:rPr>
+              <w:t>89,59</w:t>
+            </w:r>
+          </w:p>
+        </w:tc>
+        <w:tc>
+          <w:tcPr>
+            <w:tcW w:w="0" w:type="auto"/>
+          </w:tcPr>
+          <w:p>
+            <w:pPr>
+              <w:rPr>
+                <w:rFonts w:asciiTheme="majorHAnsi" w:hAnsiTheme="majorHAnsi" w:cstheme="minorHAnsi"/>
+                <w:sz w:val="20"/>
+                <w:rPrChange w:id="528" w:author="Petros Kontos" w:date="2026-09-15T22:13:00Z" w16du:dateUtc="2026-09-15T19:13:00Z">
+                  <w:rPr>
+                    <w:rFonts w:asciiTheme="minorHAnsi" w:hAnsiTheme="minorHAnsi" w:cstheme="minorHAnsi"/>
+                    <w:sz w:val="20"/>
+                  </w:rPr>
+                </w:rPrChange>
+              </w:rPr>
+            </w:pPr>
+            <w:r>
+              <w:rPr>
+                <w:rFonts w:asciiTheme="majorHAnsi" w:hAnsiTheme="majorHAnsi" w:cstheme="minorHAnsi"/>
+                <w:sz w:val="20"/>
+                <w:rPrChange w:id="529" w:author="Petros Kontos" w:date="2026-09-15T22:13:00Z" w16du:dateUtc="2026-09-15T19:13:00Z">
+                  <w:rPr>
+                    <w:rFonts w:asciiTheme="minorHAnsi" w:hAnsiTheme="minorHAnsi" w:cstheme="minorHAnsi"/>
+                    <w:sz w:val="20"/>
+                  </w:rPr>
+                </w:rPrChange>
+              </w:rPr>
+              <w:t>73,83</w:t>
+            </w:r>
+          </w:p>
+        </w:tc>
+        <w:tc>
+          <w:tcPr>
+            <w:tcW w:w="0" w:type="auto"/>
+          </w:tcPr>
+          <w:p>
+            <w:pPr>
+              <w:rPr>
+                <w:rFonts w:asciiTheme="majorHAnsi" w:hAnsiTheme="majorHAnsi" w:cstheme="minorHAnsi"/>
+                <w:sz w:val="20"/>
+                <w:rPrChange w:id="530" w:author="Petros Kontos" w:date="2026-09-15T22:13:00Z" w16du:dateUtc="2026-09-15T19:13:00Z">
+                  <w:rPr>
+                    <w:rFonts w:asciiTheme="minorHAnsi" w:hAnsiTheme="minorHAnsi" w:cstheme="minorHAnsi"/>
+                    <w:sz w:val="20"/>
+                  </w:rPr>
+                </w:rPrChange>
+              </w:rPr>
+            </w:pPr>
+            <w:r>
+              <w:rPr>
+                <w:rFonts w:asciiTheme="majorHAnsi" w:hAnsiTheme="majorHAnsi" w:cstheme="minorHAnsi"/>
+                <w:sz w:val="20"/>
+                <w:rPrChange w:id="531" w:author="Petros Kontos" w:date="2026-09-15T22:13:00Z" w16du:dateUtc="2026-09-15T19:13:00Z">
+                  <w:rPr>
+                    <w:rFonts w:asciiTheme="minorHAnsi" w:hAnsiTheme="minorHAnsi" w:cstheme="minorHAnsi"/>
+                    <w:sz w:val="20"/>
+                  </w:rPr>
+                </w:rPrChange>
+              </w:rPr>
+              <w:t>78,43</w:t>
+            </w:r>
+          </w:p>
+        </w:tc>
+        <w:tc>
+          <w:tcPr>
+            <w:tcW w:w="0" w:type="auto"/>
+          </w:tcPr>
+          <w:p>
+            <w:pPr>
+              <w:rPr>
+                <w:rFonts w:asciiTheme="majorHAnsi" w:hAnsiTheme="majorHAnsi" w:cstheme="minorHAnsi"/>
+                <w:sz w:val="20"/>
+                <w:rPrChange w:id="532" w:author="Petros Kontos" w:date="2026-09-15T22:13:00Z" w16du:dateUtc="2026-09-15T19:13:00Z">
+                  <w:rPr>
+                    <w:rFonts w:asciiTheme="minorHAnsi" w:hAnsiTheme="minorHAnsi" w:cstheme="minorHAnsi"/>
+                    <w:sz w:val="20"/>
+                  </w:rPr>
+                </w:rPrChange>
+              </w:rPr>
+            </w:pPr>
+            <w:r>
+              <w:rPr>
+                <w:rFonts w:asciiTheme="majorHAnsi" w:hAnsiTheme="majorHAnsi" w:cstheme="minorHAnsi"/>
+                <w:sz w:val="20"/>
+                <w:rPrChange w:id="533" w:author="Petros Kontos" w:date="2026-09-15T22:13:00Z" w16du:dateUtc="2026-09-15T19:13:00Z">
+                  <w:rPr>
+                    <w:rFonts w:asciiTheme="minorHAnsi" w:hAnsiTheme="minorHAnsi" w:cstheme="minorHAnsi"/>
+                    <w:sz w:val="20"/>
+                  </w:rPr>
+                </w:rPrChange>
+              </w:rPr>
+              <w:t>88,48</w:t>
+            </w:r>
+          </w:p>
+        </w:tc>
+        <w:tc>
+          <w:tcPr>
+            <w:tcW w:w="0" w:type="auto"/>
+          </w:tcPr>
+          <w:p>
+            <w:pPr>
+              <w:rPr>
+                <w:rFonts w:asciiTheme="majorHAnsi" w:hAnsiTheme="majorHAnsi" w:cstheme="minorHAnsi"/>
+                <w:sz w:val="20"/>
+                <w:rPrChange w:id="534" w:author="Petros Kontos" w:date="2026-09-15T22:13:00Z" w16du:dateUtc="2026-09-15T19:13:00Z">
+                  <w:rPr>
+                    <w:rFonts w:asciiTheme="minorHAnsi" w:hAnsiTheme="minorHAnsi" w:cstheme="minorHAnsi"/>
+                    <w:sz w:val="20"/>
+                  </w:rPr>
+                </w:rPrChange>
+              </w:rPr>
+            </w:pPr>
+            <w:r>
+              <w:rPr>
+                <w:rFonts w:asciiTheme="majorHAnsi" w:hAnsiTheme="majorHAnsi" w:cstheme="minorHAnsi"/>
+                <w:sz w:val="20"/>
+                <w:rPrChange w:id="535" w:author="Petros Kontos" w:date="2026-09-15T22:13:00Z" w16du:dateUtc="2026-09-15T19:13:00Z">
+                  <w:rPr>
+                    <w:rFonts w:asciiTheme="minorHAnsi" w:hAnsiTheme="minorHAnsi" w:cstheme="minorHAnsi"/>
+                    <w:sz w:val="20"/>
+                  </w:rPr>
+                </w:rPrChange>
+              </w:rPr>
+              <w:t>89,91</w:t>
+            </w:r>
+          </w:p>
+        </w:tc>
+      </w:tr>
+      <w:tr>
+        <w:tc>
+          <w:tcPr>
+            <w:tcW w:w="0" w:type="auto"/>
+          </w:tcPr>
+          <w:p>
+            <w:pPr>
+              <w:rPr>
+                <w:rFonts w:asciiTheme="majorHAnsi" w:hAnsiTheme="majorHAnsi" w:cstheme="minorHAnsi"/>
+                <w:sz w:val="20"/>
+                <w:rPrChange w:id="536" w:author="Petros Kontos" w:date="2026-09-15T22:13:00Z" w16du:dateUtc="2026-09-15T19:13:00Z">
+                  <w:rPr>
+                    <w:rFonts w:asciiTheme="minorHAnsi" w:hAnsiTheme="minorHAnsi" w:cstheme="minorHAnsi"/>
+                    <w:sz w:val="20"/>
+                  </w:rPr>
+                </w:rPrChange>
+              </w:rPr>
+            </w:pPr>
+            <w:r>
+              <w:rPr>
+                <w:rFonts w:asciiTheme="majorHAnsi" w:hAnsiTheme="majorHAnsi" w:cstheme="minorHAnsi"/>
+                <w:sz w:val="20"/>
+                <w:rPrChange w:id="537" w:author="Petros Kontos" w:date="2026-09-15T22:13:00Z" w16du:dateUtc="2026-09-15T19:13:00Z">
+                  <w:rPr>
+                    <w:rFonts w:asciiTheme="minorHAnsi" w:hAnsiTheme="minorHAnsi" w:cstheme="minorHAnsi"/>
+                    <w:sz w:val="20"/>
+                  </w:rPr>
+                </w:rPrChange>
+              </w:rPr>
+              <w:t>EfficientNetB2 full unfreeze</w:t>
+            </w:r>
+          </w:p>
+        </w:tc>
+        <w:tc>
+          <w:tcPr>
+            <w:tcW w:w="0" w:type="auto"/>
+          </w:tcPr>
+          <w:p>
+            <w:pPr>
+              <w:rPr>
+                <w:rFonts w:asciiTheme="majorHAnsi" w:hAnsiTheme="majorHAnsi" w:cstheme="minorHAnsi"/>
+                <w:sz w:val="20"/>
+                <w:rPrChange w:id="538" w:author="Petros Kontos" w:date="2026-09-15T22:13:00Z" w16du:dateUtc="2026-09-15T19:13:00Z">
+                  <w:rPr>
+                    <w:rFonts w:asciiTheme="minorHAnsi" w:hAnsiTheme="minorHAnsi" w:cstheme="minorHAnsi"/>
+                    <w:sz w:val="20"/>
+                  </w:rPr>
+                </w:rPrChange>
+              </w:rPr>
+            </w:pPr>
+            <w:r>
+              <w:rPr>
+                <w:rFonts w:asciiTheme="majorHAnsi" w:hAnsiTheme="majorHAnsi" w:cstheme="minorHAnsi"/>
+                <w:sz w:val="20"/>
+                <w:rPrChange w:id="539" w:author="Petros Kontos" w:date="2026-09-15T22:13:00Z" w16du:dateUtc="2026-09-15T19:13:00Z">
+                  <w:rPr>
+                    <w:rFonts w:asciiTheme="minorHAnsi" w:hAnsiTheme="minorHAnsi" w:cstheme="minorHAnsi"/>
+                    <w:sz w:val="20"/>
+                  </w:rPr>
+                </w:rPrChange>
+              </w:rPr>
+              <w:t>81,72</w:t>
+            </w:r>
+          </w:p>
+        </w:tc>
+        <w:tc>
+          <w:tcPr>
+            <w:tcW w:w="0" w:type="auto"/>
+          </w:tcPr>
+          <w:p>
+            <w:pPr>
+              <w:rPr>
+                <w:rFonts w:asciiTheme="majorHAnsi" w:hAnsiTheme="majorHAnsi" w:cstheme="minorHAnsi"/>
+                <w:sz w:val="20"/>
+                <w:rPrChange w:id="540" w:author="Petros Kontos" w:date="2026-09-15T22:13:00Z" w16du:dateUtc="2026-09-15T19:13:00Z">
+                  <w:rPr>
+                    <w:rFonts w:asciiTheme="minorHAnsi" w:hAnsiTheme="minorHAnsi" w:cstheme="minorHAnsi"/>
+                    <w:sz w:val="20"/>
+                  </w:rPr>
+                </w:rPrChange>
+              </w:rPr>
+            </w:pPr>
+            <w:r>
+              <w:rPr>
+                <w:rFonts w:asciiTheme="majorHAnsi" w:hAnsiTheme="majorHAnsi" w:cstheme="minorHAnsi"/>
+                <w:sz w:val="20"/>
+                <w:rPrChange w:id="541" w:author="Petros Kontos" w:date="2026-09-15T22:13:00Z" w16du:dateUtc="2026-09-15T19:13:00Z">
+                  <w:rPr>
+                    <w:rFonts w:asciiTheme="minorHAnsi" w:hAnsiTheme="minorHAnsi" w:cstheme="minorHAnsi"/>
+                    <w:sz w:val="20"/>
+                  </w:rPr>
+                </w:rPrChange>
+              </w:rPr>
+              <w:t>58,26</w:t>
+            </w:r>
+          </w:p>
+        </w:tc>
+        <w:tc>
+          <w:tcPr>
+            <w:tcW w:w="0" w:type="auto"/>
+          </w:tcPr>
+          <w:p>
+            <w:pPr>
+              <w:rPr>
+                <w:rFonts w:asciiTheme="majorHAnsi" w:hAnsiTheme="majorHAnsi" w:cstheme="minorHAnsi"/>
+                <w:sz w:val="20"/>
+                <w:rPrChange w:id="542" w:author="Petros Kontos" w:date="2026-09-15T22:13:00Z" w16du:dateUtc="2026-09-15T19:13:00Z">
+                  <w:rPr>
+                    <w:rFonts w:asciiTheme="minorHAnsi" w:hAnsiTheme="minorHAnsi" w:cstheme="minorHAnsi"/>
+                    <w:sz w:val="20"/>
+                  </w:rPr>
+                </w:rPrChange>
+              </w:rPr>
+            </w:pPr>
+            <w:r>
+              <w:rPr>
+                <w:rFonts w:asciiTheme="majorHAnsi" w:hAnsiTheme="majorHAnsi" w:cstheme="minorHAnsi"/>
+                <w:sz w:val="20"/>
+                <w:rPrChange w:id="543" w:author="Petros Kontos" w:date="2026-09-15T22:13:00Z" w16du:dateUtc="2026-09-15T19:13:00Z">
+                  <w:rPr>
+                    <w:rFonts w:asciiTheme="minorHAnsi" w:hAnsiTheme="minorHAnsi" w:cstheme="minorHAnsi"/>
+                    <w:sz w:val="20"/>
+                  </w:rPr>
+                </w:rPrChange>
+              </w:rPr>
+              <w:t>61,97</w:t>
+            </w:r>
+          </w:p>
+        </w:tc>
+        <w:tc>
+          <w:tcPr>
+            <w:tcW w:w="0" w:type="auto"/>
+          </w:tcPr>
+          <w:p>
+            <w:pPr>
+              <w:rPr>
+                <w:rFonts w:asciiTheme="majorHAnsi" w:hAnsiTheme="majorHAnsi" w:cstheme="minorHAnsi"/>
+                <w:sz w:val="20"/>
+                <w:rPrChange w:id="544" w:author="Petros Kontos" w:date="2026-09-15T22:13:00Z" w16du:dateUtc="2026-09-15T19:13:00Z">
+                  <w:rPr>
+                    <w:rFonts w:asciiTheme="minorHAnsi" w:hAnsiTheme="minorHAnsi" w:cstheme="minorHAnsi"/>
+                    <w:sz w:val="20"/>
+                  </w:rPr>
+                </w:rPrChange>
+              </w:rPr>
+            </w:pPr>
+            <w:r>
+              <w:rPr>
+                <w:rFonts w:asciiTheme="majorHAnsi" w:hAnsiTheme="majorHAnsi" w:cstheme="minorHAnsi"/>
+                <w:sz w:val="20"/>
+                <w:rPrChange w:id="545" w:author="Petros Kontos" w:date="2026-09-15T22:13:00Z" w16du:dateUtc="2026-09-15T19:13:00Z">
+                  <w:rPr>
+                    <w:rFonts w:asciiTheme="minorHAnsi" w:hAnsiTheme="minorHAnsi" w:cstheme="minorHAnsi"/>
+                    <w:sz w:val="20"/>
+                  </w:rPr>
+                </w:rPrChange>
+              </w:rPr>
+              <w:t>76,70</w:t>
+            </w:r>
+          </w:p>
+        </w:tc>
+        <w:tc>
+          <w:tcPr>
+            <w:tcW w:w="0" w:type="auto"/>
+          </w:tcPr>
+          <w:p>
+            <w:pPr>
+              <w:keepNext/>
+              <w:rPr>
+                <w:rFonts w:asciiTheme="majorHAnsi" w:hAnsiTheme="majorHAnsi" w:cstheme="minorHAnsi"/>
+                <w:sz w:val="20"/>
+                <w:rPrChange w:id="546" w:author="Petros Kontos" w:date="2026-09-15T22:13:00Z" w16du:dateUtc="2026-09-15T19:13:00Z">
+                  <w:rPr>
+                    <w:rFonts w:asciiTheme="minorHAnsi" w:hAnsiTheme="minorHAnsi" w:cstheme="minorHAnsi"/>
+                    <w:sz w:val="20"/>
+                  </w:rPr>
+                </w:rPrChange>
+              </w:rPr>
+            </w:pPr>
+            <w:r>
+              <w:rPr>
+                <w:rFonts w:asciiTheme="majorHAnsi" w:hAnsiTheme="majorHAnsi" w:cstheme="minorHAnsi"/>
+                <w:sz w:val="20"/>
+                <w:rPrChange w:id="547" w:author="Petros Kontos" w:date="2026-09-15T22:13:00Z" w16du:dateUtc="2026-09-15T19:13:00Z">
+                  <w:rPr>
+                    <w:rFonts w:asciiTheme="minorHAnsi" w:hAnsiTheme="minorHAnsi" w:cstheme="minorHAnsi"/>
+                    <w:sz w:val="20"/>
+                  </w:rPr>
+                </w:rPrChange>
+              </w:rPr>
               <w:t>78,74</w:t>
             </w:r>
           </w:p>
@@ -25171,14 +26382,27 @@
       <w:r>
         <w:t xml:space="preserve">Πίνακας </w:t>
       </w:r>
-      <w:fldSimple w:instr=" SEQ Πίνακας \* ARABIC ">
-        <w:r>
-          <w:rPr>
-            <w:noProof/>
-          </w:rPr>
-          <w:t>11</w:t>
-        </w:r>
-      </w:fldSimple>
+      <w:r>
+        <w:fldChar w:fldCharType="begin"/>
+      </w:r>
+      <w:r>
+        <w:instrText xml:space="preserve"> SEQ Πίνακας \* ARABIC </w:instrText>
+      </w:r>
+      <w:r>
+        <w:fldChar w:fldCharType="separate"/>
+      </w:r>
+      <w:r>
+        <w:rPr>
+          <w:noProof/>
+        </w:rPr>
+        <w:t>11</w:t>
+      </w:r>
+      <w:r>
+        <w:rPr>
+          <w:noProof/>
+        </w:rPr>
+        <w:fldChar w:fldCharType="end"/>
+      </w:r>
       <w:r>
         <w:t xml:space="preserve">: </w:t>
       </w:r>
@@ -25211,7 +26435,7 @@
       <w:pPr>
         <w:rPr>
           <w:lang w:val="en-US"/>
-          <w:rPrChange w:id="450" w:author="Petros Kontos" w:date="2026-09-16T17:03:00Z" w16du:dateUtc="2026-09-16T14:03:00Z">
+          <w:rPrChange w:id="548" w:author="Petros Kontos" w:date="2026-09-16T17:03:00Z" w16du:dateUtc="2026-09-16T14:03:00Z">
             <w:rPr/>
           </w:rPrChange>
         </w:rPr>
@@ -25232,7 +26456,7 @@
       <w:r>
         <w:t>ο EfficientNetB2 full unfreeze κερδίζει 20,47 μονάδες και το Custom CNN 18,14, ενώ το ConvNeXtBase μόλις 6,21. Αυτό σημαίνει ότι οι διαφορές μεταξύ των μοντέλων μικραίνουν όσο αφαιρούνται οι σπάνιες κλάσεις. Χαρακτηριστικά, στην αυστηρότερη εκδοχή, δηλαδή στις κλάσεις με τουλάχιστον 200 εικόνες και χωρίς τις junk, το MobileNetV1 BN-locked φτάνει το 95,70%, ίδια τιμή με το EfficientNetB2 BN-locked, παρότι έχει λιγότερες από τις μισές παραμέτρους.</w:t>
       </w:r>
-      <w:ins w:id="451" w:author="Petros Kontos" w:date="2026-09-16T17:03:00Z" w16du:dateUtc="2026-09-16T14:03:00Z">
+      <w:ins w:id="549" w:author="Petros Kontos" w:date="2026-09-16T17:03:00Z" w16du:dateUtc="2026-09-16T14:03:00Z">
         <w:r>
           <w:rPr>
             <w:lang w:val="en-US"/>
@@ -25244,7 +26468,7 @@
     <w:p>
       <w:pPr>
         <w:rPr>
-          <w:ins w:id="452" w:author="Petros Kontos" w:date="2026-09-16T13:58:00Z" w16du:dateUtc="2026-09-16T10:58:00Z"/>
+          <w:ins w:id="550" w:author="Petros Kontos" w:date="2026-09-16T13:58:00Z" w16du:dateUtc="2026-09-16T10:58:00Z"/>
         </w:rPr>
       </w:pPr>
       <w:r>
@@ -25265,26 +26489,18 @@
       <w:r>
         <w:t xml:space="preserve"> Η chaoborus έχει ένα δείγμα στο σύνολο ελέγχου και το F1-score της πηγαίνει από </w:t>
       </w:r>
-      <w:commentRangeStart w:id="453"/>
-      <w:r>
-        <w:t>1,00 στην frozen εκδοχή σε 0,00 στην BN-locked, μεταβολή που από μόνη της μετατοπίζει το Macro-F1 κατά 2,86 μονάδες. Αν αφαιρεθεί μόνο αυτή η κλάση και κρατηθούν οι υπόλοιπες 34, η κατάταξη αντιστρέφεται, με 84,14%</w:t>
-      </w:r>
-      <w:ins w:id="454" w:author="Petros Kontos" w:date="2026-09-16T12:12:00Z" w16du:dateUtc="2026-09-16T09:12:00Z">
-        <w:r>
-          <w:t>(35-0,8459-1)/34</w:t>
-        </w:r>
-      </w:ins>
-      <w:r>
-        <w:t xml:space="preserve"> για την frozen εκδοχή και 85,84% για την BN-locked. Επομένως η υπεροχή της frozen εκδοχής στο πλήρες Macro-F1 οφείλεται σε μία πρόβλεψη σε μία εικόνα και δεν αντικατοπτρίζει καλύτερη συμπεριφορά στο σύνολο των κλάσεων. Το ίδιο φαίνεται και </w:t>
-      </w:r>
-      <w:commentRangeEnd w:id="453"/>
+      <w:commentRangeStart w:id="551"/>
+      <w:r>
+        <w:t xml:space="preserve">1,00 στην frozen εκδοχή σε 0,00 στην BN-locked, μεταβολή που από μόνη της μετατοπίζει το Macro-F1 κατά 2,86 μονάδες. Αν αφαιρεθεί μόνο αυτή η κλάση και κρατηθούν οι υπόλοιπες 34, η κατάταξη αντιστρέφεται, με 84,14% για την frozen εκδοχή και 85,84% για την BN-locked. Επομένως η υπεροχή της frozen εκδοχής στο πλήρες Macro-F1 οφείλεται σε μία πρόβλεψη σε μία εικόνα και δεν αντικατοπτρίζει καλύτερη συμπεριφορά στο σύνολο των κλάσεων. Το ίδιο φαίνεται και </w:t>
+      </w:r>
+      <w:commentRangeEnd w:id="551"/>
       <w:r>
         <w:rPr>
           <w:rStyle w:val="af1"/>
           <w:sz w:val="22"/>
           <w:szCs w:val="20"/>
         </w:rPr>
-        <w:commentReference w:id="453"/>
+        <w:commentReference w:id="551"/>
       </w:r>
       <w:r>
         <w:t>αν εξεταστούν όλες οι κλάσεις ξεχωριστά</w:t>
@@ -25316,7 +26532,7 @@
       <w:r>
         <w:t>.</w:t>
       </w:r>
-      <w:ins w:id="455" w:author="Petros Kontos" w:date="2026-09-16T12:13:00Z" w16du:dateUtc="2026-09-16T09:13:00Z">
+      <w:ins w:id="552" w:author="Petros Kontos" w:date="2026-09-16T12:13:00Z" w16du:dateUtc="2026-09-16T09:13:00Z">
         <w:r>
           <w:t xml:space="preserve"> </w:t>
         </w:r>
@@ -25327,15 +26543,15 @@
         <w:keepNext/>
         <w:jc w:val="center"/>
         <w:rPr>
-          <w:ins w:id="456" w:author="Petros Kontos" w:date="2026-09-16T14:01:00Z" w16du:dateUtc="2026-09-16T11:01:00Z"/>
+          <w:ins w:id="553" w:author="Petros Kontos" w:date="2026-09-16T14:01:00Z" w16du:dateUtc="2026-09-16T11:01:00Z"/>
         </w:rPr>
-        <w:pPrChange w:id="457" w:author="Petros Kontos" w:date="2026-09-16T14:01:00Z" w16du:dateUtc="2026-09-16T11:01:00Z">
+        <w:pPrChange w:id="554" w:author="Petros Kontos" w:date="2026-09-16T14:01:00Z" w16du:dateUtc="2026-09-16T11:01:00Z">
           <w:pPr>
             <w:jc w:val="center"/>
           </w:pPr>
         </w:pPrChange>
       </w:pPr>
-      <w:ins w:id="458" w:author="Petros Kontos" w:date="2026-09-16T14:34:00Z" w16du:dateUtc="2026-09-16T11:34:00Z">
+      <w:ins w:id="555" w:author="Petros Kontos" w:date="2026-09-16T14:34:00Z" w16du:dateUtc="2026-09-16T11:34:00Z">
         <w:r>
           <w:rPr>
             <w:noProof/>
@@ -25357,7 +26573,7 @@
                       <pic:cNvPicPr/>
                     </pic:nvPicPr>
                     <pic:blipFill>
-                      <a:blip r:embed="rId31" cstate="print">
+                      <a:blip r:embed="rId35" cstate="print">
                         <a:extLst>
                           <a:ext uri="{28A0092B-C50C-407E-A947-70E740481C1C}">
                             <a14:useLocalDpi xmlns:a14="http://schemas.microsoft.com/office/drawing/2010/main" val="0"/>
@@ -25389,11 +26605,11 @@
       <w:pPr>
         <w:pStyle w:val="ac"/>
         <w:jc w:val="center"/>
-        <w:pPrChange w:id="459" w:author="Petros Kontos" w:date="2026-09-16T14:01:00Z" w16du:dateUtc="2026-09-16T11:01:00Z">
+        <w:pPrChange w:id="556" w:author="Petros Kontos" w:date="2026-09-16T14:01:00Z" w16du:dateUtc="2026-09-16T11:01:00Z">
           <w:pPr/>
         </w:pPrChange>
       </w:pPr>
-      <w:ins w:id="460" w:author="Petros Kontos" w:date="2026-09-16T14:01:00Z" w16du:dateUtc="2026-09-16T11:01:00Z">
+      <w:ins w:id="557" w:author="Petros Kontos" w:date="2026-09-16T14:01:00Z" w16du:dateUtc="2026-09-16T11:01:00Z">
         <w:r>
           <w:t xml:space="preserve">Σχήμα </w:t>
         </w:r>
@@ -25407,20 +26623,20 @@
       <w:r>
         <w:fldChar w:fldCharType="separate"/>
       </w:r>
-      <w:ins w:id="461" w:author="Petros Kontos" w:date="2026-09-17T17:18:00Z" w16du:dateUtc="2026-09-17T14:18:00Z">
+      <w:ins w:id="558" w:author="Petros Kontos" w:date="2026-09-17T18:28:00Z" w16du:dateUtc="2026-09-17T15:28:00Z">
         <w:r>
           <w:rPr>
             <w:noProof/>
           </w:rPr>
-          <w:t>10</w:t>
+          <w:t>12</w:t>
         </w:r>
       </w:ins>
-      <w:ins w:id="462" w:author="Petros Kontos" w:date="2026-09-16T14:01:00Z" w16du:dateUtc="2026-09-16T11:01:00Z">
+      <w:ins w:id="559" w:author="Petros Kontos" w:date="2026-09-16T14:01:00Z" w16du:dateUtc="2026-09-16T11:01:00Z">
         <w:r>
           <w:fldChar w:fldCharType="end"/>
         </w:r>
       </w:ins>
-      <w:ins w:id="463" w:author="Petros Kontos" w:date="2026-09-16T14:02:00Z" w16du:dateUtc="2026-09-16T11:02:00Z">
+      <w:ins w:id="560" w:author="Petros Kontos" w:date="2026-09-16T14:02:00Z" w16du:dateUtc="2026-09-16T11:02:00Z">
         <w:r>
           <w:rPr>
             <w:lang w:val="en-US"/>
@@ -25428,7 +26644,7 @@
           <w:t xml:space="preserve">: </w:t>
         </w:r>
       </w:ins>
-      <w:ins w:id="464" w:author="Petros Kontos" w:date="2026-09-16T14:04:00Z" w16du:dateUtc="2026-09-16T11:04:00Z">
+      <w:ins w:id="561" w:author="Petros Kontos" w:date="2026-09-16T14:04:00Z" w16du:dateUtc="2026-09-16T11:04:00Z">
         <w:r>
           <w:t xml:space="preserve">Μεταβολή του </w:t>
         </w:r>
@@ -25442,7 +26658,7 @@
           <w:t xml:space="preserve">ανά κλάση </w:t>
         </w:r>
       </w:ins>
-      <w:ins w:id="465" w:author="Petros Kontos" w:date="2026-09-16T14:05:00Z" w16du:dateUtc="2026-09-16T11:05:00Z">
+      <w:ins w:id="562" w:author="Petros Kontos" w:date="2026-09-16T14:05:00Z" w16du:dateUtc="2026-09-16T11:05:00Z">
         <w:r>
           <w:t xml:space="preserve">από το </w:t>
         </w:r>
@@ -25465,12 +26681,12 @@
           <w:t xml:space="preserve"> με κλειδωμένα τα επίπεδα </w:t>
         </w:r>
       </w:ins>
-      <w:ins w:id="466" w:author="Petros Kontos" w:date="2026-09-16T14:06:00Z" w16du:dateUtc="2026-09-16T11:06:00Z">
+      <w:ins w:id="563" w:author="Petros Kontos" w:date="2026-09-16T14:06:00Z" w16du:dateUtc="2026-09-16T11:06:00Z">
         <w:r>
           <w:t>κανονικοποίησης</w:t>
         </w:r>
       </w:ins>
-      <w:ins w:id="467" w:author="Petros Kontos" w:date="2026-09-16T14:05:00Z" w16du:dateUtc="2026-09-16T11:05:00Z">
+      <w:ins w:id="564" w:author="Petros Kontos" w:date="2026-09-16T14:05:00Z" w16du:dateUtc="2026-09-16T11:05:00Z">
         <w:r>
           <w:t xml:space="preserve"> παρτίδας. Το </w:t>
         </w:r>
@@ -25484,7 +26700,7 @@
           <w:t xml:space="preserve">δηλώνει </w:t>
         </w:r>
       </w:ins>
-      <w:ins w:id="468" w:author="Petros Kontos" w:date="2026-09-16T14:06:00Z" w16du:dateUtc="2026-09-16T11:06:00Z">
+      <w:ins w:id="565" w:author="Petros Kontos" w:date="2026-09-16T14:06:00Z" w16du:dateUtc="2026-09-16T11:06:00Z">
         <w:r>
           <w:t>το πλήθος των εικόνων στο σύνολο ελέγχου</w:t>
         </w:r>
@@ -25660,10 +26876,10 @@
                     <pic:cNvPicPr/>
                   </pic:nvPicPr>
                   <pic:blipFill>
-                    <a:blip r:embed="rId32">
+                    <a:blip r:embed="rId36">
                       <a:extLst>
                         <a:ext uri="{96DAC541-7B7A-43D3-8B79-37D633B846F1}">
-                          <asvg:svgBlip xmlns:asvg="http://schemas.microsoft.com/office/drawing/2016/SVG/main" r:embed="rId33"/>
+                          <asvg:svgBlip xmlns:asvg="http://schemas.microsoft.com/office/drawing/2016/SVG/main" r:embed="rId37"/>
                         </a:ext>
                       </a:extLst>
                     </a:blip>
@@ -25696,24 +26912,37 @@
       <w:r>
         <w:t xml:space="preserve">Σχήμα </w:t>
       </w:r>
-      <w:fldSimple w:instr=" SEQ Σχήμα \* ARABIC ">
-        <w:ins w:id="469" w:author="Petros Kontos" w:date="2026-09-17T17:18:00Z" w16du:dateUtc="2026-09-17T14:18:00Z">
-          <w:r>
-            <w:rPr>
-              <w:noProof/>
-            </w:rPr>
-            <w:t>11</w:t>
-          </w:r>
-        </w:ins>
-        <w:del w:id="470" w:author="Petros Kontos" w:date="2026-09-17T17:18:00Z" w16du:dateUtc="2026-09-17T14:18:00Z">
-          <w:r>
-            <w:rPr>
-              <w:noProof/>
-            </w:rPr>
-            <w:delText>10</w:delText>
-          </w:r>
-        </w:del>
-      </w:fldSimple>
+      <w:r>
+        <w:fldChar w:fldCharType="begin"/>
+      </w:r>
+      <w:r>
+        <w:instrText xml:space="preserve"> SEQ Σχήμα \* ARABIC </w:instrText>
+      </w:r>
+      <w:r>
+        <w:fldChar w:fldCharType="separate"/>
+      </w:r>
+      <w:ins w:id="566" w:author="Petros Kontos" w:date="2026-09-17T18:28:00Z" w16du:dateUtc="2026-09-17T15:28:00Z">
+        <w:r>
+          <w:rPr>
+            <w:noProof/>
+          </w:rPr>
+          <w:t>13</w:t>
+        </w:r>
+      </w:ins>
+      <w:del w:id="567" w:author="Petros Kontos" w:date="2026-09-17T17:18:00Z" w16du:dateUtc="2026-09-17T14:18:00Z">
+        <w:r>
+          <w:rPr>
+            <w:noProof/>
+          </w:rPr>
+          <w:delText>10</w:delText>
+        </w:r>
+      </w:del>
+      <w:r>
+        <w:rPr>
+          <w:noProof/>
+        </w:rPr>
+        <w:fldChar w:fldCharType="end"/>
+      </w:r>
       <w:r>
         <w:t xml:space="preserve">: </w:t>
       </w:r>
@@ -25789,11 +27018,11 @@
           <w:lang w:val="en-US"/>
         </w:rPr>
       </w:pPr>
-      <w:bookmarkStart w:id="471" w:name="_Toc240123244"/>
+      <w:bookmarkStart w:id="568" w:name="_Toc240123244"/>
       <w:r>
         <w:t>Συνολική σύγκριση των μοντέλων</w:t>
       </w:r>
-      <w:bookmarkEnd w:id="471"/>
+      <w:bookmarkEnd w:id="568"/>
     </w:p>
     <w:tbl>
       <w:tblPr>
@@ -27147,14 +28376,27 @@
       <w:r>
         <w:t xml:space="preserve">Πίνακας </w:t>
       </w:r>
-      <w:fldSimple w:instr=" SEQ Πίνακας \* ARABIC ">
-        <w:r>
-          <w:rPr>
-            <w:noProof/>
-          </w:rPr>
-          <w:t>12</w:t>
-        </w:r>
-      </w:fldSimple>
+      <w:r>
+        <w:fldChar w:fldCharType="begin"/>
+      </w:r>
+      <w:r>
+        <w:instrText xml:space="preserve"> SEQ Πίνακας \* ARABIC </w:instrText>
+      </w:r>
+      <w:r>
+        <w:fldChar w:fldCharType="separate"/>
+      </w:r>
+      <w:r>
+        <w:rPr>
+          <w:noProof/>
+        </w:rPr>
+        <w:t>12</w:t>
+      </w:r>
+      <w:r>
+        <w:rPr>
+          <w:noProof/>
+        </w:rPr>
+        <w:fldChar w:fldCharType="end"/>
+      </w:r>
       <w:r>
         <w:rPr>
           <w:lang w:val="en-US"/>
@@ -27222,12 +28464,12 @@
       <w:pPr>
         <w:pStyle w:val="1"/>
       </w:pPr>
-      <w:bookmarkStart w:id="472" w:name="_Toc240123245"/>
+      <w:bookmarkStart w:id="569" w:name="_Toc240123245"/>
       <w:r>
         <w:lastRenderedPageBreak/>
         <w:t>Συμπεράσματα</w:t>
       </w:r>
-      <w:bookmarkEnd w:id="472"/>
+      <w:bookmarkEnd w:id="569"/>
     </w:p>
     <w:p>
       <w:r>
@@ -27299,7 +28541,7 @@
       <w:r>
         <w:t>.</w:t>
       </w:r>
-      <w:del w:id="473" w:author="Petros Kontos" w:date="2026-09-17T13:54:00Z" w16du:dateUtc="2026-09-17T10:54:00Z">
+      <w:del w:id="570" w:author="Petros Kontos" w:date="2026-09-17T13:54:00Z" w16du:dateUtc="2026-09-17T10:54:00Z">
         <w:r>
           <w:delText xml:space="preserve"> </w:delText>
         </w:r>
@@ -27338,7 +28580,7 @@
           <w:lang w:val="en-US"/>
         </w:rPr>
       </w:pPr>
-      <w:bookmarkStart w:id="474" w:name="_Toc240123246"/>
+      <w:bookmarkStart w:id="571" w:name="_Toc240123246"/>
       <w:r>
         <w:lastRenderedPageBreak/>
         <w:t xml:space="preserve">Περιορισμοί και </w:t>
@@ -27349,7 +28591,7 @@
       <w:r>
         <w:t>ελλοντική εργασία</w:t>
       </w:r>
-      <w:bookmarkEnd w:id="474"/>
+      <w:bookmarkEnd w:id="571"/>
       <w:r>
         <w:t> </w:t>
       </w:r>
@@ -27361,7 +28603,7 @@
           <w:lang w:val="en-US"/>
         </w:rPr>
       </w:pPr>
-      <w:bookmarkStart w:id="475" w:name="_Toc240123247"/>
+      <w:bookmarkStart w:id="572" w:name="_Toc240123247"/>
       <w:r>
         <w:t>Περιορισμοί</w:t>
       </w:r>
@@ -27371,7 +28613,7 @@
         </w:rPr>
         <w:t xml:space="preserve"> της εργασίας</w:t>
       </w:r>
-      <w:bookmarkEnd w:id="475"/>
+      <w:bookmarkEnd w:id="572"/>
     </w:p>
     <w:p>
       <w:r>
@@ -27695,11 +28937,11 @@
       <w:pPr>
         <w:pStyle w:val="2"/>
       </w:pPr>
-      <w:bookmarkStart w:id="476" w:name="_Toc240123248"/>
+      <w:bookmarkStart w:id="573" w:name="_Toc240123248"/>
       <w:r>
         <w:t>Μελλοντική εργασία</w:t>
       </w:r>
-      <w:bookmarkEnd w:id="476"/>
+      <w:bookmarkEnd w:id="573"/>
       <w:r>
         <w:t xml:space="preserve"> </w:t>
       </w:r>
@@ -27792,7 +29034,7 @@
         <w:tblInd w:w="108" w:type="dxa"/>
         <w:tblLayout w:type="fixed"/>
         <w:tblLook w:val="0000" w:firstRow="0" w:lastRow="0" w:firstColumn="0" w:lastColumn="0" w:noHBand="0" w:noVBand="0"/>
-        <w:tblPrChange w:id="477" w:author="ΜΑΡΙΝΑ ΠΛΗΣΙΤΗ" w:date="2026-09-15T10:41:00Z" w16du:dateUtc="2026-09-15T07:41:00Z">
+        <w:tblPrChange w:id="574" w:author="ΜΑΡΙΝΑ ΠΛΗΣΙΤΗ" w:date="2026-09-15T10:41:00Z" w16du:dateUtc="2026-09-15T07:41:00Z">
           <w:tblPr>
             <w:tblW w:w="8364" w:type="dxa"/>
             <w:tblInd w:w="108" w:type="dxa"/>
@@ -27804,7 +29046,7 @@
       <w:tblGrid>
         <w:gridCol w:w="885"/>
         <w:gridCol w:w="6946"/>
-        <w:tblGridChange w:id="478">
+        <w:tblGridChange w:id="575">
           <w:tblGrid>
             <w:gridCol w:w="885"/>
             <w:gridCol w:w="533"/>
@@ -27817,7 +29059,7 @@
         <w:tc>
           <w:tcPr>
             <w:tcW w:w="885" w:type="dxa"/>
-            <w:tcPrChange w:id="479" w:author="ΜΑΡΙΝΑ ΠΛΗΣΙΤΗ" w:date="2026-09-15T10:41:00Z" w16du:dateUtc="2026-09-15T07:41:00Z">
+            <w:tcPrChange w:id="576" w:author="ΜΑΡΙΝΑ ΠΛΗΣΙΤΗ" w:date="2026-09-15T10:41:00Z" w16du:dateUtc="2026-09-15T07:41:00Z">
               <w:tcPr>
                 <w:tcW w:w="1418" w:type="dxa"/>
                 <w:gridSpan w:val="2"/>
@@ -27846,7 +29088,7 @@
         <w:tc>
           <w:tcPr>
             <w:tcW w:w="6946" w:type="dxa"/>
-            <w:tcPrChange w:id="480" w:author="ΜΑΡΙΝΑ ΠΛΗΣΙΤΗ" w:date="2026-09-15T10:41:00Z" w16du:dateUtc="2026-09-15T07:41:00Z">
+            <w:tcPrChange w:id="577" w:author="ΜΑΡΙΝΑ ΠΛΗΣΙΤΗ" w:date="2026-09-15T10:41:00Z" w16du:dateUtc="2026-09-15T07:41:00Z">
               <w:tcPr>
                 <w:tcW w:w="6946" w:type="dxa"/>
                 <w:gridSpan w:val="2"/>
@@ -27872,7 +29114,7 @@
         <w:tc>
           <w:tcPr>
             <w:tcW w:w="885" w:type="dxa"/>
-            <w:tcPrChange w:id="481" w:author="ΜΑΡΙΝΑ ΠΛΗΣΙΤΗ" w:date="2026-09-15T10:41:00Z" w16du:dateUtc="2026-09-15T07:41:00Z">
+            <w:tcPrChange w:id="578" w:author="ΜΑΡΙΝΑ ΠΛΗΣΙΤΗ" w:date="2026-09-15T10:41:00Z" w16du:dateUtc="2026-09-15T07:41:00Z">
               <w:tcPr>
                 <w:tcW w:w="1418" w:type="dxa"/>
                 <w:gridSpan w:val="2"/>
@@ -27894,7 +29136,7 @@
         <w:tc>
           <w:tcPr>
             <w:tcW w:w="6946" w:type="dxa"/>
-            <w:tcPrChange w:id="482" w:author="ΜΑΡΙΝΑ ΠΛΗΣΙΤΗ" w:date="2026-09-15T10:41:00Z" w16du:dateUtc="2026-09-15T07:41:00Z">
+            <w:tcPrChange w:id="579" w:author="ΜΑΡΙΝΑ ΠΛΗΣΙΤΗ" w:date="2026-09-15T10:41:00Z" w16du:dateUtc="2026-09-15T07:41:00Z">
               <w:tcPr>
                 <w:tcW w:w="6946" w:type="dxa"/>
                 <w:gridSpan w:val="2"/>
@@ -27920,7 +29162,7 @@
         <w:tc>
           <w:tcPr>
             <w:tcW w:w="885" w:type="dxa"/>
-            <w:tcPrChange w:id="483" w:author="ΜΑΡΙΝΑ ΠΛΗΣΙΤΗ" w:date="2026-09-15T10:41:00Z" w16du:dateUtc="2026-09-15T07:41:00Z">
+            <w:tcPrChange w:id="580" w:author="ΜΑΡΙΝΑ ΠΛΗΣΙΤΗ" w:date="2026-09-15T10:41:00Z" w16du:dateUtc="2026-09-15T07:41:00Z">
               <w:tcPr>
                 <w:tcW w:w="1418" w:type="dxa"/>
                 <w:gridSpan w:val="2"/>
@@ -27942,7 +29184,7 @@
         <w:tc>
           <w:tcPr>
             <w:tcW w:w="6946" w:type="dxa"/>
-            <w:tcPrChange w:id="484" w:author="ΜΑΡΙΝΑ ΠΛΗΣΙΤΗ" w:date="2026-09-15T10:41:00Z" w16du:dateUtc="2026-09-15T07:41:00Z">
+            <w:tcPrChange w:id="581" w:author="ΜΑΡΙΝΑ ΠΛΗΣΙΤΗ" w:date="2026-09-15T10:41:00Z" w16du:dateUtc="2026-09-15T07:41:00Z">
               <w:tcPr>
                 <w:tcW w:w="6946" w:type="dxa"/>
                 <w:gridSpan w:val="2"/>
@@ -27965,7 +29207,7 @@
       <w:tr>
         <w:trPr>
           <w:cantSplit/>
-          <w:trPrChange w:id="485" w:author="ΜΑΡΙΝΑ ΠΛΗΣΙΤΗ" w:date="2026-09-15T10:41:00Z" w16du:dateUtc="2026-09-15T07:41:00Z">
+          <w:trPrChange w:id="582" w:author="ΜΑΡΙΝΑ ΠΛΗΣΙΤΗ" w:date="2026-09-15T10:41:00Z" w16du:dateUtc="2026-09-15T07:41:00Z">
             <w:trPr>
               <w:cantSplit/>
             </w:trPr>
@@ -27974,7 +29216,7 @@
         <w:tc>
           <w:tcPr>
             <w:tcW w:w="885" w:type="dxa"/>
-            <w:tcPrChange w:id="486" w:author="ΜΑΡΙΝΑ ΠΛΗΣΙΤΗ" w:date="2026-09-15T10:41:00Z" w16du:dateUtc="2026-09-15T07:41:00Z">
+            <w:tcPrChange w:id="583" w:author="ΜΑΡΙΝΑ ΠΛΗΣΙΤΗ" w:date="2026-09-15T10:41:00Z" w16du:dateUtc="2026-09-15T07:41:00Z">
               <w:tcPr>
                 <w:tcW w:w="1418" w:type="dxa"/>
                 <w:gridSpan w:val="2"/>
@@ -27996,7 +29238,7 @@
         <w:tc>
           <w:tcPr>
             <w:tcW w:w="6946" w:type="dxa"/>
-            <w:tcPrChange w:id="487" w:author="ΜΑΡΙΝΑ ΠΛΗΣΙΤΗ" w:date="2026-09-15T10:41:00Z" w16du:dateUtc="2026-09-15T07:41:00Z">
+            <w:tcPrChange w:id="584" w:author="ΜΑΡΙΝΑ ΠΛΗΣΙΤΗ" w:date="2026-09-15T10:41:00Z" w16du:dateUtc="2026-09-15T07:41:00Z">
               <w:tcPr>
                 <w:tcW w:w="6946" w:type="dxa"/>
                 <w:gridSpan w:val="2"/>
@@ -28041,7 +29283,7 @@
         <w:tc>
           <w:tcPr>
             <w:tcW w:w="885" w:type="dxa"/>
-            <w:tcPrChange w:id="488" w:author="ΜΑΡΙΝΑ ΠΛΗΣΙΤΗ" w:date="2026-09-15T10:41:00Z" w16du:dateUtc="2026-09-15T07:41:00Z">
+            <w:tcPrChange w:id="585" w:author="ΜΑΡΙΝΑ ΠΛΗΣΙΤΗ" w:date="2026-09-15T10:41:00Z" w16du:dateUtc="2026-09-15T07:41:00Z">
               <w:tcPr>
                 <w:tcW w:w="1418" w:type="dxa"/>
                 <w:gridSpan w:val="2"/>
@@ -28070,7 +29312,7 @@
         <w:tc>
           <w:tcPr>
             <w:tcW w:w="6946" w:type="dxa"/>
-            <w:tcPrChange w:id="489" w:author="ΜΑΡΙΝΑ ΠΛΗΣΙΤΗ" w:date="2026-09-15T10:41:00Z" w16du:dateUtc="2026-09-15T07:41:00Z">
+            <w:tcPrChange w:id="586" w:author="ΜΑΡΙΝΑ ΠΛΗΣΙΤΗ" w:date="2026-09-15T10:41:00Z" w16du:dateUtc="2026-09-15T07:41:00Z">
               <w:tcPr>
                 <w:tcW w:w="6946" w:type="dxa"/>
                 <w:gridSpan w:val="2"/>
@@ -28096,7 +29338,7 @@
         <w:tc>
           <w:tcPr>
             <w:tcW w:w="885" w:type="dxa"/>
-            <w:tcPrChange w:id="490" w:author="ΜΑΡΙΝΑ ΠΛΗΣΙΤΗ" w:date="2026-09-15T10:41:00Z" w16du:dateUtc="2026-09-15T07:41:00Z">
+            <w:tcPrChange w:id="587" w:author="ΜΑΡΙΝΑ ΠΛΗΣΙΤΗ" w:date="2026-09-15T10:41:00Z" w16du:dateUtc="2026-09-15T07:41:00Z">
               <w:tcPr>
                 <w:tcW w:w="1418" w:type="dxa"/>
                 <w:gridSpan w:val="2"/>
@@ -28118,7 +29360,7 @@
         <w:tc>
           <w:tcPr>
             <w:tcW w:w="6946" w:type="dxa"/>
-            <w:tcPrChange w:id="491" w:author="ΜΑΡΙΝΑ ΠΛΗΣΙΤΗ" w:date="2026-09-15T10:41:00Z" w16du:dateUtc="2026-09-15T07:41:00Z">
+            <w:tcPrChange w:id="588" w:author="ΜΑΡΙΝΑ ΠΛΗΣΙΤΗ" w:date="2026-09-15T10:41:00Z" w16du:dateUtc="2026-09-15T07:41:00Z">
               <w:tcPr>
                 <w:tcW w:w="6946" w:type="dxa"/>
                 <w:gridSpan w:val="2"/>
@@ -28144,7 +29386,7 @@
         <w:tc>
           <w:tcPr>
             <w:tcW w:w="885" w:type="dxa"/>
-            <w:tcPrChange w:id="492" w:author="ΜΑΡΙΝΑ ΠΛΗΣΙΤΗ" w:date="2026-09-15T10:41:00Z" w16du:dateUtc="2026-09-15T07:41:00Z">
+            <w:tcPrChange w:id="589" w:author="ΜΑΡΙΝΑ ΠΛΗΣΙΤΗ" w:date="2026-09-15T10:41:00Z" w16du:dateUtc="2026-09-15T07:41:00Z">
               <w:tcPr>
                 <w:tcW w:w="1418" w:type="dxa"/>
                 <w:gridSpan w:val="2"/>
@@ -28160,7 +29402,7 @@
         <w:tc>
           <w:tcPr>
             <w:tcW w:w="6946" w:type="dxa"/>
-            <w:tcPrChange w:id="493" w:author="ΜΑΡΙΝΑ ΠΛΗΣΙΤΗ" w:date="2026-09-15T10:41:00Z" w16du:dateUtc="2026-09-15T07:41:00Z">
+            <w:tcPrChange w:id="590" w:author="ΜΑΡΙΝΑ ΠΛΗΣΙΤΗ" w:date="2026-09-15T10:41:00Z" w16du:dateUtc="2026-09-15T07:41:00Z">
               <w:tcPr>
                 <w:tcW w:w="6946" w:type="dxa"/>
                 <w:gridSpan w:val="2"/>
@@ -28186,7 +29428,7 @@
         <w:tc>
           <w:tcPr>
             <w:tcW w:w="885" w:type="dxa"/>
-            <w:tcPrChange w:id="494" w:author="ΜΑΡΙΝΑ ΠΛΗΣΙΤΗ" w:date="2026-09-15T10:41:00Z" w16du:dateUtc="2026-09-15T07:41:00Z">
+            <w:tcPrChange w:id="591" w:author="ΜΑΡΙΝΑ ΠΛΗΣΙΤΗ" w:date="2026-09-15T10:41:00Z" w16du:dateUtc="2026-09-15T07:41:00Z">
               <w:tcPr>
                 <w:tcW w:w="1418" w:type="dxa"/>
                 <w:gridSpan w:val="2"/>
@@ -28202,7 +29444,7 @@
         <w:tc>
           <w:tcPr>
             <w:tcW w:w="6946" w:type="dxa"/>
-            <w:tcPrChange w:id="495" w:author="ΜΑΡΙΝΑ ΠΛΗΣΙΤΗ" w:date="2026-09-15T10:41:00Z" w16du:dateUtc="2026-09-15T07:41:00Z">
+            <w:tcPrChange w:id="592" w:author="ΜΑΡΙΝΑ ΠΛΗΣΙΤΗ" w:date="2026-09-15T10:41:00Z" w16du:dateUtc="2026-09-15T07:41:00Z">
               <w:tcPr>
                 <w:tcW w:w="6946" w:type="dxa"/>
                 <w:gridSpan w:val="2"/>
@@ -28228,7 +29470,7 @@
         <w:tc>
           <w:tcPr>
             <w:tcW w:w="885" w:type="dxa"/>
-            <w:tcPrChange w:id="496" w:author="ΜΑΡΙΝΑ ΠΛΗΣΙΤΗ" w:date="2026-09-15T10:41:00Z" w16du:dateUtc="2026-09-15T07:41:00Z">
+            <w:tcPrChange w:id="593" w:author="ΜΑΡΙΝΑ ΠΛΗΣΙΤΗ" w:date="2026-09-15T10:41:00Z" w16du:dateUtc="2026-09-15T07:41:00Z">
               <w:tcPr>
                 <w:tcW w:w="1418" w:type="dxa"/>
                 <w:gridSpan w:val="2"/>
@@ -28244,7 +29486,7 @@
         <w:tc>
           <w:tcPr>
             <w:tcW w:w="6946" w:type="dxa"/>
-            <w:tcPrChange w:id="497" w:author="ΜΑΡΙΝΑ ΠΛΗΣΙΤΗ" w:date="2026-09-15T10:41:00Z" w16du:dateUtc="2026-09-15T07:41:00Z">
+            <w:tcPrChange w:id="594" w:author="ΜΑΡΙΝΑ ΠΛΗΣΙΤΗ" w:date="2026-09-15T10:41:00Z" w16du:dateUtc="2026-09-15T07:41:00Z">
               <w:tcPr>
                 <w:tcW w:w="6946" w:type="dxa"/>
                 <w:gridSpan w:val="2"/>
@@ -28268,7 +29510,7 @@
         <w:tc>
           <w:tcPr>
             <w:tcW w:w="885" w:type="dxa"/>
-            <w:tcPrChange w:id="498" w:author="ΜΑΡΙΝΑ ΠΛΗΣΙΤΗ" w:date="2026-09-15T10:41:00Z" w16du:dateUtc="2026-09-15T07:41:00Z">
+            <w:tcPrChange w:id="595" w:author="ΜΑΡΙΝΑ ΠΛΗΣΙΤΗ" w:date="2026-09-15T10:41:00Z" w16du:dateUtc="2026-09-15T07:41:00Z">
               <w:tcPr>
                 <w:tcW w:w="1418" w:type="dxa"/>
                 <w:gridSpan w:val="2"/>
@@ -28284,7 +29526,7 @@
         <w:tc>
           <w:tcPr>
             <w:tcW w:w="6946" w:type="dxa"/>
-            <w:tcPrChange w:id="499" w:author="ΜΑΡΙΝΑ ΠΛΗΣΙΤΗ" w:date="2026-09-15T10:41:00Z" w16du:dateUtc="2026-09-15T07:41:00Z">
+            <w:tcPrChange w:id="596" w:author="ΜΑΡΙΝΑ ΠΛΗΣΙΤΗ" w:date="2026-09-15T10:41:00Z" w16du:dateUtc="2026-09-15T07:41:00Z">
               <w:tcPr>
                 <w:tcW w:w="6946" w:type="dxa"/>
                 <w:gridSpan w:val="2"/>
@@ -28310,7 +29552,7 @@
         <w:tc>
           <w:tcPr>
             <w:tcW w:w="885" w:type="dxa"/>
-            <w:tcPrChange w:id="500" w:author="ΜΑΡΙΝΑ ΠΛΗΣΙΤΗ" w:date="2026-09-15T10:41:00Z" w16du:dateUtc="2026-09-15T07:41:00Z">
+            <w:tcPrChange w:id="597" w:author="ΜΑΡΙΝΑ ΠΛΗΣΙΤΗ" w:date="2026-09-15T10:41:00Z" w16du:dateUtc="2026-09-15T07:41:00Z">
               <w:tcPr>
                 <w:tcW w:w="1418" w:type="dxa"/>
                 <w:gridSpan w:val="2"/>
@@ -28327,7 +29569,7 @@
         <w:tc>
           <w:tcPr>
             <w:tcW w:w="6946" w:type="dxa"/>
-            <w:tcPrChange w:id="501" w:author="ΜΑΡΙΝΑ ΠΛΗΣΙΤΗ" w:date="2026-09-15T10:41:00Z" w16du:dateUtc="2026-09-15T07:41:00Z">
+            <w:tcPrChange w:id="598" w:author="ΜΑΡΙΝΑ ΠΛΗΣΙΤΗ" w:date="2026-09-15T10:41:00Z" w16du:dateUtc="2026-09-15T07:41:00Z">
               <w:tcPr>
                 <w:tcW w:w="6946" w:type="dxa"/>
                 <w:gridSpan w:val="2"/>
@@ -28353,7 +29595,7 @@
         <w:tc>
           <w:tcPr>
             <w:tcW w:w="885" w:type="dxa"/>
-            <w:tcPrChange w:id="502" w:author="ΜΑΡΙΝΑ ΠΛΗΣΙΤΗ" w:date="2026-09-15T10:41:00Z" w16du:dateUtc="2026-09-15T07:41:00Z">
+            <w:tcPrChange w:id="599" w:author="ΜΑΡΙΝΑ ΠΛΗΣΙΤΗ" w:date="2026-09-15T10:41:00Z" w16du:dateUtc="2026-09-15T07:41:00Z">
               <w:tcPr>
                 <w:tcW w:w="1418" w:type="dxa"/>
                 <w:gridSpan w:val="2"/>
@@ -28377,7 +29619,7 @@
         <w:tc>
           <w:tcPr>
             <w:tcW w:w="6946" w:type="dxa"/>
-            <w:tcPrChange w:id="503" w:author="ΜΑΡΙΝΑ ΠΛΗΣΙΤΗ" w:date="2026-09-15T10:41:00Z" w16du:dateUtc="2026-09-15T07:41:00Z">
+            <w:tcPrChange w:id="600" w:author="ΜΑΡΙΝΑ ΠΛΗΣΙΤΗ" w:date="2026-09-15T10:41:00Z" w16du:dateUtc="2026-09-15T07:41:00Z">
               <w:tcPr>
                 <w:tcW w:w="6946" w:type="dxa"/>
                 <w:gridSpan w:val="2"/>
@@ -28403,7 +29645,7 @@
         <w:tc>
           <w:tcPr>
             <w:tcW w:w="885" w:type="dxa"/>
-            <w:tcPrChange w:id="504" w:author="ΜΑΡΙΝΑ ΠΛΗΣΙΤΗ" w:date="2026-09-15T10:41:00Z" w16du:dateUtc="2026-09-15T07:41:00Z">
+            <w:tcPrChange w:id="601" w:author="ΜΑΡΙΝΑ ΠΛΗΣΙΤΗ" w:date="2026-09-15T10:41:00Z" w16du:dateUtc="2026-09-15T07:41:00Z">
               <w:tcPr>
                 <w:tcW w:w="1418" w:type="dxa"/>
                 <w:gridSpan w:val="2"/>
@@ -28427,7 +29669,7 @@
         <w:tc>
           <w:tcPr>
             <w:tcW w:w="6946" w:type="dxa"/>
-            <w:tcPrChange w:id="505" w:author="ΜΑΡΙΝΑ ΠΛΗΣΙΤΗ" w:date="2026-09-15T10:41:00Z" w16du:dateUtc="2026-09-15T07:41:00Z">
+            <w:tcPrChange w:id="602" w:author="ΜΑΡΙΝΑ ΠΛΗΣΙΤΗ" w:date="2026-09-15T10:41:00Z" w16du:dateUtc="2026-09-15T07:41:00Z">
               <w:tcPr>
                 <w:tcW w:w="6946" w:type="dxa"/>
                 <w:gridSpan w:val="2"/>
@@ -28453,7 +29695,7 @@
         <w:tc>
           <w:tcPr>
             <w:tcW w:w="885" w:type="dxa"/>
-            <w:tcPrChange w:id="506" w:author="ΜΑΡΙΝΑ ΠΛΗΣΙΤΗ" w:date="2026-09-15T10:41:00Z" w16du:dateUtc="2026-09-15T07:41:00Z">
+            <w:tcPrChange w:id="603" w:author="ΜΑΡΙΝΑ ΠΛΗΣΙΤΗ" w:date="2026-09-15T10:41:00Z" w16du:dateUtc="2026-09-15T07:41:00Z">
               <w:tcPr>
                 <w:tcW w:w="1418" w:type="dxa"/>
                 <w:gridSpan w:val="2"/>
@@ -28477,7 +29719,7 @@
         <w:tc>
           <w:tcPr>
             <w:tcW w:w="6946" w:type="dxa"/>
-            <w:tcPrChange w:id="507" w:author="ΜΑΡΙΝΑ ΠΛΗΣΙΤΗ" w:date="2026-09-15T10:41:00Z" w16du:dateUtc="2026-09-15T07:41:00Z">
+            <w:tcPrChange w:id="604" w:author="ΜΑΡΙΝΑ ΠΛΗΣΙΤΗ" w:date="2026-09-15T10:41:00Z" w16du:dateUtc="2026-09-15T07:41:00Z">
               <w:tcPr>
                 <w:tcW w:w="6946" w:type="dxa"/>
                 <w:gridSpan w:val="2"/>
@@ -28503,7 +29745,7 @@
         <w:tc>
           <w:tcPr>
             <w:tcW w:w="885" w:type="dxa"/>
-            <w:tcPrChange w:id="508" w:author="ΜΑΡΙΝΑ ΠΛΗΣΙΤΗ" w:date="2026-09-15T10:41:00Z" w16du:dateUtc="2026-09-15T07:41:00Z">
+            <w:tcPrChange w:id="605" w:author="ΜΑΡΙΝΑ ΠΛΗΣΙΤΗ" w:date="2026-09-15T10:41:00Z" w16du:dateUtc="2026-09-15T07:41:00Z">
               <w:tcPr>
                 <w:tcW w:w="1418" w:type="dxa"/>
                 <w:gridSpan w:val="2"/>
@@ -28527,7 +29769,7 @@
         <w:tc>
           <w:tcPr>
             <w:tcW w:w="6946" w:type="dxa"/>
-            <w:tcPrChange w:id="509" w:author="ΜΑΡΙΝΑ ΠΛΗΣΙΤΗ" w:date="2026-09-15T10:41:00Z" w16du:dateUtc="2026-09-15T07:41:00Z">
+            <w:tcPrChange w:id="606" w:author="ΜΑΡΙΝΑ ΠΛΗΣΙΤΗ" w:date="2026-09-15T10:41:00Z" w16du:dateUtc="2026-09-15T07:41:00Z">
               <w:tcPr>
                 <w:tcW w:w="6946" w:type="dxa"/>
                 <w:gridSpan w:val="2"/>
@@ -28558,7 +29800,7 @@
       </w:pPr>
     </w:p>
     <w:sectPr>
-      <w:footerReference w:type="default" r:id="rId34"/>
+      <w:footerReference w:type="default" r:id="rId38"/>
       <w:pgSz w:w="11907" w:h="16840" w:code="9"/>
       <w:pgMar w:top="1440" w:right="1800" w:bottom="1440" w:left="1800" w:header="720" w:footer="720" w:gutter="0"/>
       <w:pgNumType w:start="1"/>
@@ -28576,6 +29818,9 @@
       <w:pPr>
         <w:pStyle w:val="af2"/>
         <w:jc w:val="left"/>
+        <w:rPr>
+          <w:lang w:val="en-US"/>
+        </w:rPr>
       </w:pPr>
       <w:r>
         <w:rPr>
@@ -28622,7 +29867,7 @@
       </w:r>
     </w:p>
   </w:comment>
-  <w:comment w:id="11" w:author="ΜΑΡΙΝΑ ΠΛΗΣΙΤΗ" w:date="2026-09-14T23:19:00Z" w:initials="ΜΠ">
+  <w:comment w:id="17" w:author="ΜΑΡΙΝΑ ΠΛΗΣΙΤΗ" w:date="2026-09-14T23:19:00Z" w:initials="ΜΠ">
     <w:p>
       <w:pPr>
         <w:pStyle w:val="af2"/>
@@ -28642,7 +29887,7 @@
       </w:r>
     </w:p>
   </w:comment>
-  <w:comment w:id="12" w:author="ΜΑΡΙΝΑ ΠΛΗΣΙΤΗ" w:date="2026-09-14T18:29:00Z" w:initials="ΜΠ">
+  <w:comment w:id="18" w:author="ΜΑΡΙΝΑ ΠΛΗΣΙΤΗ" w:date="2026-09-14T18:29:00Z" w:initials="ΜΠ">
     <w:p>
       <w:pPr>
         <w:pStyle w:val="af2"/>
@@ -28659,7 +29904,7 @@
       </w:r>
     </w:p>
   </w:comment>
-  <w:comment w:id="20" w:author="ΜΑΡΙΝΑ ΠΛΗΣΙΤΗ" w:date="2026-09-14T22:28:00Z" w:initials="ΜΠ">
+  <w:comment w:id="75" w:author="ΜΑΡΙΝΑ ΠΛΗΣΙΤΗ" w:date="2026-09-14T22:28:00Z" w:initials="ΜΠ">
     <w:p>
       <w:pPr>
         <w:pStyle w:val="af2"/>
@@ -28676,7 +29921,7 @@
       </w:r>
     </w:p>
   </w:comment>
-  <w:comment w:id="26" w:author="ΜΑΡΙΝΑ ΠΛΗΣΙΤΗ" w:date="2026-09-14T22:39:00Z" w:initials="ΜΠ">
+  <w:comment w:id="108" w:author="ΜΑΡΙΝΑ ΠΛΗΣΙΤΗ" w:date="2026-09-14T22:39:00Z" w:initials="ΜΠ">
     <w:p>
       <w:pPr>
         <w:pStyle w:val="af2"/>
@@ -28693,7 +29938,7 @@
       </w:r>
     </w:p>
   </w:comment>
-  <w:comment w:id="27" w:author="ΜΑΡΙΝΑ ΠΛΗΣΙΤΗ" w:date="2026-09-14T22:39:00Z" w:initials="ΜΠ">
+  <w:comment w:id="109" w:author="ΜΑΡΙΝΑ ΠΛΗΣΙΤΗ" w:date="2026-09-14T22:39:00Z" w:initials="ΜΠ">
     <w:p>
       <w:pPr>
         <w:pStyle w:val="af2"/>
@@ -28710,7 +29955,7 @@
       </w:r>
     </w:p>
   </w:comment>
-  <w:comment w:id="30" w:author="ΜΑΡΙΝΑ ΠΛΗΣΙΤΗ" w:date="2026-09-14T22:42:00Z" w:initials="ΜΠ">
+  <w:comment w:id="124" w:author="ΜΑΡΙΝΑ ΠΛΗΣΙΤΗ" w:date="2026-09-14T23:02:00Z" w:initials="ΜΠ">
     <w:p>
       <w:pPr>
         <w:pStyle w:val="af2"/>
@@ -28723,11 +29968,11 @@
         <w:annotationRef/>
       </w:r>
       <w:r>
-        <w:t>Γράψε τον τύπο</w:t>
+        <w:t>ελληνικά</w:t>
       </w:r>
     </w:p>
   </w:comment>
-  <w:comment w:id="38" w:author="ΜΑΡΙΝΑ ΠΛΗΣΙΤΗ" w:date="2026-09-14T23:02:00Z" w:initials="ΜΠ">
+  <w:comment w:id="127" w:author="ΜΑΡΙΝΑ ΠΛΗΣΙΤΗ" w:date="2026-09-14T23:06:00Z" w:initials="ΜΠ">
     <w:p>
       <w:pPr>
         <w:pStyle w:val="af2"/>
@@ -28740,11 +29985,11 @@
         <w:annotationRef/>
       </w:r>
       <w:r>
-        <w:t>ελληνικά</w:t>
+        <w:t>Προσπάθησε να βρεις ελληνικη ορολογία</w:t>
       </w:r>
     </w:p>
   </w:comment>
-  <w:comment w:id="40" w:author="ΜΑΡΙΝΑ ΠΛΗΣΙΤΗ" w:date="2026-09-14T23:06:00Z" w:initials="ΜΠ">
+  <w:comment w:id="149" w:author="ΜΑΡΙΝΑ ΠΛΗΣΙΤΗ" w:date="2026-09-14T23:18:00Z" w:initials="ΜΠ">
     <w:p>
       <w:pPr>
         <w:pStyle w:val="af2"/>
@@ -28757,11 +30002,11 @@
         <w:annotationRef/>
       </w:r>
       <w:r>
-        <w:t>Προσπάθησε να βρεις ελληνικη ορολογία</w:t>
+        <w:t>Αυτό καλύτερα να το βάλεις αργότερα, σε άλλο κεφάλαιο, αφού πρώτα έχεις περιγράψρι τις κλάσεις στη βάση δεδομένων</w:t>
       </w:r>
     </w:p>
   </w:comment>
-  <w:comment w:id="64" w:author="ΜΑΡΙΝΑ ΠΛΗΣΙΤΗ" w:date="2026-09-14T23:18:00Z" w:initials="ΜΠ">
+  <w:comment w:id="231" w:author="ΜΑΡΙΝΑ ΠΛΗΣΙΤΗ" w:date="2026-09-15T09:05:00Z" w:initials="ΜΠ">
     <w:p>
       <w:pPr>
         <w:pStyle w:val="af2"/>
@@ -28774,11 +30019,11 @@
         <w:annotationRef/>
       </w:r>
       <w:r>
-        <w:t>Αυτό καλύτερα να το βάλεις αργότερα, σε άλλο κεφάλαιο, αφού πρώτα έχεις περιγράψρι τις κλάσεις στη βάση δεδομένων</w:t>
+        <w:t>Εδώ πρέπει να εξηγήσεις τη μέθοδο και να βάλεις την αντίστοιχη αναφορα. Επίσης, καλό θα ήταν να δώσεις και ένα παράδειγμα με εικόνες, πώς είναι αρχικά και τελικά μετά την παρεμβολή</w:t>
       </w:r>
     </w:p>
   </w:comment>
-  <w:comment w:id="144" w:author="ΜΑΡΙΝΑ ΠΛΗΣΙΤΗ" w:date="2026-09-15T09:05:00Z" w:initials="ΜΠ">
+  <w:comment w:id="247" w:author="ΜΑΡΙΝΑ ΠΛΗΣΙΤΗ" w:date="2026-09-15T09:42:00Z" w:initials="ΜΠ">
     <w:p>
       <w:pPr>
         <w:pStyle w:val="af2"/>
@@ -28791,11 +30036,11 @@
         <w:annotationRef/>
       </w:r>
       <w:r>
-        <w:t>Εδώ πρέπει να εξηγήσεις τη μέθοδο και να βάλεις την αντίστοιχη αναφορα. Επίσης, καλό θα ήταν να δώσεις και ένα παράδειγμα με εικόνες, πώς είναι αρχικά και τελικά μετά την παρεμβολή</w:t>
+        <w:t>σχήμα</w:t>
       </w:r>
     </w:p>
   </w:comment>
-  <w:comment w:id="159" w:author="ΜΑΡΙΝΑ ΠΛΗΣΙΤΗ" w:date="2026-09-15T09:42:00Z" w:initials="ΜΠ">
+  <w:comment w:id="253" w:author="ΜΑΡΙΝΑ ΠΛΗΣΙΤΗ" w:date="2026-09-15T09:32:00Z" w:initials="ΜΠ">
     <w:p>
       <w:pPr>
         <w:pStyle w:val="af2"/>
@@ -28808,11 +30053,11 @@
         <w:annotationRef/>
       </w:r>
       <w:r>
-        <w:t>σχήμα</w:t>
+        <w:t>Δείξτο αυτό και σχηματικά</w:t>
       </w:r>
     </w:p>
   </w:comment>
-  <w:comment w:id="166" w:author="ΜΑΡΙΝΑ ΠΛΗΣΙΤΗ" w:date="2026-09-15T09:32:00Z" w:initials="ΜΠ">
+  <w:comment w:id="261" w:author="ΜΑΡΙΝΑ ΠΛΗΣΙΤΗ" w:date="2026-09-15T09:33:00Z" w:initials="ΜΠ">
     <w:p>
       <w:pPr>
         <w:pStyle w:val="af2"/>
@@ -28825,11 +30070,11 @@
         <w:annotationRef/>
       </w:r>
       <w:r>
-        <w:t>Δείξτο αυτό και σχηματικά</w:t>
+        <w:t>Αυτό να ξέρεις να εξηγείς τη διαδικασια σε περίπτωση που σε ρωτήσουν</w:t>
       </w:r>
     </w:p>
   </w:comment>
-  <w:comment w:id="167" w:author="ΜΑΡΙΝΑ ΠΛΗΣΙΤΗ" w:date="2026-09-15T09:33:00Z" w:initials="ΜΠ">
+  <w:comment w:id="266" w:author="ΜΑΡΙΝΑ ΠΛΗΣΙΤΗ" w:date="2026-09-15T09:34:00Z" w:initials="ΜΠ">
     <w:p>
       <w:pPr>
         <w:pStyle w:val="af2"/>
@@ -28842,11 +30087,11 @@
         <w:annotationRef/>
       </w:r>
       <w:r>
-        <w:t>Αυτό να ξέρεις να εξηγείς τη διαδικασια σε περίπτωση που σε ρωτήσουν</w:t>
+        <w:t>σχήμα</w:t>
       </w:r>
     </w:p>
   </w:comment>
-  <w:comment w:id="171" w:author="ΜΑΡΙΝΑ ΠΛΗΣΙΤΗ" w:date="2026-09-15T09:34:00Z" w:initials="ΜΠ">
+  <w:comment w:id="279" w:author="ΜΑΡΙΝΑ ΠΛΗΣΙΤΗ" w:date="2026-09-15T09:37:00Z" w:initials="ΜΠ">
     <w:p>
       <w:pPr>
         <w:pStyle w:val="af2"/>
@@ -28859,11 +30104,11 @@
         <w:annotationRef/>
       </w:r>
       <w:r>
-        <w:t>σχήμα</w:t>
+        <w:t>Γράψε το νούμερο 10-4 με εκθέτη</w:t>
       </w:r>
     </w:p>
   </w:comment>
-  <w:comment w:id="174" w:author="ΜΑΡΙΝΑ ΠΛΗΣΙΤΗ" w:date="2026-09-15T09:37:00Z" w:initials="ΜΠ">
+  <w:comment w:id="282" w:author="ΜΑΡΙΝΑ ΠΛΗΣΙΤΗ" w:date="2026-09-15T09:38:00Z" w:initials="ΜΠ">
     <w:p>
       <w:pPr>
         <w:pStyle w:val="af2"/>
@@ -28876,11 +30121,11 @@
         <w:annotationRef/>
       </w:r>
       <w:r>
-        <w:t>Γράψε το νούμερο 10-4 με εκθέτη</w:t>
+        <w:t>Πρέπει να εξηγήσεις τι είναι αυτή η παράμετρος</w:t>
       </w:r>
     </w:p>
   </w:comment>
-  <w:comment w:id="180" w:author="ΜΑΡΙΝΑ ΠΛΗΣΙΤΗ" w:date="2026-09-15T09:38:00Z" w:initials="ΜΠ">
+  <w:comment w:id="298" w:author="ΜΑΡΙΝΑ ΠΛΗΣΙΤΗ" w:date="2026-09-15T09:48:00Z" w:initials="ΜΠ">
     <w:p>
       <w:pPr>
         <w:pStyle w:val="af2"/>
@@ -28893,11 +30138,31 @@
         <w:annotationRef/>
       </w:r>
       <w:r>
-        <w:t>Πρέπει να εξηγήσεις τι είναι αυτή η παράμετρος</w:t>
+        <w:t>Καλό θα ήταν να δείξεις και τον πίνακα σύγχυσης για κάθε μοντέλο</w:t>
       </w:r>
     </w:p>
   </w:comment>
-  <w:comment w:id="196" w:author="ΜΑΡΙΝΑ ΠΛΗΣΙΤΗ" w:date="2026-09-15T09:48:00Z" w:initials="ΜΠ">
+  <w:comment w:id="386" w:author="ΜΑΡΙΝΑ ΠΛΗΣΙΤΗ" w:date="2026-09-15T10:10:00Z" w:initials="ΜΠ">
+    <w:p>
+      <w:pPr>
+        <w:pStyle w:val="af2"/>
+        <w:jc w:val="left"/>
+        <w:rPr>
+          <w:lang w:val="en-US"/>
+        </w:rPr>
+      </w:pPr>
+      <w:r>
+        <w:rPr>
+          <w:rStyle w:val="af1"/>
+        </w:rPr>
+        <w:annotationRef/>
+      </w:r>
+      <w:r>
+        <w:t>Ισως πρέπει να επαναλάβεις εν συντομία τι είναι η κάθε μετρική, γιατι διαφορετικά ο αναγνώστης θα πρέπει να γυρίσει πίσω για δει τι είναι η καθεμια. Ας το συζητήσουμε αυτό στη συνάντηση</w:t>
+      </w:r>
+    </w:p>
+  </w:comment>
+  <w:comment w:id="389" w:author="ΜΑΡΙΝΑ ΠΛΗΣΙΤΗ" w:date="2026-09-15T10:08:00Z" w:initials="ΜΠ">
     <w:p>
       <w:pPr>
         <w:pStyle w:val="af2"/>
@@ -28910,45 +30175,11 @@
         <w:annotationRef/>
       </w:r>
       <w:r>
-        <w:t>Καλό θα ήταν να δείξεις και τον πίνακα σύγχυσης για κάθε μοντέλο</w:t>
+        <w:t>Να είναι ίδια η γραμματοσειρά με το υπόλοιπο κειμενο</w:t>
       </w:r>
     </w:p>
   </w:comment>
-  <w:comment w:id="288" w:author="ΜΑΡΙΝΑ ΠΛΗΣΙΤΗ" w:date="2026-09-15T10:10:00Z" w:initials="ΜΠ">
-    <w:p>
-      <w:pPr>
-        <w:pStyle w:val="af2"/>
-        <w:jc w:val="left"/>
-      </w:pPr>
-      <w:r>
-        <w:rPr>
-          <w:rStyle w:val="af1"/>
-        </w:rPr>
-        <w:annotationRef/>
-      </w:r>
-      <w:r>
-        <w:t>Ισως πρέπει να επαναλάβεις εν συντομία τι είναι η κάθε μετρική, γιατι διαφορετικά ο αναγνώστης θα πρέπει να γυρίσει πίσω για δει τι είναι η καθεμια. Ας το συζητήσουμε αυτό στη συνάντηση</w:t>
-      </w:r>
-    </w:p>
-  </w:comment>
-  <w:comment w:id="291" w:author="ΜΑΡΙΝΑ ΠΛΗΣΙΤΗ" w:date="2026-09-15T10:08:00Z" w:initials="ΜΠ">
-    <w:p>
-      <w:pPr>
-        <w:pStyle w:val="af2"/>
-        <w:jc w:val="left"/>
-      </w:pPr>
-      <w:r>
-        <w:rPr>
-          <w:rStyle w:val="af1"/>
-        </w:rPr>
-        <w:annotationRef/>
-      </w:r>
-      <w:r>
-        <w:t>Να είναι ίδια η γραμματοσειρά με το υπόλοιπο κειμενο</w:t>
-      </w:r>
-    </w:p>
-  </w:comment>
-  <w:comment w:id="453" w:author="ΜΑΡΙΝΑ ΠΛΗΣΙΤΗ" w:date="2026-09-15T10:11:00Z" w:initials="ΜΠ">
+  <w:comment w:id="551" w:author="ΜΑΡΙΝΑ ΠΛΗΣΙΤΗ" w:date="2026-09-15T10:11:00Z" w:initials="ΜΠ">
     <w:p>
       <w:pPr>
         <w:pStyle w:val="af2"/>
@@ -28972,27 +30203,26 @@
 <w15:commentsEx xmlns:wpc="http://schemas.microsoft.com/office/word/2010/wordprocessingCanvas" xmlns:cx="http://schemas.microsoft.com/office/drawing/2014/chartex" xmlns:cx1="http://schemas.microsoft.com/office/drawing/2015/9/8/chartex" xmlns:cx2="http://schemas.microsoft.com/office/drawing/2015/10/21/chartex" xmlns:cx3="http://schemas.microsoft.com/office/drawing/2016/5/9/chartex" xmlns:cx4="http://schemas.microsoft.com/office/drawing/2016/5/10/chartex" xmlns:cx5="http://schemas.microsoft.com/office/drawing/2016/5/11/chartex" xmlns:cx6="http://schemas.microsoft.com/office/drawing/2016/5/12/chartex" xmlns:cx7="http://schemas.microsoft.com/office/drawing/2016/5/13/chartex" xmlns:cx8="http://schemas.microsoft.com/office/drawing/2016/5/14/chartex" xmlns:mc="http://schemas.openxmlformats.org/markup-compatibility/2006" xmlns:aink="http://schemas.microsoft.com/office/drawing/2016/ink" xmlns:am3d="http://schemas.microsoft.com/office/drawing/2017/model3d" xmlns:o="urn:schemas-microsoft-com:office:office" xmlns:oel="http://schemas.microsoft.com/office/2019/extlst" xmlns:r="http://schemas.openxmlformats.org/officeDocument/2006/relationships" xmlns:m="http://schemas.openxmlformats.org/officeDocument/2006/math" xmlns:v="urn:schemas-microsoft-com:vml" xmlns:wp14="http://schemas.microsoft.com/office/word/2010/wordprocessingDrawing" xmlns:wp="http://schemas.openxmlformats.org/drawingml/2006/wordprocessingDrawing" xmlns:w10="urn:schemas-microsoft-com:office:word" xmlns:w="http://schemas.openxmlformats.org/wordprocessingml/2006/main" xmlns:w14="http://schemas.microsoft.com/office/word/2010/wordml" xmlns:w15="http://schemas.microsoft.com/office/word/2012/wordml" xmlns:w16cex="http://schemas.microsoft.com/office/word/2018/wordml/cex" xmlns:w16cid="http://schemas.microsoft.com/office/word/2016/wordml/cid" xmlns:w16="http://schemas.microsoft.com/office/word/2018/wordml" xmlns:w16du="http://schemas.microsoft.com/office/word/2023/wordml/word16du" xmlns:w16sdtdh="http://schemas.microsoft.com/office/word/2020/wordml/sdtdatahash" xmlns:w16sdtfl="http://schemas.microsoft.com/office/word/2024/wordml/sdtformatlock" xmlns:w16se="http://schemas.microsoft.com/office/word/2015/wordml/symex" xmlns:wpg="http://schemas.microsoft.com/office/word/2010/wordprocessingGroup" xmlns:wpi="http://schemas.microsoft.com/office/word/2010/wordprocessingInk" xmlns:wne="http://schemas.microsoft.com/office/word/2006/wordml" xmlns:wps="http://schemas.microsoft.com/office/word/2010/wordprocessingShape" mc:Ignorable="w14 w15 w16se w16cid w16 w16cex w16sdtdh w16sdtfl w16du wp14">
   <w15:commentEx w15:paraId="2BC13762" w15:done="0"/>
   <w15:commentEx w15:paraId="4574716E" w15:done="1"/>
-  <w15:commentEx w15:paraId="1898B7E0" w15:done="0"/>
+  <w15:commentEx w15:paraId="1898B7E0" w15:done="1"/>
   <w15:commentEx w15:paraId="46B02700" w15:done="0"/>
   <w15:commentEx w15:paraId="13320E05" w15:done="0"/>
-  <w15:commentEx w15:paraId="1DBFF16A" w15:done="0"/>
+  <w15:commentEx w15:paraId="1DBFF16A" w15:done="1"/>
   <w15:commentEx w15:paraId="1C0F3402" w15:done="0"/>
   <w15:commentEx w15:paraId="195402F6" w15:done="0"/>
-  <w15:commentEx w15:paraId="0EF85541" w15:done="0"/>
   <w15:commentEx w15:paraId="4F75A2C0" w15:done="1"/>
   <w15:commentEx w15:paraId="19BC7550" w15:done="1"/>
   <w15:commentEx w15:paraId="716EC242" w15:done="0"/>
   <w15:commentEx w15:paraId="38E14CAC" w15:done="0"/>
   <w15:commentEx w15:paraId="1CAA9527" w15:done="1"/>
-  <w15:commentEx w15:paraId="43DC6EB3" w15:done="0"/>
+  <w15:commentEx w15:paraId="43DC6EB3" w15:done="1"/>
   <w15:commentEx w15:paraId="3F4193E9" w15:done="0"/>
-  <w15:commentEx w15:paraId="49EAC76C" w15:done="0"/>
+  <w15:commentEx w15:paraId="49EAC76C" w15:done="1"/>
   <w15:commentEx w15:paraId="29D5A1D7" w15:done="1"/>
-  <w15:commentEx w15:paraId="0DD0AA73" w15:done="0"/>
+  <w15:commentEx w15:paraId="0DD0AA73" w15:done="1"/>
   <w15:commentEx w15:paraId="70976B0A" w15:done="1"/>
   <w15:commentEx w15:paraId="7AF152E2" w15:done="0"/>
   <w15:commentEx w15:paraId="4213DA4C" w15:done="1"/>
-  <w15:commentEx w15:paraId="2879CBEE" w15:done="0"/>
+  <w15:commentEx w15:paraId="2879CBEE" w15:done="1"/>
 </w15:commentsEx>
 </file>
 
@@ -29006,7 +30236,6 @@
   <w16cex:commentExtensible w16cex:durableId="59934415" w16cex:dateUtc="2026-09-14T19:28:00Z"/>
   <w16cex:commentExtensible w16cex:durableId="0158E204" w16cex:dateUtc="2026-09-14T19:39:00Z"/>
   <w16cex:commentExtensible w16cex:durableId="51542056" w16cex:dateUtc="2026-09-14T19:39:00Z"/>
-  <w16cex:commentExtensible w16cex:durableId="62313538" w16cex:dateUtc="2026-09-14T19:42:00Z"/>
   <w16cex:commentExtensible w16cex:durableId="30312566" w16cex:dateUtc="2026-09-14T20:02:00Z"/>
   <w16cex:commentExtensible w16cex:durableId="20FF7C09" w16cex:dateUtc="2026-09-14T20:06:00Z"/>
   <w16cex:commentExtensible w16cex:durableId="12369771" w16cex:dateUtc="2026-09-14T20:18:00Z"/>
@@ -29034,7 +30263,6 @@
   <w16cid:commentId w16cid:paraId="1DBFF16A" w16cid:durableId="59934415"/>
   <w16cid:commentId w16cid:paraId="1C0F3402" w16cid:durableId="0158E204"/>
   <w16cid:commentId w16cid:paraId="195402F6" w16cid:durableId="51542056"/>
-  <w16cid:commentId w16cid:paraId="0EF85541" w16cid:durableId="62313538"/>
   <w16cid:commentId w16cid:paraId="4F75A2C0" w16cid:durableId="30312566"/>
   <w16cid:commentId w16cid:paraId="19BC7550" w16cid:durableId="20FF7C09"/>
   <w16cid:commentId w16cid:paraId="716EC242" w16cid:durableId="12369771"/>
